--- a/backend/stet/data/stet_es-419.docx
+++ b/backend/stet/data/stet_es-419.docx
@@ -184,6 +184,7 @@
                 <w:bCs/>
               </w:rPr>
             </w:pPr>
+            <w:proofErr w:type="spellStart"/>
             <w:r>
               <w:rPr>
                 <w:b/>
@@ -191,6 +192,7 @@
               </w:rPr>
               <w:t>adopción</w:t>
             </w:r>
+            <w:proofErr w:type="spellEnd"/>
           </w:p>
           <w:p>
             <w:r>
@@ -308,6 +310,7 @@
                 <w:lang w:val="es-MX"/>
               </w:rPr>
             </w:pPr>
+            <w:proofErr w:type="spellStart"/>
             <w:r>
               <w:rPr>
                 <w:b/>
@@ -315,6 +318,7 @@
               </w:rPr>
               <w:t>adorar</w:t>
             </w:r>
+            <w:proofErr w:type="spellEnd"/>
           </w:p>
           <w:p>
             <w:pPr>
@@ -337,7 +341,23 @@
           </w:tcPr>
           <w:p>
             <w:r>
-              <w:t>Esta palabra puede significar:</w:t>
+              <w:t xml:space="preserve">Esta palabra </w:t>
+            </w:r>
+            <w:proofErr w:type="spellStart"/>
+            <w:r>
+              <w:t>puede</w:t>
+            </w:r>
+            <w:proofErr w:type="spellEnd"/>
+            <w:r>
+              <w:t xml:space="preserve"> </w:t>
+            </w:r>
+            <w:proofErr w:type="spellStart"/>
+            <w:r>
+              <w:t>significar</w:t>
+            </w:r>
+            <w:proofErr w:type="spellEnd"/>
+            <w:r>
+              <w:t>:</w:t>
             </w:r>
           </w:p>
           <w:p>
@@ -613,6 +633,7 @@
                 <w:bCs/>
               </w:rPr>
             </w:pPr>
+            <w:proofErr w:type="spellStart"/>
             <w:r>
               <w:rPr>
                 <w:b/>
@@ -620,6 +641,7 @@
               </w:rPr>
               <w:t>alabanza</w:t>
             </w:r>
+            <w:proofErr w:type="spellEnd"/>
           </w:p>
           <w:p>
             <w:pPr>
@@ -804,7 +826,23 @@
           </w:tcPr>
           <w:p>
             <w:r>
-              <w:t>Esta palabra puede significar:</w:t>
+              <w:t xml:space="preserve">Esta palabra </w:t>
+            </w:r>
+            <w:proofErr w:type="spellStart"/>
+            <w:r>
+              <w:t>puede</w:t>
+            </w:r>
+            <w:proofErr w:type="spellEnd"/>
+            <w:r>
+              <w:t xml:space="preserve"> </w:t>
+            </w:r>
+            <w:proofErr w:type="spellStart"/>
+            <w:r>
+              <w:t>significar</w:t>
+            </w:r>
+            <w:proofErr w:type="spellEnd"/>
+            <w:r>
+              <w:t>:</w:t>
             </w:r>
           </w:p>
           <w:p>
@@ -1094,6 +1132,7 @@
                 <w:bCs/>
               </w:rPr>
             </w:pPr>
+            <w:proofErr w:type="spellStart"/>
             <w:r>
               <w:rPr>
                 <w:b/>
@@ -1101,6 +1140,7 @@
               </w:rPr>
               <w:t>amado</w:t>
             </w:r>
+            <w:proofErr w:type="spellEnd"/>
           </w:p>
           <w:p>
             <w:pPr>
@@ -1234,7 +1274,21 @@
               <w:rPr>
                 <w:lang w:val="es-ES"/>
               </w:rPr>
-              <w:t>1 Corintios 4:17</w:t>
+              <w:t xml:space="preserve">1 </w:t>
+            </w:r>
+            <w:proofErr w:type="gramStart"/>
+            <w:r>
+              <w:rPr>
+                <w:lang w:val="es-ES"/>
+              </w:rPr>
+              <w:t>Corintios</w:t>
+            </w:r>
+            <w:proofErr w:type="gramEnd"/>
+            <w:r>
+              <w:rPr>
+                <w:lang w:val="es-ES"/>
+              </w:rPr>
+              <w:t xml:space="preserve"> 4:17</w:t>
             </w:r>
           </w:p>
           <w:p>
@@ -1424,7 +1478,35 @@
               <w:rPr>
                 <w:rFonts w:asciiTheme="minorHAnsi" w:hAnsiTheme="minorHAnsi"/>
               </w:rPr>
-              <w:t>Esta palabra puede significar:</w:t>
+              <w:t xml:space="preserve">Esta palabra </w:t>
+            </w:r>
+            <w:proofErr w:type="spellStart"/>
+            <w:r>
+              <w:rPr>
+                <w:rFonts w:asciiTheme="minorHAnsi" w:hAnsiTheme="minorHAnsi"/>
+              </w:rPr>
+              <w:t>puede</w:t>
+            </w:r>
+            <w:proofErr w:type="spellEnd"/>
+            <w:r>
+              <w:rPr>
+                <w:rFonts w:asciiTheme="minorHAnsi" w:hAnsiTheme="minorHAnsi"/>
+              </w:rPr>
+              <w:t xml:space="preserve"> </w:t>
+            </w:r>
+            <w:proofErr w:type="spellStart"/>
+            <w:r>
+              <w:rPr>
+                <w:rFonts w:asciiTheme="minorHAnsi" w:hAnsiTheme="minorHAnsi"/>
+              </w:rPr>
+              <w:t>significar</w:t>
+            </w:r>
+            <w:proofErr w:type="spellEnd"/>
+            <w:r>
+              <w:rPr>
+                <w:rFonts w:asciiTheme="minorHAnsi" w:hAnsiTheme="minorHAnsi"/>
+              </w:rPr>
+              <w:t>:</w:t>
             </w:r>
           </w:p>
           <w:p>
@@ -1472,7 +1554,77 @@
               <w:rPr>
                 <w:rFonts w:asciiTheme="minorHAnsi" w:hAnsiTheme="minorHAnsi"/>
               </w:rPr>
-              <w:t>Esto incluye perdonarlas y sacrificarse por ellas.</w:t>
+              <w:t xml:space="preserve">Esto </w:t>
+            </w:r>
+            <w:proofErr w:type="spellStart"/>
+            <w:r>
+              <w:rPr>
+                <w:rFonts w:asciiTheme="minorHAnsi" w:hAnsiTheme="minorHAnsi"/>
+              </w:rPr>
+              <w:t>incluye</w:t>
+            </w:r>
+            <w:proofErr w:type="spellEnd"/>
+            <w:r>
+              <w:rPr>
+                <w:rFonts w:asciiTheme="minorHAnsi" w:hAnsiTheme="minorHAnsi"/>
+              </w:rPr>
+              <w:t xml:space="preserve"> </w:t>
+            </w:r>
+            <w:proofErr w:type="spellStart"/>
+            <w:r>
+              <w:rPr>
+                <w:rFonts w:asciiTheme="minorHAnsi" w:hAnsiTheme="minorHAnsi"/>
+              </w:rPr>
+              <w:t>perdonarlas</w:t>
+            </w:r>
+            <w:proofErr w:type="spellEnd"/>
+            <w:r>
+              <w:rPr>
+                <w:rFonts w:asciiTheme="minorHAnsi" w:hAnsiTheme="minorHAnsi"/>
+              </w:rPr>
+              <w:t xml:space="preserve"> y </w:t>
+            </w:r>
+            <w:proofErr w:type="spellStart"/>
+            <w:r>
+              <w:rPr>
+                <w:rFonts w:asciiTheme="minorHAnsi" w:hAnsiTheme="minorHAnsi"/>
+              </w:rPr>
+              <w:t>sacrificarse</w:t>
+            </w:r>
+            <w:proofErr w:type="spellEnd"/>
+            <w:r>
+              <w:rPr>
+                <w:rFonts w:asciiTheme="minorHAnsi" w:hAnsiTheme="minorHAnsi"/>
+              </w:rPr>
+              <w:t xml:space="preserve"> </w:t>
+            </w:r>
+            <w:proofErr w:type="spellStart"/>
+            <w:r>
+              <w:rPr>
+                <w:rFonts w:asciiTheme="minorHAnsi" w:hAnsiTheme="minorHAnsi"/>
+              </w:rPr>
+              <w:t>por</w:t>
+            </w:r>
+            <w:proofErr w:type="spellEnd"/>
+            <w:r>
+              <w:rPr>
+                <w:rFonts w:asciiTheme="minorHAnsi" w:hAnsiTheme="minorHAnsi"/>
+              </w:rPr>
+              <w:t xml:space="preserve"> </w:t>
+            </w:r>
+            <w:proofErr w:type="spellStart"/>
+            <w:r>
+              <w:rPr>
+                <w:rFonts w:asciiTheme="minorHAnsi" w:hAnsiTheme="minorHAnsi"/>
+              </w:rPr>
+              <w:t>ellas</w:t>
+            </w:r>
+            <w:proofErr w:type="spellEnd"/>
+            <w:r>
+              <w:rPr>
+                <w:rFonts w:asciiTheme="minorHAnsi" w:hAnsiTheme="minorHAnsi"/>
+              </w:rPr>
+              <w:t>.</w:t>
             </w:r>
           </w:p>
         </w:tc>
@@ -1609,6 +1761,7 @@
                 <w:bCs/>
               </w:rPr>
             </w:pPr>
+            <w:proofErr w:type="spellStart"/>
             <w:r>
               <w:rPr>
                 <w:b/>
@@ -1617,6 +1770,7 @@
               <w:lastRenderedPageBreak/>
               <w:t>ángel</w:t>
             </w:r>
+            <w:proofErr w:type="spellEnd"/>
           </w:p>
           <w:p>
             <w:r>
@@ -1781,7 +1935,21 @@
               <w:rPr>
                 <w:lang w:val="es-ES"/>
               </w:rPr>
-              <w:t>1 Corintios 13:1</w:t>
+              <w:t xml:space="preserve">1 </w:t>
+            </w:r>
+            <w:proofErr w:type="gramStart"/>
+            <w:r>
+              <w:rPr>
+                <w:lang w:val="es-ES"/>
+              </w:rPr>
+              <w:t>Corintios</w:t>
+            </w:r>
+            <w:proofErr w:type="gramEnd"/>
+            <w:r>
+              <w:rPr>
+                <w:lang w:val="es-ES"/>
+              </w:rPr>
+              <w:t xml:space="preserve"> 13:1</w:t>
             </w:r>
           </w:p>
           <w:p>
@@ -1807,7 +1975,21 @@
               <w:rPr>
                 <w:lang w:val="es-ES"/>
               </w:rPr>
-              <w:t>2 Tesalonicenses 1:7</w:t>
+              <w:t xml:space="preserve">2 </w:t>
+            </w:r>
+            <w:proofErr w:type="gramStart"/>
+            <w:r>
+              <w:rPr>
+                <w:lang w:val="es-ES"/>
+              </w:rPr>
+              <w:t>Tesalonicenses</w:t>
+            </w:r>
+            <w:proofErr w:type="gramEnd"/>
+            <w:r>
+              <w:rPr>
+                <w:lang w:val="es-ES"/>
+              </w:rPr>
+              <w:t xml:space="preserve"> 1:7</w:t>
             </w:r>
           </w:p>
           <w:p>
@@ -1845,8 +2027,13 @@
             </w:r>
           </w:p>
           <w:p>
-            <w:r>
-              <w:t>Apocalipsis 5:11</w:t>
+            <w:proofErr w:type="spellStart"/>
+            <w:r>
+              <w:t>Apocalipsis</w:t>
+            </w:r>
+            <w:proofErr w:type="spellEnd"/>
+            <w:r>
+              <w:t xml:space="preserve"> 5:11</w:t>
             </w:r>
           </w:p>
         </w:tc>
@@ -1867,6 +2054,7 @@
                 <w:bCs/>
               </w:rPr>
             </w:pPr>
+            <w:proofErr w:type="spellStart"/>
             <w:r>
               <w:rPr>
                 <w:b/>
@@ -1874,6 +2062,7 @@
               </w:rPr>
               <w:t>apóstol</w:t>
             </w:r>
+            <w:proofErr w:type="spellEnd"/>
           </w:p>
           <w:p>
             <w:pPr>
@@ -2034,46 +2223,102 @@
               <w:rPr>
                 <w:lang w:val="es-ES"/>
               </w:rPr>
-              <w:t>1 Corintios 1:1</w:t>
-            </w:r>
-          </w:p>
-          <w:p>
-            <w:pPr>
-              <w:rPr>
-                <w:lang w:val="es-ES"/>
-              </w:rPr>
-            </w:pPr>
-            <w:r>
-              <w:rPr>
-                <w:lang w:val="es-ES"/>
-              </w:rPr>
-              <w:t>1 Corintios 12:29</w:t>
-            </w:r>
-          </w:p>
-          <w:p>
-            <w:pPr>
-              <w:rPr>
-                <w:lang w:val="es-ES"/>
-              </w:rPr>
-            </w:pPr>
-            <w:r>
-              <w:rPr>
-                <w:lang w:val="es-ES"/>
-              </w:rPr>
-              <w:t>2 Corintios 1:1</w:t>
-            </w:r>
-          </w:p>
-          <w:p>
-            <w:pPr>
-              <w:rPr>
-                <w:lang w:val="es-ES"/>
-              </w:rPr>
-            </w:pPr>
-            <w:r>
-              <w:rPr>
-                <w:lang w:val="es-ES"/>
-              </w:rPr>
-              <w:t>2 Corintios 11:13</w:t>
+              <w:t xml:space="preserve">1 </w:t>
+            </w:r>
+            <w:proofErr w:type="gramStart"/>
+            <w:r>
+              <w:rPr>
+                <w:lang w:val="es-ES"/>
+              </w:rPr>
+              <w:t>Corintios</w:t>
+            </w:r>
+            <w:proofErr w:type="gramEnd"/>
+            <w:r>
+              <w:rPr>
+                <w:lang w:val="es-ES"/>
+              </w:rPr>
+              <w:t xml:space="preserve"> 1:1</w:t>
+            </w:r>
+          </w:p>
+          <w:p>
+            <w:pPr>
+              <w:rPr>
+                <w:lang w:val="es-ES"/>
+              </w:rPr>
+            </w:pPr>
+            <w:r>
+              <w:rPr>
+                <w:lang w:val="es-ES"/>
+              </w:rPr>
+              <w:t xml:space="preserve">1 </w:t>
+            </w:r>
+            <w:proofErr w:type="gramStart"/>
+            <w:r>
+              <w:rPr>
+                <w:lang w:val="es-ES"/>
+              </w:rPr>
+              <w:t>Corintios</w:t>
+            </w:r>
+            <w:proofErr w:type="gramEnd"/>
+            <w:r>
+              <w:rPr>
+                <w:lang w:val="es-ES"/>
+              </w:rPr>
+              <w:t xml:space="preserve"> 12:29</w:t>
+            </w:r>
+          </w:p>
+          <w:p>
+            <w:pPr>
+              <w:rPr>
+                <w:lang w:val="es-ES"/>
+              </w:rPr>
+            </w:pPr>
+            <w:r>
+              <w:rPr>
+                <w:lang w:val="es-ES"/>
+              </w:rPr>
+              <w:t xml:space="preserve">2 </w:t>
+            </w:r>
+            <w:proofErr w:type="gramStart"/>
+            <w:r>
+              <w:rPr>
+                <w:lang w:val="es-ES"/>
+              </w:rPr>
+              <w:t>Corintios</w:t>
+            </w:r>
+            <w:proofErr w:type="gramEnd"/>
+            <w:r>
+              <w:rPr>
+                <w:lang w:val="es-ES"/>
+              </w:rPr>
+              <w:t xml:space="preserve"> 1:1</w:t>
+            </w:r>
+          </w:p>
+          <w:p>
+            <w:pPr>
+              <w:rPr>
+                <w:lang w:val="es-ES"/>
+              </w:rPr>
+            </w:pPr>
+            <w:r>
+              <w:rPr>
+                <w:lang w:val="es-ES"/>
+              </w:rPr>
+              <w:t xml:space="preserve">2 </w:t>
+            </w:r>
+            <w:proofErr w:type="gramStart"/>
+            <w:r>
+              <w:rPr>
+                <w:lang w:val="es-ES"/>
+              </w:rPr>
+              <w:t>Corintios</w:t>
+            </w:r>
+            <w:proofErr w:type="gramEnd"/>
+            <w:r>
+              <w:rPr>
+                <w:lang w:val="es-ES"/>
+              </w:rPr>
+              <w:t xml:space="preserve"> 11:13</w:t>
             </w:r>
           </w:p>
           <w:p>
@@ -2842,7 +3087,21 @@
               <w:rPr>
                 <w:lang w:val="es-ES"/>
               </w:rPr>
-              <w:t xml:space="preserve">1 Corintios 7:4 </w:t>
+              <w:t xml:space="preserve">1 </w:t>
+            </w:r>
+            <w:proofErr w:type="gramStart"/>
+            <w:r>
+              <w:rPr>
+                <w:lang w:val="es-ES"/>
+              </w:rPr>
+              <w:t>Corintios</w:t>
+            </w:r>
+            <w:proofErr w:type="gramEnd"/>
+            <w:r>
+              <w:rPr>
+                <w:lang w:val="es-ES"/>
+              </w:rPr>
+              <w:t xml:space="preserve"> 7:4 </w:t>
             </w:r>
           </w:p>
           <w:p>
@@ -3162,14 +3421,32 @@
                 <w:bCs/>
               </w:rPr>
             </w:pPr>
+            <w:proofErr w:type="spellStart"/>
             <w:r>
               <w:rPr>
                 <w:b/>
                 <w:bCs/>
               </w:rPr>
               <w:lastRenderedPageBreak/>
-              <w:t>bautizar, bautismo</w:t>
-            </w:r>
+              <w:t>bautizar</w:t>
+            </w:r>
+            <w:proofErr w:type="spellEnd"/>
+            <w:r>
+              <w:rPr>
+                <w:b/>
+                <w:bCs/>
+              </w:rPr>
+              <w:t xml:space="preserve">, </w:t>
+            </w:r>
+            <w:proofErr w:type="spellStart"/>
+            <w:r>
+              <w:rPr>
+                <w:b/>
+                <w:bCs/>
+              </w:rPr>
+              <w:t>bautismo</w:t>
+            </w:r>
+            <w:proofErr w:type="spellEnd"/>
           </w:p>
           <w:p>
             <w:r>
@@ -3465,6 +3742,7 @@
                 <w:bCs/>
               </w:rPr>
             </w:pPr>
+            <w:proofErr w:type="spellStart"/>
             <w:r>
               <w:rPr>
                 <w:b/>
@@ -3472,6 +3750,7 @@
               </w:rPr>
               <w:t>bendecir</w:t>
             </w:r>
+            <w:proofErr w:type="spellEnd"/>
           </w:p>
           <w:p>
             <w:pPr>
@@ -3510,8 +3789,13 @@
                 <w:numId w:val="6"/>
               </w:numPr>
             </w:pPr>
-            <w:r>
-              <w:t>Alabar.</w:t>
+            <w:proofErr w:type="spellStart"/>
+            <w:r>
+              <w:t>Alabar</w:t>
+            </w:r>
+            <w:proofErr w:type="spellEnd"/>
+            <w:r>
+              <w:t>.</w:t>
             </w:r>
           </w:p>
           <w:p>
@@ -3920,12 +4204,25 @@
           </w:p>
           <w:p>
             <w:r>
-              <w:t>2 Corintios 1:3</w:t>
-            </w:r>
-          </w:p>
-          <w:p>
-            <w:r>
-              <w:t xml:space="preserve">Efesios 1:3 </w:t>
+              <w:t xml:space="preserve">2 </w:t>
+            </w:r>
+            <w:proofErr w:type="spellStart"/>
+            <w:r>
+              <w:t>Corintios</w:t>
+            </w:r>
+            <w:proofErr w:type="spellEnd"/>
+            <w:r>
+              <w:t xml:space="preserve"> 1:3</w:t>
+            </w:r>
+          </w:p>
+          <w:p>
+            <w:proofErr w:type="spellStart"/>
+            <w:r>
+              <w:t>Efesios</w:t>
+            </w:r>
+            <w:proofErr w:type="spellEnd"/>
+            <w:r>
+              <w:t xml:space="preserve"> 1:3 </w:t>
             </w:r>
           </w:p>
           <w:p>
@@ -3939,8 +4236,13 @@
                 <w:lang w:val="es-ES"/>
               </w:rPr>
             </w:pPr>
-            <w:r>
-              <w:t>Apocalipsis 5:13</w:t>
+            <w:proofErr w:type="spellStart"/>
+            <w:r>
+              <w:t>Apocalipsis</w:t>
+            </w:r>
+            <w:proofErr w:type="spellEnd"/>
+            <w:r>
+              <w:t xml:space="preserve"> 5:13</w:t>
             </w:r>
           </w:p>
         </w:tc>
@@ -3960,6 +4262,7 @@
                 <w:bCs/>
               </w:rPr>
             </w:pPr>
+            <w:proofErr w:type="spellStart"/>
             <w:r>
               <w:rPr>
                 <w:b/>
@@ -3968,6 +4271,7 @@
               <w:lastRenderedPageBreak/>
               <w:t>blasfemar</w:t>
             </w:r>
+            <w:proofErr w:type="spellEnd"/>
           </w:p>
           <w:p>
             <w:pPr>
@@ -4118,8 +4422,13 @@
                 <w:lang w:val="es-ES"/>
               </w:rPr>
             </w:pPr>
-            <w:r>
-              <w:t>Apocalipsis 17:3</w:t>
+            <w:proofErr w:type="spellStart"/>
+            <w:r>
+              <w:t>Apocalipsis</w:t>
+            </w:r>
+            <w:proofErr w:type="spellEnd"/>
+            <w:r>
+              <w:t xml:space="preserve"> 17:3</w:t>
             </w:r>
           </w:p>
         </w:tc>
@@ -4140,14 +4449,34 @@
                 <w:bCs/>
               </w:rPr>
             </w:pPr>
+            <w:proofErr w:type="spellStart"/>
             <w:r>
               <w:rPr>
                 <w:rFonts w:ascii="Aptos" w:hAnsi="Aptos"/>
                 <w:b/>
                 <w:bCs/>
               </w:rPr>
-              <w:t>Buenas Nuevas</w:t>
-            </w:r>
+              <w:t>Buenas</w:t>
+            </w:r>
+            <w:proofErr w:type="spellEnd"/>
+            <w:r>
+              <w:rPr>
+                <w:rFonts w:ascii="Aptos" w:hAnsi="Aptos"/>
+                <w:b/>
+                <w:bCs/>
+              </w:rPr>
+              <w:t xml:space="preserve"> </w:t>
+            </w:r>
+            <w:proofErr w:type="spellStart"/>
+            <w:r>
+              <w:rPr>
+                <w:rFonts w:ascii="Aptos" w:hAnsi="Aptos"/>
+                <w:b/>
+                <w:bCs/>
+              </w:rPr>
+              <w:t>Nuevas</w:t>
+            </w:r>
+            <w:proofErr w:type="spellEnd"/>
           </w:p>
           <w:p>
             <w:pPr>
@@ -5090,6 +5419,7 @@
                 <w:bCs/>
               </w:rPr>
             </w:pPr>
+            <w:proofErr w:type="spellStart"/>
             <w:r>
               <w:rPr>
                 <w:rFonts w:ascii="Aptos" w:hAnsi="Aptos"/>
@@ -5098,6 +5428,7 @@
               </w:rPr>
               <w:t>cielo</w:t>
             </w:r>
+            <w:proofErr w:type="spellEnd"/>
           </w:p>
           <w:p>
             <w:pPr>
@@ -5418,12 +5749,21 @@
                 <w:bCs/>
               </w:rPr>
             </w:pPr>
+            <w:proofErr w:type="spellStart"/>
             <w:r>
               <w:rPr>
                 <w:b/>
                 <w:bCs/>
               </w:rPr>
-              <w:t xml:space="preserve">compasión </w:t>
+              <w:t>compasión</w:t>
+            </w:r>
+            <w:proofErr w:type="spellEnd"/>
+            <w:r>
+              <w:rPr>
+                <w:b/>
+                <w:bCs/>
+              </w:rPr>
+              <w:t xml:space="preserve"> </w:t>
             </w:r>
           </w:p>
           <w:p>
@@ -5629,8 +5969,13 @@
                 <w:lang w:val="es-MX"/>
               </w:rPr>
             </w:pPr>
-            <w:r>
-              <w:t xml:space="preserve">Filipenses 2:1 </w:t>
+            <w:proofErr w:type="spellStart"/>
+            <w:r>
+              <w:t>Filipenses</w:t>
+            </w:r>
+            <w:proofErr w:type="spellEnd"/>
+            <w:r>
+              <w:t xml:space="preserve"> 2:1 </w:t>
             </w:r>
           </w:p>
         </w:tc>
@@ -5912,7 +6257,21 @@
               <w:rPr>
                 <w:lang w:val="es-ES"/>
               </w:rPr>
-              <w:t xml:space="preserve">2 Corintios 3:9 </w:t>
+              <w:t xml:space="preserve">2 </w:t>
+            </w:r>
+            <w:proofErr w:type="gramStart"/>
+            <w:r>
+              <w:rPr>
+                <w:lang w:val="es-ES"/>
+              </w:rPr>
+              <w:t>Corintios</w:t>
+            </w:r>
+            <w:proofErr w:type="gramEnd"/>
+            <w:r>
+              <w:rPr>
+                <w:lang w:val="es-ES"/>
+              </w:rPr>
+              <w:t xml:space="preserve"> 3:9 </w:t>
             </w:r>
           </w:p>
           <w:p>
@@ -5926,7 +6285,21 @@
               <w:rPr>
                 <w:lang w:val="es-ES"/>
               </w:rPr>
-              <w:t xml:space="preserve">2 Corintios 7:3 </w:t>
+              <w:t xml:space="preserve">2 </w:t>
+            </w:r>
+            <w:proofErr w:type="gramStart"/>
+            <w:r>
+              <w:rPr>
+                <w:lang w:val="es-ES"/>
+              </w:rPr>
+              <w:t>Corintios</w:t>
+            </w:r>
+            <w:proofErr w:type="gramEnd"/>
+            <w:r>
+              <w:rPr>
+                <w:lang w:val="es-ES"/>
+              </w:rPr>
+              <w:t xml:space="preserve"> 7:3 </w:t>
             </w:r>
           </w:p>
           <w:p>
@@ -6057,8 +6430,13 @@
                 <w:numId w:val="9"/>
               </w:numPr>
             </w:pPr>
-            <w:r>
-              <w:t xml:space="preserve">Admitir algo. </w:t>
+            <w:proofErr w:type="spellStart"/>
+            <w:r>
+              <w:t>Admitir</w:t>
+            </w:r>
+            <w:proofErr w:type="spellEnd"/>
+            <w:r>
+              <w:t xml:space="preserve"> algo. </w:t>
             </w:r>
           </w:p>
           <w:p>
@@ -6354,6 +6732,7 @@
                 <w:bCs/>
               </w:rPr>
             </w:pPr>
+            <w:proofErr w:type="spellStart"/>
             <w:r>
               <w:rPr>
                 <w:rFonts w:ascii="Aptos" w:hAnsi="Aptos"/>
@@ -6362,6 +6741,7 @@
               </w:rPr>
               <w:t>corazón</w:t>
             </w:r>
+            <w:proofErr w:type="spellEnd"/>
           </w:p>
           <w:p>
             <w:pPr>
@@ -6643,6 +7023,7 @@
                 <w:bCs/>
               </w:rPr>
             </w:pPr>
+            <w:proofErr w:type="spellStart"/>
             <w:r>
               <w:rPr>
                 <w:b/>
@@ -6651,6 +7032,7 @@
               <w:lastRenderedPageBreak/>
               <w:t>cordero</w:t>
             </w:r>
+            <w:proofErr w:type="spellEnd"/>
             <w:r>
               <w:rPr>
                 <w:b/>
@@ -6689,13 +7071,57 @@
                 <w:rFonts w:asciiTheme="minorHAnsi" w:hAnsiTheme="minorHAnsi"/>
                 <w:lang w:val="es-ES"/>
               </w:rPr>
-              <w:t xml:space="preserve">Esta palabra literalmente significa una oveja joven de menos de un año de edad. </w:t>
-            </w:r>
+              <w:t xml:space="preserve">Esta palabra literalmente significa una oveja joven de menos de un </w:t>
+            </w:r>
+            <w:proofErr w:type="gramStart"/>
             <w:r>
               <w:rPr>
                 <w:rFonts w:asciiTheme="minorHAnsi" w:hAnsiTheme="minorHAnsi"/>
-              </w:rPr>
-              <w:t>La palabra también puede significar:</w:t>
+                <w:lang w:val="es-ES"/>
+              </w:rPr>
+              <w:t>año de edad</w:t>
+            </w:r>
+            <w:proofErr w:type="gramEnd"/>
+            <w:r>
+              <w:rPr>
+                <w:rFonts w:asciiTheme="minorHAnsi" w:hAnsiTheme="minorHAnsi"/>
+                <w:lang w:val="es-ES"/>
+              </w:rPr>
+              <w:t xml:space="preserve">. </w:t>
+            </w:r>
+            <w:r>
+              <w:rPr>
+                <w:rFonts w:asciiTheme="minorHAnsi" w:hAnsiTheme="minorHAnsi"/>
+              </w:rPr>
+              <w:t xml:space="preserve">La palabra también </w:t>
+            </w:r>
+            <w:proofErr w:type="spellStart"/>
+            <w:r>
+              <w:rPr>
+                <w:rFonts w:asciiTheme="minorHAnsi" w:hAnsiTheme="minorHAnsi"/>
+              </w:rPr>
+              <w:t>puede</w:t>
+            </w:r>
+            <w:proofErr w:type="spellEnd"/>
+            <w:r>
+              <w:rPr>
+                <w:rFonts w:asciiTheme="minorHAnsi" w:hAnsiTheme="minorHAnsi"/>
+              </w:rPr>
+              <w:t xml:space="preserve"> </w:t>
+            </w:r>
+            <w:proofErr w:type="spellStart"/>
+            <w:r>
+              <w:rPr>
+                <w:rFonts w:asciiTheme="minorHAnsi" w:hAnsiTheme="minorHAnsi"/>
+              </w:rPr>
+              <w:t>significar</w:t>
+            </w:r>
+            <w:proofErr w:type="spellEnd"/>
+            <w:r>
+              <w:rPr>
+                <w:rFonts w:asciiTheme="minorHAnsi" w:hAnsiTheme="minorHAnsi"/>
+              </w:rPr>
+              <w:t>:</w:t>
             </w:r>
           </w:p>
           <w:p>
@@ -6710,11 +7136,19 @@
                 <w:rFonts w:asciiTheme="minorHAnsi" w:hAnsiTheme="minorHAnsi"/>
               </w:rPr>
             </w:pPr>
+            <w:proofErr w:type="spellStart"/>
             <w:r>
               <w:rPr>
                 <w:rFonts w:asciiTheme="minorHAnsi" w:hAnsiTheme="minorHAnsi"/>
               </w:rPr>
-              <w:t>Oveja.</w:t>
+              <w:t>Oveja</w:t>
+            </w:r>
+            <w:proofErr w:type="spellEnd"/>
+            <w:r>
+              <w:rPr>
+                <w:rFonts w:asciiTheme="minorHAnsi" w:hAnsiTheme="minorHAnsi"/>
+              </w:rPr>
+              <w:t>.</w:t>
             </w:r>
           </w:p>
           <w:p>
@@ -6834,6 +7268,7 @@
                 <w:bCs/>
               </w:rPr>
             </w:pPr>
+            <w:proofErr w:type="spellStart"/>
             <w:r>
               <w:rPr>
                 <w:b/>
@@ -6841,6 +7276,7 @@
               </w:rPr>
               <w:t>creer</w:t>
             </w:r>
+            <w:proofErr w:type="spellEnd"/>
           </w:p>
           <w:p>
             <w:r>
@@ -6891,8 +7327,29 @@
                 <w:numId w:val="4"/>
               </w:numPr>
             </w:pPr>
-            <w:r>
-              <w:t>Confiar en alguien.</w:t>
+            <w:proofErr w:type="spellStart"/>
+            <w:r>
+              <w:t>Confiar</w:t>
+            </w:r>
+            <w:proofErr w:type="spellEnd"/>
+            <w:r>
+              <w:t xml:space="preserve"> </w:t>
+            </w:r>
+            <w:proofErr w:type="spellStart"/>
+            <w:r>
+              <w:t>en</w:t>
+            </w:r>
+            <w:proofErr w:type="spellEnd"/>
+            <w:r>
+              <w:t xml:space="preserve"> </w:t>
+            </w:r>
+            <w:proofErr w:type="spellStart"/>
+            <w:r>
+              <w:t>alguien</w:t>
+            </w:r>
+            <w:proofErr w:type="spellEnd"/>
+            <w:r>
+              <w:t>.</w:t>
             </w:r>
           </w:p>
         </w:tc>
@@ -6941,8 +7398,13 @@
             </w:r>
           </w:p>
           <w:p>
-            <w:r>
-              <w:t>Hechos 9:42</w:t>
+            <w:proofErr w:type="spellStart"/>
+            <w:r>
+              <w:t>Hechos</w:t>
+            </w:r>
+            <w:proofErr w:type="spellEnd"/>
+            <w:r>
+              <w:t xml:space="preserve"> 9:42</w:t>
             </w:r>
           </w:p>
           <w:p>
@@ -6952,17 +7414,41 @@
           </w:p>
           <w:p>
             <w:r>
-              <w:t>1 Corintios 1:21</w:t>
-            </w:r>
-          </w:p>
-          <w:p>
-            <w:r>
-              <w:t>1 Corintios 15:11</w:t>
-            </w:r>
-          </w:p>
-          <w:p>
-            <w:r>
-              <w:t>2 Corintios 4:13</w:t>
+              <w:t xml:space="preserve">1 </w:t>
+            </w:r>
+            <w:proofErr w:type="spellStart"/>
+            <w:r>
+              <w:t>Corintios</w:t>
+            </w:r>
+            <w:proofErr w:type="spellEnd"/>
+            <w:r>
+              <w:t xml:space="preserve"> 1:21</w:t>
+            </w:r>
+          </w:p>
+          <w:p>
+            <w:r>
+              <w:t xml:space="preserve">1 </w:t>
+            </w:r>
+            <w:proofErr w:type="spellStart"/>
+            <w:r>
+              <w:t>Corintios</w:t>
+            </w:r>
+            <w:proofErr w:type="spellEnd"/>
+            <w:r>
+              <w:t xml:space="preserve"> 15:11</w:t>
+            </w:r>
+          </w:p>
+          <w:p>
+            <w:r>
+              <w:t xml:space="preserve">2 </w:t>
+            </w:r>
+            <w:proofErr w:type="spellStart"/>
+            <w:r>
+              <w:t>Corintios</w:t>
+            </w:r>
+            <w:proofErr w:type="spellEnd"/>
+            <w:r>
+              <w:t xml:space="preserve"> 4:13</w:t>
             </w:r>
           </w:p>
           <w:p>
@@ -6971,8 +7457,13 @@
             </w:r>
           </w:p>
           <w:p>
-            <w:r>
-              <w:t>Filipenses 1:29</w:t>
+            <w:proofErr w:type="spellStart"/>
+            <w:r>
+              <w:t>Filipenses</w:t>
+            </w:r>
+            <w:proofErr w:type="spellEnd"/>
+            <w:r>
+              <w:t xml:space="preserve"> 1:29</w:t>
             </w:r>
           </w:p>
         </w:tc>
@@ -7029,6 +7520,7 @@
               </w:rPr>
               <w:t>El nombre "</w:t>
             </w:r>
+            <w:proofErr w:type="gramStart"/>
             <w:r>
               <w:rPr>
                 <w:lang w:val="es-ES"/>
@@ -7039,7 +7531,14 @@
               <w:rPr>
                 <w:lang w:val="es-ES"/>
               </w:rPr>
-              <w:t xml:space="preserve">ristiano" es la palabra que se usa para una persona que cree en </w:t>
+              <w:t>ristiano</w:t>
+            </w:r>
+            <w:proofErr w:type="gramEnd"/>
+            <w:r>
+              <w:rPr>
+                <w:lang w:val="es-ES"/>
+              </w:rPr>
+              <w:t xml:space="preserve">" es la palabra que se usa para una persona que cree en </w:t>
             </w:r>
             <w:r>
               <w:rPr>
@@ -7060,13 +7559,23 @@
             <w:tcW w:w="2880" w:type="dxa"/>
           </w:tcPr>
           <w:p>
-            <w:r>
-              <w:t>Hechos 11:26</w:t>
-            </w:r>
-          </w:p>
-          <w:p>
-            <w:r>
-              <w:t>Hechos 26:28</w:t>
+            <w:proofErr w:type="spellStart"/>
+            <w:r>
+              <w:t>Hechos</w:t>
+            </w:r>
+            <w:proofErr w:type="spellEnd"/>
+            <w:r>
+              <w:t xml:space="preserve"> 11:26</w:t>
+            </w:r>
+          </w:p>
+          <w:p>
+            <w:proofErr w:type="spellStart"/>
+            <w:r>
+              <w:t>Hechos</w:t>
+            </w:r>
+            <w:proofErr w:type="spellEnd"/>
+            <w:r>
+              <w:t xml:space="preserve"> 26:28</w:t>
             </w:r>
           </w:p>
           <w:p>
@@ -7340,85 +7849,183 @@
               <w:rPr>
                 <w:lang w:val="es-ES"/>
               </w:rPr>
-              <w:t xml:space="preserve">1 Corintios 1:6 </w:t>
-            </w:r>
-          </w:p>
-          <w:p>
-            <w:pPr>
-              <w:rPr>
-                <w:lang w:val="es-ES"/>
-              </w:rPr>
-            </w:pPr>
-            <w:r>
-              <w:rPr>
-                <w:lang w:val="es-ES"/>
-              </w:rPr>
-              <w:t>1 Corintios 1:7</w:t>
-            </w:r>
-          </w:p>
-          <w:p>
-            <w:pPr>
-              <w:rPr>
-                <w:lang w:val="es-ES"/>
-              </w:rPr>
-            </w:pPr>
-            <w:r>
-              <w:rPr>
-                <w:lang w:val="es-ES"/>
-              </w:rPr>
-              <w:t>1 Corintios 1:8</w:t>
-            </w:r>
-          </w:p>
-          <w:p>
-            <w:pPr>
-              <w:rPr>
-                <w:lang w:val="es-ES"/>
-              </w:rPr>
-            </w:pPr>
-            <w:r>
-              <w:rPr>
-                <w:lang w:val="es-ES"/>
-              </w:rPr>
-              <w:t>1 Corintios 1:9</w:t>
-            </w:r>
-          </w:p>
-          <w:p>
-            <w:pPr>
-              <w:rPr>
-                <w:lang w:val="es-ES"/>
-              </w:rPr>
-            </w:pPr>
-            <w:r>
-              <w:rPr>
-                <w:lang w:val="es-ES"/>
-              </w:rPr>
-              <w:t>2 Corintios 2:12</w:t>
-            </w:r>
-          </w:p>
-          <w:p>
-            <w:pPr>
-              <w:rPr>
-                <w:lang w:val="es-ES"/>
-              </w:rPr>
-            </w:pPr>
-            <w:r>
-              <w:rPr>
-                <w:lang w:val="es-ES"/>
-              </w:rPr>
-              <w:t>2 Corintios 2:14</w:t>
-            </w:r>
-          </w:p>
-          <w:p>
-            <w:pPr>
-              <w:rPr>
-                <w:lang w:val="es-ES"/>
-              </w:rPr>
-            </w:pPr>
-            <w:r>
-              <w:rPr>
-                <w:lang w:val="es-ES"/>
-              </w:rPr>
-              <w:t>2 Corintios 2:15</w:t>
+              <w:t xml:space="preserve">1 </w:t>
+            </w:r>
+            <w:proofErr w:type="gramStart"/>
+            <w:r>
+              <w:rPr>
+                <w:lang w:val="es-ES"/>
+              </w:rPr>
+              <w:t>Corintios</w:t>
+            </w:r>
+            <w:proofErr w:type="gramEnd"/>
+            <w:r>
+              <w:rPr>
+                <w:lang w:val="es-ES"/>
+              </w:rPr>
+              <w:t xml:space="preserve"> 1:6 </w:t>
+            </w:r>
+          </w:p>
+          <w:p>
+            <w:pPr>
+              <w:rPr>
+                <w:lang w:val="es-ES"/>
+              </w:rPr>
+            </w:pPr>
+            <w:r>
+              <w:rPr>
+                <w:lang w:val="es-ES"/>
+              </w:rPr>
+              <w:t xml:space="preserve">1 </w:t>
+            </w:r>
+            <w:proofErr w:type="gramStart"/>
+            <w:r>
+              <w:rPr>
+                <w:lang w:val="es-ES"/>
+              </w:rPr>
+              <w:t>Corintios</w:t>
+            </w:r>
+            <w:proofErr w:type="gramEnd"/>
+            <w:r>
+              <w:rPr>
+                <w:lang w:val="es-ES"/>
+              </w:rPr>
+              <w:t xml:space="preserve"> 1:7</w:t>
+            </w:r>
+          </w:p>
+          <w:p>
+            <w:pPr>
+              <w:rPr>
+                <w:lang w:val="es-ES"/>
+              </w:rPr>
+            </w:pPr>
+            <w:r>
+              <w:rPr>
+                <w:lang w:val="es-ES"/>
+              </w:rPr>
+              <w:t xml:space="preserve">1 </w:t>
+            </w:r>
+            <w:proofErr w:type="gramStart"/>
+            <w:r>
+              <w:rPr>
+                <w:lang w:val="es-ES"/>
+              </w:rPr>
+              <w:t>Corintios</w:t>
+            </w:r>
+            <w:proofErr w:type="gramEnd"/>
+            <w:r>
+              <w:rPr>
+                <w:lang w:val="es-ES"/>
+              </w:rPr>
+              <w:t xml:space="preserve"> 1:8</w:t>
+            </w:r>
+          </w:p>
+          <w:p>
+            <w:pPr>
+              <w:rPr>
+                <w:lang w:val="es-ES"/>
+              </w:rPr>
+            </w:pPr>
+            <w:r>
+              <w:rPr>
+                <w:lang w:val="es-ES"/>
+              </w:rPr>
+              <w:t xml:space="preserve">1 </w:t>
+            </w:r>
+            <w:proofErr w:type="gramStart"/>
+            <w:r>
+              <w:rPr>
+                <w:lang w:val="es-ES"/>
+              </w:rPr>
+              <w:t>Corintios</w:t>
+            </w:r>
+            <w:proofErr w:type="gramEnd"/>
+            <w:r>
+              <w:rPr>
+                <w:lang w:val="es-ES"/>
+              </w:rPr>
+              <w:t xml:space="preserve"> 1:9</w:t>
+            </w:r>
+          </w:p>
+          <w:p>
+            <w:pPr>
+              <w:rPr>
+                <w:lang w:val="es-ES"/>
+              </w:rPr>
+            </w:pPr>
+            <w:r>
+              <w:rPr>
+                <w:lang w:val="es-ES"/>
+              </w:rPr>
+              <w:t xml:space="preserve">2 </w:t>
+            </w:r>
+            <w:proofErr w:type="gramStart"/>
+            <w:r>
+              <w:rPr>
+                <w:lang w:val="es-ES"/>
+              </w:rPr>
+              <w:t>Corintios</w:t>
+            </w:r>
+            <w:proofErr w:type="gramEnd"/>
+            <w:r>
+              <w:rPr>
+                <w:lang w:val="es-ES"/>
+              </w:rPr>
+              <w:t xml:space="preserve"> 2:12</w:t>
+            </w:r>
+          </w:p>
+          <w:p>
+            <w:pPr>
+              <w:rPr>
+                <w:lang w:val="es-ES"/>
+              </w:rPr>
+            </w:pPr>
+            <w:r>
+              <w:rPr>
+                <w:lang w:val="es-ES"/>
+              </w:rPr>
+              <w:t xml:space="preserve">2 </w:t>
+            </w:r>
+            <w:proofErr w:type="gramStart"/>
+            <w:r>
+              <w:rPr>
+                <w:lang w:val="es-ES"/>
+              </w:rPr>
+              <w:t>Corintios</w:t>
+            </w:r>
+            <w:proofErr w:type="gramEnd"/>
+            <w:r>
+              <w:rPr>
+                <w:lang w:val="es-ES"/>
+              </w:rPr>
+              <w:t xml:space="preserve"> 2:14</w:t>
+            </w:r>
+          </w:p>
+          <w:p>
+            <w:pPr>
+              <w:rPr>
+                <w:lang w:val="es-ES"/>
+              </w:rPr>
+            </w:pPr>
+            <w:r>
+              <w:rPr>
+                <w:lang w:val="es-ES"/>
+              </w:rPr>
+              <w:t xml:space="preserve">2 </w:t>
+            </w:r>
+            <w:proofErr w:type="gramStart"/>
+            <w:r>
+              <w:rPr>
+                <w:lang w:val="es-ES"/>
+              </w:rPr>
+              <w:t>Corintios</w:t>
+            </w:r>
+            <w:proofErr w:type="gramEnd"/>
+            <w:r>
+              <w:rPr>
+                <w:lang w:val="es-ES"/>
+              </w:rPr>
+              <w:t xml:space="preserve"> 2:15</w:t>
             </w:r>
           </w:p>
           <w:p>
@@ -7457,6 +8064,7 @@
                 <w:bCs/>
               </w:rPr>
             </w:pPr>
+            <w:proofErr w:type="spellStart"/>
             <w:r>
               <w:rPr>
                 <w:b/>
@@ -7465,6 +8073,7 @@
               <w:lastRenderedPageBreak/>
               <w:t>crucificar</w:t>
             </w:r>
+            <w:proofErr w:type="spellEnd"/>
           </w:p>
           <w:p>
             <w:pPr>
@@ -7827,7 +8436,21 @@
               <w:rPr>
                 <w:lang w:val="es-ES"/>
               </w:rPr>
-              <w:t>1 Corintios 2:8</w:t>
+              <w:t xml:space="preserve">1 </w:t>
+            </w:r>
+            <w:proofErr w:type="gramStart"/>
+            <w:r>
+              <w:rPr>
+                <w:lang w:val="es-ES"/>
+              </w:rPr>
+              <w:t>Corintios</w:t>
+            </w:r>
+            <w:proofErr w:type="gramEnd"/>
+            <w:r>
+              <w:rPr>
+                <w:lang w:val="es-ES"/>
+              </w:rPr>
+              <w:t xml:space="preserve"> 2:8</w:t>
             </w:r>
           </w:p>
           <w:p>
@@ -7876,18 +8499,28 @@
             </w:r>
           </w:p>
           <w:p>
-            <w:r>
-              <w:t>Hebreos 6:6</w:t>
-            </w:r>
-          </w:p>
-          <w:p>
-            <w:pPr>
-              <w:rPr>
-                <w:lang w:val="es-ES"/>
-              </w:rPr>
-            </w:pPr>
-            <w:r>
-              <w:t>Apocalipsis 11:8</w:t>
+            <w:proofErr w:type="spellStart"/>
+            <w:r>
+              <w:t>Hebreos</w:t>
+            </w:r>
+            <w:proofErr w:type="spellEnd"/>
+            <w:r>
+              <w:t xml:space="preserve"> 6:6</w:t>
+            </w:r>
+          </w:p>
+          <w:p>
+            <w:pPr>
+              <w:rPr>
+                <w:lang w:val="es-ES"/>
+              </w:rPr>
+            </w:pPr>
+            <w:proofErr w:type="spellStart"/>
+            <w:r>
+              <w:t>Apocalipsis</w:t>
+            </w:r>
+            <w:proofErr w:type="spellEnd"/>
+            <w:r>
+              <w:t xml:space="preserve"> 11:8</w:t>
             </w:r>
           </w:p>
         </w:tc>
@@ -7908,6 +8541,7 @@
                 <w:bCs/>
               </w:rPr>
             </w:pPr>
+            <w:proofErr w:type="spellStart"/>
             <w:r>
               <w:rPr>
                 <w:b/>
@@ -7915,6 +8549,7 @@
               </w:rPr>
               <w:t>cruz</w:t>
             </w:r>
+            <w:proofErr w:type="spellEnd"/>
           </w:p>
           <w:p>
             <w:pPr>
@@ -8120,7 +8755,21 @@
               <w:rPr>
                 <w:lang w:val="es-ES"/>
               </w:rPr>
-              <w:t xml:space="preserve">1 Corintios 1:18 </w:t>
+              <w:t xml:space="preserve">1 </w:t>
+            </w:r>
+            <w:proofErr w:type="gramStart"/>
+            <w:r>
+              <w:rPr>
+                <w:lang w:val="es-ES"/>
+              </w:rPr>
+              <w:t>Corintios</w:t>
+            </w:r>
+            <w:proofErr w:type="gramEnd"/>
+            <w:r>
+              <w:rPr>
+                <w:lang w:val="es-ES"/>
+              </w:rPr>
+              <w:t xml:space="preserve"> 1:18 </w:t>
             </w:r>
           </w:p>
           <w:p>
@@ -8211,6 +8860,7 @@
                 <w:bCs/>
               </w:rPr>
             </w:pPr>
+            <w:proofErr w:type="spellStart"/>
             <w:r>
               <w:rPr>
                 <w:rFonts w:ascii="Aptos" w:hAnsi="Aptos"/>
@@ -8220,6 +8870,7 @@
               <w:lastRenderedPageBreak/>
               <w:t>cumplir</w:t>
             </w:r>
+            <w:proofErr w:type="spellEnd"/>
           </w:p>
           <w:p>
             <w:pPr>
@@ -8522,6 +9173,7 @@
                 <w:bCs/>
               </w:rPr>
             </w:pPr>
+            <w:proofErr w:type="spellStart"/>
             <w:r>
               <w:rPr>
                 <w:b/>
@@ -8529,6 +9181,7 @@
               </w:rPr>
               <w:t>demonio</w:t>
             </w:r>
+            <w:proofErr w:type="spellEnd"/>
           </w:p>
           <w:p>
             <w:r>
@@ -8864,22 +9517,58 @@
                 <w:color w:val="000000"/>
                 <w:lang w:val="es-ES"/>
               </w:rPr>
-              <w:t>1 Corintios 10:20 (**)</w:t>
-            </w:r>
-          </w:p>
-          <w:p>
-            <w:pPr>
-              <w:rPr>
-                <w:lang w:val="es-ES"/>
-              </w:rPr>
-            </w:pPr>
+              <w:t xml:space="preserve">1 </w:t>
+            </w:r>
+            <w:proofErr w:type="gramStart"/>
             <w:r>
               <w:rPr>
                 <w:rFonts w:cs="Noto Sans"/>
                 <w:color w:val="000000"/>
                 <w:lang w:val="es-ES"/>
               </w:rPr>
-              <w:t>1 Corintios 10:21</w:t>
+              <w:t>Corintios</w:t>
+            </w:r>
+            <w:proofErr w:type="gramEnd"/>
+            <w:r>
+              <w:rPr>
+                <w:rFonts w:cs="Noto Sans"/>
+                <w:color w:val="000000"/>
+                <w:lang w:val="es-ES"/>
+              </w:rPr>
+              <w:t xml:space="preserve"> 10:20 (**)</w:t>
+            </w:r>
+          </w:p>
+          <w:p>
+            <w:pPr>
+              <w:rPr>
+                <w:lang w:val="es-ES"/>
+              </w:rPr>
+            </w:pPr>
+            <w:r>
+              <w:rPr>
+                <w:rFonts w:cs="Noto Sans"/>
+                <w:color w:val="000000"/>
+                <w:lang w:val="es-ES"/>
+              </w:rPr>
+              <w:t xml:space="preserve">1 </w:t>
+            </w:r>
+            <w:proofErr w:type="gramStart"/>
+            <w:r>
+              <w:rPr>
+                <w:rFonts w:cs="Noto Sans"/>
+                <w:color w:val="000000"/>
+                <w:lang w:val="es-ES"/>
+              </w:rPr>
+              <w:t>Corintios</w:t>
+            </w:r>
+            <w:proofErr w:type="gramEnd"/>
+            <w:r>
+              <w:rPr>
+                <w:rFonts w:cs="Noto Sans"/>
+                <w:color w:val="000000"/>
+                <w:lang w:val="es-ES"/>
+              </w:rPr>
+              <w:t xml:space="preserve"> 10:21</w:t>
             </w:r>
             <w:r>
               <w:rPr>
@@ -8983,6 +9672,7 @@
                 <w:bCs/>
               </w:rPr>
             </w:pPr>
+            <w:proofErr w:type="spellStart"/>
             <w:r>
               <w:rPr>
                 <w:rFonts w:ascii="Aptos" w:hAnsi="Aptos"/>
@@ -8991,6 +9681,7 @@
               </w:rPr>
               <w:t>deshonrar</w:t>
             </w:r>
+            <w:proofErr w:type="spellEnd"/>
           </w:p>
           <w:p>
             <w:pPr>
@@ -9181,6 +9872,7 @@
                 <w:lang w:val="es-MX"/>
               </w:rPr>
             </w:pPr>
+            <w:proofErr w:type="spellStart"/>
             <w:r>
               <w:rPr>
                 <w:b/>
@@ -9189,6 +9881,7 @@
               <w:lastRenderedPageBreak/>
               <w:t>digno</w:t>
             </w:r>
+            <w:proofErr w:type="spellEnd"/>
           </w:p>
           <w:p>
             <w:pPr>
@@ -9230,8 +9923,13 @@
                 <w:numId w:val="73"/>
               </w:numPr>
             </w:pPr>
-            <w:r>
-              <w:t>Válido.</w:t>
+            <w:proofErr w:type="spellStart"/>
+            <w:r>
+              <w:t>Válido</w:t>
+            </w:r>
+            <w:proofErr w:type="spellEnd"/>
+            <w:r>
+              <w:t>.</w:t>
             </w:r>
           </w:p>
           <w:p>
@@ -9241,8 +9939,13 @@
                 <w:numId w:val="73"/>
               </w:numPr>
             </w:pPr>
-            <w:r>
-              <w:t>Valioso.</w:t>
+            <w:proofErr w:type="spellStart"/>
+            <w:r>
+              <w:t>Valioso</w:t>
+            </w:r>
+            <w:proofErr w:type="spellEnd"/>
+            <w:r>
+              <w:t>.</w:t>
             </w:r>
           </w:p>
           <w:p>
@@ -9252,8 +9955,13 @@
                 <w:numId w:val="73"/>
               </w:numPr>
             </w:pPr>
-            <w:r>
-              <w:t>Adecuado.</w:t>
+            <w:proofErr w:type="spellStart"/>
+            <w:r>
+              <w:t>Adecuado</w:t>
+            </w:r>
+            <w:proofErr w:type="spellEnd"/>
+            <w:r>
+              <w:t>.</w:t>
             </w:r>
           </w:p>
           <w:p>
@@ -9263,8 +9971,13 @@
                 <w:numId w:val="73"/>
               </w:numPr>
             </w:pPr>
-            <w:r>
-              <w:t>Merecedor.</w:t>
+            <w:proofErr w:type="spellStart"/>
+            <w:r>
+              <w:t>Merecedor</w:t>
+            </w:r>
+            <w:proofErr w:type="spellEnd"/>
+            <w:r>
+              <w:t>.</w:t>
             </w:r>
           </w:p>
           <w:p>
@@ -9275,7 +9988,31 @@
               </w:numPr>
             </w:pPr>
             <w:r>
-              <w:t>Que satisface una necesidad.</w:t>
+              <w:t xml:space="preserve">Que </w:t>
+            </w:r>
+            <w:proofErr w:type="spellStart"/>
+            <w:r>
+              <w:t>satisface</w:t>
+            </w:r>
+            <w:proofErr w:type="spellEnd"/>
+            <w:r>
+              <w:t xml:space="preserve"> </w:t>
+            </w:r>
+            <w:proofErr w:type="spellStart"/>
+            <w:r>
+              <w:t>una</w:t>
+            </w:r>
+            <w:proofErr w:type="spellEnd"/>
+            <w:r>
+              <w:t xml:space="preserve"> </w:t>
+            </w:r>
+            <w:proofErr w:type="spellStart"/>
+            <w:r>
+              <w:t>necesidad</w:t>
+            </w:r>
+            <w:proofErr w:type="spellEnd"/>
+            <w:r>
+              <w:t>.</w:t>
             </w:r>
           </w:p>
           <w:p>
@@ -9511,6 +10248,7 @@
                 <w:bCs/>
               </w:rPr>
             </w:pPr>
+            <w:proofErr w:type="spellStart"/>
             <w:r>
               <w:rPr>
                 <w:b/>
@@ -9518,6 +10256,7 @@
               </w:rPr>
               <w:t>disciplina</w:t>
             </w:r>
+            <w:proofErr w:type="spellEnd"/>
           </w:p>
           <w:p>
             <w:r>
@@ -9591,7 +10330,55 @@
                 <w:rFonts w:asciiTheme="minorHAnsi" w:hAnsiTheme="minorHAnsi" w:cs="Noto Sans"/>
                 <w:color w:val="000000"/>
               </w:rPr>
-              <w:t>Para corregir a alguien.</w:t>
+              <w:t xml:space="preserve">Para </w:t>
+            </w:r>
+            <w:proofErr w:type="spellStart"/>
+            <w:r>
+              <w:rPr>
+                <w:rFonts w:asciiTheme="minorHAnsi" w:hAnsiTheme="minorHAnsi" w:cs="Noto Sans"/>
+                <w:color w:val="000000"/>
+              </w:rPr>
+              <w:t>corregir</w:t>
+            </w:r>
+            <w:proofErr w:type="spellEnd"/>
+            <w:r>
+              <w:rPr>
+                <w:rFonts w:asciiTheme="minorHAnsi" w:hAnsiTheme="minorHAnsi" w:cs="Noto Sans"/>
+                <w:color w:val="000000"/>
+              </w:rPr>
+              <w:t xml:space="preserve"> </w:t>
+            </w:r>
+            <w:proofErr w:type="gramStart"/>
+            <w:r>
+              <w:rPr>
+                <w:rFonts w:asciiTheme="minorHAnsi" w:hAnsiTheme="minorHAnsi" w:cs="Noto Sans"/>
+                <w:color w:val="000000"/>
+              </w:rPr>
+              <w:t>a</w:t>
+            </w:r>
+            <w:proofErr w:type="gramEnd"/>
+            <w:r>
+              <w:rPr>
+                <w:rFonts w:asciiTheme="minorHAnsi" w:hAnsiTheme="minorHAnsi" w:cs="Noto Sans"/>
+                <w:color w:val="000000"/>
+              </w:rPr>
+              <w:t xml:space="preserve"> </w:t>
+            </w:r>
+            <w:proofErr w:type="spellStart"/>
+            <w:r>
+              <w:rPr>
+                <w:rFonts w:asciiTheme="minorHAnsi" w:hAnsiTheme="minorHAnsi" w:cs="Noto Sans"/>
+                <w:color w:val="000000"/>
+              </w:rPr>
+              <w:t>alguien</w:t>
+            </w:r>
+            <w:proofErr w:type="spellEnd"/>
+            <w:r>
+              <w:rPr>
+                <w:rFonts w:asciiTheme="minorHAnsi" w:hAnsiTheme="minorHAnsi" w:cs="Noto Sans"/>
+                <w:color w:val="000000"/>
+              </w:rPr>
+              <w:t>.</w:t>
             </w:r>
           </w:p>
           <w:p>
@@ -9646,7 +10433,21 @@
               <w:rPr>
                 <w:lang w:val="es-ES"/>
               </w:rPr>
-              <w:t xml:space="preserve">1 Corintios 11:32 </w:t>
+              <w:t xml:space="preserve">1 </w:t>
+            </w:r>
+            <w:proofErr w:type="gramStart"/>
+            <w:r>
+              <w:rPr>
+                <w:lang w:val="es-ES"/>
+              </w:rPr>
+              <w:t>Corintios</w:t>
+            </w:r>
+            <w:proofErr w:type="gramEnd"/>
+            <w:r>
+              <w:rPr>
+                <w:lang w:val="es-ES"/>
+              </w:rPr>
+              <w:t xml:space="preserve"> 11:32 </w:t>
             </w:r>
           </w:p>
           <w:p>
@@ -9779,16 +10580,26 @@
             <w:pPr>
               <w:pStyle w:val="Compact"/>
             </w:pPr>
-            <w:r>
-              <w:t>Hebreos 12:11 (*)</w:t>
+            <w:proofErr w:type="spellStart"/>
+            <w:r>
+              <w:t>Hebreos</w:t>
+            </w:r>
+            <w:proofErr w:type="spellEnd"/>
+            <w:r>
+              <w:t xml:space="preserve"> 12:11 (*)</w:t>
             </w:r>
           </w:p>
           <w:p>
             <w:pPr>
               <w:pStyle w:val="Compact"/>
             </w:pPr>
-            <w:r>
-              <w:t xml:space="preserve">Apocalipsis 3:19 </w:t>
+            <w:proofErr w:type="spellStart"/>
+            <w:r>
+              <w:t>Apocalipsis</w:t>
+            </w:r>
+            <w:proofErr w:type="spellEnd"/>
+            <w:r>
+              <w:t xml:space="preserve"> 3:19 </w:t>
             </w:r>
           </w:p>
         </w:tc>
@@ -9810,6 +10621,7 @@
                 <w:bCs/>
               </w:rPr>
             </w:pPr>
+            <w:proofErr w:type="spellStart"/>
             <w:r>
               <w:rPr>
                 <w:rFonts w:ascii="Aptos" w:hAnsi="Aptos"/>
@@ -9818,6 +10630,7 @@
               </w:rPr>
               <w:t>divino</w:t>
             </w:r>
+            <w:proofErr w:type="spellEnd"/>
           </w:p>
           <w:p>
             <w:pPr>
@@ -9976,6 +10789,7 @@
                 <w:bCs/>
               </w:rPr>
             </w:pPr>
+            <w:proofErr w:type="spellStart"/>
             <w:r>
               <w:rPr>
                 <w:rFonts w:ascii="Aptos" w:hAnsi="Aptos"/>
@@ -9985,6 +10799,7 @@
               <w:lastRenderedPageBreak/>
               <w:t>elegido</w:t>
             </w:r>
+            <w:proofErr w:type="spellEnd"/>
           </w:p>
           <w:p>
             <w:pPr>
@@ -10173,6 +10988,7 @@
                 <w:lang w:val="es-MX"/>
               </w:rPr>
             </w:pPr>
+            <w:proofErr w:type="spellStart"/>
             <w:r>
               <w:rPr>
                 <w:b/>
@@ -10180,6 +10996,7 @@
               </w:rPr>
               <w:t>escrituras</w:t>
             </w:r>
+            <w:proofErr w:type="spellEnd"/>
             <w:r>
               <w:rPr>
                 <w:b/>
@@ -10210,7 +11027,23 @@
           </w:tcPr>
           <w:p>
             <w:r>
-              <w:t>Esta palabra puede significar:</w:t>
+              <w:t xml:space="preserve">Esta palabra </w:t>
+            </w:r>
+            <w:proofErr w:type="spellStart"/>
+            <w:r>
+              <w:t>puede</w:t>
+            </w:r>
+            <w:proofErr w:type="spellEnd"/>
+            <w:r>
+              <w:t xml:space="preserve"> </w:t>
+            </w:r>
+            <w:proofErr w:type="spellStart"/>
+            <w:r>
+              <w:t>significar</w:t>
+            </w:r>
+            <w:proofErr w:type="spellEnd"/>
+            <w:r>
+              <w:t>:</w:t>
             </w:r>
           </w:p>
           <w:p>
@@ -10489,6 +11322,7 @@
                 <w:bCs/>
               </w:rPr>
             </w:pPr>
+            <w:proofErr w:type="spellStart"/>
             <w:r>
               <w:rPr>
                 <w:b/>
@@ -10496,6 +11330,7 @@
               </w:rPr>
               <w:t>esperanza</w:t>
             </w:r>
+            <w:proofErr w:type="spellEnd"/>
           </w:p>
           <w:p>
             <w:pPr>
@@ -10681,7 +11516,20 @@
                 <w:lang w:val="es-ES"/>
               </w:rPr>
               <w:br/>
-              <w:t>Hebreos 10:23</w:t>
+            </w:r>
+            <w:proofErr w:type="gramStart"/>
+            <w:r>
+              <w:rPr>
+                <w:lang w:val="es-ES"/>
+              </w:rPr>
+              <w:t>Hebreos</w:t>
+            </w:r>
+            <w:proofErr w:type="gramEnd"/>
+            <w:r>
+              <w:rPr>
+                <w:lang w:val="es-ES"/>
+              </w:rPr>
+              <w:t xml:space="preserve"> 10:23</w:t>
             </w:r>
             <w:r>
               <w:rPr>
@@ -10717,6 +11565,7 @@
                 <w:lang w:val="es-MX"/>
               </w:rPr>
             </w:pPr>
+            <w:proofErr w:type="spellStart"/>
             <w:r>
               <w:rPr>
                 <w:b/>
@@ -10725,6 +11574,7 @@
               <w:lastRenderedPageBreak/>
               <w:t>espíritu</w:t>
             </w:r>
+            <w:proofErr w:type="spellEnd"/>
           </w:p>
           <w:p>
             <w:pPr>
@@ -10966,18 +11816,33 @@
             </w:r>
           </w:p>
           <w:p>
-            <w:r>
-              <w:t>Filipenses 4:23</w:t>
-            </w:r>
-          </w:p>
-          <w:p>
-            <w:r>
-              <w:t>Colosenses 2:5</w:t>
-            </w:r>
-          </w:p>
-          <w:p>
-            <w:r>
-              <w:t>Hebreos 4:12</w:t>
+            <w:proofErr w:type="spellStart"/>
+            <w:r>
+              <w:t>Filipenses</w:t>
+            </w:r>
+            <w:proofErr w:type="spellEnd"/>
+            <w:r>
+              <w:t xml:space="preserve"> 4:23</w:t>
+            </w:r>
+          </w:p>
+          <w:p>
+            <w:proofErr w:type="spellStart"/>
+            <w:r>
+              <w:t>Colosenses</w:t>
+            </w:r>
+            <w:proofErr w:type="spellEnd"/>
+            <w:r>
+              <w:t xml:space="preserve"> 2:5</w:t>
+            </w:r>
+          </w:p>
+          <w:p>
+            <w:proofErr w:type="spellStart"/>
+            <w:r>
+              <w:t>Hebreos</w:t>
+            </w:r>
+            <w:proofErr w:type="spellEnd"/>
+            <w:r>
+              <w:t xml:space="preserve"> 4:12</w:t>
             </w:r>
           </w:p>
           <w:p>
@@ -11205,6 +12070,7 @@
                 <w:bCs/>
               </w:rPr>
             </w:pPr>
+            <w:proofErr w:type="spellStart"/>
             <w:r>
               <w:rPr>
                 <w:rFonts w:ascii="Aptos" w:hAnsi="Aptos"/>
@@ -11213,6 +12079,7 @@
               </w:rPr>
               <w:t>eterno</w:t>
             </w:r>
+            <w:proofErr w:type="spellEnd"/>
           </w:p>
           <w:p>
             <w:pPr>
@@ -11499,6 +12366,7 @@
                 <w:bCs/>
               </w:rPr>
             </w:pPr>
+            <w:proofErr w:type="spellStart"/>
             <w:r>
               <w:rPr>
                 <w:rFonts w:ascii="Aptos" w:hAnsi="Aptos"/>
@@ -11508,6 +12376,7 @@
               <w:lastRenderedPageBreak/>
               <w:t>fe</w:t>
             </w:r>
+            <w:proofErr w:type="spellEnd"/>
           </w:p>
           <w:p>
             <w:pPr>
@@ -11781,6 +12650,7 @@
                 <w:bCs/>
               </w:rPr>
             </w:pPr>
+            <w:proofErr w:type="spellStart"/>
             <w:r>
               <w:rPr>
                 <w:rFonts w:ascii="Aptos" w:hAnsi="Aptos"/>
@@ -11789,6 +12659,7 @@
               </w:rPr>
               <w:t>fiel</w:t>
             </w:r>
+            <w:proofErr w:type="spellEnd"/>
           </w:p>
           <w:p>
             <w:pPr>
@@ -12287,6 +13158,7 @@
                 <w:bCs/>
               </w:rPr>
             </w:pPr>
+            <w:proofErr w:type="spellStart"/>
             <w:r>
               <w:rPr>
                 <w:b/>
@@ -12295,6 +13167,7 @@
               <w:lastRenderedPageBreak/>
               <w:t>gozo</w:t>
             </w:r>
+            <w:proofErr w:type="spellEnd"/>
           </w:p>
           <w:p>
             <w:pPr>
@@ -12438,7 +13311,20 @@
                 <w:lang w:val="es-ES"/>
               </w:rPr>
               <w:br/>
-              <w:t>Hebreos 12:2</w:t>
+            </w:r>
+            <w:proofErr w:type="gramStart"/>
+            <w:r>
+              <w:rPr>
+                <w:lang w:val="es-ES"/>
+              </w:rPr>
+              <w:t>Hebreos</w:t>
+            </w:r>
+            <w:proofErr w:type="gramEnd"/>
+            <w:r>
+              <w:rPr>
+                <w:lang w:val="es-ES"/>
+              </w:rPr>
+              <w:t xml:space="preserve"> 12:2</w:t>
             </w:r>
             <w:r>
               <w:rPr>
@@ -12474,6 +13360,7 @@
                 <w:bCs/>
               </w:rPr>
             </w:pPr>
+            <w:proofErr w:type="spellStart"/>
             <w:r>
               <w:rPr>
                 <w:rFonts w:ascii="Aptos" w:hAnsi="Aptos"/>
@@ -12482,6 +13369,7 @@
               </w:rPr>
               <w:t>gracia</w:t>
             </w:r>
+            <w:proofErr w:type="spellEnd"/>
           </w:p>
           <w:p>
             <w:pPr>
@@ -12797,6 +13685,7 @@
                 <w:bCs/>
               </w:rPr>
             </w:pPr>
+            <w:proofErr w:type="spellStart"/>
             <w:r>
               <w:rPr>
                 <w:rFonts w:ascii="Aptos" w:hAnsi="Aptos"/>
@@ -12805,6 +13694,7 @@
               </w:rPr>
               <w:t>heredero</w:t>
             </w:r>
+            <w:proofErr w:type="spellEnd"/>
           </w:p>
           <w:p>
             <w:pPr>
@@ -13028,6 +13918,7 @@
                 <w:bCs/>
               </w:rPr>
             </w:pPr>
+            <w:proofErr w:type="spellStart"/>
             <w:r>
               <w:rPr>
                 <w:b/>
@@ -13036,6 +13927,7 @@
               <w:lastRenderedPageBreak/>
               <w:t>herencia</w:t>
             </w:r>
+            <w:proofErr w:type="spellEnd"/>
           </w:p>
           <w:p>
             <w:pPr>
@@ -13168,14 +14060,40 @@
                 <w:lang w:val="es-ES"/>
               </w:rPr>
               <w:br/>
-              <w:t>Hebreos 9:15</w:t>
-            </w:r>
-            <w:r>
-              <w:rPr>
-                <w:lang w:val="es-ES"/>
-              </w:rPr>
-              <w:br/>
-              <w:t>Hebreos 11:8</w:t>
+            </w:r>
+            <w:proofErr w:type="gramStart"/>
+            <w:r>
+              <w:rPr>
+                <w:lang w:val="es-ES"/>
+              </w:rPr>
+              <w:t>Hebreos</w:t>
+            </w:r>
+            <w:proofErr w:type="gramEnd"/>
+            <w:r>
+              <w:rPr>
+                <w:lang w:val="es-ES"/>
+              </w:rPr>
+              <w:t xml:space="preserve"> 9:15</w:t>
+            </w:r>
+            <w:r>
+              <w:rPr>
+                <w:lang w:val="es-ES"/>
+              </w:rPr>
+              <w:br/>
+            </w:r>
+            <w:proofErr w:type="gramStart"/>
+            <w:r>
+              <w:rPr>
+                <w:lang w:val="es-ES"/>
+              </w:rPr>
+              <w:t>Hebreos</w:t>
+            </w:r>
+            <w:proofErr w:type="gramEnd"/>
+            <w:r>
+              <w:rPr>
+                <w:lang w:val="es-ES"/>
+              </w:rPr>
+              <w:t xml:space="preserve"> 11:8</w:t>
             </w:r>
             <w:r>
               <w:rPr>
@@ -13203,12 +14121,21 @@
                 <w:bCs/>
               </w:rPr>
             </w:pPr>
+            <w:proofErr w:type="spellStart"/>
             <w:r>
               <w:rPr>
                 <w:b/>
                 <w:bCs/>
               </w:rPr>
-              <w:t>Hijo de Dios</w:t>
+              <w:t>Hijo</w:t>
+            </w:r>
+            <w:proofErr w:type="spellEnd"/>
+            <w:r>
+              <w:rPr>
+                <w:b/>
+                <w:bCs/>
+              </w:rPr>
+              <w:t xml:space="preserve"> de Dios</w:t>
             </w:r>
           </w:p>
         </w:tc>
@@ -13486,12 +14413,21 @@
                 <w:bCs/>
               </w:rPr>
             </w:pPr>
+            <w:proofErr w:type="spellStart"/>
             <w:r>
               <w:rPr>
                 <w:b/>
                 <w:bCs/>
               </w:rPr>
-              <w:t>Hijo del Hombre</w:t>
+              <w:t>Hijo</w:t>
+            </w:r>
+            <w:proofErr w:type="spellEnd"/>
+            <w:r>
+              <w:rPr>
+                <w:b/>
+                <w:bCs/>
+              </w:rPr>
+              <w:t xml:space="preserve"> del Hombre</w:t>
             </w:r>
           </w:p>
         </w:tc>
@@ -13943,7 +14879,21 @@
               <w:rPr>
                 <w:lang w:val="es-ES"/>
               </w:rPr>
-              <w:t>1 Corintios 12:24</w:t>
+              <w:t xml:space="preserve">1 </w:t>
+            </w:r>
+            <w:proofErr w:type="gramStart"/>
+            <w:r>
+              <w:rPr>
+                <w:lang w:val="es-ES"/>
+              </w:rPr>
+              <w:t>Corintios</w:t>
+            </w:r>
+            <w:proofErr w:type="gramEnd"/>
+            <w:r>
+              <w:rPr>
+                <w:lang w:val="es-ES"/>
+              </w:rPr>
+              <w:t xml:space="preserve"> 12:24</w:t>
             </w:r>
           </w:p>
           <w:p>
@@ -14061,6 +15011,7 @@
                 <w:bCs/>
               </w:rPr>
             </w:pPr>
+            <w:proofErr w:type="spellStart"/>
             <w:r>
               <w:rPr>
                 <w:b/>
@@ -14068,6 +15019,7 @@
               </w:rPr>
               <w:t>iglesia</w:t>
             </w:r>
+            <w:proofErr w:type="spellEnd"/>
           </w:p>
           <w:p>
             <w:pPr>
@@ -14228,20 +15180,48 @@
               <w:rPr>
                 <w:lang w:val="es-ES"/>
               </w:rPr>
-              <w:t>1 Corintios 1:2</w:t>
-            </w:r>
-          </w:p>
-          <w:p>
-            <w:pPr>
-              <w:rPr>
-                <w:lang w:val="es-ES"/>
-              </w:rPr>
-            </w:pPr>
-            <w:r>
-              <w:rPr>
-                <w:lang w:val="es-ES"/>
-              </w:rPr>
-              <w:t>2 Corintios 1:1</w:t>
+              <w:t xml:space="preserve">1 </w:t>
+            </w:r>
+            <w:proofErr w:type="gramStart"/>
+            <w:r>
+              <w:rPr>
+                <w:lang w:val="es-ES"/>
+              </w:rPr>
+              <w:t>Corintios</w:t>
+            </w:r>
+            <w:proofErr w:type="gramEnd"/>
+            <w:r>
+              <w:rPr>
+                <w:lang w:val="es-ES"/>
+              </w:rPr>
+              <w:t xml:space="preserve"> 1:2</w:t>
+            </w:r>
+          </w:p>
+          <w:p>
+            <w:pPr>
+              <w:rPr>
+                <w:lang w:val="es-ES"/>
+              </w:rPr>
+            </w:pPr>
+            <w:r>
+              <w:rPr>
+                <w:lang w:val="es-ES"/>
+              </w:rPr>
+              <w:t xml:space="preserve">2 </w:t>
+            </w:r>
+            <w:proofErr w:type="gramStart"/>
+            <w:r>
+              <w:rPr>
+                <w:lang w:val="es-ES"/>
+              </w:rPr>
+              <w:t>Corintios</w:t>
+            </w:r>
+            <w:proofErr w:type="gramEnd"/>
+            <w:r>
+              <w:rPr>
+                <w:lang w:val="es-ES"/>
+              </w:rPr>
+              <w:t xml:space="preserve"> 1:1</w:t>
             </w:r>
           </w:p>
           <w:p>
@@ -14284,33 +15264,72 @@
             </w:r>
           </w:p>
           <w:p>
-            <w:r>
-              <w:t>Filipenses 3:6</w:t>
-            </w:r>
-          </w:p>
-          <w:p>
-            <w:r>
-              <w:t>Colosenses 4:15</w:t>
-            </w:r>
-          </w:p>
-          <w:p>
-            <w:r>
-              <w:t>Colosenses 4:16</w:t>
-            </w:r>
-          </w:p>
-          <w:p>
-            <w:r>
-              <w:t>1 Tesalonicenses 1:1</w:t>
-            </w:r>
-          </w:p>
-          <w:p>
-            <w:r>
-              <w:t>2 Tesalonicenses 1:1</w:t>
-            </w:r>
-          </w:p>
-          <w:p>
-            <w:r>
-              <w:t>2 Tesalonicenses 1:4</w:t>
+            <w:proofErr w:type="spellStart"/>
+            <w:r>
+              <w:t>Filipenses</w:t>
+            </w:r>
+            <w:proofErr w:type="spellEnd"/>
+            <w:r>
+              <w:t xml:space="preserve"> 3:6</w:t>
+            </w:r>
+          </w:p>
+          <w:p>
+            <w:proofErr w:type="spellStart"/>
+            <w:r>
+              <w:t>Colosenses</w:t>
+            </w:r>
+            <w:proofErr w:type="spellEnd"/>
+            <w:r>
+              <w:t xml:space="preserve"> 4:15</w:t>
+            </w:r>
+          </w:p>
+          <w:p>
+            <w:proofErr w:type="spellStart"/>
+            <w:r>
+              <w:t>Colosenses</w:t>
+            </w:r>
+            <w:proofErr w:type="spellEnd"/>
+            <w:r>
+              <w:t xml:space="preserve"> 4:16</w:t>
+            </w:r>
+          </w:p>
+          <w:p>
+            <w:r>
+              <w:t xml:space="preserve">1 </w:t>
+            </w:r>
+            <w:proofErr w:type="spellStart"/>
+            <w:r>
+              <w:t>Tesalonicenses</w:t>
+            </w:r>
+            <w:proofErr w:type="spellEnd"/>
+            <w:r>
+              <w:t xml:space="preserve"> 1:1</w:t>
+            </w:r>
+          </w:p>
+          <w:p>
+            <w:r>
+              <w:t xml:space="preserve">2 </w:t>
+            </w:r>
+            <w:proofErr w:type="spellStart"/>
+            <w:r>
+              <w:t>Tesalonicenses</w:t>
+            </w:r>
+            <w:proofErr w:type="spellEnd"/>
+            <w:r>
+              <w:t xml:space="preserve"> 1:1</w:t>
+            </w:r>
+          </w:p>
+          <w:p>
+            <w:r>
+              <w:t xml:space="preserve">2 </w:t>
+            </w:r>
+            <w:proofErr w:type="spellStart"/>
+            <w:r>
+              <w:t>Tesalonicenses</w:t>
+            </w:r>
+            <w:proofErr w:type="spellEnd"/>
+            <w:r>
+              <w:t xml:space="preserve"> 1:4</w:t>
             </w:r>
           </w:p>
           <w:p>
@@ -14331,8 +15350,13 @@
                 <w:lang w:val="es-MX"/>
               </w:rPr>
             </w:pPr>
-            <w:r>
-              <w:t>Apocalipsis 22:16</w:t>
+            <w:proofErr w:type="spellStart"/>
+            <w:r>
+              <w:t>Apocalipsis</w:t>
+            </w:r>
+            <w:proofErr w:type="spellEnd"/>
+            <w:r>
+              <w:t xml:space="preserve"> 22:16</w:t>
             </w:r>
           </w:p>
         </w:tc>
@@ -14353,13 +15377,31 @@
                 <w:bCs/>
               </w:rPr>
             </w:pPr>
+            <w:proofErr w:type="spellStart"/>
             <w:r>
               <w:rPr>
                 <w:b/>
                 <w:bCs/>
               </w:rPr>
-              <w:t>incredulidad, incrédulo</w:t>
-            </w:r>
+              <w:t>incredulidad</w:t>
+            </w:r>
+            <w:proofErr w:type="spellEnd"/>
+            <w:r>
+              <w:rPr>
+                <w:b/>
+                <w:bCs/>
+              </w:rPr>
+              <w:t xml:space="preserve">, </w:t>
+            </w:r>
+            <w:proofErr w:type="spellStart"/>
+            <w:r>
+              <w:rPr>
+                <w:b/>
+                <w:bCs/>
+              </w:rPr>
+              <w:t>incrédulo</w:t>
+            </w:r>
+            <w:proofErr w:type="spellEnd"/>
           </w:p>
           <w:p>
             <w:pPr>
@@ -14545,7 +15587,15 @@
               <w:pStyle w:val="Compact"/>
             </w:pPr>
             <w:r>
-              <w:t>2 Corintios 4:4</w:t>
+              <w:t xml:space="preserve">2 </w:t>
+            </w:r>
+            <w:proofErr w:type="spellStart"/>
+            <w:r>
+              <w:t>Corintios</w:t>
+            </w:r>
+            <w:proofErr w:type="spellEnd"/>
+            <w:r>
+              <w:t xml:space="preserve"> 4:4</w:t>
             </w:r>
           </w:p>
           <w:p>
@@ -14570,8 +15620,13 @@
                 <w:lang w:val="es-ES"/>
               </w:rPr>
             </w:pPr>
-            <w:r>
-              <w:t>Hebreos 3:12</w:t>
+            <w:proofErr w:type="spellStart"/>
+            <w:r>
+              <w:t>Hebreos</w:t>
+            </w:r>
+            <w:proofErr w:type="spellEnd"/>
+            <w:r>
+              <w:t xml:space="preserve"> 3:12</w:t>
             </w:r>
           </w:p>
         </w:tc>
@@ -14593,6 +15648,7 @@
                 <w:bCs/>
               </w:rPr>
             </w:pPr>
+            <w:proofErr w:type="spellStart"/>
             <w:r>
               <w:rPr>
                 <w:rFonts w:ascii="Aptos" w:hAnsi="Aptos"/>
@@ -14602,6 +15658,7 @@
               <w:lastRenderedPageBreak/>
               <w:t>infierno</w:t>
             </w:r>
+            <w:proofErr w:type="spellEnd"/>
           </w:p>
           <w:p>
             <w:pPr>
@@ -14639,7 +15696,49 @@
               <w:rPr>
                 <w:rFonts w:ascii="Aptos" w:hAnsi="Aptos"/>
               </w:rPr>
-              <w:t>Son castigadas allí para siempre.</w:t>
+              <w:t xml:space="preserve">Son </w:t>
+            </w:r>
+            <w:proofErr w:type="spellStart"/>
+            <w:r>
+              <w:rPr>
+                <w:rFonts w:ascii="Aptos" w:hAnsi="Aptos"/>
+              </w:rPr>
+              <w:t>castigadas</w:t>
+            </w:r>
+            <w:proofErr w:type="spellEnd"/>
+            <w:r>
+              <w:rPr>
+                <w:rFonts w:ascii="Aptos" w:hAnsi="Aptos"/>
+              </w:rPr>
+              <w:t xml:space="preserve"> </w:t>
+            </w:r>
+            <w:proofErr w:type="spellStart"/>
+            <w:r>
+              <w:rPr>
+                <w:rFonts w:ascii="Aptos" w:hAnsi="Aptos"/>
+              </w:rPr>
+              <w:t>allí</w:t>
+            </w:r>
+            <w:proofErr w:type="spellEnd"/>
+            <w:r>
+              <w:rPr>
+                <w:rFonts w:ascii="Aptos" w:hAnsi="Aptos"/>
+              </w:rPr>
+              <w:t xml:space="preserve"> para </w:t>
+            </w:r>
+            <w:proofErr w:type="spellStart"/>
+            <w:r>
+              <w:rPr>
+                <w:rFonts w:ascii="Aptos" w:hAnsi="Aptos"/>
+              </w:rPr>
+              <w:t>siempre</w:t>
+            </w:r>
+            <w:proofErr w:type="spellEnd"/>
+            <w:r>
+              <w:rPr>
+                <w:rFonts w:ascii="Aptos" w:hAnsi="Aptos"/>
+              </w:rPr>
+              <w:t>.</w:t>
             </w:r>
           </w:p>
         </w:tc>
@@ -14768,6 +15867,7 @@
                 <w:bCs/>
               </w:rPr>
             </w:pPr>
+            <w:proofErr w:type="spellStart"/>
             <w:r>
               <w:rPr>
                 <w:b/>
@@ -14775,6 +15875,7 @@
               </w:rPr>
               <w:t>ira</w:t>
             </w:r>
+            <w:proofErr w:type="spellEnd"/>
           </w:p>
           <w:p>
             <w:pPr>
@@ -14839,19 +15940,6 @@
               <w:rPr>
                 <w:lang w:val="es-ES"/>
               </w:rPr>
-              <w:t xml:space="preserve">Marcos 3:5                          </w:t>
-            </w:r>
-          </w:p>
-          <w:p>
-            <w:pPr>
-              <w:rPr>
-                <w:lang w:val="es-ES"/>
-              </w:rPr>
-            </w:pPr>
-            <w:r>
-              <w:rPr>
-                <w:lang w:val="es-ES"/>
-              </w:rPr>
               <w:t xml:space="preserve">Lucas 3:7                           </w:t>
             </w:r>
           </w:p>
@@ -14943,20 +16031,48 @@
               <w:rPr>
                 <w:lang w:val="es-ES"/>
               </w:rPr>
-              <w:t>1 Tesalonicenses 1:10</w:t>
-            </w:r>
-          </w:p>
-          <w:p>
-            <w:pPr>
-              <w:rPr>
-                <w:lang w:val="es-ES"/>
-              </w:rPr>
-            </w:pPr>
-            <w:r>
-              <w:rPr>
-                <w:lang w:val="es-ES"/>
-              </w:rPr>
-              <w:t>1 Tesalonicenses 5:9</w:t>
+              <w:t xml:space="preserve">1 </w:t>
+            </w:r>
+            <w:proofErr w:type="gramStart"/>
+            <w:r>
+              <w:rPr>
+                <w:lang w:val="es-ES"/>
+              </w:rPr>
+              <w:t>Tesalonicenses</w:t>
+            </w:r>
+            <w:proofErr w:type="gramEnd"/>
+            <w:r>
+              <w:rPr>
+                <w:lang w:val="es-ES"/>
+              </w:rPr>
+              <w:t xml:space="preserve"> 1:10</w:t>
+            </w:r>
+          </w:p>
+          <w:p>
+            <w:pPr>
+              <w:rPr>
+                <w:lang w:val="es-ES"/>
+              </w:rPr>
+            </w:pPr>
+            <w:r>
+              <w:rPr>
+                <w:lang w:val="es-ES"/>
+              </w:rPr>
+              <w:t xml:space="preserve">1 </w:t>
+            </w:r>
+            <w:proofErr w:type="gramStart"/>
+            <w:r>
+              <w:rPr>
+                <w:lang w:val="es-ES"/>
+              </w:rPr>
+              <w:t>Tesalonicenses</w:t>
+            </w:r>
+            <w:proofErr w:type="gramEnd"/>
+            <w:r>
+              <w:rPr>
+                <w:lang w:val="es-ES"/>
+              </w:rPr>
+              <w:t xml:space="preserve"> 5:9</w:t>
             </w:r>
           </w:p>
           <w:p>
@@ -14990,6 +16106,7 @@
                 <w:bCs/>
               </w:rPr>
             </w:pPr>
+            <w:proofErr w:type="spellStart"/>
             <w:r>
               <w:rPr>
                 <w:b/>
@@ -14997,6 +16114,7 @@
               </w:rPr>
               <w:t>irreprochable</w:t>
             </w:r>
+            <w:proofErr w:type="spellEnd"/>
           </w:p>
           <w:p>
             <w:pPr>
@@ -15018,7 +16136,23 @@
           </w:tcPr>
           <w:p>
             <w:r>
-              <w:t xml:space="preserve">Esta palabra puede describir: </w:t>
+              <w:t xml:space="preserve">Esta palabra </w:t>
+            </w:r>
+            <w:proofErr w:type="spellStart"/>
+            <w:r>
+              <w:t>puede</w:t>
+            </w:r>
+            <w:proofErr w:type="spellEnd"/>
+            <w:r>
+              <w:t xml:space="preserve"> </w:t>
+            </w:r>
+            <w:proofErr w:type="spellStart"/>
+            <w:r>
+              <w:t>describir</w:t>
+            </w:r>
+            <w:proofErr w:type="spellEnd"/>
+            <w:r>
+              <w:t xml:space="preserve">: </w:t>
             </w:r>
           </w:p>
           <w:p>
@@ -15113,7 +16247,21 @@
               <w:rPr>
                 <w:lang w:val="es-ES"/>
               </w:rPr>
-              <w:t>1 Corintios 1:8</w:t>
+              <w:t xml:space="preserve">1 </w:t>
+            </w:r>
+            <w:proofErr w:type="gramStart"/>
+            <w:r>
+              <w:rPr>
+                <w:lang w:val="es-ES"/>
+              </w:rPr>
+              <w:t>Corintios</w:t>
+            </w:r>
+            <w:proofErr w:type="gramEnd"/>
+            <w:r>
+              <w:rPr>
+                <w:lang w:val="es-ES"/>
+              </w:rPr>
+              <w:t xml:space="preserve"> 1:8</w:t>
             </w:r>
           </w:p>
           <w:p>
@@ -15178,33 +16326,75 @@
               <w:rPr>
                 <w:lang w:val="es-ES"/>
               </w:rPr>
-              <w:t>1 Tesalonicenses 2:10</w:t>
-            </w:r>
-          </w:p>
-          <w:p>
-            <w:pPr>
-              <w:rPr>
-                <w:lang w:val="es-ES"/>
-              </w:rPr>
-            </w:pPr>
-            <w:r>
-              <w:rPr>
-                <w:lang w:val="es-ES"/>
-              </w:rPr>
-              <w:t>1 Tesalonicenses 3:13</w:t>
-            </w:r>
-          </w:p>
-          <w:p>
-            <w:pPr>
-              <w:rPr>
-                <w:lang w:val="es-ES"/>
-              </w:rPr>
-            </w:pPr>
-            <w:r>
-              <w:rPr>
-                <w:lang w:val="es-ES"/>
-              </w:rPr>
-              <w:t xml:space="preserve">1 Tesalonicenses 5:23 </w:t>
+              <w:t xml:space="preserve">1 </w:t>
+            </w:r>
+            <w:proofErr w:type="gramStart"/>
+            <w:r>
+              <w:rPr>
+                <w:lang w:val="es-ES"/>
+              </w:rPr>
+              <w:t>Tesalonicenses</w:t>
+            </w:r>
+            <w:proofErr w:type="gramEnd"/>
+            <w:r>
+              <w:rPr>
+                <w:lang w:val="es-ES"/>
+              </w:rPr>
+              <w:t xml:space="preserve"> 2:10</w:t>
+            </w:r>
+          </w:p>
+          <w:p>
+            <w:pPr>
+              <w:rPr>
+                <w:lang w:val="es-ES"/>
+              </w:rPr>
+            </w:pPr>
+            <w:r>
+              <w:rPr>
+                <w:lang w:val="es-ES"/>
+              </w:rPr>
+              <w:t xml:space="preserve">1 </w:t>
+            </w:r>
+            <w:proofErr w:type="gramStart"/>
+            <w:r>
+              <w:rPr>
+                <w:lang w:val="es-ES"/>
+              </w:rPr>
+              <w:t>Tesalonicenses</w:t>
+            </w:r>
+            <w:proofErr w:type="gramEnd"/>
+            <w:r>
+              <w:rPr>
+                <w:lang w:val="es-ES"/>
+              </w:rPr>
+              <w:t xml:space="preserve"> 3:13</w:t>
+            </w:r>
+          </w:p>
+          <w:p>
+            <w:pPr>
+              <w:rPr>
+                <w:lang w:val="es-ES"/>
+              </w:rPr>
+            </w:pPr>
+            <w:r>
+              <w:rPr>
+                <w:lang w:val="es-ES"/>
+              </w:rPr>
+              <w:t xml:space="preserve">1 </w:t>
+            </w:r>
+            <w:proofErr w:type="gramStart"/>
+            <w:r>
+              <w:rPr>
+                <w:lang w:val="es-ES"/>
+              </w:rPr>
+              <w:t>Tesalonicenses</w:t>
+            </w:r>
+            <w:proofErr w:type="gramEnd"/>
+            <w:r>
+              <w:rPr>
+                <w:lang w:val="es-ES"/>
+              </w:rPr>
+              <w:t xml:space="preserve"> 5:23 </w:t>
             </w:r>
           </w:p>
           <w:p>
@@ -15384,7 +16574,20 @@
                 <w:lang w:val="es-ES"/>
               </w:rPr>
               <w:br/>
-              <w:t>Hebreos 13:8</w:t>
+            </w:r>
+            <w:proofErr w:type="gramStart"/>
+            <w:r>
+              <w:rPr>
+                <w:lang w:val="es-ES"/>
+              </w:rPr>
+              <w:t>Hebreos</w:t>
+            </w:r>
+            <w:proofErr w:type="gramEnd"/>
+            <w:r>
+              <w:rPr>
+                <w:lang w:val="es-ES"/>
+              </w:rPr>
+              <w:t xml:space="preserve"> 13:8</w:t>
             </w:r>
             <w:r>
               <w:rPr>
@@ -15433,6 +16636,7 @@
                 <w:bCs/>
               </w:rPr>
             </w:pPr>
+            <w:proofErr w:type="spellStart"/>
             <w:r>
               <w:rPr>
                 <w:b/>
@@ -15449,13 +16653,23 @@
               </w:rPr>
               <w:t>usgar</w:t>
             </w:r>
+            <w:proofErr w:type="spellEnd"/>
             <w:r>
               <w:rPr>
                 <w:b/>
                 <w:bCs/>
               </w:rPr>
-              <w:t>, juez</w:t>
-            </w:r>
+              <w:t xml:space="preserve">, </w:t>
+            </w:r>
+            <w:proofErr w:type="spellStart"/>
+            <w:r>
+              <w:rPr>
+                <w:b/>
+                <w:bCs/>
+              </w:rPr>
+              <w:t>juez</w:t>
+            </w:r>
+            <w:proofErr w:type="spellEnd"/>
           </w:p>
           <w:p>
             <w:pPr>
@@ -15474,7 +16688,23 @@
           </w:tcPr>
           <w:p>
             <w:r>
-              <w:t>Esta palabra puede significar:</w:t>
+              <w:t xml:space="preserve">Esta palabra </w:t>
+            </w:r>
+            <w:proofErr w:type="spellStart"/>
+            <w:r>
+              <w:t>puede</w:t>
+            </w:r>
+            <w:proofErr w:type="spellEnd"/>
+            <w:r>
+              <w:t xml:space="preserve"> </w:t>
+            </w:r>
+            <w:proofErr w:type="spellStart"/>
+            <w:r>
+              <w:t>significar</w:t>
+            </w:r>
+            <w:proofErr w:type="spellEnd"/>
+            <w:r>
+              <w:t>:</w:t>
             </w:r>
           </w:p>
           <w:p>
@@ -15484,8 +16714,29 @@
                 <w:numId w:val="17"/>
               </w:numPr>
             </w:pPr>
-            <w:r>
-              <w:t>Pensar, considerar o estimar.</w:t>
+            <w:proofErr w:type="spellStart"/>
+            <w:r>
+              <w:t>Pensar</w:t>
+            </w:r>
+            <w:proofErr w:type="spellEnd"/>
+            <w:r>
+              <w:t xml:space="preserve">, </w:t>
+            </w:r>
+            <w:proofErr w:type="spellStart"/>
+            <w:r>
+              <w:t>considerar</w:t>
+            </w:r>
+            <w:proofErr w:type="spellEnd"/>
+            <w:r>
+              <w:t xml:space="preserve"> o </w:t>
+            </w:r>
+            <w:proofErr w:type="spellStart"/>
+            <w:r>
+              <w:t>estimar</w:t>
+            </w:r>
+            <w:proofErr w:type="spellEnd"/>
+            <w:r>
+              <w:t>.</w:t>
             </w:r>
           </w:p>
           <w:p>
@@ -15495,8 +16746,21 @@
                 <w:numId w:val="17"/>
               </w:numPr>
             </w:pPr>
-            <w:r>
-              <w:t>Decidir o determinar.</w:t>
+            <w:proofErr w:type="spellStart"/>
+            <w:r>
+              <w:t>Decidir</w:t>
+            </w:r>
+            <w:proofErr w:type="spellEnd"/>
+            <w:r>
+              <w:t xml:space="preserve"> o </w:t>
+            </w:r>
+            <w:proofErr w:type="spellStart"/>
+            <w:r>
+              <w:t>determinar</w:t>
+            </w:r>
+            <w:proofErr w:type="spellEnd"/>
+            <w:r>
+              <w:t>.</w:t>
             </w:r>
           </w:p>
           <w:p>
@@ -15506,8 +16770,21 @@
                 <w:numId w:val="17"/>
               </w:numPr>
             </w:pPr>
-            <w:r>
-              <w:t>Emitir un juicio.</w:t>
+            <w:proofErr w:type="spellStart"/>
+            <w:r>
+              <w:t>Emitir</w:t>
+            </w:r>
+            <w:proofErr w:type="spellEnd"/>
+            <w:r>
+              <w:t xml:space="preserve"> un </w:t>
+            </w:r>
+            <w:proofErr w:type="spellStart"/>
+            <w:r>
+              <w:t>juicio</w:t>
+            </w:r>
+            <w:proofErr w:type="spellEnd"/>
+            <w:r>
+              <w:t>.</w:t>
             </w:r>
           </w:p>
           <w:p>
@@ -15541,7 +16818,21 @@
               <w:rPr>
                 <w:lang w:val="es-ES"/>
               </w:rPr>
-              <w:t>La persona en un tribunal de justicia que toma la decisión sobre si alguien actuó correctamente o incorrectamente.</w:t>
+              <w:t xml:space="preserve">La persona en un tribunal de justicia que toma la decisión sobre si alguien actuó </w:t>
+            </w:r>
+            <w:proofErr w:type="gramStart"/>
+            <w:r>
+              <w:rPr>
+                <w:lang w:val="es-ES"/>
+              </w:rPr>
+              <w:t>correctamente o incorrectamente</w:t>
+            </w:r>
+            <w:proofErr w:type="gramEnd"/>
+            <w:r>
+              <w:rPr>
+                <w:lang w:val="es-ES"/>
+              </w:rPr>
+              <w:t>.</w:t>
             </w:r>
           </w:p>
           <w:p>
@@ -15660,7 +16951,20 @@
                 <w:lang w:val="es-ES"/>
               </w:rPr>
               <w:br/>
-              <w:t>Hebreos 13:4</w:t>
+            </w:r>
+            <w:proofErr w:type="gramStart"/>
+            <w:r>
+              <w:rPr>
+                <w:lang w:val="es-ES"/>
+              </w:rPr>
+              <w:t>Hebreos</w:t>
+            </w:r>
+            <w:proofErr w:type="gramEnd"/>
+            <w:r>
+              <w:rPr>
+                <w:lang w:val="es-ES"/>
+              </w:rPr>
+              <w:t xml:space="preserve"> 13:4</w:t>
             </w:r>
             <w:r>
               <w:rPr>
@@ -15709,6 +17013,7 @@
                 <w:bCs/>
               </w:rPr>
             </w:pPr>
+            <w:proofErr w:type="spellStart"/>
             <w:r>
               <w:rPr>
                 <w:b/>
@@ -15716,6 +17021,7 @@
               </w:rPr>
               <w:t>justificar</w:t>
             </w:r>
+            <w:proofErr w:type="spellEnd"/>
           </w:p>
           <w:p>
             <w:pPr>
@@ -15744,7 +17050,35 @@
               <w:rPr>
                 <w:rFonts w:asciiTheme="minorHAnsi" w:hAnsiTheme="minorHAnsi"/>
               </w:rPr>
-              <w:t>Esta palabra puede significar:</w:t>
+              <w:t xml:space="preserve">Esta palabra </w:t>
+            </w:r>
+            <w:proofErr w:type="spellStart"/>
+            <w:r>
+              <w:rPr>
+                <w:rFonts w:asciiTheme="minorHAnsi" w:hAnsiTheme="minorHAnsi"/>
+              </w:rPr>
+              <w:t>puede</w:t>
+            </w:r>
+            <w:proofErr w:type="spellEnd"/>
+            <w:r>
+              <w:rPr>
+                <w:rFonts w:asciiTheme="minorHAnsi" w:hAnsiTheme="minorHAnsi"/>
+              </w:rPr>
+              <w:t xml:space="preserve"> </w:t>
+            </w:r>
+            <w:proofErr w:type="spellStart"/>
+            <w:r>
+              <w:rPr>
+                <w:rFonts w:asciiTheme="minorHAnsi" w:hAnsiTheme="minorHAnsi"/>
+              </w:rPr>
+              <w:t>significar</w:t>
+            </w:r>
+            <w:proofErr w:type="spellEnd"/>
+            <w:r>
+              <w:rPr>
+                <w:rFonts w:asciiTheme="minorHAnsi" w:hAnsiTheme="minorHAnsi"/>
+              </w:rPr>
+              <w:t>:</w:t>
             </w:r>
           </w:p>
           <w:p>
@@ -15780,12 +17114,21 @@
                 <w:lang w:val="es-ES"/>
               </w:rPr>
             </w:pPr>
+            <w:proofErr w:type="gramStart"/>
             <w:r>
               <w:rPr>
                 <w:rFonts w:asciiTheme="minorHAnsi" w:hAnsiTheme="minorHAnsi"/>
                 <w:lang w:val="es-ES"/>
               </w:rPr>
-              <w:t>Declarar que alguien es justo y luego tratarlo como si hubiera hecho lo correcto.</w:t>
+              <w:t>Declarar</w:t>
+            </w:r>
+            <w:proofErr w:type="gramEnd"/>
+            <w:r>
+              <w:rPr>
+                <w:rFonts w:asciiTheme="minorHAnsi" w:hAnsiTheme="minorHAnsi"/>
+                <w:lang w:val="es-ES"/>
+              </w:rPr>
+              <w:t xml:space="preserve"> que alguien es justo y luego tratarlo como si hubiera hecho lo correcto.</w:t>
             </w:r>
           </w:p>
           <w:p>
@@ -16302,7 +17645,23 @@
           </w:tcPr>
           <w:p>
             <w:r>
-              <w:t>Esta palabra puede significar:</w:t>
+              <w:t xml:space="preserve">Esta palabra </w:t>
+            </w:r>
+            <w:proofErr w:type="spellStart"/>
+            <w:r>
+              <w:t>puede</w:t>
+            </w:r>
+            <w:proofErr w:type="spellEnd"/>
+            <w:r>
+              <w:t xml:space="preserve"> </w:t>
+            </w:r>
+            <w:proofErr w:type="spellStart"/>
+            <w:r>
+              <w:t>significar</w:t>
+            </w:r>
+            <w:proofErr w:type="spellEnd"/>
+            <w:r>
+              <w:t>:</w:t>
             </w:r>
           </w:p>
           <w:p>
@@ -16347,7 +17706,23 @@
               </w:numPr>
             </w:pPr>
             <w:r>
-              <w:t>Todo el Antiguo Testamento.</w:t>
+              <w:t xml:space="preserve">Todo </w:t>
+            </w:r>
+            <w:proofErr w:type="spellStart"/>
+            <w:r>
+              <w:t>el</w:t>
+            </w:r>
+            <w:proofErr w:type="spellEnd"/>
+            <w:r>
+              <w:t xml:space="preserve"> Antiguo </w:t>
+            </w:r>
+            <w:proofErr w:type="spellStart"/>
+            <w:r>
+              <w:t>Testamento</w:t>
+            </w:r>
+            <w:proofErr w:type="spellEnd"/>
+            <w:r>
+              <w:t>.</w:t>
             </w:r>
           </w:p>
           <w:p>
@@ -16490,7 +17865,20 @@
                 <w:lang w:val="es-ES"/>
               </w:rPr>
               <w:br/>
-              <w:t>Hebreos 9:22</w:t>
+            </w:r>
+            <w:proofErr w:type="gramStart"/>
+            <w:r>
+              <w:rPr>
+                <w:lang w:val="es-ES"/>
+              </w:rPr>
+              <w:t>Hebreos</w:t>
+            </w:r>
+            <w:proofErr w:type="gramEnd"/>
+            <w:r>
+              <w:rPr>
+                <w:lang w:val="es-ES"/>
+              </w:rPr>
+              <w:t xml:space="preserve"> 9:22</w:t>
             </w:r>
             <w:r>
               <w:rPr>
@@ -16518,6 +17906,7 @@
                 <w:bCs/>
               </w:rPr>
             </w:pPr>
+            <w:proofErr w:type="spellStart"/>
             <w:r>
               <w:rPr>
                 <w:b/>
@@ -16525,6 +17914,7 @@
               </w:rPr>
               <w:t>león</w:t>
             </w:r>
+            <w:proofErr w:type="spellEnd"/>
           </w:p>
           <w:p>
             <w:pPr>
@@ -16581,7 +17971,20 @@
                 <w:lang w:val="es-ES"/>
               </w:rPr>
               <w:br/>
-              <w:t>Hebreos 11:33</w:t>
+            </w:r>
+            <w:proofErr w:type="gramStart"/>
+            <w:r>
+              <w:rPr>
+                <w:lang w:val="es-ES"/>
+              </w:rPr>
+              <w:t>Hebreos</w:t>
+            </w:r>
+            <w:proofErr w:type="gramEnd"/>
+            <w:r>
+              <w:rPr>
+                <w:lang w:val="es-ES"/>
+              </w:rPr>
+              <w:t xml:space="preserve"> 11:33</w:t>
             </w:r>
             <w:r>
               <w:rPr>
@@ -16956,6 +18359,7 @@
                 <w:bCs/>
               </w:rPr>
             </w:pPr>
+            <w:proofErr w:type="spellStart"/>
             <w:r>
               <w:rPr>
                 <w:b/>
@@ -16982,7 +18386,15 @@
                 <w:b/>
                 <w:bCs/>
               </w:rPr>
-              <w:t xml:space="preserve">or </w:t>
+              <w:t>or</w:t>
+            </w:r>
+            <w:proofErr w:type="spellEnd"/>
+            <w:r>
+              <w:rPr>
+                <w:b/>
+                <w:bCs/>
+              </w:rPr>
+              <w:t xml:space="preserve"> </w:t>
             </w:r>
           </w:p>
           <w:p>
@@ -17054,21 +18466,60 @@
                 <w:lang w:val="es-ES"/>
               </w:rPr>
               <w:br/>
-              <w:t>Hebreos 8:6</w:t>
-            </w:r>
-            <w:r>
-              <w:rPr>
-                <w:lang w:val="es-ES"/>
-              </w:rPr>
-              <w:br/>
-              <w:t>Hebreos 9:15</w:t>
-            </w:r>
-            <w:r>
-              <w:rPr>
-                <w:lang w:val="es-ES"/>
-              </w:rPr>
-              <w:br/>
-              <w:t>Hebreos 12:24</w:t>
+            </w:r>
+            <w:proofErr w:type="gramStart"/>
+            <w:r>
+              <w:rPr>
+                <w:lang w:val="es-ES"/>
+              </w:rPr>
+              <w:t>Hebreos</w:t>
+            </w:r>
+            <w:proofErr w:type="gramEnd"/>
+            <w:r>
+              <w:rPr>
+                <w:lang w:val="es-ES"/>
+              </w:rPr>
+              <w:t xml:space="preserve"> 8:6</w:t>
+            </w:r>
+            <w:r>
+              <w:rPr>
+                <w:lang w:val="es-ES"/>
+              </w:rPr>
+              <w:br/>
+            </w:r>
+            <w:proofErr w:type="gramStart"/>
+            <w:r>
+              <w:rPr>
+                <w:lang w:val="es-ES"/>
+              </w:rPr>
+              <w:t>Hebreos</w:t>
+            </w:r>
+            <w:proofErr w:type="gramEnd"/>
+            <w:r>
+              <w:rPr>
+                <w:lang w:val="es-ES"/>
+              </w:rPr>
+              <w:t xml:space="preserve"> 9:15</w:t>
+            </w:r>
+            <w:r>
+              <w:rPr>
+                <w:lang w:val="es-ES"/>
+              </w:rPr>
+              <w:br/>
+            </w:r>
+            <w:proofErr w:type="gramStart"/>
+            <w:r>
+              <w:rPr>
+                <w:lang w:val="es-ES"/>
+              </w:rPr>
+              <w:t>Hebreos</w:t>
+            </w:r>
+            <w:proofErr w:type="gramEnd"/>
+            <w:r>
+              <w:rPr>
+                <w:lang w:val="es-ES"/>
+              </w:rPr>
+              <w:t xml:space="preserve"> 12:24</w:t>
             </w:r>
           </w:p>
         </w:tc>
@@ -17089,6 +18540,7 @@
                 <w:bCs/>
               </w:rPr>
             </w:pPr>
+            <w:proofErr w:type="spellStart"/>
             <w:r>
               <w:rPr>
                 <w:b/>
@@ -17096,6 +18548,7 @@
               </w:rPr>
               <w:t>milagro</w:t>
             </w:r>
+            <w:proofErr w:type="spellEnd"/>
             <w:r>
               <w:rPr>
                 <w:b/>
@@ -17122,7 +18575,23 @@
           </w:tcPr>
           <w:p>
             <w:r>
-              <w:t>Esta palabra puede significar:</w:t>
+              <w:t xml:space="preserve">Esta palabra </w:t>
+            </w:r>
+            <w:proofErr w:type="spellStart"/>
+            <w:r>
+              <w:t>puede</w:t>
+            </w:r>
+            <w:proofErr w:type="spellEnd"/>
+            <w:r>
+              <w:t xml:space="preserve"> </w:t>
+            </w:r>
+            <w:proofErr w:type="spellStart"/>
+            <w:r>
+              <w:t>significar</w:t>
+            </w:r>
+            <w:proofErr w:type="spellEnd"/>
+            <w:r>
+              <w:t>:</w:t>
             </w:r>
           </w:p>
           <w:p>
@@ -17266,7 +18735,20 @@
                 <w:lang w:val="es-ES"/>
               </w:rPr>
               <w:br/>
-              <w:t>Hebreos 2:4</w:t>
+            </w:r>
+            <w:proofErr w:type="gramStart"/>
+            <w:r>
+              <w:rPr>
+                <w:lang w:val="es-ES"/>
+              </w:rPr>
+              <w:t>Hebreos</w:t>
+            </w:r>
+            <w:proofErr w:type="gramEnd"/>
+            <w:r>
+              <w:rPr>
+                <w:lang w:val="es-ES"/>
+              </w:rPr>
+              <w:t xml:space="preserve"> 2:4</w:t>
             </w:r>
           </w:p>
         </w:tc>
@@ -17313,7 +18795,23 @@
           </w:tcPr>
           <w:p>
             <w:r>
-              <w:t>Esta palabra puede significar:</w:t>
+              <w:t xml:space="preserve">Esta palabra </w:t>
+            </w:r>
+            <w:proofErr w:type="spellStart"/>
+            <w:r>
+              <w:t>puede</w:t>
+            </w:r>
+            <w:proofErr w:type="spellEnd"/>
+            <w:r>
+              <w:t xml:space="preserve"> </w:t>
+            </w:r>
+            <w:proofErr w:type="spellStart"/>
+            <w:r>
+              <w:t>significar</w:t>
+            </w:r>
+            <w:proofErr w:type="spellEnd"/>
+            <w:r>
+              <w:t>:</w:t>
             </w:r>
           </w:p>
           <w:p>
@@ -17419,7 +18917,20 @@
                 <w:lang w:val="es-ES"/>
               </w:rPr>
               <w:br/>
-              <w:t>Hebreos 4:16</w:t>
+            </w:r>
+            <w:proofErr w:type="gramStart"/>
+            <w:r>
+              <w:rPr>
+                <w:lang w:val="es-ES"/>
+              </w:rPr>
+              <w:t>Hebreos</w:t>
+            </w:r>
+            <w:proofErr w:type="gramEnd"/>
+            <w:r>
+              <w:rPr>
+                <w:lang w:val="es-ES"/>
+              </w:rPr>
+              <w:t xml:space="preserve"> 4:16</w:t>
             </w:r>
             <w:r>
               <w:rPr>
@@ -17468,6 +18979,7 @@
                 <w:bCs/>
               </w:rPr>
             </w:pPr>
+            <w:proofErr w:type="spellStart"/>
             <w:r>
               <w:rPr>
                 <w:b/>
@@ -17475,6 +18987,7 @@
               </w:rPr>
               <w:t>muerte</w:t>
             </w:r>
+            <w:proofErr w:type="spellEnd"/>
           </w:p>
           <w:p>
             <w:pPr>
@@ -17514,7 +19027,15 @@
               </w:numPr>
             </w:pPr>
             <w:r>
-              <w:t>Muerte física.</w:t>
+              <w:t xml:space="preserve">Muerte </w:t>
+            </w:r>
+            <w:proofErr w:type="spellStart"/>
+            <w:r>
+              <w:t>física</w:t>
+            </w:r>
+            <w:proofErr w:type="spellEnd"/>
+            <w:r>
+              <w:t>.</w:t>
             </w:r>
           </w:p>
           <w:p>
@@ -17526,7 +19047,15 @@
               </w:numPr>
             </w:pPr>
             <w:r>
-              <w:t>Muerte espiritual.</w:t>
+              <w:t xml:space="preserve">Muerte </w:t>
+            </w:r>
+            <w:proofErr w:type="spellStart"/>
+            <w:r>
+              <w:t>espiritual</w:t>
+            </w:r>
+            <w:proofErr w:type="spellEnd"/>
+            <w:r>
+              <w:t>.</w:t>
             </w:r>
           </w:p>
           <w:p>
@@ -17667,20 +19196,48 @@
               <w:rPr>
                 <w:lang w:val="es-ES"/>
               </w:rPr>
-              <w:t>1 Corintios 11:26</w:t>
-            </w:r>
-          </w:p>
-          <w:p>
-            <w:pPr>
-              <w:rPr>
-                <w:lang w:val="es-ES"/>
-              </w:rPr>
-            </w:pPr>
-            <w:r>
-              <w:rPr>
-                <w:lang w:val="es-ES"/>
-              </w:rPr>
-              <w:t>2 Corintios 4:11</w:t>
+              <w:t xml:space="preserve">1 </w:t>
+            </w:r>
+            <w:proofErr w:type="gramStart"/>
+            <w:r>
+              <w:rPr>
+                <w:lang w:val="es-ES"/>
+              </w:rPr>
+              <w:t>Corintios</w:t>
+            </w:r>
+            <w:proofErr w:type="gramEnd"/>
+            <w:r>
+              <w:rPr>
+                <w:lang w:val="es-ES"/>
+              </w:rPr>
+              <w:t xml:space="preserve"> 11:26</w:t>
+            </w:r>
+          </w:p>
+          <w:p>
+            <w:pPr>
+              <w:rPr>
+                <w:lang w:val="es-ES"/>
+              </w:rPr>
+            </w:pPr>
+            <w:r>
+              <w:rPr>
+                <w:lang w:val="es-ES"/>
+              </w:rPr>
+              <w:t xml:space="preserve">2 </w:t>
+            </w:r>
+            <w:proofErr w:type="gramStart"/>
+            <w:r>
+              <w:rPr>
+                <w:lang w:val="es-ES"/>
+              </w:rPr>
+              <w:t>Corintios</w:t>
+            </w:r>
+            <w:proofErr w:type="gramEnd"/>
+            <w:r>
+              <w:rPr>
+                <w:lang w:val="es-ES"/>
+              </w:rPr>
+              <w:t xml:space="preserve"> 4:11</w:t>
             </w:r>
           </w:p>
           <w:p>
@@ -17767,6 +19324,7 @@
                 <w:bCs/>
               </w:rPr>
             </w:pPr>
+            <w:proofErr w:type="spellStart"/>
             <w:r>
               <w:rPr>
                 <w:b/>
@@ -17774,6 +19332,7 @@
               </w:rPr>
               <w:t>nación</w:t>
             </w:r>
+            <w:proofErr w:type="spellEnd"/>
             <w:r>
               <w:rPr>
                 <w:b/>
@@ -17799,7 +19358,23 @@
           </w:tcPr>
           <w:p>
             <w:r>
-              <w:t>Esta palabra puede significar:</w:t>
+              <w:t xml:space="preserve">Esta palabra </w:t>
+            </w:r>
+            <w:proofErr w:type="spellStart"/>
+            <w:r>
+              <w:t>puede</w:t>
+            </w:r>
+            <w:proofErr w:type="spellEnd"/>
+            <w:r>
+              <w:t xml:space="preserve"> </w:t>
+            </w:r>
+            <w:proofErr w:type="spellStart"/>
+            <w:r>
+              <w:t>significar</w:t>
+            </w:r>
+            <w:proofErr w:type="spellEnd"/>
+            <w:r>
+              <w:t>:</w:t>
             </w:r>
           </w:p>
           <w:p>
@@ -17810,7 +19385,15 @@
               </w:numPr>
             </w:pPr>
             <w:r>
-              <w:t>Una tribu de personas.</w:t>
+              <w:t xml:space="preserve">Una </w:t>
+            </w:r>
+            <w:proofErr w:type="spellStart"/>
+            <w:r>
+              <w:t>tribu</w:t>
+            </w:r>
+            <w:proofErr w:type="spellEnd"/>
+            <w:r>
+              <w:t xml:space="preserve"> de personas.</w:t>
             </w:r>
           </w:p>
           <w:p>
@@ -17821,7 +19404,15 @@
               </w:numPr>
             </w:pPr>
             <w:r>
-              <w:t>Un grupo de personas.</w:t>
+              <w:t xml:space="preserve">Un </w:t>
+            </w:r>
+            <w:proofErr w:type="spellStart"/>
+            <w:r>
+              <w:t>grupo</w:t>
+            </w:r>
+            <w:proofErr w:type="spellEnd"/>
+            <w:r>
+              <w:t xml:space="preserve"> de personas.</w:t>
             </w:r>
           </w:p>
           <w:p>
@@ -17831,8 +19422,13 @@
                 <w:numId w:val="26"/>
               </w:numPr>
             </w:pPr>
-            <w:r>
-              <w:t>Todas las personas.</w:t>
+            <w:proofErr w:type="spellStart"/>
+            <w:r>
+              <w:t>Todas</w:t>
+            </w:r>
+            <w:proofErr w:type="spellEnd"/>
+            <w:r>
+              <w:t xml:space="preserve"> las personas.</w:t>
             </w:r>
           </w:p>
           <w:p>
@@ -17973,14 +19569,32 @@
                 <w:bCs/>
               </w:rPr>
             </w:pPr>
+            <w:proofErr w:type="spellStart"/>
             <w:r>
               <w:rPr>
                 <w:b/>
                 <w:bCs/>
               </w:rPr>
               <w:lastRenderedPageBreak/>
-              <w:t>obedecer, obediencia</w:t>
-            </w:r>
+              <w:t>obedecer</w:t>
+            </w:r>
+            <w:proofErr w:type="spellEnd"/>
+            <w:r>
+              <w:rPr>
+                <w:b/>
+                <w:bCs/>
+              </w:rPr>
+              <w:t xml:space="preserve">, </w:t>
+            </w:r>
+            <w:proofErr w:type="spellStart"/>
+            <w:r>
+              <w:rPr>
+                <w:b/>
+                <w:bCs/>
+              </w:rPr>
+              <w:t>obediencia</w:t>
+            </w:r>
+            <w:proofErr w:type="spellEnd"/>
           </w:p>
           <w:p>
             <w:pPr>
@@ -18009,7 +19623,35 @@
               <w:rPr>
                 <w:rFonts w:ascii="Aptos" w:hAnsi="Aptos"/>
               </w:rPr>
-              <w:t>Esta palabra puede significar:</w:t>
+              <w:t xml:space="preserve">Esta palabra </w:t>
+            </w:r>
+            <w:proofErr w:type="spellStart"/>
+            <w:r>
+              <w:rPr>
+                <w:rFonts w:ascii="Aptos" w:hAnsi="Aptos"/>
+              </w:rPr>
+              <w:t>puede</w:t>
+            </w:r>
+            <w:proofErr w:type="spellEnd"/>
+            <w:r>
+              <w:rPr>
+                <w:rFonts w:ascii="Aptos" w:hAnsi="Aptos"/>
+              </w:rPr>
+              <w:t xml:space="preserve"> </w:t>
+            </w:r>
+            <w:proofErr w:type="spellStart"/>
+            <w:r>
+              <w:rPr>
+                <w:rFonts w:ascii="Aptos" w:hAnsi="Aptos"/>
+              </w:rPr>
+              <w:t>significar</w:t>
+            </w:r>
+            <w:proofErr w:type="spellEnd"/>
+            <w:r>
+              <w:rPr>
+                <w:rFonts w:ascii="Aptos" w:hAnsi="Aptos"/>
+              </w:rPr>
+              <w:t>:</w:t>
             </w:r>
           </w:p>
           <w:p>
@@ -18175,14 +19817,40 @@
                 <w:lang w:val="es-ES"/>
               </w:rPr>
               <w:br/>
-              <w:t>Hebreos 5:9</w:t>
-            </w:r>
-            <w:r>
-              <w:rPr>
-                <w:lang w:val="es-ES"/>
-              </w:rPr>
-              <w:br/>
-              <w:t>Hebreos 11:8</w:t>
+            </w:r>
+            <w:proofErr w:type="gramStart"/>
+            <w:r>
+              <w:rPr>
+                <w:lang w:val="es-ES"/>
+              </w:rPr>
+              <w:t>Hebreos</w:t>
+            </w:r>
+            <w:proofErr w:type="gramEnd"/>
+            <w:r>
+              <w:rPr>
+                <w:lang w:val="es-ES"/>
+              </w:rPr>
+              <w:t xml:space="preserve"> 5:9</w:t>
+            </w:r>
+            <w:r>
+              <w:rPr>
+                <w:lang w:val="es-ES"/>
+              </w:rPr>
+              <w:br/>
+            </w:r>
+            <w:proofErr w:type="gramStart"/>
+            <w:r>
+              <w:rPr>
+                <w:lang w:val="es-ES"/>
+              </w:rPr>
+              <w:t>Hebreos</w:t>
+            </w:r>
+            <w:proofErr w:type="gramEnd"/>
+            <w:r>
+              <w:rPr>
+                <w:lang w:val="es-ES"/>
+              </w:rPr>
+              <w:t xml:space="preserve"> 11:8</w:t>
             </w:r>
             <w:r>
               <w:rPr>
@@ -18210,6 +19878,7 @@
                 <w:bCs/>
               </w:rPr>
             </w:pPr>
+            <w:proofErr w:type="spellStart"/>
             <w:r>
               <w:rPr>
                 <w:b/>
@@ -18217,6 +19886,7 @@
               </w:rPr>
               <w:t>orar</w:t>
             </w:r>
+            <w:proofErr w:type="spellEnd"/>
           </w:p>
           <w:p>
             <w:pPr>
@@ -18236,7 +19906,23 @@
           </w:tcPr>
           <w:p>
             <w:r>
-              <w:t>Esta palabra puede significar:</w:t>
+              <w:t xml:space="preserve">Esta palabra </w:t>
+            </w:r>
+            <w:proofErr w:type="spellStart"/>
+            <w:r>
+              <w:t>puede</w:t>
+            </w:r>
+            <w:proofErr w:type="spellEnd"/>
+            <w:r>
+              <w:t xml:space="preserve"> </w:t>
+            </w:r>
+            <w:proofErr w:type="spellStart"/>
+            <w:r>
+              <w:t>significar</w:t>
+            </w:r>
+            <w:proofErr w:type="spellEnd"/>
+            <w:r>
+              <w:t>:</w:t>
             </w:r>
           </w:p>
           <w:p>
@@ -18390,7 +20076,20 @@
                 <w:lang w:val="es-ES"/>
               </w:rPr>
               <w:br/>
-              <w:t>Hebreos 13:18</w:t>
+            </w:r>
+            <w:proofErr w:type="gramStart"/>
+            <w:r>
+              <w:rPr>
+                <w:lang w:val="es-ES"/>
+              </w:rPr>
+              <w:t>Hebreos</w:t>
+            </w:r>
+            <w:proofErr w:type="gramEnd"/>
+            <w:r>
+              <w:rPr>
+                <w:lang w:val="es-ES"/>
+              </w:rPr>
+              <w:t xml:space="preserve"> 13:18</w:t>
             </w:r>
             <w:r>
               <w:rPr>
@@ -18426,6 +20125,7 @@
                 <w:lang w:val="es-MX"/>
               </w:rPr>
             </w:pPr>
+            <w:proofErr w:type="spellStart"/>
             <w:r>
               <w:rPr>
                 <w:b/>
@@ -18433,6 +20133,7 @@
               </w:rPr>
               <w:t>oveja</w:t>
             </w:r>
+            <w:proofErr w:type="spellEnd"/>
             <w:r>
               <w:rPr>
                 <w:b/>
@@ -18659,8 +20360,13 @@
             <w:pPr>
               <w:pStyle w:val="Compact"/>
             </w:pPr>
-            <w:r>
-              <w:t>Hebreos 13:20</w:t>
+            <w:proofErr w:type="spellStart"/>
+            <w:r>
+              <w:t>Hebreos</w:t>
+            </w:r>
+            <w:proofErr w:type="spellEnd"/>
+            <w:r>
+              <w:t xml:space="preserve"> 13:20</w:t>
             </w:r>
           </w:p>
           <w:p>
@@ -18678,8 +20384,13 @@
                 <w:lang w:val="es-ES"/>
               </w:rPr>
             </w:pPr>
-            <w:r>
-              <w:t>Apocalipsis 18:13</w:t>
+            <w:proofErr w:type="spellStart"/>
+            <w:r>
+              <w:t>Apocalipsis</w:t>
+            </w:r>
+            <w:proofErr w:type="spellEnd"/>
+            <w:r>
+              <w:t xml:space="preserve"> 18:13</w:t>
             </w:r>
           </w:p>
         </w:tc>
@@ -19070,7 +20781,23 @@
               <w:t xml:space="preserve">Esto puede ser un título para Jesús. (En español, entonces se capitaliza). </w:t>
             </w:r>
             <w:r>
-              <w:t>También puede significar:</w:t>
+              <w:t xml:space="preserve">También </w:t>
+            </w:r>
+            <w:proofErr w:type="spellStart"/>
+            <w:r>
+              <w:t>puede</w:t>
+            </w:r>
+            <w:proofErr w:type="spellEnd"/>
+            <w:r>
+              <w:t xml:space="preserve"> </w:t>
+            </w:r>
+            <w:proofErr w:type="spellStart"/>
+            <w:r>
+              <w:t>significar</w:t>
+            </w:r>
+            <w:proofErr w:type="spellEnd"/>
+            <w:r>
+              <w:t>:</w:t>
             </w:r>
           </w:p>
           <w:p>
@@ -19081,7 +20808,15 @@
               </w:numPr>
             </w:pPr>
             <w:r>
-              <w:t>Algo que se habla.</w:t>
+              <w:t xml:space="preserve">Algo que se </w:t>
+            </w:r>
+            <w:proofErr w:type="spellStart"/>
+            <w:r>
+              <w:t>habla</w:t>
+            </w:r>
+            <w:proofErr w:type="spellEnd"/>
+            <w:r>
+              <w:t>.</w:t>
             </w:r>
           </w:p>
           <w:p>
@@ -19115,7 +20850,15 @@
               <w:t xml:space="preserve">Algo que se ha dado en el pasado como un mensaje de Dios. </w:t>
             </w:r>
             <w:r>
-              <w:t>Esto incluye la Biblia.</w:t>
+              <w:t xml:space="preserve">Esto </w:t>
+            </w:r>
+            <w:proofErr w:type="spellStart"/>
+            <w:r>
+              <w:t>incluye</w:t>
+            </w:r>
+            <w:proofErr w:type="spellEnd"/>
+            <w:r>
+              <w:t xml:space="preserve"> la Biblia.</w:t>
             </w:r>
           </w:p>
           <w:p>
@@ -19282,7 +21025,15 @@
           </w:p>
           <w:p>
             <w:r>
-              <w:t>1 Tesalonicenses 2:13</w:t>
+              <w:t xml:space="preserve">1 </w:t>
+            </w:r>
+            <w:proofErr w:type="spellStart"/>
+            <w:r>
+              <w:t>Tesalonicenses</w:t>
+            </w:r>
+            <w:proofErr w:type="spellEnd"/>
+            <w:r>
+              <w:t xml:space="preserve"> 2:13</w:t>
             </w:r>
           </w:p>
           <w:p>
@@ -19291,8 +21042,13 @@
             </w:r>
           </w:p>
           <w:p>
-            <w:r>
-              <w:t>Hebreos 4:12</w:t>
+            <w:proofErr w:type="spellStart"/>
+            <w:r>
+              <w:t>Hebreos</w:t>
+            </w:r>
+            <w:proofErr w:type="spellEnd"/>
+            <w:r>
+              <w:t xml:space="preserve"> 4:12</w:t>
             </w:r>
           </w:p>
           <w:p>
@@ -19361,7 +21117,23 @@
           </w:tcPr>
           <w:p>
             <w:r>
-              <w:t>Esta palabra puede significar:</w:t>
+              <w:t xml:space="preserve">Esta palabra </w:t>
+            </w:r>
+            <w:proofErr w:type="spellStart"/>
+            <w:r>
+              <w:t>puede</w:t>
+            </w:r>
+            <w:proofErr w:type="spellEnd"/>
+            <w:r>
+              <w:t xml:space="preserve"> </w:t>
+            </w:r>
+            <w:proofErr w:type="spellStart"/>
+            <w:r>
+              <w:t>significar</w:t>
+            </w:r>
+            <w:proofErr w:type="spellEnd"/>
+            <w:r>
+              <w:t>:</w:t>
             </w:r>
           </w:p>
           <w:p>
@@ -19412,7 +21184,15 @@
               </w:rPr>
             </w:pPr>
             <w:r>
-              <w:t>Actuar como pastor.</w:t>
+              <w:t xml:space="preserve">Actuar </w:t>
+            </w:r>
+            <w:proofErr w:type="spellStart"/>
+            <w:r>
+              <w:t>como</w:t>
+            </w:r>
+            <w:proofErr w:type="spellEnd"/>
+            <w:r>
+              <w:t xml:space="preserve"> pastor.</w:t>
             </w:r>
           </w:p>
         </w:tc>
@@ -19472,8 +21252,13 @@
             <w:pPr>
               <w:pStyle w:val="Compact"/>
             </w:pPr>
-            <w:r>
-              <w:t>Hechos 20:28</w:t>
+            <w:proofErr w:type="spellStart"/>
+            <w:r>
+              <w:t>Hechos</w:t>
+            </w:r>
+            <w:proofErr w:type="spellEnd"/>
+            <w:r>
+              <w:t xml:space="preserve"> 20:28</w:t>
             </w:r>
           </w:p>
           <w:p>
@@ -19481,15 +21266,28 @@
               <w:pStyle w:val="Compact"/>
             </w:pPr>
             <w:r>
-              <w:t>1 Corintios 9:7</w:t>
+              <w:t xml:space="preserve">1 </w:t>
+            </w:r>
+            <w:proofErr w:type="spellStart"/>
+            <w:r>
+              <w:t>Corintios</w:t>
+            </w:r>
+            <w:proofErr w:type="spellEnd"/>
+            <w:r>
+              <w:t xml:space="preserve"> 9:7</w:t>
             </w:r>
           </w:p>
           <w:p>
             <w:pPr>
               <w:pStyle w:val="Compact"/>
             </w:pPr>
-            <w:r>
-              <w:t>Hebreos 13:20</w:t>
+            <w:proofErr w:type="spellStart"/>
+            <w:r>
+              <w:t>Hebreos</w:t>
+            </w:r>
+            <w:proofErr w:type="spellEnd"/>
+            <w:r>
+              <w:t xml:space="preserve"> 13:20</w:t>
             </w:r>
           </w:p>
           <w:p>
@@ -19516,8 +21314,13 @@
                 <w:lang w:val="es-MX"/>
               </w:rPr>
             </w:pPr>
-            <w:r>
-              <w:t>Apocalipsis 7:17</w:t>
+            <w:proofErr w:type="spellStart"/>
+            <w:r>
+              <w:t>Apocalipsis</w:t>
+            </w:r>
+            <w:proofErr w:type="spellEnd"/>
+            <w:r>
+              <w:t xml:space="preserve"> 7:17</w:t>
             </w:r>
           </w:p>
         </w:tc>
@@ -19538,6 +21341,7 @@
                 <w:bCs/>
               </w:rPr>
             </w:pPr>
+            <w:proofErr w:type="spellStart"/>
             <w:r>
               <w:rPr>
                 <w:b/>
@@ -19546,6 +21350,7 @@
               <w:lastRenderedPageBreak/>
               <w:t>paz</w:t>
             </w:r>
+            <w:proofErr w:type="spellEnd"/>
             <w:r>
               <w:rPr>
                 <w:b/>
@@ -19572,7 +21377,23 @@
           </w:tcPr>
           <w:p>
             <w:r>
-              <w:t>Esta palabra puede significar:</w:t>
+              <w:t xml:space="preserve">Esta palabra </w:t>
+            </w:r>
+            <w:proofErr w:type="spellStart"/>
+            <w:r>
+              <w:t>puede</w:t>
+            </w:r>
+            <w:proofErr w:type="spellEnd"/>
+            <w:r>
+              <w:t xml:space="preserve"> </w:t>
+            </w:r>
+            <w:proofErr w:type="spellStart"/>
+            <w:r>
+              <w:t>significar</w:t>
+            </w:r>
+            <w:proofErr w:type="spellEnd"/>
+            <w:r>
+              <w:t>:</w:t>
             </w:r>
           </w:p>
           <w:p>
@@ -19759,7 +21580,20 @@
                 <w:lang w:val="es-ES"/>
               </w:rPr>
               <w:br/>
-              <w:t>Hebreos 12:14</w:t>
+            </w:r>
+            <w:proofErr w:type="gramStart"/>
+            <w:r>
+              <w:rPr>
+                <w:lang w:val="es-ES"/>
+              </w:rPr>
+              <w:t>Hebreos</w:t>
+            </w:r>
+            <w:proofErr w:type="gramEnd"/>
+            <w:r>
+              <w:rPr>
+                <w:lang w:val="es-ES"/>
+              </w:rPr>
+              <w:t xml:space="preserve"> 12:14</w:t>
             </w:r>
             <w:r>
               <w:rPr>
@@ -19802,6 +21636,7 @@
                 <w:lang w:val="es-MX"/>
               </w:rPr>
             </w:pPr>
+            <w:proofErr w:type="spellStart"/>
             <w:r>
               <w:rPr>
                 <w:b/>
@@ -19809,6 +21644,7 @@
               </w:rPr>
               <w:t>pecado</w:t>
             </w:r>
+            <w:proofErr w:type="spellEnd"/>
           </w:p>
           <w:p>
             <w:pPr>
@@ -19831,7 +21667,23 @@
           </w:tcPr>
           <w:p>
             <w:r>
-              <w:t>Esta palabra puede significar:</w:t>
+              <w:t xml:space="preserve">Esta palabra </w:t>
+            </w:r>
+            <w:proofErr w:type="spellStart"/>
+            <w:r>
+              <w:t>puede</w:t>
+            </w:r>
+            <w:proofErr w:type="spellEnd"/>
+            <w:r>
+              <w:t xml:space="preserve"> </w:t>
+            </w:r>
+            <w:proofErr w:type="spellStart"/>
+            <w:r>
+              <w:t>significar</w:t>
+            </w:r>
+            <w:proofErr w:type="spellEnd"/>
+            <w:r>
+              <w:t>:</w:t>
             </w:r>
           </w:p>
           <w:p>
@@ -20106,6 +21958,7 @@
                 <w:bCs/>
               </w:rPr>
             </w:pPr>
+            <w:proofErr w:type="spellStart"/>
             <w:r>
               <w:rPr>
                 <w:rFonts w:ascii="Aptos" w:hAnsi="Aptos"/>
@@ -20114,6 +21967,7 @@
               </w:rPr>
               <w:t>perdonar</w:t>
             </w:r>
+            <w:proofErr w:type="spellEnd"/>
           </w:p>
           <w:p>
             <w:pPr>
@@ -20667,6 +22521,7 @@
                 <w:bCs/>
               </w:rPr>
             </w:pPr>
+            <w:proofErr w:type="spellStart"/>
             <w:r>
               <w:rPr>
                 <w:rFonts w:ascii="Aptos" w:hAnsi="Aptos"/>
@@ -20675,6 +22530,7 @@
               </w:rPr>
               <w:t>preconocer</w:t>
             </w:r>
+            <w:proofErr w:type="spellEnd"/>
           </w:p>
           <w:p>
             <w:pPr>
@@ -20784,13 +22640,31 @@
                 <w:bCs/>
               </w:rPr>
             </w:pPr>
+            <w:proofErr w:type="spellStart"/>
             <w:r>
               <w:rPr>
                 <w:b/>
                 <w:bCs/>
               </w:rPr>
-              <w:t>profesía, profetizar</w:t>
-            </w:r>
+              <w:t>profesía</w:t>
+            </w:r>
+            <w:proofErr w:type="spellEnd"/>
+            <w:r>
+              <w:rPr>
+                <w:b/>
+                <w:bCs/>
+              </w:rPr>
+              <w:t xml:space="preserve">, </w:t>
+            </w:r>
+            <w:proofErr w:type="spellStart"/>
+            <w:r>
+              <w:rPr>
+                <w:b/>
+                <w:bCs/>
+              </w:rPr>
+              <w:t>profetizar</w:t>
+            </w:r>
+            <w:proofErr w:type="spellEnd"/>
           </w:p>
           <w:p>
             <w:pPr>
@@ -20996,6 +22870,7 @@
                 <w:bCs/>
               </w:rPr>
             </w:pPr>
+            <w:proofErr w:type="spellStart"/>
             <w:r>
               <w:rPr>
                 <w:b/>
@@ -21004,6 +22879,7 @@
               <w:lastRenderedPageBreak/>
               <w:t>promesa</w:t>
             </w:r>
+            <w:proofErr w:type="spellEnd"/>
             <w:r>
               <w:rPr>
                 <w:b/>
@@ -21030,7 +22906,23 @@
           </w:tcPr>
           <w:p>
             <w:r>
-              <w:t>Esta palabra puede significar:</w:t>
+              <w:t xml:space="preserve">Esta palabra </w:t>
+            </w:r>
+            <w:proofErr w:type="spellStart"/>
+            <w:r>
+              <w:t>puede</w:t>
+            </w:r>
+            <w:proofErr w:type="spellEnd"/>
+            <w:r>
+              <w:t xml:space="preserve"> </w:t>
+            </w:r>
+            <w:proofErr w:type="spellStart"/>
+            <w:r>
+              <w:t>significar</w:t>
+            </w:r>
+            <w:proofErr w:type="spellEnd"/>
+            <w:r>
+              <w:t>:</w:t>
             </w:r>
           </w:p>
           <w:p>
@@ -21043,11 +22935,19 @@
                 <w:lang w:val="es-ES"/>
               </w:rPr>
             </w:pPr>
-            <w:r>
-              <w:rPr>
-                <w:lang w:val="es-ES"/>
-              </w:rPr>
-              <w:t>Declarar que alguien actuará fielmente haciendo lo que dijo que haría.</w:t>
+            <w:proofErr w:type="gramStart"/>
+            <w:r>
+              <w:rPr>
+                <w:lang w:val="es-ES"/>
+              </w:rPr>
+              <w:t>Declarar</w:t>
+            </w:r>
+            <w:proofErr w:type="gramEnd"/>
+            <w:r>
+              <w:rPr>
+                <w:lang w:val="es-ES"/>
+              </w:rPr>
+              <w:t xml:space="preserve"> que alguien actuará fielmente haciendo lo que dijo que haría.</w:t>
             </w:r>
           </w:p>
           <w:p>
@@ -21191,14 +23091,40 @@
                 <w:lang w:val="es-ES"/>
               </w:rPr>
               <w:br/>
-              <w:t>Hebreos 6:12</w:t>
-            </w:r>
-            <w:r>
-              <w:rPr>
-                <w:lang w:val="es-ES"/>
-              </w:rPr>
-              <w:br/>
-              <w:t>Hebreos 8:6</w:t>
+            </w:r>
+            <w:proofErr w:type="gramStart"/>
+            <w:r>
+              <w:rPr>
+                <w:lang w:val="es-ES"/>
+              </w:rPr>
+              <w:t>Hebreos</w:t>
+            </w:r>
+            <w:proofErr w:type="gramEnd"/>
+            <w:r>
+              <w:rPr>
+                <w:lang w:val="es-ES"/>
+              </w:rPr>
+              <w:t xml:space="preserve"> 6:12</w:t>
+            </w:r>
+            <w:r>
+              <w:rPr>
+                <w:lang w:val="es-ES"/>
+              </w:rPr>
+              <w:br/>
+            </w:r>
+            <w:proofErr w:type="gramStart"/>
+            <w:r>
+              <w:rPr>
+                <w:lang w:val="es-ES"/>
+              </w:rPr>
+              <w:t>Hebreos</w:t>
+            </w:r>
+            <w:proofErr w:type="gramEnd"/>
+            <w:r>
+              <w:rPr>
+                <w:lang w:val="es-ES"/>
+              </w:rPr>
+              <w:t xml:space="preserve"> 8:6</w:t>
             </w:r>
             <w:r>
               <w:rPr>
@@ -21276,7 +23202,49 @@
               <w:rPr>
                 <w:rFonts w:asciiTheme="minorHAnsi" w:hAnsiTheme="minorHAnsi"/>
               </w:rPr>
-              <w:t>La redención es el resultado de ser redimido.</w:t>
+              <w:t xml:space="preserve">La redención es </w:t>
+            </w:r>
+            <w:proofErr w:type="spellStart"/>
+            <w:r>
+              <w:rPr>
+                <w:rFonts w:asciiTheme="minorHAnsi" w:hAnsiTheme="minorHAnsi"/>
+              </w:rPr>
+              <w:t>el</w:t>
+            </w:r>
+            <w:proofErr w:type="spellEnd"/>
+            <w:r>
+              <w:rPr>
+                <w:rFonts w:asciiTheme="minorHAnsi" w:hAnsiTheme="minorHAnsi"/>
+              </w:rPr>
+              <w:t xml:space="preserve"> </w:t>
+            </w:r>
+            <w:proofErr w:type="spellStart"/>
+            <w:r>
+              <w:rPr>
+                <w:rFonts w:asciiTheme="minorHAnsi" w:hAnsiTheme="minorHAnsi"/>
+              </w:rPr>
+              <w:t>resultado</w:t>
+            </w:r>
+            <w:proofErr w:type="spellEnd"/>
+            <w:r>
+              <w:rPr>
+                <w:rFonts w:asciiTheme="minorHAnsi" w:hAnsiTheme="minorHAnsi"/>
+              </w:rPr>
+              <w:t xml:space="preserve"> de ser </w:t>
+            </w:r>
+            <w:proofErr w:type="spellStart"/>
+            <w:r>
+              <w:rPr>
+                <w:rFonts w:asciiTheme="minorHAnsi" w:hAnsiTheme="minorHAnsi"/>
+              </w:rPr>
+              <w:t>redimido</w:t>
+            </w:r>
+            <w:proofErr w:type="spellEnd"/>
+            <w:r>
+              <w:rPr>
+                <w:rFonts w:asciiTheme="minorHAnsi" w:hAnsiTheme="minorHAnsi"/>
+              </w:rPr>
+              <w:t>.</w:t>
             </w:r>
           </w:p>
         </w:tc>
@@ -21395,7 +23363,20 @@
                 <w:lang w:val="es-ES"/>
               </w:rPr>
               <w:br/>
-              <w:t>Hebreos 9:12</w:t>
+            </w:r>
+            <w:proofErr w:type="gramStart"/>
+            <w:r>
+              <w:rPr>
+                <w:lang w:val="es-ES"/>
+              </w:rPr>
+              <w:t>Hebreos</w:t>
+            </w:r>
+            <w:proofErr w:type="gramEnd"/>
+            <w:r>
+              <w:rPr>
+                <w:lang w:val="es-ES"/>
+              </w:rPr>
+              <w:t xml:space="preserve"> 9:12</w:t>
             </w:r>
           </w:p>
         </w:tc>
@@ -21416,6 +23397,7 @@
                 <w:bCs/>
               </w:rPr>
             </w:pPr>
+            <w:proofErr w:type="spellStart"/>
             <w:r>
               <w:rPr>
                 <w:b/>
@@ -21423,6 +23405,7 @@
               </w:rPr>
               <w:t>redimir</w:t>
             </w:r>
+            <w:proofErr w:type="spellEnd"/>
           </w:p>
           <w:p>
             <w:pPr>
@@ -21452,7 +23435,35 @@
               <w:rPr>
                 <w:rFonts w:ascii="Aptos" w:hAnsi="Aptos"/>
               </w:rPr>
-              <w:t>Esta palabra puede significar:</w:t>
+              <w:t xml:space="preserve">Esta palabra </w:t>
+            </w:r>
+            <w:proofErr w:type="spellStart"/>
+            <w:r>
+              <w:rPr>
+                <w:rFonts w:ascii="Aptos" w:hAnsi="Aptos"/>
+              </w:rPr>
+              <w:t>puede</w:t>
+            </w:r>
+            <w:proofErr w:type="spellEnd"/>
+            <w:r>
+              <w:rPr>
+                <w:rFonts w:ascii="Aptos" w:hAnsi="Aptos"/>
+              </w:rPr>
+              <w:t xml:space="preserve"> </w:t>
+            </w:r>
+            <w:proofErr w:type="spellStart"/>
+            <w:r>
+              <w:rPr>
+                <w:rFonts w:ascii="Aptos" w:hAnsi="Aptos"/>
+              </w:rPr>
+              <w:t>significar</w:t>
+            </w:r>
+            <w:proofErr w:type="spellEnd"/>
+            <w:r>
+              <w:rPr>
+                <w:rFonts w:ascii="Aptos" w:hAnsi="Aptos"/>
+              </w:rPr>
+              <w:t>:</w:t>
             </w:r>
           </w:p>
           <w:p>
@@ -21597,6 +23608,7 @@
                 <w:bCs/>
               </w:rPr>
             </w:pPr>
+            <w:proofErr w:type="spellStart"/>
             <w:r>
               <w:rPr>
                 <w:b/>
@@ -21604,6 +23616,7 @@
               </w:rPr>
               <w:t>reino</w:t>
             </w:r>
+            <w:proofErr w:type="spellEnd"/>
           </w:p>
           <w:p>
             <w:pPr>
@@ -21781,7 +23794,20 @@
                 <w:lang w:val="es-ES"/>
               </w:rPr>
               <w:br/>
-              <w:t>Hebreos 12:28</w:t>
+            </w:r>
+            <w:proofErr w:type="gramStart"/>
+            <w:r>
+              <w:rPr>
+                <w:lang w:val="es-ES"/>
+              </w:rPr>
+              <w:t>Hebreos</w:t>
+            </w:r>
+            <w:proofErr w:type="gramEnd"/>
+            <w:r>
+              <w:rPr>
+                <w:lang w:val="es-ES"/>
+              </w:rPr>
+              <w:t xml:space="preserve"> 12:28</w:t>
             </w:r>
             <w:r>
               <w:rPr>
@@ -22126,6 +24152,7 @@
                 <w:lang w:val="es-MX"/>
               </w:rPr>
             </w:pPr>
+            <w:proofErr w:type="spellStart"/>
             <w:r>
               <w:rPr>
                 <w:b/>
@@ -22133,6 +24160,7 @@
               </w:rPr>
               <w:t>sabiduría</w:t>
             </w:r>
+            <w:proofErr w:type="spellEnd"/>
           </w:p>
           <w:p>
             <w:pPr>
@@ -22156,7 +24184,23 @@
           </w:tcPr>
           <w:p>
             <w:r>
-              <w:t>Esta palabra puede significar:</w:t>
+              <w:t xml:space="preserve">Esta palabra </w:t>
+            </w:r>
+            <w:proofErr w:type="spellStart"/>
+            <w:r>
+              <w:t>puede</w:t>
+            </w:r>
+            <w:proofErr w:type="spellEnd"/>
+            <w:r>
+              <w:t xml:space="preserve"> </w:t>
+            </w:r>
+            <w:proofErr w:type="spellStart"/>
+            <w:r>
+              <w:t>significar</w:t>
+            </w:r>
+            <w:proofErr w:type="spellEnd"/>
+            <w:r>
+              <w:t>:</w:t>
             </w:r>
           </w:p>
           <w:p>
@@ -22166,8 +24210,21 @@
                 <w:numId w:val="69"/>
               </w:numPr>
             </w:pPr>
-            <w:r>
-              <w:t>Conocimiento o habilidad.</w:t>
+            <w:proofErr w:type="spellStart"/>
+            <w:r>
+              <w:t>Conocimiento</w:t>
+            </w:r>
+            <w:proofErr w:type="spellEnd"/>
+            <w:r>
+              <w:t xml:space="preserve"> o </w:t>
+            </w:r>
+            <w:proofErr w:type="spellStart"/>
+            <w:r>
+              <w:t>habilidad</w:t>
+            </w:r>
+            <w:proofErr w:type="spellEnd"/>
+            <w:r>
+              <w:t>.</w:t>
             </w:r>
           </w:p>
           <w:p>
@@ -22177,8 +24234,21 @@
                 <w:numId w:val="69"/>
               </w:numPr>
             </w:pPr>
-            <w:r>
-              <w:t>Inteligencia o aprendizaje.</w:t>
+            <w:proofErr w:type="spellStart"/>
+            <w:r>
+              <w:t>Inteligencia</w:t>
+            </w:r>
+            <w:proofErr w:type="spellEnd"/>
+            <w:r>
+              <w:t xml:space="preserve"> o </w:t>
+            </w:r>
+            <w:proofErr w:type="spellStart"/>
+            <w:r>
+              <w:t>aprendizaje</w:t>
+            </w:r>
+            <w:proofErr w:type="spellEnd"/>
+            <w:r>
+              <w:t>.</w:t>
             </w:r>
           </w:p>
           <w:p>
@@ -22188,8 +24258,13 @@
                 <w:numId w:val="69"/>
               </w:numPr>
             </w:pPr>
-            <w:r>
-              <w:t>Madurez.</w:t>
+            <w:proofErr w:type="spellStart"/>
+            <w:r>
+              <w:t>Madurez</w:t>
+            </w:r>
+            <w:proofErr w:type="spellEnd"/>
+            <w:r>
+              <w:t>.</w:t>
             </w:r>
           </w:p>
           <w:p>
@@ -22246,7 +24321,39 @@
               <w:t xml:space="preserve">El Nuevo Testamento distingue entre la sabiduría humana y la sabiduría divina. La sabiduría humana puede incluir conocimiento o inteligencia, pero también egoísmo o arrogancia. </w:t>
             </w:r>
             <w:r>
-              <w:t>La sabiduría divina beneficia a otros.</w:t>
+              <w:t xml:space="preserve">La </w:t>
+            </w:r>
+            <w:proofErr w:type="spellStart"/>
+            <w:r>
+              <w:t>sabiduría</w:t>
+            </w:r>
+            <w:proofErr w:type="spellEnd"/>
+            <w:r>
+              <w:t xml:space="preserve"> </w:t>
+            </w:r>
+            <w:proofErr w:type="spellStart"/>
+            <w:r>
+              <w:t>divina</w:t>
+            </w:r>
+            <w:proofErr w:type="spellEnd"/>
+            <w:r>
+              <w:t xml:space="preserve"> beneficia </w:t>
+            </w:r>
+            <w:proofErr w:type="gramStart"/>
+            <w:r>
+              <w:t>a</w:t>
+            </w:r>
+            <w:proofErr w:type="gramEnd"/>
+            <w:r>
+              <w:t xml:space="preserve"> </w:t>
+            </w:r>
+            <w:proofErr w:type="spellStart"/>
+            <w:r>
+              <w:t>otros</w:t>
+            </w:r>
+            <w:proofErr w:type="spellEnd"/>
+            <w:r>
+              <w:t>.</w:t>
             </w:r>
           </w:p>
         </w:tc>
@@ -22443,8 +24550,13 @@
                 <w:lang w:val="es-MX"/>
               </w:rPr>
             </w:pPr>
-            <w:r>
-              <w:t>Apocalipsis 5:12</w:t>
+            <w:proofErr w:type="spellStart"/>
+            <w:r>
+              <w:t>Apocalipsis</w:t>
+            </w:r>
+            <w:proofErr w:type="spellEnd"/>
+            <w:r>
+              <w:t xml:space="preserve"> 5:12</w:t>
             </w:r>
           </w:p>
         </w:tc>
@@ -22466,6 +24578,7 @@
                 <w:lang w:val="es-MX"/>
               </w:rPr>
             </w:pPr>
+            <w:proofErr w:type="spellStart"/>
             <w:r>
               <w:rPr>
                 <w:b/>
@@ -22473,6 +24586,7 @@
               </w:rPr>
               <w:t>sabio</w:t>
             </w:r>
+            <w:proofErr w:type="spellEnd"/>
           </w:p>
           <w:p>
             <w:pPr>
@@ -22495,7 +24609,23 @@
           </w:tcPr>
           <w:p>
             <w:r>
-              <w:t>Esta palabra puede significar:</w:t>
+              <w:t xml:space="preserve">Esta palabra </w:t>
+            </w:r>
+            <w:proofErr w:type="spellStart"/>
+            <w:r>
+              <w:t>puede</w:t>
+            </w:r>
+            <w:proofErr w:type="spellEnd"/>
+            <w:r>
+              <w:t xml:space="preserve"> </w:t>
+            </w:r>
+            <w:proofErr w:type="spellStart"/>
+            <w:r>
+              <w:t>significar</w:t>
+            </w:r>
+            <w:proofErr w:type="spellEnd"/>
+            <w:r>
+              <w:t>:</w:t>
             </w:r>
           </w:p>
           <w:p>
@@ -22506,7 +24636,23 @@
               </w:numPr>
             </w:pPr>
             <w:r>
-              <w:t>Ser inteligente o hábil.</w:t>
+              <w:t xml:space="preserve">Ser </w:t>
+            </w:r>
+            <w:proofErr w:type="spellStart"/>
+            <w:r>
+              <w:t>inteligente</w:t>
+            </w:r>
+            <w:proofErr w:type="spellEnd"/>
+            <w:r>
+              <w:t xml:space="preserve"> o </w:t>
+            </w:r>
+            <w:proofErr w:type="spellStart"/>
+            <w:r>
+              <w:t>hábil</w:t>
+            </w:r>
+            <w:proofErr w:type="spellEnd"/>
+            <w:r>
+              <w:t>.</w:t>
             </w:r>
           </w:p>
           <w:p>
@@ -22517,7 +24663,23 @@
               </w:numPr>
             </w:pPr>
             <w:r>
-              <w:t>Tener inteligencia o conocimiento.</w:t>
+              <w:t xml:space="preserve">Tener </w:t>
+            </w:r>
+            <w:proofErr w:type="spellStart"/>
+            <w:r>
+              <w:t>inteligencia</w:t>
+            </w:r>
+            <w:proofErr w:type="spellEnd"/>
+            <w:r>
+              <w:t xml:space="preserve"> o </w:t>
+            </w:r>
+            <w:proofErr w:type="spellStart"/>
+            <w:r>
+              <w:t>conocimiento</w:t>
+            </w:r>
+            <w:proofErr w:type="spellEnd"/>
+            <w:r>
+              <w:t>.</w:t>
             </w:r>
           </w:p>
           <w:p>
@@ -22528,7 +24690,23 @@
               </w:numPr>
             </w:pPr>
             <w:r>
-              <w:t>Tomar buenas decisiones.</w:t>
+              <w:t xml:space="preserve">Tomar </w:t>
+            </w:r>
+            <w:proofErr w:type="spellStart"/>
+            <w:r>
+              <w:t>buenas</w:t>
+            </w:r>
+            <w:proofErr w:type="spellEnd"/>
+            <w:r>
+              <w:t xml:space="preserve"> </w:t>
+            </w:r>
+            <w:proofErr w:type="spellStart"/>
+            <w:r>
+              <w:t>decisiones</w:t>
+            </w:r>
+            <w:proofErr w:type="spellEnd"/>
+            <w:r>
+              <w:t>.</w:t>
             </w:r>
           </w:p>
           <w:p>
@@ -22632,15 +24810,28 @@
               <w:pStyle w:val="Compact"/>
             </w:pPr>
             <w:r>
-              <w:t>1 Corintios 3:18</w:t>
+              <w:t xml:space="preserve">1 </w:t>
+            </w:r>
+            <w:proofErr w:type="spellStart"/>
+            <w:r>
+              <w:t>Corintios</w:t>
+            </w:r>
+            <w:proofErr w:type="spellEnd"/>
+            <w:r>
+              <w:t xml:space="preserve"> 3:18</w:t>
             </w:r>
           </w:p>
           <w:p>
             <w:pPr>
               <w:pStyle w:val="Compact"/>
             </w:pPr>
-            <w:r>
-              <w:t>Efesios 5:15</w:t>
+            <w:proofErr w:type="spellStart"/>
+            <w:r>
+              <w:t>Efesios</w:t>
+            </w:r>
+            <w:proofErr w:type="spellEnd"/>
+            <w:r>
+              <w:t xml:space="preserve"> 5:15</w:t>
             </w:r>
           </w:p>
           <w:p>
@@ -23332,6 +25523,7 @@
                 <w:lang w:val="es-MX"/>
               </w:rPr>
             </w:pPr>
+            <w:proofErr w:type="spellStart"/>
             <w:r>
               <w:rPr>
                 <w:b/>
@@ -23340,6 +25532,7 @@
               <w:lastRenderedPageBreak/>
               <w:t>salvar</w:t>
             </w:r>
+            <w:proofErr w:type="spellEnd"/>
           </w:p>
           <w:p>
             <w:pPr>
@@ -23362,7 +25555,23 @@
           </w:tcPr>
           <w:p>
             <w:r>
-              <w:t>Esta palabra puede significar:</w:t>
+              <w:t xml:space="preserve">Esta palabra </w:t>
+            </w:r>
+            <w:proofErr w:type="spellStart"/>
+            <w:r>
+              <w:t>puede</w:t>
+            </w:r>
+            <w:proofErr w:type="spellEnd"/>
+            <w:r>
+              <w:t xml:space="preserve"> </w:t>
+            </w:r>
+            <w:proofErr w:type="spellStart"/>
+            <w:r>
+              <w:t>significar</w:t>
+            </w:r>
+            <w:proofErr w:type="spellEnd"/>
+            <w:r>
+              <w:t>:</w:t>
             </w:r>
           </w:p>
           <w:p>
@@ -23644,6 +25853,7 @@
                 <w:bCs/>
               </w:rPr>
             </w:pPr>
+            <w:proofErr w:type="spellStart"/>
             <w:r>
               <w:rPr>
                 <w:b/>
@@ -23651,6 +25861,7 @@
               </w:rPr>
               <w:t>sangre</w:t>
             </w:r>
+            <w:proofErr w:type="spellEnd"/>
           </w:p>
           <w:p>
             <w:pPr>
@@ -23947,20 +26158,48 @@
               <w:rPr>
                 <w:lang w:val="es-ES"/>
               </w:rPr>
-              <w:t>1 Corintios 11:25</w:t>
-            </w:r>
-          </w:p>
-          <w:p>
-            <w:pPr>
-              <w:rPr>
-                <w:lang w:val="es-ES"/>
-              </w:rPr>
-            </w:pPr>
-            <w:r>
-              <w:rPr>
-                <w:lang w:val="es-ES"/>
-              </w:rPr>
-              <w:t>1 Corintios 11:27</w:t>
+              <w:t xml:space="preserve">1 </w:t>
+            </w:r>
+            <w:proofErr w:type="gramStart"/>
+            <w:r>
+              <w:rPr>
+                <w:lang w:val="es-ES"/>
+              </w:rPr>
+              <w:t>Corintios</w:t>
+            </w:r>
+            <w:proofErr w:type="gramEnd"/>
+            <w:r>
+              <w:rPr>
+                <w:lang w:val="es-ES"/>
+              </w:rPr>
+              <w:t xml:space="preserve"> 11:25</w:t>
+            </w:r>
+          </w:p>
+          <w:p>
+            <w:pPr>
+              <w:rPr>
+                <w:lang w:val="es-ES"/>
+              </w:rPr>
+            </w:pPr>
+            <w:r>
+              <w:rPr>
+                <w:lang w:val="es-ES"/>
+              </w:rPr>
+              <w:t xml:space="preserve">1 </w:t>
+            </w:r>
+            <w:proofErr w:type="gramStart"/>
+            <w:r>
+              <w:rPr>
+                <w:lang w:val="es-ES"/>
+              </w:rPr>
+              <w:t>Corintios</w:t>
+            </w:r>
+            <w:proofErr w:type="gramEnd"/>
+            <w:r>
+              <w:rPr>
+                <w:lang w:val="es-ES"/>
+              </w:rPr>
+              <w:t xml:space="preserve"> 11:27</w:t>
             </w:r>
           </w:p>
           <w:p>
@@ -24653,6 +26892,7 @@
                 <w:bCs/>
               </w:rPr>
             </w:pPr>
+            <w:proofErr w:type="spellStart"/>
             <w:r>
               <w:rPr>
                 <w:b/>
@@ -24660,6 +26900,7 @@
               </w:rPr>
               <w:t>Señor</w:t>
             </w:r>
+            <w:proofErr w:type="spellEnd"/>
           </w:p>
           <w:p>
             <w:pPr>
@@ -24685,7 +26926,39 @@
               <w:t xml:space="preserve">Esta palabra significa un amo o alguien a quien una persona respeta y obedece. En el Nuevo Testamento, esta palabra se usa con mayor frecuencia como título para Dios y Jesús. </w:t>
             </w:r>
             <w:r>
-              <w:t>(En español se usa con mayúscula: Señor.)</w:t>
+              <w:t xml:space="preserve">(En </w:t>
+            </w:r>
+            <w:proofErr w:type="spellStart"/>
+            <w:r>
+              <w:t>español</w:t>
+            </w:r>
+            <w:proofErr w:type="spellEnd"/>
+            <w:r>
+              <w:t xml:space="preserve"> se </w:t>
+            </w:r>
+            <w:proofErr w:type="spellStart"/>
+            <w:r>
+              <w:t>usa</w:t>
+            </w:r>
+            <w:proofErr w:type="spellEnd"/>
+            <w:r>
+              <w:t xml:space="preserve"> con </w:t>
+            </w:r>
+            <w:proofErr w:type="spellStart"/>
+            <w:r>
+              <w:t>mayúscula</w:t>
+            </w:r>
+            <w:proofErr w:type="spellEnd"/>
+            <w:r>
+              <w:t xml:space="preserve">: </w:t>
+            </w:r>
+            <w:proofErr w:type="spellStart"/>
+            <w:r>
+              <w:t>Señor</w:t>
+            </w:r>
+            <w:proofErr w:type="spellEnd"/>
+            <w:r>
+              <w:t>.)</w:t>
             </w:r>
           </w:p>
         </w:tc>
@@ -24824,6 +27097,7 @@
                 <w:bCs/>
               </w:rPr>
             </w:pPr>
+            <w:proofErr w:type="spellStart"/>
             <w:r>
               <w:rPr>
                 <w:rFonts w:ascii="Aptos" w:hAnsi="Aptos"/>
@@ -24833,6 +27107,7 @@
               <w:lastRenderedPageBreak/>
               <w:t>soportar</w:t>
             </w:r>
+            <w:proofErr w:type="spellEnd"/>
           </w:p>
           <w:p>
             <w:pPr>
@@ -25063,6 +27338,7 @@
                 <w:lang w:val="es-MX"/>
               </w:rPr>
             </w:pPr>
+            <w:proofErr w:type="spellStart"/>
             <w:r>
               <w:rPr>
                 <w:b/>
@@ -25070,6 +27346,7 @@
               </w:rPr>
               <w:t>tentar</w:t>
             </w:r>
+            <w:proofErr w:type="spellEnd"/>
           </w:p>
           <w:p>
             <w:pPr>
@@ -25092,7 +27369,23 @@
           </w:tcPr>
           <w:p>
             <w:r>
-              <w:t>Esta palabra puede significar:</w:t>
+              <w:t xml:space="preserve">Esta palabra </w:t>
+            </w:r>
+            <w:proofErr w:type="spellStart"/>
+            <w:r>
+              <w:t>puede</w:t>
+            </w:r>
+            <w:proofErr w:type="spellEnd"/>
+            <w:r>
+              <w:t xml:space="preserve"> </w:t>
+            </w:r>
+            <w:proofErr w:type="spellStart"/>
+            <w:r>
+              <w:t>significar</w:t>
+            </w:r>
+            <w:proofErr w:type="spellEnd"/>
+            <w:r>
+              <w:t>:</w:t>
             </w:r>
           </w:p>
           <w:p>
@@ -25334,8 +27627,13 @@
                 <w:lang w:val="es-ES"/>
               </w:rPr>
             </w:pPr>
-            <w:r>
-              <w:t>Apocalipsis 3:10</w:t>
+            <w:proofErr w:type="spellStart"/>
+            <w:r>
+              <w:t>Apocalipsis</w:t>
+            </w:r>
+            <w:proofErr w:type="spellEnd"/>
+            <w:r>
+              <w:t xml:space="preserve"> 3:10</w:t>
             </w:r>
           </w:p>
         </w:tc>
@@ -25357,6 +27655,7 @@
                 <w:lang w:val="es-MX"/>
               </w:rPr>
             </w:pPr>
+            <w:proofErr w:type="spellStart"/>
             <w:r>
               <w:rPr>
                 <w:b/>
@@ -25364,6 +27663,7 @@
               </w:rPr>
               <w:t>trono</w:t>
             </w:r>
+            <w:proofErr w:type="spellEnd"/>
           </w:p>
           <w:p>
             <w:pPr>
@@ -25386,7 +27686,23 @@
           </w:tcPr>
           <w:p>
             <w:r>
-              <w:t>Esta palabra puede significar:</w:t>
+              <w:t xml:space="preserve">Esta palabra </w:t>
+            </w:r>
+            <w:proofErr w:type="spellStart"/>
+            <w:r>
+              <w:t>puede</w:t>
+            </w:r>
+            <w:proofErr w:type="spellEnd"/>
+            <w:r>
+              <w:t xml:space="preserve"> </w:t>
+            </w:r>
+            <w:proofErr w:type="spellStart"/>
+            <w:r>
+              <w:t>significar</w:t>
+            </w:r>
+            <w:proofErr w:type="spellEnd"/>
+            <w:r>
+              <w:t>:</w:t>
             </w:r>
           </w:p>
           <w:p>
@@ -25604,16 +27920,26 @@
             <w:pPr>
               <w:pStyle w:val="Compact"/>
             </w:pPr>
-            <w:r>
-              <w:t>Apocalipsis 3:21</w:t>
+            <w:proofErr w:type="spellStart"/>
+            <w:r>
+              <w:t>Apocalipsis</w:t>
+            </w:r>
+            <w:proofErr w:type="spellEnd"/>
+            <w:r>
+              <w:t xml:space="preserve"> 3:21</w:t>
             </w:r>
           </w:p>
           <w:p>
             <w:pPr>
               <w:pStyle w:val="Compact"/>
             </w:pPr>
-            <w:r>
-              <w:t>Apocalipsis 7:10</w:t>
+            <w:proofErr w:type="spellStart"/>
+            <w:r>
+              <w:t>Apocalipsis</w:t>
+            </w:r>
+            <w:proofErr w:type="spellEnd"/>
+            <w:r>
+              <w:t xml:space="preserve"> 7:10</w:t>
             </w:r>
           </w:p>
           <w:p>
@@ -25623,8 +27949,13 @@
                 <w:lang w:val="es-ES"/>
               </w:rPr>
             </w:pPr>
-            <w:r>
-              <w:t>Apocalipsis 22:1</w:t>
+            <w:proofErr w:type="spellStart"/>
+            <w:r>
+              <w:t>Apocalipsis</w:t>
+            </w:r>
+            <w:proofErr w:type="spellEnd"/>
+            <w:r>
+              <w:t xml:space="preserve"> 22:1</w:t>
             </w:r>
           </w:p>
         </w:tc>
@@ -26028,6 +28359,7 @@
                 <w:lang w:val="es-MX"/>
               </w:rPr>
             </w:pPr>
+            <w:proofErr w:type="spellStart"/>
             <w:r>
               <w:rPr>
                 <w:b/>
@@ -26035,6 +28367,7 @@
               </w:rPr>
               <w:t>vergüenza</w:t>
             </w:r>
+            <w:proofErr w:type="spellEnd"/>
           </w:p>
           <w:p>
             <w:pPr>
@@ -26058,7 +28391,23 @@
           </w:tcPr>
           <w:p>
             <w:r>
-              <w:t>Esta palabra puede significar:</w:t>
+              <w:t xml:space="preserve">Esta palabra </w:t>
+            </w:r>
+            <w:proofErr w:type="spellStart"/>
+            <w:r>
+              <w:t>puede</w:t>
+            </w:r>
+            <w:proofErr w:type="spellEnd"/>
+            <w:r>
+              <w:t xml:space="preserve"> </w:t>
+            </w:r>
+            <w:proofErr w:type="spellStart"/>
+            <w:r>
+              <w:t>significar</w:t>
+            </w:r>
+            <w:proofErr w:type="spellEnd"/>
+            <w:r>
+              <w:t>:</w:t>
             </w:r>
           </w:p>
           <w:p>
@@ -26193,8 +28542,13 @@
                 <w:lang w:val="es-MX"/>
               </w:rPr>
             </w:pPr>
-            <w:r>
-              <w:t>Apocalipsis 3:18</w:t>
+            <w:proofErr w:type="spellStart"/>
+            <w:r>
+              <w:t>Apocalipsis</w:t>
+            </w:r>
+            <w:proofErr w:type="spellEnd"/>
+            <w:r>
+              <w:t xml:space="preserve"> 3:18</w:t>
             </w:r>
           </w:p>
         </w:tc>
@@ -26215,6 +28569,7 @@
                 <w:bCs/>
               </w:rPr>
             </w:pPr>
+            <w:proofErr w:type="spellStart"/>
             <w:r>
               <w:rPr>
                 <w:b/>
@@ -26222,6 +28577,7 @@
               </w:rPr>
               <w:t>vida</w:t>
             </w:r>
+            <w:proofErr w:type="spellEnd"/>
           </w:p>
           <w:p>
             <w:pPr>
@@ -26248,7 +28604,23 @@
               <w:t>a</w:t>
             </w:r>
             <w:r>
-              <w:t xml:space="preserve"> puede significar:</w:t>
+              <w:t xml:space="preserve"> </w:t>
+            </w:r>
+            <w:proofErr w:type="spellStart"/>
+            <w:r>
+              <w:t>puede</w:t>
+            </w:r>
+            <w:proofErr w:type="spellEnd"/>
+            <w:r>
+              <w:t xml:space="preserve"> </w:t>
+            </w:r>
+            <w:proofErr w:type="spellStart"/>
+            <w:r>
+              <w:t>significar</w:t>
+            </w:r>
+            <w:proofErr w:type="spellEnd"/>
+            <w:r>
+              <w:t>:</w:t>
             </w:r>
           </w:p>
           <w:p>
@@ -26259,7 +28631,15 @@
               </w:numPr>
             </w:pPr>
             <w:r>
-              <w:t>Vida física.</w:t>
+              <w:t xml:space="preserve">Vida </w:t>
+            </w:r>
+            <w:proofErr w:type="spellStart"/>
+            <w:r>
+              <w:t>física</w:t>
+            </w:r>
+            <w:proofErr w:type="spellEnd"/>
+            <w:r>
+              <w:t>.</w:t>
             </w:r>
           </w:p>
           <w:p>
@@ -26421,13 +28801,22 @@
                 <w:bCs/>
               </w:rPr>
             </w:pPr>
+            <w:proofErr w:type="spellStart"/>
             <w:r>
               <w:rPr>
                 <w:b/>
                 <w:bCs/>
               </w:rPr>
               <w:lastRenderedPageBreak/>
-              <w:t xml:space="preserve">voluntad </w:t>
+              <w:t>voluntad</w:t>
+            </w:r>
+            <w:proofErr w:type="spellEnd"/>
+            <w:r>
+              <w:rPr>
+                <w:b/>
+                <w:bCs/>
+              </w:rPr>
+              <w:t xml:space="preserve"> </w:t>
             </w:r>
             <w:r>
               <w:t>(de Dios)</w:t>
@@ -26777,7 +29166,13 @@
 </file>
 
 <file path=word/footer1.xml><?xml version="1.0" encoding="utf-8"?>
-<w:ftr xmlns:wpc="http://schemas.microsoft.com/office/word/2010/wordprocessingCanvas" xmlns:cx="http://schemas.microsoft.com/office/drawing/2014/chartex" xmlns:cx1="http://schemas.microsoft.com/office/drawing/2015/9/8/chartex" xmlns:cx2="http://schemas.microsoft.com/office/drawing/2015/10/21/chartex" xmlns:cx3="http://schemas.microsoft.com/office/drawing/2016/5/9/chartex" xmlns:cx4="http://schemas.microsoft.com/office/drawing/2016/5/10/chartex" xmlns:cx5="http://schemas.microsoft.com/office/drawing/2016/5/11/chartex" xmlns:cx6="http://schemas.microsoft.com/office/drawing/2016/5/12/chartex" xmlns:cx7="http://schemas.microsoft.com/office/drawing/2016/5/13/chartex" xmlns:cx8="http://schemas.microsoft.com/office/drawing/2016/5/14/chartex" xmlns:mc="http://schemas.openxmlformats.org/markup-compatibility/2006" xmlns:aink="http://schemas.microsoft.com/office/drawing/2016/ink" xmlns:am3d="http://schemas.microsoft.com/office/drawing/2017/model3d" xmlns:o="urn:schemas-microsoft-com:office:office" xmlns:oel="http://schemas.microsoft.com/office/2019/extlst" xmlns:r="http://schemas.openxmlformats.org/officeDocument/2006/relationships" xmlns:m="http://schemas.openxmlformats.org/officeDocument/2006/math" xmlns:v="urn:schemas-microsoft-com:vml" xmlns:wp14="http://schemas.microsoft.com/office/word/2010/wordprocessingDrawing" xmlns:wp="http://schemas.openxmlformats.org/drawingml/2006/wordprocessingDrawing" xmlns:w10="urn:schemas-microsoft-com:office:word" xmlns:w="http://schemas.openxmlformats.org/wordprocessingml/2006/main" xmlns:w14="http://schemas.microsoft.com/office/word/2010/wordml" xmlns:w15="http://schemas.microsoft.com/office/word/2012/wordml" xmlns:w16cex="http://schemas.microsoft.com/office/word/2018/wordml/cex" xmlns:w16cid="http://schemas.microsoft.com/office/word/2016/wordml/cid" xmlns:w16="http://schemas.microsoft.com/office/word/2018/wordml" xmlns:w16du="http://schemas.microsoft.com/office/word/2023/wordml/word16du" xmlns:w16sdtdh="http://schemas.microsoft.com/office/word/2020/wordml/sdtdatahash" xmlns:w16sdtfl="http://schemas.microsoft.com/office/word/2024/wordml/sdtformatlock" xmlns:w16se="http://schemas.microsoft.com/office/word/2015/wordml/symex" xmlns:wpg="http://schemas.microsoft.com/office/word/2010/wordprocessingGroup" xmlns:wpi="http://schemas.microsoft.com/office/word/2010/wordprocessingInk" xmlns:wne="http://schemas.microsoft.com/office/word/2006/wordml" xmlns:wps="http://schemas.microsoft.com/office/word/2010/wordprocessingShape" mc:Ignorable="w14 w15 w16se w16cid w16 w16cex w16sdtdh w16sdtfl w16du wp14"/>
+<w:ftr xmlns:wpc="http://schemas.microsoft.com/office/word/2010/wordprocessingCanvas" xmlns:cx="http://schemas.microsoft.com/office/drawing/2014/chartex" xmlns:cx1="http://schemas.microsoft.com/office/drawing/2015/9/8/chartex" xmlns:cx2="http://schemas.microsoft.com/office/drawing/2015/10/21/chartex" xmlns:cx3="http://schemas.microsoft.com/office/drawing/2016/5/9/chartex" xmlns:cx4="http://schemas.microsoft.com/office/drawing/2016/5/10/chartex" xmlns:cx5="http://schemas.microsoft.com/office/drawing/2016/5/11/chartex" xmlns:cx6="http://schemas.microsoft.com/office/drawing/2016/5/12/chartex" xmlns:cx7="http://schemas.microsoft.com/office/drawing/2016/5/13/chartex" xmlns:cx8="http://schemas.microsoft.com/office/drawing/2016/5/14/chartex" xmlns:mc="http://schemas.openxmlformats.org/markup-compatibility/2006" xmlns:aink="http://schemas.microsoft.com/office/drawing/2016/ink" xmlns:am3d="http://schemas.microsoft.com/office/drawing/2017/model3d" xmlns:o="urn:schemas-microsoft-com:office:office" xmlns:oel="http://schemas.microsoft.com/office/2019/extlst" xmlns:r="http://schemas.openxmlformats.org/officeDocument/2006/relationships" xmlns:m="http://schemas.openxmlformats.org/officeDocument/2006/math" xmlns:v="urn:schemas-microsoft-com:vml" xmlns:wp14="http://schemas.microsoft.com/office/word/2010/wordprocessingDrawing" xmlns:wp="http://schemas.openxmlformats.org/drawingml/2006/wordprocessingDrawing" xmlns:w10="urn:schemas-microsoft-com:office:word" xmlns:w="http://schemas.openxmlformats.org/wordprocessingml/2006/main" xmlns:w14="http://schemas.microsoft.com/office/word/2010/wordml" xmlns:w15="http://schemas.microsoft.com/office/word/2012/wordml" xmlns:w16cex="http://schemas.microsoft.com/office/word/2018/wordml/cex" xmlns:w16cid="http://schemas.microsoft.com/office/word/2016/wordml/cid" xmlns:w16="http://schemas.microsoft.com/office/word/2018/wordml" xmlns:w16du="http://schemas.microsoft.com/office/word/2023/wordml/word16du" xmlns:w16sdtdh="http://schemas.microsoft.com/office/word/2020/wordml/sdtdatahash" xmlns:w16sdtfl="http://schemas.microsoft.com/office/word/2024/wordml/sdtformatlock" xmlns:w16se="http://schemas.microsoft.com/office/word/2015/wordml/symex" xmlns:wpg="http://schemas.microsoft.com/office/word/2010/wordprocessingGroup" xmlns:wpi="http://schemas.microsoft.com/office/word/2010/wordprocessingInk" xmlns:wne="http://schemas.microsoft.com/office/word/2006/wordml" xmlns:wps="http://schemas.microsoft.com/office/word/2010/wordprocessingShape" mc:Ignorable="w14 w15 w16se w16cid w16 w16cex w16sdtdh w16sdtfl w16du wp14">
+  <w:p>
+    <w:r>
+      <w:cr/>
+    </w:r>
+  </w:p>
+</w:ftr>
 </file>
 
 <file path=word/footnotes.xml><?xml version="1.0" encoding="utf-8"?>
@@ -36864,6 +39259,7 @@
   <w:style w:type="character" w:default="1" w:styleId="DefaultParagraphFont">
     <w:name w:val="Default Paragraph Font"/>
     <w:uiPriority w:val="1"/>
+    <w:semiHidden/>
     <w:unhideWhenUsed/>
   </w:style>
   <w:style w:type="table" w:default="1" w:styleId="TableNormal">

--- a/backend/stet/data/stet_es-419.docx
+++ b/backend/stet/data/stet_es-419.docx
@@ -2118,7 +2118,21 @@
                 <w:b/>
                 <w:bCs/>
               </w:rPr>
-              <w:t>amor/</w:t>
+              <w:t>a</w:t>
+            </w:r>
+            <w:r>
+              <w:rPr>
+                <w:b/>
+                <w:bCs/>
+              </w:rPr>
+              <w:t>mor</w:t>
+            </w:r>
+            <w:r>
+              <w:rPr>
+                <w:b/>
+                <w:bCs/>
+              </w:rPr>
+              <w:t xml:space="preserve">, </w:t>
             </w:r>
             <w:proofErr w:type="spellStart"/>
             <w:r>
@@ -5720,7 +5734,6 @@
                 <w:lang w:val="es-ES"/>
               </w:rPr>
             </w:pPr>
-            <w:proofErr w:type="spellStart"/>
             <w:r>
               <w:rPr>
                 <w:b/>
@@ -5735,16 +5748,23 @@
                 <w:bCs/>
                 <w:lang w:val="es-ES"/>
               </w:rPr>
-              <w:t>einaventurados</w:t>
-            </w:r>
-            <w:proofErr w:type="spellEnd"/>
-            <w:r>
-              <w:rPr>
-                <w:b/>
-                <w:bCs/>
-                <w:lang w:val="es-ES"/>
-              </w:rPr>
-              <w:t>, bendito, bendijo, bendita, bendecida, benditos, bendecía, alabando, alabado, bendecidas, alabanza</w:t>
+              <w:t>i</w:t>
+            </w:r>
+            <w:r>
+              <w:rPr>
+                <w:b/>
+                <w:bCs/>
+                <w:lang w:val="es-ES"/>
+              </w:rPr>
+              <w:t>e</w:t>
+            </w:r>
+            <w:r>
+              <w:rPr>
+                <w:b/>
+                <w:bCs/>
+                <w:lang w:val="es-ES"/>
+              </w:rPr>
+              <w:t>naventurados, bendito, bendijo, bendita, bendecida, benditos, bendecía, alabando, alabado, bendecidas, alabanza</w:t>
             </w:r>
             <w:r>
               <w:rPr>
@@ -6004,7 +6024,15 @@
                 <w:b/>
                 <w:bCs/>
               </w:rPr>
-              <w:t>Buenas</w:t>
+              <w:t>B</w:t>
+            </w:r>
+            <w:r>
+              <w:rPr>
+                <w:rFonts w:ascii="Aptos" w:hAnsi="Aptos"/>
+                <w:b/>
+                <w:bCs/>
+              </w:rPr>
+              <w:t>uenas</w:t>
             </w:r>
             <w:proofErr w:type="spellEnd"/>
             <w:r>
@@ -6022,7 +6050,15 @@
                 <w:b/>
                 <w:bCs/>
               </w:rPr>
-              <w:t>Nuevas</w:t>
+              <w:t>N</w:t>
+            </w:r>
+            <w:r>
+              <w:rPr>
+                <w:rFonts w:ascii="Aptos" w:hAnsi="Aptos"/>
+                <w:b/>
+                <w:bCs/>
+              </w:rPr>
+              <w:t>uevas</w:t>
             </w:r>
             <w:proofErr w:type="spellEnd"/>
           </w:p>
@@ -12187,7 +12223,7 @@
                 <w:bCs/>
                 <w:lang w:val="es-MX"/>
               </w:rPr>
-              <w:t xml:space="preserve">avergonzaron, trataron de manarera vergonzosa, deshonran, deshonra, deshonrados, deshonras, uso diario, deshonra, </w:t>
+              <w:t xml:space="preserve">avergonzaron, trataron de manera vergonzosa, deshonran, deshonra, deshonrados, deshonras, uso diario, deshonra, </w:t>
             </w:r>
             <w:r>
               <w:rPr>
@@ -13042,23 +13078,29 @@
               </w:rPr>
               <w:t xml:space="preserve">enseña, </w:t>
             </w:r>
-            <w:proofErr w:type="spellStart"/>
-            <w:r>
-              <w:rPr>
-                <w:b/>
-                <w:bCs/>
-                <w:lang w:val="es-ES"/>
-              </w:rPr>
-              <w:t>entranamiento</w:t>
-            </w:r>
-            <w:proofErr w:type="spellEnd"/>
-            <w:r>
-              <w:rPr>
-                <w:b/>
-                <w:bCs/>
-                <w:lang w:val="es-ES"/>
-              </w:rPr>
-              <w:t xml:space="preserve">, disciplinaron, </w:t>
+            <w:r>
+              <w:rPr>
+                <w:b/>
+                <w:bCs/>
+                <w:lang w:val="es-ES"/>
+              </w:rPr>
+              <w:t>entr</w:t>
+            </w:r>
+            <w:r>
+              <w:rPr>
+                <w:b/>
+                <w:bCs/>
+                <w:lang w:val="es-ES"/>
+              </w:rPr>
+              <w:t>e</w:t>
+            </w:r>
+            <w:r>
+              <w:rPr>
+                <w:b/>
+                <w:bCs/>
+                <w:lang w:val="es-ES"/>
+              </w:rPr>
+              <w:t xml:space="preserve">namiento, disciplinaron, </w:t>
             </w:r>
             <w:r>
               <w:rPr>
@@ -13547,7 +13589,25 @@
                 <w:bCs/>
                 <w:lang w:val="es-MX"/>
               </w:rPr>
-              <w:t>scogidos, escogido, elegidos, esco</w:t>
+              <w:t xml:space="preserve">scogidos, </w:t>
+            </w:r>
+            <w:r>
+              <w:rPr>
+                <w:rFonts w:ascii="Aptos" w:hAnsi="Aptos"/>
+                <w:b/>
+                <w:bCs/>
+                <w:lang w:val="es-MX"/>
+              </w:rPr>
+              <w:t xml:space="preserve">escogidas, </w:t>
+            </w:r>
+            <w:r>
+              <w:rPr>
+                <w:rFonts w:ascii="Aptos" w:hAnsi="Aptos"/>
+                <w:b/>
+                <w:bCs/>
+                <w:lang w:val="es-MX"/>
+              </w:rPr>
+              <w:t>escogido, elegidos, esco</w:t>
             </w:r>
             <w:r>
               <w:rPr>
@@ -13969,14 +14029,7 @@
                 <w:b/>
                 <w:bCs/>
               </w:rPr>
-              <w:t>e</w:t>
-            </w:r>
-            <w:r>
-              <w:rPr>
-                <w:b/>
-                <w:bCs/>
-              </w:rPr>
-              <w:t>speranza</w:t>
+              <w:t>esperanza</w:t>
             </w:r>
             <w:proofErr w:type="spellEnd"/>
             <w:r>
@@ -13984,7 +14037,7 @@
                 <w:b/>
                 <w:bCs/>
               </w:rPr>
-              <w:t>/</w:t>
+              <w:t xml:space="preserve">, </w:t>
             </w:r>
             <w:proofErr w:type="spellStart"/>
             <w:r>
@@ -16078,7 +16131,25 @@
                 <w:bCs/>
                 <w:lang w:val="es-MX"/>
               </w:rPr>
-              <w:t>loria, glorificando, gloriosa, glorifíca, alabando, glorficados, gloroiso</w:t>
+              <w:t xml:space="preserve">loria, glorificando, gloriosa, </w:t>
+            </w:r>
+            <w:r>
+              <w:rPr>
+                <w:rFonts w:ascii="Aptos" w:hAnsi="Aptos"/>
+                <w:b/>
+                <w:bCs/>
+                <w:lang w:val="es-MX"/>
+              </w:rPr>
+              <w:t xml:space="preserve">glorioso, </w:t>
+            </w:r>
+            <w:r>
+              <w:rPr>
+                <w:rFonts w:ascii="Aptos" w:hAnsi="Aptos"/>
+                <w:b/>
+                <w:bCs/>
+                <w:lang w:val="es-MX"/>
+              </w:rPr>
+              <w:t>glorifíca, alabando, glorficados, gloroiso</w:t>
             </w:r>
             <w:r>
               <w:rPr>
@@ -21222,7 +21293,15 @@
                 <w:bCs/>
                 <w:lang w:val="es-ES"/>
               </w:rPr>
-              <w:t>Juicio, justa, justos, justo, justicia, recto</w:t>
+              <w:t>j</w:t>
+            </w:r>
+            <w:r>
+              <w:rPr>
+                <w:b/>
+                <w:bCs/>
+                <w:lang w:val="es-ES"/>
+              </w:rPr>
+              <w:t>uicio, justa, justos, justo, justicia, recto</w:t>
             </w:r>
           </w:p>
         </w:tc>
@@ -23844,18 +23923,16 @@
                 <w:bCs/>
                 <w:lang w:val="es-ES"/>
               </w:rPr>
-              <w:t xml:space="preserve">obedece, obediencia, </w:t>
-            </w:r>
-            <w:proofErr w:type="spellStart"/>
-            <w:r>
-              <w:rPr>
-                <w:b/>
-                <w:bCs/>
-                <w:lang w:val="es-ES"/>
-              </w:rPr>
-              <w:t>obedeciò</w:t>
-            </w:r>
-            <w:proofErr w:type="spellEnd"/>
+              <w:t>obedece, obediencia, obedeci</w:t>
+            </w:r>
+            <w:r>
+              <w:rPr>
+                <w:b/>
+                <w:bCs/>
+                <w:lang w:val="es-ES"/>
+              </w:rPr>
+              <w:t>ó</w:t>
+            </w:r>
           </w:p>
         </w:tc>
       </w:tr>
@@ -27110,7 +27187,25 @@
                 <w:bCs/>
                 <w:lang w:val="es-MX"/>
               </w:rPr>
-              <w:t>lan determinado, predestinó, conocía, concimiento, elegido</w:t>
+              <w:t>lan determinado, predestinó, conocía, con</w:t>
+            </w:r>
+            <w:r>
+              <w:rPr>
+                <w:rFonts w:ascii="Aptos" w:hAnsi="Aptos"/>
+                <w:b/>
+                <w:bCs/>
+                <w:lang w:val="es-MX"/>
+              </w:rPr>
+              <w:t>o</w:t>
+            </w:r>
+            <w:r>
+              <w:rPr>
+                <w:rFonts w:ascii="Aptos" w:hAnsi="Aptos"/>
+                <w:b/>
+                <w:bCs/>
+                <w:lang w:val="es-MX"/>
+              </w:rPr>
+              <w:t>cimiento, elegido</w:t>
             </w:r>
           </w:p>
         </w:tc>
@@ -27389,6 +27484,14 @@
               </w:rPr>
               <w:t>rofetizamos, profetizaron, profetizó, profetiza, profetizarán, profecía, profecías, profetas, profecía</w:t>
             </w:r>
+            <w:r>
+              <w:rPr>
+                <w:b/>
+                <w:bCs/>
+                <w:lang w:val="es-ES"/>
+              </w:rPr>
+              <w:t>, profetizar</w:t>
+            </w:r>
           </w:p>
         </w:tc>
       </w:tr>
@@ -28823,6 +28926,14 @@
               </w:rPr>
               <w:t>esurrección</w:t>
             </w:r>
+            <w:r>
+              <w:rPr>
+                <w:b/>
+                <w:bCs/>
+                <w:lang w:val="es-MX"/>
+              </w:rPr>
+              <w:t>, resurección</w:t>
+            </w:r>
           </w:p>
         </w:tc>
       </w:tr>
@@ -29611,6 +29722,14 @@
                 <w:lang w:val="es-MX"/>
               </w:rPr>
               <w:t>sabios</w:t>
+            </w:r>
+            <w:r>
+              <w:rPr>
+                <w:b/>
+                <w:bCs/>
+                <w:lang w:val="es-MX"/>
+              </w:rPr>
+              <w:t>, sabia</w:t>
             </w:r>
           </w:p>
         </w:tc>

--- a/backend/stet/data/stet_es-419.docx
+++ b/backend/stet/data/stet_es-419.docx
@@ -5236,7 +5236,19 @@
               <w:rPr>
                 <w:lang w:val="es-ES"/>
               </w:rPr>
-              <w:t>G3107, G3106, G3105, G2129, G2128, G2127, G1757</w:t>
+              <w:t>G3107, G3106, G310</w:t>
+            </w:r>
+            <w:r>
+              <w:rPr>
+                <w:lang w:val="es-ES"/>
+              </w:rPr>
+              <w:t>8</w:t>
+            </w:r>
+            <w:r>
+              <w:rPr>
+                <w:lang w:val="es-ES"/>
+              </w:rPr>
+              <w:t>, G2129, G2128, G2127, G1757</w:t>
             </w:r>
           </w:p>
         </w:tc>
@@ -12337,13 +12349,8 @@
                 <w:numId w:val="73"/>
               </w:numPr>
             </w:pPr>
-            <w:proofErr w:type="spellStart"/>
-            <w:r>
-              <w:t>Adecuado</w:t>
-            </w:r>
-            <w:proofErr w:type="spellEnd"/>
-            <w:r>
-              <w:t>.</w:t>
+            <w:r>
+              <w:t>Adecuado.</w:t>
             </w:r>
           </w:p>
           <w:p>
@@ -12369,8 +12376,13 @@
                 <w:numId w:val="73"/>
               </w:numPr>
             </w:pPr>
-            <w:r>
-              <w:t xml:space="preserve">Que </w:t>
+            <w:proofErr w:type="spellStart"/>
+            <w:r>
+              <w:t>Que</w:t>
+            </w:r>
+            <w:proofErr w:type="spellEnd"/>
+            <w:r>
+              <w:t xml:space="preserve"> </w:t>
             </w:r>
             <w:proofErr w:type="spellStart"/>
             <w:r>
@@ -13451,22 +13463,36 @@
                 <w:lang w:val="es-MX"/>
               </w:rPr>
               <w:br/>
+              <w:t>Marcos 13:20</w:t>
+            </w:r>
+            <w:r>
+              <w:rPr>
+                <w:rFonts w:ascii="Aptos" w:hAnsi="Aptos"/>
+                <w:lang w:val="es-MX"/>
+              </w:rPr>
+              <w:br/>
+            </w:r>
+            <w:r>
+              <w:rPr>
+                <w:rFonts w:ascii="Aptos" w:hAnsi="Aptos"/>
+                <w:lang w:val="es-MX"/>
+              </w:rPr>
               <w:t>Lucas 23:35</w:t>
             </w:r>
-            <w:r>
-              <w:rPr>
-                <w:rFonts w:ascii="Aptos" w:hAnsi="Aptos"/>
-                <w:lang w:val="es-MX"/>
-              </w:rPr>
-              <w:br/>
-              <w:t>Marcos 13:20</w:t>
-            </w:r>
-            <w:r>
-              <w:rPr>
-                <w:rFonts w:ascii="Aptos" w:hAnsi="Aptos"/>
-                <w:lang w:val="es-MX"/>
-              </w:rPr>
-              <w:br/>
+          </w:p>
+          <w:p>
+            <w:pPr>
+              <w:pStyle w:val="Compact"/>
+              <w:rPr>
+                <w:rFonts w:ascii="Aptos" w:hAnsi="Aptos"/>
+                <w:lang w:val="es-MX"/>
+              </w:rPr>
+            </w:pPr>
+            <w:r>
+              <w:rPr>
+                <w:rFonts w:ascii="Aptos" w:hAnsi="Aptos"/>
+                <w:lang w:val="es-MX"/>
+              </w:rPr>
               <w:t>Juan 15:16</w:t>
             </w:r>
             <w:r>
@@ -14345,13 +14371,14 @@
                 <w:lang w:val="es-MX"/>
               </w:rPr>
             </w:pPr>
+            <w:proofErr w:type="spellStart"/>
             <w:r>
               <w:rPr>
                 <w:b/>
                 <w:bCs/>
               </w:rPr>
               <w:lastRenderedPageBreak/>
-              <w:t>E</w:t>
+              <w:t>e</w:t>
             </w:r>
             <w:r>
               <w:rPr>
@@ -14360,6 +14387,7 @@
               </w:rPr>
               <w:t>spíritu</w:t>
             </w:r>
+            <w:proofErr w:type="spellEnd"/>
             <w:r>
               <w:rPr>
                 <w:b/>
@@ -15168,7 +15196,14 @@
                 <w:lang w:val="es-MX"/>
               </w:rPr>
               <w:br/>
-              <w:t>2 Timoteo 1:9</w:t>
+              <w:t xml:space="preserve">2 Timoteo </w:t>
+            </w:r>
+            <w:r>
+              <w:rPr>
+                <w:rFonts w:ascii="Aptos" w:hAnsi="Aptos"/>
+                <w:lang w:val="es-MX"/>
+              </w:rPr>
+              <w:t>2:10</w:t>
             </w:r>
             <w:r>
               <w:rPr>
@@ -16938,6 +16973,22 @@
               <w:br/>
               <w:t>Gálatas 4:7</w:t>
             </w:r>
+          </w:p>
+          <w:p>
+            <w:pPr>
+              <w:pStyle w:val="Compact"/>
+              <w:rPr>
+                <w:rFonts w:ascii="Aptos" w:hAnsi="Aptos"/>
+                <w:lang w:val="es-MX"/>
+              </w:rPr>
+            </w:pPr>
+            <w:r>
+              <w:rPr>
+                <w:rFonts w:ascii="Aptos" w:hAnsi="Aptos"/>
+                <w:lang w:val="es-MX"/>
+              </w:rPr>
+              <w:t>Efesios 3:6</w:t>
+            </w:r>
             <w:r>
               <w:rPr>
                 <w:rFonts w:ascii="Aptos" w:hAnsi="Aptos"/>
@@ -16969,14 +17020,6 @@
               </w:rPr>
               <w:br/>
               <w:t>Santiago 2:5</w:t>
-            </w:r>
-            <w:r>
-              <w:rPr>
-                <w:rFonts w:ascii="Aptos" w:hAnsi="Aptos"/>
-                <w:lang w:val="es-MX"/>
-              </w:rPr>
-              <w:br/>
-              <w:t>Efesios 3:6</w:t>
             </w:r>
             <w:r>
               <w:rPr>
@@ -19649,13 +19692,6 @@
               <w:t>rreprochable</w:t>
             </w:r>
             <w:proofErr w:type="spellEnd"/>
-            <w:r>
-              <w:rPr>
-                <w:b/>
-                <w:bCs/>
-              </w:rPr>
-              <w:t>,</w:t>
-            </w:r>
           </w:p>
           <w:p>
             <w:pPr>
@@ -20290,51 +20326,26 @@
                 <w:bCs/>
               </w:rPr>
             </w:pPr>
-            <w:r>
-              <w:rPr>
-                <w:b/>
-                <w:bCs/>
-                <w:lang w:val="es-ES"/>
+            <w:proofErr w:type="spellStart"/>
+            <w:r>
+              <w:rPr>
+                <w:b/>
+                <w:bCs/>
               </w:rPr>
               <w:lastRenderedPageBreak/>
-              <w:t>j</w:t>
-            </w:r>
-            <w:r>
-              <w:rPr>
-                <w:b/>
-                <w:bCs/>
-                <w:lang w:val="es-ES"/>
-              </w:rPr>
-              <w:t>u</w:t>
-            </w:r>
-            <w:r>
-              <w:rPr>
-                <w:b/>
-                <w:bCs/>
-                <w:lang w:val="es-ES"/>
-              </w:rPr>
-              <w:t>z</w:t>
-            </w:r>
-            <w:r>
-              <w:rPr>
-                <w:b/>
-                <w:bCs/>
-                <w:lang w:val="es-ES"/>
-              </w:rPr>
-              <w:t>gar</w:t>
-            </w:r>
-          </w:p>
-          <w:p>
-            <w:r>
-              <w:t>G2919</w:t>
-            </w:r>
-          </w:p>
-          <w:p>
-            <w:pPr>
-              <w:rPr>
-                <w:rFonts w:ascii="Aptos" w:hAnsi="Aptos"/>
-              </w:rPr>
-            </w:pPr>
+              <w:t>justificar</w:t>
+            </w:r>
+            <w:proofErr w:type="spellEnd"/>
+          </w:p>
+          <w:p>
+            <w:pPr>
+              <w:rPr>
+                <w:rFonts w:ascii="Aptos" w:hAnsi="Aptos"/>
+              </w:rPr>
+            </w:pPr>
+            <w:r>
+              <w:t>G1344</w:t>
+            </w:r>
           </w:p>
         </w:tc>
         <w:tc>
@@ -20342,130 +20353,117 @@
             <w:tcW w:w="4530" w:type="dxa"/>
           </w:tcPr>
           <w:p>
-            <w:r>
+            <w:pPr>
+              <w:pStyle w:val="NormalWeb"/>
+              <w:spacing w:after="0" w:afterAutospacing="0"/>
+              <w:rPr>
+                <w:rFonts w:asciiTheme="minorHAnsi" w:hAnsiTheme="minorHAnsi"/>
+              </w:rPr>
+            </w:pPr>
+            <w:r>
+              <w:rPr>
+                <w:rFonts w:asciiTheme="minorHAnsi" w:hAnsiTheme="minorHAnsi"/>
+              </w:rPr>
               <w:t xml:space="preserve">Esta palabra </w:t>
             </w:r>
             <w:proofErr w:type="spellStart"/>
             <w:r>
+              <w:rPr>
+                <w:rFonts w:asciiTheme="minorHAnsi" w:hAnsiTheme="minorHAnsi"/>
+              </w:rPr>
               <w:t>puede</w:t>
             </w:r>
             <w:proofErr w:type="spellEnd"/>
             <w:r>
+              <w:rPr>
+                <w:rFonts w:asciiTheme="minorHAnsi" w:hAnsiTheme="minorHAnsi"/>
+              </w:rPr>
               <w:t xml:space="preserve"> </w:t>
             </w:r>
             <w:proofErr w:type="spellStart"/>
             <w:r>
+              <w:rPr>
+                <w:rFonts w:asciiTheme="minorHAnsi" w:hAnsiTheme="minorHAnsi"/>
+              </w:rPr>
               <w:t>significar</w:t>
             </w:r>
             <w:proofErr w:type="spellEnd"/>
             <w:r>
+              <w:rPr>
+                <w:rFonts w:asciiTheme="minorHAnsi" w:hAnsiTheme="minorHAnsi"/>
+              </w:rPr>
               <w:t>:</w:t>
             </w:r>
           </w:p>
           <w:p>
             <w:pPr>
+              <w:pStyle w:val="NormalWeb"/>
               <w:numPr>
                 <w:ilvl w:val="0"/>
-                <w:numId w:val="17"/>
+                <w:numId w:val="18"/>
               </w:numPr>
-            </w:pPr>
-            <w:proofErr w:type="spellStart"/>
-            <w:r>
-              <w:t>Pensar</w:t>
-            </w:r>
-            <w:proofErr w:type="spellEnd"/>
-            <w:r>
-              <w:t xml:space="preserve">, </w:t>
-            </w:r>
-            <w:proofErr w:type="spellStart"/>
-            <w:r>
-              <w:t>considerar</w:t>
-            </w:r>
-            <w:proofErr w:type="spellEnd"/>
-            <w:r>
-              <w:t xml:space="preserve"> o </w:t>
-            </w:r>
-            <w:proofErr w:type="spellStart"/>
-            <w:r>
-              <w:t>estimar</w:t>
-            </w:r>
-            <w:proofErr w:type="spellEnd"/>
-            <w:r>
-              <w:t>.</w:t>
-            </w:r>
-          </w:p>
-          <w:p>
-            <w:pPr>
+              <w:spacing w:before="0" w:beforeAutospacing="0"/>
+              <w:rPr>
+                <w:rFonts w:asciiTheme="minorHAnsi" w:hAnsiTheme="minorHAnsi"/>
+                <w:lang w:val="es-ES"/>
+              </w:rPr>
+            </w:pPr>
+            <w:r>
+              <w:rPr>
+                <w:rFonts w:asciiTheme="minorHAnsi" w:hAnsiTheme="minorHAnsi"/>
+                <w:lang w:val="es-ES"/>
+              </w:rPr>
+              <w:t>Vindicar, que quiere decir: demostrar o mostrar que alguien ha hecho lo correcto.</w:t>
+            </w:r>
+          </w:p>
+          <w:p>
+            <w:pPr>
+              <w:pStyle w:val="NormalWeb"/>
               <w:numPr>
                 <w:ilvl w:val="0"/>
-                <w:numId w:val="17"/>
+                <w:numId w:val="18"/>
               </w:numPr>
-            </w:pPr>
-            <w:proofErr w:type="spellStart"/>
-            <w:r>
-              <w:t>Decidir</w:t>
-            </w:r>
-            <w:proofErr w:type="spellEnd"/>
-            <w:r>
-              <w:t xml:space="preserve"> o </w:t>
-            </w:r>
-            <w:proofErr w:type="spellStart"/>
-            <w:r>
-              <w:t>determinar</w:t>
-            </w:r>
-            <w:proofErr w:type="spellEnd"/>
-            <w:r>
-              <w:t>.</w:t>
-            </w:r>
-          </w:p>
-          <w:p>
-            <w:pPr>
+              <w:rPr>
+                <w:rFonts w:asciiTheme="minorHAnsi" w:hAnsiTheme="minorHAnsi"/>
+                <w:lang w:val="es-ES"/>
+              </w:rPr>
+            </w:pPr>
+            <w:proofErr w:type="gramStart"/>
+            <w:r>
+              <w:rPr>
+                <w:rFonts w:asciiTheme="minorHAnsi" w:hAnsiTheme="minorHAnsi"/>
+                <w:lang w:val="es-ES"/>
+              </w:rPr>
+              <w:t>Declarar</w:t>
+            </w:r>
+            <w:proofErr w:type="gramEnd"/>
+            <w:r>
+              <w:rPr>
+                <w:rFonts w:asciiTheme="minorHAnsi" w:hAnsiTheme="minorHAnsi"/>
+                <w:lang w:val="es-ES"/>
+              </w:rPr>
+              <w:t xml:space="preserve"> que alguien es justo y luego tratarlo como si hubiera hecho lo correcto.</w:t>
+            </w:r>
+          </w:p>
+          <w:p>
+            <w:pPr>
+              <w:pStyle w:val="NormalWeb"/>
               <w:numPr>
                 <w:ilvl w:val="0"/>
-                <w:numId w:val="17"/>
+                <w:numId w:val="18"/>
               </w:numPr>
-            </w:pPr>
-            <w:proofErr w:type="spellStart"/>
-            <w:r>
-              <w:t>Emitir</w:t>
-            </w:r>
-            <w:proofErr w:type="spellEnd"/>
-            <w:r>
-              <w:t xml:space="preserve"> un </w:t>
-            </w:r>
-            <w:proofErr w:type="spellStart"/>
-            <w:r>
-              <w:t>juicio</w:t>
-            </w:r>
-            <w:proofErr w:type="spellEnd"/>
-            <w:r>
-              <w:t>.</w:t>
-            </w:r>
-          </w:p>
-          <w:p>
-            <w:pPr>
-              <w:numPr>
-                <w:ilvl w:val="0"/>
-                <w:numId w:val="17"/>
-              </w:numPr>
-              <w:rPr>
-                <w:lang w:val="es-ES"/>
-              </w:rPr>
-            </w:pPr>
-            <w:r>
-              <w:rPr>
-                <w:lang w:val="es-ES"/>
-              </w:rPr>
-              <w:t>Condenar, lo que significa sentenciar a alguien o declarar el castigo que una persona recibirá por hacer algo incorrecto.</w:t>
-            </w:r>
-          </w:p>
-          <w:p>
-            <w:pPr>
-              <w:rPr>
-                <w:rFonts w:ascii="Aptos" w:hAnsi="Aptos"/>
-                <w:lang w:val="es-MX"/>
-              </w:rPr>
-            </w:pPr>
+              <w:rPr>
+                <w:rFonts w:asciiTheme="minorHAnsi" w:hAnsiTheme="minorHAnsi"/>
+                <w:lang w:val="es-ES"/>
+              </w:rPr>
+            </w:pPr>
+            <w:r>
+              <w:rPr>
+                <w:rFonts w:asciiTheme="minorHAnsi" w:hAnsiTheme="minorHAnsi"/>
+                <w:lang w:val="es-ES"/>
+              </w:rPr>
+              <w:t>Hacer que una persona tenga una relación correcta con Dios.</w:t>
+            </w:r>
           </w:p>
         </w:tc>
         <w:tc>
@@ -20483,111 +20481,70 @@
               <w:rPr>
                 <w:lang w:val="es-ES"/>
               </w:rPr>
-              <w:t>Mateo 19:28</w:t>
-            </w:r>
-            <w:r>
-              <w:rPr>
-                <w:lang w:val="es-ES"/>
-              </w:rPr>
-              <w:br/>
-              <w:t>Lucas 6:37</w:t>
-            </w:r>
-            <w:r>
-              <w:rPr>
-                <w:lang w:val="es-ES"/>
-              </w:rPr>
-              <w:br/>
-              <w:t>Lucas 19:22</w:t>
-            </w:r>
-            <w:r>
-              <w:rPr>
-                <w:lang w:val="es-ES"/>
-              </w:rPr>
-              <w:br/>
-              <w:t>Juan 7:24</w:t>
-            </w:r>
-            <w:r>
-              <w:rPr>
-                <w:lang w:val="es-ES"/>
-              </w:rPr>
-              <w:br/>
-              <w:t>Hechos 17:31</w:t>
-            </w:r>
-            <w:r>
-              <w:rPr>
-                <w:lang w:val="es-ES"/>
-              </w:rPr>
-              <w:br/>
-              <w:t>Romanos 2:1</w:t>
-            </w:r>
-            <w:r>
-              <w:rPr>
-                <w:lang w:val="es-ES"/>
-              </w:rPr>
-              <w:br/>
-              <w:t>Romanos 14:13</w:t>
-            </w:r>
-            <w:r>
-              <w:rPr>
-                <w:lang w:val="es-ES"/>
-              </w:rPr>
-              <w:br/>
-              <w:t>1 Corintios 11:32</w:t>
-            </w:r>
-            <w:r>
-              <w:rPr>
-                <w:lang w:val="es-ES"/>
-              </w:rPr>
-              <w:br/>
-              <w:t>Colosenses 2:16</w:t>
-            </w:r>
-            <w:r>
-              <w:rPr>
-                <w:lang w:val="es-ES"/>
-              </w:rPr>
-              <w:br/>
-              <w:t>2 Timoteo 4:1</w:t>
-            </w:r>
-            <w:r>
-              <w:rPr>
-                <w:lang w:val="es-ES"/>
-              </w:rPr>
-              <w:br/>
-            </w:r>
-            <w:proofErr w:type="gramStart"/>
-            <w:r>
-              <w:rPr>
-                <w:lang w:val="es-ES"/>
-              </w:rPr>
-              <w:t>Hebreos</w:t>
-            </w:r>
-            <w:proofErr w:type="gramEnd"/>
-            <w:r>
-              <w:rPr>
-                <w:lang w:val="es-ES"/>
-              </w:rPr>
-              <w:t xml:space="preserve"> 13:4</w:t>
-            </w:r>
-            <w:r>
-              <w:rPr>
-                <w:lang w:val="es-ES"/>
-              </w:rPr>
-              <w:br/>
-              <w:t>Santiago 2:12</w:t>
-            </w:r>
-            <w:r>
-              <w:rPr>
-                <w:lang w:val="es-ES"/>
-              </w:rPr>
-              <w:br/>
-              <w:t>1 Pedro 2:23</w:t>
-            </w:r>
-            <w:r>
-              <w:rPr>
-                <w:lang w:val="es-ES"/>
-              </w:rPr>
-              <w:br/>
-              <w:t>1 Pedro 4:5</w:t>
+              <w:t>Mateo 12:37</w:t>
+            </w:r>
+            <w:r>
+              <w:rPr>
+                <w:lang w:val="es-ES"/>
+              </w:rPr>
+              <w:br/>
+              <w:t>Lucas 18:14</w:t>
+            </w:r>
+            <w:r>
+              <w:rPr>
+                <w:lang w:val="es-ES"/>
+              </w:rPr>
+              <w:br/>
+              <w:t>Romanos 3:28</w:t>
+            </w:r>
+            <w:r>
+              <w:rPr>
+                <w:lang w:val="es-ES"/>
+              </w:rPr>
+              <w:br/>
+              <w:t>Romanos 5:1</w:t>
+            </w:r>
+            <w:r>
+              <w:rPr>
+                <w:lang w:val="es-ES"/>
+              </w:rPr>
+              <w:br/>
+              <w:t>Romanos 8:30</w:t>
+            </w:r>
+            <w:r>
+              <w:rPr>
+                <w:lang w:val="es-ES"/>
+              </w:rPr>
+              <w:br/>
+              <w:t>1 Corintios 6:11</w:t>
+            </w:r>
+            <w:r>
+              <w:rPr>
+                <w:lang w:val="es-ES"/>
+              </w:rPr>
+              <w:br/>
+              <w:t>Gálatas 3:24</w:t>
+            </w:r>
+            <w:r>
+              <w:rPr>
+                <w:lang w:val="es-ES"/>
+              </w:rPr>
+              <w:br/>
+              <w:t>Gálatas 5:4</w:t>
+            </w:r>
+            <w:r>
+              <w:rPr>
+                <w:lang w:val="es-ES"/>
+              </w:rPr>
+              <w:br/>
+              <w:t>Tito 3:7</w:t>
+            </w:r>
+            <w:r>
+              <w:rPr>
+                <w:lang w:val="es-ES"/>
+              </w:rPr>
+              <w:br/>
+              <w:t>Santiago 2:21</w:t>
             </w:r>
           </w:p>
         </w:tc>
@@ -20618,31 +20575,7 @@
                 <w:bCs/>
                 <w:lang w:val="es-ES"/>
               </w:rPr>
-              <w:t>uzgando, juzguen, juzgados, juzgaré, juzguen, juzgará, juzgas, juzguemos, juzgue, juzgar, juzga, juicios</w:t>
-            </w:r>
-            <w:r>
-              <w:rPr>
-                <w:b/>
-                <w:bCs/>
-                <w:lang w:val="es-ES"/>
-              </w:rPr>
-              <w:t xml:space="preserve">, </w:t>
-            </w:r>
-            <w:r>
-              <w:rPr>
-                <w:b/>
-                <w:bCs/>
-                <w:lang w:val="es-ES"/>
-              </w:rPr>
-              <w:t>j</w:t>
-            </w:r>
-            <w:r>
-              <w:rPr>
-                <w:b/>
-                <w:bCs/>
-                <w:lang w:val="es-ES"/>
-              </w:rPr>
-              <w:t>usto</w:t>
+              <w:t>ustificados, justificado, justificada, justificó</w:t>
             </w:r>
           </w:p>
         </w:tc>
@@ -20661,27 +20594,38 @@
               <w:rPr>
                 <w:b/>
                 <w:bCs/>
-              </w:rPr>
-            </w:pPr>
-            <w:proofErr w:type="spellStart"/>
-            <w:r>
-              <w:rPr>
-                <w:b/>
-                <w:bCs/>
-              </w:rPr>
-              <w:t>justificar</w:t>
-            </w:r>
-            <w:proofErr w:type="spellEnd"/>
-          </w:p>
-          <w:p>
-            <w:pPr>
-              <w:rPr>
-                <w:rFonts w:ascii="Aptos" w:hAnsi="Aptos"/>
-              </w:rPr>
-            </w:pPr>
-            <w:r>
-              <w:t>G1344</w:t>
-            </w:r>
+                <w:lang w:val="es-MX"/>
+              </w:rPr>
+            </w:pPr>
+            <w:r>
+              <w:rPr>
+                <w:b/>
+                <w:bCs/>
+                <w:lang w:val="es-MX"/>
+              </w:rPr>
+              <w:t>justo</w:t>
+            </w:r>
+          </w:p>
+          <w:p>
+            <w:pPr>
+              <w:rPr>
+                <w:lang w:val="es-MX"/>
+              </w:rPr>
+            </w:pPr>
+            <w:r>
+              <w:rPr>
+                <w:lang w:val="es-MX"/>
+              </w:rPr>
+              <w:t>G1342</w:t>
+            </w:r>
+          </w:p>
+          <w:p>
+            <w:pPr>
+              <w:rPr>
+                <w:b/>
+                <w:bCs/>
+              </w:rPr>
+            </w:pPr>
           </w:p>
         </w:tc>
         <w:tc>
@@ -20690,115 +20634,100 @@
           </w:tcPr>
           <w:p>
             <w:pPr>
-              <w:pStyle w:val="NormalWeb"/>
-              <w:spacing w:after="0" w:afterAutospacing="0"/>
-              <w:rPr>
-                <w:rFonts w:asciiTheme="minorHAnsi" w:hAnsiTheme="minorHAnsi"/>
-              </w:rPr>
-            </w:pPr>
-            <w:r>
-              <w:rPr>
-                <w:rFonts w:asciiTheme="minorHAnsi" w:hAnsiTheme="minorHAnsi"/>
-              </w:rPr>
-              <w:t xml:space="preserve">Esta palabra </w:t>
-            </w:r>
-            <w:proofErr w:type="spellStart"/>
-            <w:r>
-              <w:rPr>
-                <w:rFonts w:asciiTheme="minorHAnsi" w:hAnsiTheme="minorHAnsi"/>
-              </w:rPr>
-              <w:t>puede</w:t>
-            </w:r>
-            <w:proofErr w:type="spellEnd"/>
-            <w:r>
-              <w:rPr>
-                <w:rFonts w:asciiTheme="minorHAnsi" w:hAnsiTheme="minorHAnsi"/>
-              </w:rPr>
-              <w:t xml:space="preserve"> </w:t>
-            </w:r>
-            <w:proofErr w:type="spellStart"/>
-            <w:r>
-              <w:rPr>
-                <w:rFonts w:asciiTheme="minorHAnsi" w:hAnsiTheme="minorHAnsi"/>
-              </w:rPr>
-              <w:t>significar</w:t>
-            </w:r>
-            <w:proofErr w:type="spellEnd"/>
-            <w:r>
-              <w:rPr>
-                <w:rFonts w:asciiTheme="minorHAnsi" w:hAnsiTheme="minorHAnsi"/>
-              </w:rPr>
-              <w:t>:</w:t>
-            </w:r>
-          </w:p>
-          <w:p>
-            <w:pPr>
-              <w:pStyle w:val="NormalWeb"/>
+              <w:rPr>
+                <w:lang w:val="es-MX"/>
+              </w:rPr>
+            </w:pPr>
+            <w:r>
+              <w:rPr>
+                <w:lang w:val="es-MX"/>
+              </w:rPr>
+              <w:t>Esta palabra puede significar:</w:t>
+            </w:r>
+          </w:p>
+          <w:p>
+            <w:pPr>
               <w:numPr>
                 <w:ilvl w:val="0"/>
-                <w:numId w:val="18"/>
+                <w:numId w:val="54"/>
               </w:numPr>
-              <w:spacing w:before="0" w:beforeAutospacing="0"/>
-              <w:rPr>
-                <w:rFonts w:asciiTheme="minorHAnsi" w:hAnsiTheme="minorHAnsi"/>
-                <w:lang w:val="es-ES"/>
-              </w:rPr>
-            </w:pPr>
-            <w:r>
-              <w:rPr>
-                <w:rFonts w:asciiTheme="minorHAnsi" w:hAnsiTheme="minorHAnsi"/>
-                <w:lang w:val="es-ES"/>
-              </w:rPr>
-              <w:t>Vindicar, que quiere decir: demostrar o mostrar que alguien ha hecho lo correcto.</w:t>
-            </w:r>
-          </w:p>
-          <w:p>
-            <w:pPr>
-              <w:pStyle w:val="NormalWeb"/>
+              <w:rPr>
+                <w:lang w:val="es-MX"/>
+              </w:rPr>
+            </w:pPr>
+            <w:r>
+              <w:rPr>
+                <w:lang w:val="es-MX"/>
+              </w:rPr>
+              <w:t>Completamente bueno (esto solo es verdad sobre Dios).</w:t>
+            </w:r>
+          </w:p>
+          <w:p>
+            <w:pPr>
               <w:numPr>
                 <w:ilvl w:val="0"/>
-                <w:numId w:val="18"/>
+                <w:numId w:val="54"/>
               </w:numPr>
               <w:rPr>
-                <w:rFonts w:asciiTheme="minorHAnsi" w:hAnsiTheme="minorHAnsi"/>
-                <w:lang w:val="es-ES"/>
-              </w:rPr>
-            </w:pPr>
-            <w:proofErr w:type="gramStart"/>
-            <w:r>
-              <w:rPr>
-                <w:rFonts w:asciiTheme="minorHAnsi" w:hAnsiTheme="minorHAnsi"/>
-                <w:lang w:val="es-ES"/>
-              </w:rPr>
-              <w:t>Declarar</w:t>
-            </w:r>
-            <w:proofErr w:type="gramEnd"/>
-            <w:r>
-              <w:rPr>
-                <w:rFonts w:asciiTheme="minorHAnsi" w:hAnsiTheme="minorHAnsi"/>
-                <w:lang w:val="es-ES"/>
-              </w:rPr>
-              <w:t xml:space="preserve"> que alguien es justo y luego tratarlo como si hubiera hecho lo correcto.</w:t>
-            </w:r>
-          </w:p>
-          <w:p>
-            <w:pPr>
-              <w:pStyle w:val="NormalWeb"/>
+                <w:lang w:val="es-MX"/>
+              </w:rPr>
+            </w:pPr>
+            <w:r>
+              <w:rPr>
+                <w:lang w:val="es-MX"/>
+              </w:rPr>
+              <w:t>Obediente a Dios.</w:t>
+            </w:r>
+          </w:p>
+          <w:p>
+            <w:pPr>
               <w:numPr>
                 <w:ilvl w:val="0"/>
-                <w:numId w:val="18"/>
+                <w:numId w:val="54"/>
               </w:numPr>
               <w:rPr>
-                <w:rFonts w:asciiTheme="minorHAnsi" w:hAnsiTheme="minorHAnsi"/>
-                <w:lang w:val="es-ES"/>
-              </w:rPr>
-            </w:pPr>
-            <w:r>
-              <w:rPr>
-                <w:rFonts w:asciiTheme="minorHAnsi" w:hAnsiTheme="minorHAnsi"/>
-                <w:lang w:val="es-ES"/>
-              </w:rPr>
-              <w:t>Hacer que una persona tenga una relación correcta con Dios.</w:t>
+                <w:lang w:val="es-MX"/>
+              </w:rPr>
+            </w:pPr>
+            <w:r>
+              <w:rPr>
+                <w:lang w:val="es-MX"/>
+              </w:rPr>
+              <w:t>Hacer lo que es moralmente bueno, justo o equitativo.</w:t>
+            </w:r>
+          </w:p>
+          <w:p>
+            <w:pPr>
+              <w:numPr>
+                <w:ilvl w:val="0"/>
+                <w:numId w:val="54"/>
+              </w:numPr>
+              <w:rPr>
+                <w:lang w:val="es-MX"/>
+              </w:rPr>
+            </w:pPr>
+            <w:r>
+              <w:rPr>
+                <w:lang w:val="es-MX"/>
+              </w:rPr>
+              <w:t>Declarado bueno por Dios porque todo pecado ha sido limpiado por él.</w:t>
+            </w:r>
+          </w:p>
+          <w:p>
+            <w:pPr>
+              <w:numPr>
+                <w:ilvl w:val="0"/>
+                <w:numId w:val="54"/>
+              </w:numPr>
+              <w:rPr>
+                <w:lang w:val="es-MX"/>
+              </w:rPr>
+            </w:pPr>
+            <w:r>
+              <w:rPr>
+                <w:lang w:val="es-MX"/>
+              </w:rPr>
+              <w:t>Algo (como un juicio) que es correcto, justo o equitativo.</w:t>
             </w:r>
           </w:p>
         </w:tc>
@@ -20808,6 +20737,194 @@
           </w:tcPr>
           <w:p>
             <w:pPr>
+              <w:rPr>
+                <w:lang w:val="es-MX"/>
+              </w:rPr>
+            </w:pPr>
+            <w:r>
+              <w:rPr>
+                <w:lang w:val="es-MX"/>
+              </w:rPr>
+              <w:t xml:space="preserve"> </w:t>
+            </w:r>
+            <w:r>
+              <w:rPr>
+                <w:lang w:val="es-MX"/>
+              </w:rPr>
+              <w:t>Mateo 27:19</w:t>
+            </w:r>
+          </w:p>
+          <w:p>
+            <w:pPr>
+              <w:rPr>
+                <w:lang w:val="es-MX"/>
+              </w:rPr>
+            </w:pPr>
+            <w:r>
+              <w:rPr>
+                <w:lang w:val="es-MX"/>
+              </w:rPr>
+              <w:t xml:space="preserve"> Marcos 2:17</w:t>
+            </w:r>
+          </w:p>
+          <w:p>
+            <w:pPr>
+              <w:rPr>
+                <w:lang w:val="es-MX"/>
+              </w:rPr>
+            </w:pPr>
+            <w:r>
+              <w:rPr>
+                <w:lang w:val="es-MX"/>
+              </w:rPr>
+              <w:t xml:space="preserve"> Lucas 1:6</w:t>
+            </w:r>
+          </w:p>
+          <w:p>
+            <w:pPr>
+              <w:rPr>
+                <w:lang w:val="es-MX"/>
+              </w:rPr>
+            </w:pPr>
+            <w:r>
+              <w:rPr>
+                <w:lang w:val="es-MX"/>
+              </w:rPr>
+              <w:t xml:space="preserve"> Juan 17:25</w:t>
+            </w:r>
+          </w:p>
+          <w:p>
+            <w:pPr>
+              <w:rPr>
+                <w:lang w:val="es-MX"/>
+              </w:rPr>
+            </w:pPr>
+            <w:r>
+              <w:rPr>
+                <w:lang w:val="es-MX"/>
+              </w:rPr>
+              <w:t xml:space="preserve"> Hechos 22:14</w:t>
+            </w:r>
+          </w:p>
+          <w:p>
+            <w:pPr>
+              <w:rPr>
+                <w:lang w:val="es-MX"/>
+              </w:rPr>
+            </w:pPr>
+            <w:r>
+              <w:rPr>
+                <w:lang w:val="es-MX"/>
+              </w:rPr>
+              <w:t xml:space="preserve"> Romanos 3:10</w:t>
+            </w:r>
+          </w:p>
+          <w:p>
+            <w:pPr>
+              <w:rPr>
+                <w:lang w:val="es-MX"/>
+              </w:rPr>
+            </w:pPr>
+            <w:r>
+              <w:rPr>
+                <w:lang w:val="es-MX"/>
+              </w:rPr>
+              <w:t xml:space="preserve"> Gálatas 3:11</w:t>
+            </w:r>
+          </w:p>
+          <w:p>
+            <w:pPr>
+              <w:rPr>
+                <w:lang w:val="es-MX"/>
+              </w:rPr>
+            </w:pPr>
+            <w:r>
+              <w:rPr>
+                <w:lang w:val="es-MX"/>
+              </w:rPr>
+              <w:t xml:space="preserve"> 2 Tesalonicenses 1:5</w:t>
+            </w:r>
+          </w:p>
+          <w:p>
+            <w:pPr>
+              <w:rPr>
+                <w:lang w:val="es-MX"/>
+              </w:rPr>
+            </w:pPr>
+            <w:r>
+              <w:rPr>
+                <w:lang w:val="es-MX"/>
+              </w:rPr>
+              <w:t xml:space="preserve"> 1 Timoteo 1:9</w:t>
+            </w:r>
+          </w:p>
+          <w:p>
+            <w:pPr>
+              <w:rPr>
+                <w:lang w:val="es-MX"/>
+              </w:rPr>
+            </w:pPr>
+            <w:r>
+              <w:rPr>
+                <w:lang w:val="es-MX"/>
+              </w:rPr>
+              <w:t xml:space="preserve"> 2 Timoteo 4:8</w:t>
+            </w:r>
+          </w:p>
+          <w:p>
+            <w:pPr>
+              <w:rPr>
+                <w:lang w:val="es-MX"/>
+              </w:rPr>
+            </w:pPr>
+            <w:r>
+              <w:rPr>
+                <w:lang w:val="es-MX"/>
+              </w:rPr>
+              <w:t xml:space="preserve"> Hebreos 11:4</w:t>
+            </w:r>
+          </w:p>
+          <w:p>
+            <w:pPr>
+              <w:rPr>
+                <w:lang w:val="es-MX"/>
+              </w:rPr>
+            </w:pPr>
+            <w:r>
+              <w:rPr>
+                <w:lang w:val="es-MX"/>
+              </w:rPr>
+              <w:t xml:space="preserve"> 1 Pedro 3:18</w:t>
+            </w:r>
+          </w:p>
+          <w:p>
+            <w:pPr>
+              <w:rPr>
+                <w:lang w:val="es-MX"/>
+              </w:rPr>
+            </w:pPr>
+            <w:r>
+              <w:rPr>
+                <w:lang w:val="es-MX"/>
+              </w:rPr>
+              <w:t xml:space="preserve"> 2 Pedro 2:8</w:t>
+            </w:r>
+          </w:p>
+          <w:p>
+            <w:pPr>
+              <w:rPr>
+                <w:lang w:val="es-MX"/>
+              </w:rPr>
+            </w:pPr>
+            <w:r>
+              <w:rPr>
+                <w:lang w:val="es-MX"/>
+              </w:rPr>
+              <w:t xml:space="preserve"> 1 Juan 2:1</w:t>
+            </w:r>
+          </w:p>
+          <w:p>
+            <w:pPr>
               <w:pStyle w:val="Compact"/>
               <w:rPr>
                 <w:lang w:val="es-ES"/>
@@ -20815,72 +20932,9 @@
             </w:pPr>
             <w:r>
               <w:rPr>
-                <w:lang w:val="es-ES"/>
-              </w:rPr>
-              <w:t>Mateo 12:37</w:t>
-            </w:r>
-            <w:r>
-              <w:rPr>
-                <w:lang w:val="es-ES"/>
-              </w:rPr>
-              <w:br/>
-              <w:t>Lucas 18:14</w:t>
-            </w:r>
-            <w:r>
-              <w:rPr>
-                <w:lang w:val="es-ES"/>
-              </w:rPr>
-              <w:br/>
-              <w:t>Romanos 3:28</w:t>
-            </w:r>
-            <w:r>
-              <w:rPr>
-                <w:lang w:val="es-ES"/>
-              </w:rPr>
-              <w:br/>
-              <w:t>Romanos 5:1</w:t>
-            </w:r>
-            <w:r>
-              <w:rPr>
-                <w:lang w:val="es-ES"/>
-              </w:rPr>
-              <w:br/>
-              <w:t>Romanos 8:30</w:t>
-            </w:r>
-            <w:r>
-              <w:rPr>
-                <w:lang w:val="es-ES"/>
-              </w:rPr>
-              <w:br/>
-              <w:t>1 Corintios 6:11</w:t>
-            </w:r>
-            <w:r>
-              <w:rPr>
-                <w:lang w:val="es-ES"/>
-              </w:rPr>
-              <w:br/>
-              <w:t>Gálatas 3:24</w:t>
-            </w:r>
-            <w:r>
-              <w:rPr>
-                <w:lang w:val="es-ES"/>
-              </w:rPr>
-              <w:br/>
-              <w:t>Gálatas 5:4</w:t>
-            </w:r>
-            <w:r>
-              <w:rPr>
-                <w:lang w:val="es-ES"/>
-              </w:rPr>
-              <w:br/>
-              <w:t>Tito 3:7</w:t>
-            </w:r>
-            <w:r>
-              <w:rPr>
-                <w:lang w:val="es-ES"/>
-              </w:rPr>
-              <w:br/>
-              <w:t>Santiago 2:21</w:t>
+                <w:lang w:val="es-MX"/>
+              </w:rPr>
+              <w:t xml:space="preserve"> Apocalipsis 16:5</w:t>
             </w:r>
           </w:p>
         </w:tc>
@@ -20890,11 +20944,10 @@
           </w:tcPr>
           <w:p>
             <w:pPr>
-              <w:pStyle w:val="Compact"/>
-              <w:rPr>
-                <w:b/>
-                <w:bCs/>
-                <w:lang w:val="es-ES"/>
+              <w:rPr>
+                <w:b/>
+                <w:bCs/>
+                <w:lang w:val="es-MX"/>
               </w:rPr>
             </w:pPr>
             <w:r>
@@ -20911,7 +20964,7 @@
                 <w:bCs/>
                 <w:lang w:val="es-ES"/>
               </w:rPr>
-              <w:t>ustificados, justificado, justificada, justificó</w:t>
+              <w:t>uicio, justa, justos, justo, justicia, recto</w:t>
             </w:r>
           </w:p>
         </w:tc>
@@ -20930,37 +20983,53 @@
               <w:rPr>
                 <w:b/>
                 <w:bCs/>
-                <w:lang w:val="es-MX"/>
-              </w:rPr>
-            </w:pPr>
-            <w:r>
-              <w:rPr>
-                <w:b/>
-                <w:bCs/>
-                <w:lang w:val="es-MX"/>
+              </w:rPr>
+            </w:pPr>
+            <w:r>
+              <w:rPr>
+                <w:b/>
+                <w:bCs/>
+                <w:lang w:val="es-ES"/>
               </w:rPr>
               <w:lastRenderedPageBreak/>
-              <w:t>justo</w:t>
-            </w:r>
-          </w:p>
-          <w:p>
-            <w:pPr>
-              <w:rPr>
-                <w:lang w:val="es-MX"/>
-              </w:rPr>
-            </w:pPr>
-            <w:r>
-              <w:rPr>
-                <w:lang w:val="es-MX"/>
-              </w:rPr>
-              <w:t>G1342</w:t>
-            </w:r>
-          </w:p>
-          <w:p>
-            <w:pPr>
-              <w:rPr>
-                <w:b/>
-                <w:bCs/>
+              <w:t>j</w:t>
+            </w:r>
+            <w:r>
+              <w:rPr>
+                <w:b/>
+                <w:bCs/>
+                <w:lang w:val="es-ES"/>
+              </w:rPr>
+              <w:t>u</w:t>
+            </w:r>
+            <w:r>
+              <w:rPr>
+                <w:b/>
+                <w:bCs/>
+                <w:lang w:val="es-ES"/>
+              </w:rPr>
+              <w:t>z</w:t>
+            </w:r>
+            <w:r>
+              <w:rPr>
+                <w:b/>
+                <w:bCs/>
+                <w:lang w:val="es-ES"/>
+              </w:rPr>
+              <w:t>gar</w:t>
+            </w:r>
+          </w:p>
+          <w:p>
+            <w:r>
+              <w:t>G2919</w:t>
+            </w:r>
+          </w:p>
+          <w:p>
+            <w:pPr>
+              <w:rPr>
+                <w:b/>
+                <w:bCs/>
+                <w:lang w:val="es-MX"/>
               </w:rPr>
             </w:pPr>
           </w:p>
@@ -20970,102 +21039,129 @@
             <w:tcW w:w="4530" w:type="dxa"/>
           </w:tcPr>
           <w:p>
-            <w:pPr>
-              <w:rPr>
-                <w:lang w:val="es-MX"/>
-              </w:rPr>
-            </w:pPr>
-            <w:r>
-              <w:rPr>
-                <w:lang w:val="es-MX"/>
-              </w:rPr>
-              <w:t>Esta palabra puede significar:</w:t>
+            <w:r>
+              <w:t xml:space="preserve">Esta palabra </w:t>
+            </w:r>
+            <w:proofErr w:type="spellStart"/>
+            <w:r>
+              <w:t>puede</w:t>
+            </w:r>
+            <w:proofErr w:type="spellEnd"/>
+            <w:r>
+              <w:t xml:space="preserve"> </w:t>
+            </w:r>
+            <w:proofErr w:type="spellStart"/>
+            <w:r>
+              <w:t>significar</w:t>
+            </w:r>
+            <w:proofErr w:type="spellEnd"/>
+            <w:r>
+              <w:t>:</w:t>
             </w:r>
           </w:p>
           <w:p>
             <w:pPr>
               <w:numPr>
                 <w:ilvl w:val="0"/>
-                <w:numId w:val="54"/>
+                <w:numId w:val="17"/>
               </w:numPr>
-              <w:rPr>
-                <w:lang w:val="es-MX"/>
-              </w:rPr>
-            </w:pPr>
-            <w:r>
-              <w:rPr>
-                <w:lang w:val="es-MX"/>
-              </w:rPr>
-              <w:t>Completamente bueno (esto solo es verdad sobre Dios).</w:t>
+            </w:pPr>
+            <w:proofErr w:type="spellStart"/>
+            <w:r>
+              <w:t>Pensar</w:t>
+            </w:r>
+            <w:proofErr w:type="spellEnd"/>
+            <w:r>
+              <w:t xml:space="preserve">, </w:t>
+            </w:r>
+            <w:proofErr w:type="spellStart"/>
+            <w:r>
+              <w:t>considerar</w:t>
+            </w:r>
+            <w:proofErr w:type="spellEnd"/>
+            <w:r>
+              <w:t xml:space="preserve"> o </w:t>
+            </w:r>
+            <w:proofErr w:type="spellStart"/>
+            <w:r>
+              <w:t>estimar</w:t>
+            </w:r>
+            <w:proofErr w:type="spellEnd"/>
+            <w:r>
+              <w:t>.</w:t>
             </w:r>
           </w:p>
           <w:p>
             <w:pPr>
               <w:numPr>
                 <w:ilvl w:val="0"/>
-                <w:numId w:val="54"/>
+                <w:numId w:val="17"/>
               </w:numPr>
-              <w:rPr>
-                <w:lang w:val="es-MX"/>
-              </w:rPr>
-            </w:pPr>
-            <w:r>
-              <w:rPr>
-                <w:lang w:val="es-MX"/>
-              </w:rPr>
-              <w:t>Obediente a Dios.</w:t>
+            </w:pPr>
+            <w:proofErr w:type="spellStart"/>
+            <w:r>
+              <w:t>Decidir</w:t>
+            </w:r>
+            <w:proofErr w:type="spellEnd"/>
+            <w:r>
+              <w:t xml:space="preserve"> o </w:t>
+            </w:r>
+            <w:proofErr w:type="spellStart"/>
+            <w:r>
+              <w:t>determinar</w:t>
+            </w:r>
+            <w:proofErr w:type="spellEnd"/>
+            <w:r>
+              <w:t>.</w:t>
             </w:r>
           </w:p>
           <w:p>
             <w:pPr>
               <w:numPr>
                 <w:ilvl w:val="0"/>
-                <w:numId w:val="54"/>
+                <w:numId w:val="17"/>
               </w:numPr>
-              <w:rPr>
-                <w:lang w:val="es-MX"/>
-              </w:rPr>
-            </w:pPr>
-            <w:r>
-              <w:rPr>
-                <w:lang w:val="es-MX"/>
-              </w:rPr>
-              <w:t>Hacer lo que es moralmente bueno, justo o equitativo.</w:t>
+            </w:pPr>
+            <w:proofErr w:type="spellStart"/>
+            <w:r>
+              <w:t>Emitir</w:t>
+            </w:r>
+            <w:proofErr w:type="spellEnd"/>
+            <w:r>
+              <w:t xml:space="preserve"> un </w:t>
+            </w:r>
+            <w:proofErr w:type="spellStart"/>
+            <w:r>
+              <w:t>juicio</w:t>
+            </w:r>
+            <w:proofErr w:type="spellEnd"/>
+            <w:r>
+              <w:t>.</w:t>
             </w:r>
           </w:p>
           <w:p>
             <w:pPr>
               <w:numPr>
                 <w:ilvl w:val="0"/>
-                <w:numId w:val="54"/>
+                <w:numId w:val="17"/>
               </w:numPr>
               <w:rPr>
-                <w:lang w:val="es-MX"/>
-              </w:rPr>
-            </w:pPr>
-            <w:r>
-              <w:rPr>
-                <w:lang w:val="es-MX"/>
-              </w:rPr>
-              <w:t>Declarado bueno por Dios porque todo pecado ha sido limpiado por él.</w:t>
-            </w:r>
-          </w:p>
-          <w:p>
-            <w:pPr>
-              <w:numPr>
-                <w:ilvl w:val="0"/>
-                <w:numId w:val="54"/>
-              </w:numPr>
-              <w:rPr>
-                <w:lang w:val="es-MX"/>
-              </w:rPr>
-            </w:pPr>
-            <w:r>
-              <w:rPr>
-                <w:lang w:val="es-MX"/>
-              </w:rPr>
-              <w:t>Algo (como un juicio) que es correcto, justo o equitativo.</w:t>
-            </w:r>
+                <w:lang w:val="es-ES"/>
+              </w:rPr>
+            </w:pPr>
+            <w:r>
+              <w:rPr>
+                <w:lang w:val="es-ES"/>
+              </w:rPr>
+              <w:t>Condenar, lo que significa sentenciar a alguien o declarar el castigo que una persona recibirá por hacer algo incorrecto.</w:t>
+            </w:r>
+          </w:p>
+          <w:p>
+            <w:pPr>
+              <w:rPr>
+                <w:lang w:val="es-MX"/>
+              </w:rPr>
+            </w:pPr>
           </w:p>
         </w:tc>
         <w:tc>
@@ -21080,198 +21176,113 @@
             </w:pPr>
             <w:r>
               <w:rPr>
-                <w:lang w:val="es-MX"/>
-              </w:rPr>
-              <w:t xml:space="preserve"> </w:t>
-            </w:r>
-            <w:r>
-              <w:rPr>
-                <w:lang w:val="es-MX"/>
-              </w:rPr>
-              <w:t>Mateo 27:19</w:t>
-            </w:r>
-          </w:p>
-          <w:p>
-            <w:pPr>
-              <w:rPr>
-                <w:lang w:val="es-MX"/>
-              </w:rPr>
-            </w:pPr>
-            <w:r>
-              <w:rPr>
-                <w:lang w:val="es-MX"/>
-              </w:rPr>
-              <w:t xml:space="preserve"> Marcos 2:17</w:t>
-            </w:r>
-          </w:p>
-          <w:p>
-            <w:pPr>
-              <w:rPr>
-                <w:lang w:val="es-MX"/>
-              </w:rPr>
-            </w:pPr>
-            <w:r>
-              <w:rPr>
-                <w:lang w:val="es-MX"/>
-              </w:rPr>
-              <w:t xml:space="preserve"> Lucas 1:6</w:t>
-            </w:r>
-          </w:p>
-          <w:p>
-            <w:pPr>
-              <w:rPr>
-                <w:lang w:val="es-MX"/>
-              </w:rPr>
-            </w:pPr>
-            <w:r>
-              <w:rPr>
-                <w:lang w:val="es-MX"/>
-              </w:rPr>
-              <w:t xml:space="preserve"> Juan 17:25</w:t>
-            </w:r>
-          </w:p>
-          <w:p>
-            <w:pPr>
-              <w:rPr>
-                <w:lang w:val="es-MX"/>
-              </w:rPr>
-            </w:pPr>
-            <w:r>
-              <w:rPr>
-                <w:lang w:val="es-MX"/>
-              </w:rPr>
-              <w:t xml:space="preserve"> Hechos 22:14</w:t>
-            </w:r>
-          </w:p>
-          <w:p>
-            <w:pPr>
-              <w:rPr>
-                <w:lang w:val="es-MX"/>
-              </w:rPr>
-            </w:pPr>
-            <w:r>
-              <w:rPr>
-                <w:lang w:val="es-MX"/>
-              </w:rPr>
-              <w:t xml:space="preserve"> Romanos 3:10</w:t>
-            </w:r>
-          </w:p>
-          <w:p>
-            <w:pPr>
-              <w:rPr>
-                <w:lang w:val="es-MX"/>
-              </w:rPr>
-            </w:pPr>
-            <w:r>
-              <w:rPr>
-                <w:lang w:val="es-MX"/>
-              </w:rPr>
-              <w:t xml:space="preserve"> Gálatas 3:11</w:t>
-            </w:r>
-          </w:p>
-          <w:p>
-            <w:pPr>
-              <w:rPr>
-                <w:lang w:val="es-MX"/>
-              </w:rPr>
-            </w:pPr>
-            <w:r>
-              <w:rPr>
-                <w:lang w:val="es-MX"/>
-              </w:rPr>
-              <w:t xml:space="preserve"> 2 Tesalonicenses 1:5</w:t>
-            </w:r>
-          </w:p>
-          <w:p>
-            <w:pPr>
-              <w:rPr>
-                <w:lang w:val="es-MX"/>
-              </w:rPr>
-            </w:pPr>
-            <w:r>
-              <w:rPr>
-                <w:lang w:val="es-MX"/>
-              </w:rPr>
-              <w:t xml:space="preserve"> 1 Timoteo 1:9</w:t>
-            </w:r>
-          </w:p>
-          <w:p>
-            <w:pPr>
-              <w:rPr>
-                <w:lang w:val="es-MX"/>
-              </w:rPr>
-            </w:pPr>
-            <w:r>
-              <w:rPr>
-                <w:lang w:val="es-MX"/>
-              </w:rPr>
-              <w:t xml:space="preserve"> 2 Timoteo 4:8</w:t>
-            </w:r>
-          </w:p>
-          <w:p>
-            <w:pPr>
-              <w:rPr>
-                <w:lang w:val="es-MX"/>
-              </w:rPr>
-            </w:pPr>
-            <w:r>
-              <w:rPr>
-                <w:lang w:val="es-MX"/>
-              </w:rPr>
-              <w:t xml:space="preserve"> Hebreos 11:4</w:t>
-            </w:r>
-          </w:p>
-          <w:p>
-            <w:pPr>
-              <w:rPr>
-                <w:lang w:val="es-MX"/>
-              </w:rPr>
-            </w:pPr>
-            <w:r>
-              <w:rPr>
-                <w:lang w:val="es-MX"/>
-              </w:rPr>
-              <w:t xml:space="preserve"> 1 Pedro 3:18</w:t>
-            </w:r>
-          </w:p>
-          <w:p>
-            <w:pPr>
-              <w:rPr>
-                <w:lang w:val="es-MX"/>
-              </w:rPr>
-            </w:pPr>
-            <w:r>
-              <w:rPr>
-                <w:lang w:val="es-MX"/>
-              </w:rPr>
-              <w:t xml:space="preserve"> 2 Pedro 2:8</w:t>
-            </w:r>
-          </w:p>
-          <w:p>
-            <w:pPr>
-              <w:rPr>
-                <w:lang w:val="es-MX"/>
-              </w:rPr>
-            </w:pPr>
-            <w:r>
-              <w:rPr>
-                <w:lang w:val="es-MX"/>
-              </w:rPr>
-              <w:t xml:space="preserve"> 1 Juan 2:1</w:t>
-            </w:r>
-          </w:p>
-          <w:p>
-            <w:pPr>
-              <w:pStyle w:val="Compact"/>
-              <w:rPr>
-                <w:lang w:val="es-ES"/>
-              </w:rPr>
-            </w:pPr>
-            <w:r>
-              <w:rPr>
-                <w:lang w:val="es-MX"/>
-              </w:rPr>
-              <w:t xml:space="preserve"> Apocalipsis 16:5</w:t>
+                <w:lang w:val="es-ES"/>
+              </w:rPr>
+              <w:t>Mateo 19:28</w:t>
+            </w:r>
+            <w:r>
+              <w:rPr>
+                <w:lang w:val="es-ES"/>
+              </w:rPr>
+              <w:br/>
+              <w:t>Lucas 6:37</w:t>
+            </w:r>
+            <w:r>
+              <w:rPr>
+                <w:lang w:val="es-ES"/>
+              </w:rPr>
+              <w:br/>
+              <w:t>Lucas 19:22</w:t>
+            </w:r>
+            <w:r>
+              <w:rPr>
+                <w:lang w:val="es-ES"/>
+              </w:rPr>
+              <w:br/>
+              <w:t>Juan 7:24</w:t>
+            </w:r>
+            <w:r>
+              <w:rPr>
+                <w:lang w:val="es-ES"/>
+              </w:rPr>
+              <w:br/>
+              <w:t>Hechos 17:31</w:t>
+            </w:r>
+            <w:r>
+              <w:rPr>
+                <w:lang w:val="es-ES"/>
+              </w:rPr>
+              <w:br/>
+              <w:t>Romanos 2:1</w:t>
+            </w:r>
+            <w:r>
+              <w:rPr>
+                <w:lang w:val="es-ES"/>
+              </w:rPr>
+              <w:br/>
+              <w:t>Romanos 14:13</w:t>
+            </w:r>
+            <w:r>
+              <w:rPr>
+                <w:lang w:val="es-ES"/>
+              </w:rPr>
+              <w:br/>
+              <w:t>1 Corintios 11:32</w:t>
+            </w:r>
+            <w:r>
+              <w:rPr>
+                <w:lang w:val="es-ES"/>
+              </w:rPr>
+              <w:br/>
+              <w:t>Colosenses 2:16</w:t>
+            </w:r>
+            <w:r>
+              <w:rPr>
+                <w:lang w:val="es-ES"/>
+              </w:rPr>
+              <w:br/>
+              <w:t>2 Timoteo 4:1</w:t>
+            </w:r>
+            <w:r>
+              <w:rPr>
+                <w:lang w:val="es-ES"/>
+              </w:rPr>
+              <w:br/>
+            </w:r>
+            <w:proofErr w:type="gramStart"/>
+            <w:r>
+              <w:rPr>
+                <w:lang w:val="es-ES"/>
+              </w:rPr>
+              <w:t>Hebreos</w:t>
+            </w:r>
+            <w:proofErr w:type="gramEnd"/>
+            <w:r>
+              <w:rPr>
+                <w:lang w:val="es-ES"/>
+              </w:rPr>
+              <w:t xml:space="preserve"> 13:4</w:t>
+            </w:r>
+            <w:r>
+              <w:rPr>
+                <w:lang w:val="es-ES"/>
+              </w:rPr>
+              <w:br/>
+              <w:t>Santiago 2:12</w:t>
+            </w:r>
+            <w:r>
+              <w:rPr>
+                <w:lang w:val="es-ES"/>
+              </w:rPr>
+              <w:br/>
+              <w:t>1 Pedro 2:23</w:t>
+            </w:r>
+            <w:r>
+              <w:rPr>
+                <w:lang w:val="es-ES"/>
+              </w:rPr>
+              <w:br/>
+              <w:t>1 Pedro 4:5</w:t>
             </w:r>
           </w:p>
         </w:tc>
@@ -21284,9 +21295,17 @@
               <w:rPr>
                 <w:b/>
                 <w:bCs/>
-                <w:lang w:val="es-MX"/>
-              </w:rPr>
-            </w:pPr>
+                <w:lang w:val="es-ES"/>
+              </w:rPr>
+            </w:pPr>
+            <w:r>
+              <w:rPr>
+                <w:b/>
+                <w:bCs/>
+                <w:lang w:val="es-ES"/>
+              </w:rPr>
+              <w:t xml:space="preserve">juzgando, juzguen, juzgados, juzgaré, juzguen, juzgará, juzgas, juzguemos, juzgue, juzgar, juzga, juicios, </w:t>
+            </w:r>
             <w:r>
               <w:rPr>
                 <w:b/>
@@ -21301,7 +21320,7 @@
                 <w:bCs/>
                 <w:lang w:val="es-ES"/>
               </w:rPr>
-              <w:t>uicio, justa, justos, justo, justicia, recto</w:t>
+              <w:t>usto</w:t>
             </w:r>
           </w:p>
         </w:tc>
@@ -21611,15 +21630,7 @@
                 <w:bCs/>
                 <w:lang w:val="es-MX"/>
               </w:rPr>
-              <w:t>l</w:t>
-            </w:r>
-            <w:r>
-              <w:rPr>
-                <w:b/>
-                <w:bCs/>
-                <w:lang w:val="es-MX"/>
-              </w:rPr>
-              <w:t>ey, leyes</w:t>
+              <w:t>ley, leyes</w:t>
             </w:r>
           </w:p>
         </w:tc>
@@ -21791,23 +21802,7 @@
                 <w:bCs/>
                 <w:lang w:val="es-ES"/>
               </w:rPr>
-              <w:t>l</w:t>
-            </w:r>
-            <w:r>
-              <w:rPr>
-                <w:b/>
-                <w:bCs/>
-                <w:lang w:val="es-ES"/>
-              </w:rPr>
-              <w:t>eó</w:t>
-            </w:r>
-            <w:r>
-              <w:rPr>
-                <w:b/>
-                <w:bCs/>
-                <w:lang w:val="es-ES"/>
-              </w:rPr>
-              <w:t>n, leones</w:t>
+              <w:t>león, leones</w:t>
             </w:r>
           </w:p>
         </w:tc>
@@ -22137,25 +22132,7 @@
                 <w:bCs/>
                 <w:lang w:val="es-MX"/>
               </w:rPr>
-              <w:t>m</w:t>
-            </w:r>
-            <w:r>
-              <w:rPr>
-                <w:rFonts w:ascii="Aptos" w:hAnsi="Aptos"/>
-                <w:b/>
-                <w:bCs/>
-                <w:lang w:val="es-MX"/>
-              </w:rPr>
-              <w:t xml:space="preserve">alos, hacer daño, maligno, </w:t>
-            </w:r>
-            <w:r>
-              <w:rPr>
-                <w:rFonts w:ascii="Aptos" w:hAnsi="Aptos"/>
-                <w:b/>
-                <w:bCs/>
-                <w:lang w:val="es-MX"/>
-              </w:rPr>
-              <w:t>malo, maldad, maligna, malvado, malas, malechores, mal</w:t>
+              <w:t>malos, hacer daño, maligno, malo, maldad, maligna, malvado, malas, malechores, mal</w:t>
             </w:r>
           </w:p>
         </w:tc>
@@ -22359,15 +22336,7 @@
                 <w:bCs/>
                 <w:lang w:val="es-ES"/>
               </w:rPr>
-              <w:t>m</w:t>
-            </w:r>
-            <w:r>
-              <w:rPr>
-                <w:b/>
-                <w:bCs/>
-                <w:lang w:val="es-ES"/>
-              </w:rPr>
-              <w:t>ediador</w:t>
+              <w:t>mediador</w:t>
             </w:r>
           </w:p>
         </w:tc>
@@ -22620,15 +22589,7 @@
                 <w:bCs/>
                 <w:lang w:val="es-ES"/>
               </w:rPr>
-              <w:t>m</w:t>
-            </w:r>
-            <w:r>
-              <w:rPr>
-                <w:b/>
-                <w:bCs/>
-                <w:lang w:val="es-ES"/>
-              </w:rPr>
-              <w:t xml:space="preserve">ilagro, maravillas, milagros, maravillaban, obra poderosa, obras poderosas, poderosas obras </w:t>
+              <w:t xml:space="preserve">milagro, maravillas, milagros, maravillaban, obra poderosa, obras poderosas, poderosas obras </w:t>
             </w:r>
           </w:p>
         </w:tc>
@@ -22860,15 +22821,7 @@
                 <w:bCs/>
                 <w:lang w:val="es-ES"/>
               </w:rPr>
-              <w:t>m</w:t>
-            </w:r>
-            <w:r>
-              <w:rPr>
-                <w:b/>
-                <w:bCs/>
-                <w:lang w:val="es-ES"/>
-              </w:rPr>
-              <w:t>isericordia, misericordioso</w:t>
+              <w:t>misericordia, misericordioso</w:t>
             </w:r>
           </w:p>
         </w:tc>
@@ -23242,15 +23195,7 @@
                 <w:bCs/>
                 <w:lang w:val="es-ES"/>
               </w:rPr>
-              <w:t>m</w:t>
-            </w:r>
-            <w:r>
-              <w:rPr>
-                <w:b/>
-                <w:bCs/>
-                <w:lang w:val="es-ES"/>
-              </w:rPr>
-              <w:t>uerte</w:t>
+              <w:t>muerte</w:t>
             </w:r>
           </w:p>
         </w:tc>
@@ -23511,39 +23456,7 @@
                 <w:bCs/>
                 <w:lang w:val="es-ES"/>
               </w:rPr>
-              <w:t>n</w:t>
-            </w:r>
-            <w:r>
-              <w:rPr>
-                <w:b/>
-                <w:bCs/>
-                <w:lang w:val="es-ES"/>
-              </w:rPr>
-              <w:t xml:space="preserve">ación, naciones, </w:t>
-            </w:r>
-            <w:r>
-              <w:rPr>
-                <w:b/>
-                <w:bCs/>
-                <w:lang w:val="es-ES"/>
-              </w:rPr>
-              <w:t>toda la gente</w:t>
-            </w:r>
-            <w:r>
-              <w:rPr>
-                <w:b/>
-                <w:bCs/>
-                <w:lang w:val="es-ES"/>
-              </w:rPr>
-              <w:t xml:space="preserve">, </w:t>
-            </w:r>
-            <w:r>
-              <w:rPr>
-                <w:b/>
-                <w:bCs/>
-                <w:lang w:val="es-ES"/>
-              </w:rPr>
-              <w:t>gentiles</w:t>
+              <w:t>nación, naciones, toda la gente, gentiles</w:t>
             </w:r>
           </w:p>
         </w:tc>
@@ -23875,55 +23788,7 @@
                 <w:bCs/>
                 <w:lang w:val="es-ES"/>
               </w:rPr>
-              <w:t>o</w:t>
-            </w:r>
-            <w:r>
-              <w:rPr>
-                <w:b/>
-                <w:bCs/>
-                <w:lang w:val="es-ES"/>
-              </w:rPr>
-              <w:t xml:space="preserve">bedecen, </w:t>
-            </w:r>
-            <w:r>
-              <w:rPr>
-                <w:b/>
-                <w:bCs/>
-                <w:lang w:val="es-ES"/>
-              </w:rPr>
-              <w:t xml:space="preserve">obedientes, </w:t>
-            </w:r>
-            <w:r>
-              <w:rPr>
-                <w:b/>
-                <w:bCs/>
-                <w:lang w:val="es-ES"/>
-              </w:rPr>
-              <w:t>obedecería, obedecer, obediencia, escucharo</w:t>
-            </w:r>
-            <w:r>
-              <w:rPr>
-                <w:b/>
-                <w:bCs/>
-                <w:lang w:val="es-ES"/>
-              </w:rPr>
-              <w:t>n</w:t>
-            </w:r>
-            <w:r>
-              <w:rPr>
-                <w:b/>
-                <w:bCs/>
-                <w:lang w:val="es-ES"/>
-              </w:rPr>
-              <w:t xml:space="preserve">, obedezcan, </w:t>
-            </w:r>
-            <w:r>
-              <w:rPr>
-                <w:b/>
-                <w:bCs/>
-                <w:lang w:val="es-ES"/>
-              </w:rPr>
-              <w:t>obedece, obediencia, obedeci</w:t>
+              <w:t>obedecen, obedientes, obedecería, obedecer, obediencia, escucharon, obedezcan, obedece, obediencia, obedeci</w:t>
             </w:r>
             <w:r>
               <w:rPr>
@@ -23958,7 +23823,7 @@
                 <w:b/>
                 <w:bCs/>
               </w:rPr>
-              <w:t>O</w:t>
+              <w:t>o</w:t>
             </w:r>
             <w:r>
               <w:rPr>
@@ -24223,31 +24088,7 @@
                 <w:bCs/>
                 <w:lang w:val="es-ES"/>
               </w:rPr>
-              <w:t>o</w:t>
-            </w:r>
-            <w:r>
-              <w:rPr>
-                <w:b/>
-                <w:bCs/>
-                <w:lang w:val="es-ES"/>
-              </w:rPr>
-              <w:t>res,</w:t>
-            </w:r>
-            <w:r>
-              <w:rPr>
-                <w:b/>
-                <w:bCs/>
-                <w:lang w:val="es-ES"/>
-              </w:rPr>
-              <w:t xml:space="preserve"> ora,</w:t>
-            </w:r>
-            <w:r>
-              <w:rPr>
-                <w:b/>
-                <w:bCs/>
-                <w:lang w:val="es-ES"/>
-              </w:rPr>
-              <w:t xml:space="preserve"> oren, orando, orar,</w:t>
+              <w:t>ores, ora, oren, orando, orar,</w:t>
             </w:r>
             <w:r>
               <w:rPr>
@@ -24629,15 +24470,7 @@
                 <w:bCs/>
                 <w:lang w:val="es-MX"/>
               </w:rPr>
-              <w:t>o</w:t>
-            </w:r>
-            <w:r>
-              <w:rPr>
-                <w:b/>
-                <w:bCs/>
-                <w:lang w:val="es-MX"/>
-              </w:rPr>
-              <w:t>vejas, oveja</w:t>
+              <w:t>ovejas, oveja</w:t>
             </w:r>
           </w:p>
         </w:tc>
@@ -25117,7 +24950,15 @@
               </w:numPr>
             </w:pPr>
             <w:r>
-              <w:t xml:space="preserve">Algo que se </w:t>
+              <w:t xml:space="preserve">Algo </w:t>
+            </w:r>
+            <w:proofErr w:type="spellStart"/>
+            <w:r>
+              <w:t>que</w:t>
+            </w:r>
+            <w:proofErr w:type="spellEnd"/>
+            <w:r>
+              <w:t xml:space="preserve"> se </w:t>
             </w:r>
             <w:proofErr w:type="spellStart"/>
             <w:r>
@@ -25396,15 +25237,7 @@
                 <w:bCs/>
                 <w:lang w:val="es-MX"/>
               </w:rPr>
-              <w:t>p</w:t>
-            </w:r>
-            <w:r>
-              <w:rPr>
-                <w:b/>
-                <w:bCs/>
-                <w:lang w:val="es-MX"/>
-              </w:rPr>
-              <w:t>alabra, palabras, promesas, mensaje</w:t>
+              <w:t>palabra, palabras, promesas, mensaje</w:t>
             </w:r>
           </w:p>
         </w:tc>
@@ -25522,8 +25355,13 @@
                 <w:lang w:val="es-MX"/>
               </w:rPr>
             </w:pPr>
-            <w:r>
-              <w:t xml:space="preserve">Actuar </w:t>
+            <w:proofErr w:type="spellStart"/>
+            <w:r>
+              <w:t>Actuar</w:t>
+            </w:r>
+            <w:proofErr w:type="spellEnd"/>
+            <w:r>
+              <w:t xml:space="preserve"> </w:t>
             </w:r>
             <w:proofErr w:type="spellStart"/>
             <w:r>
@@ -25682,15 +25520,7 @@
                 <w:bCs/>
                 <w:lang w:val="es-ES"/>
               </w:rPr>
-              <w:t>p</w:t>
-            </w:r>
-            <w:r>
-              <w:rPr>
-                <w:b/>
-                <w:bCs/>
-                <w:lang w:val="es-ES"/>
-              </w:rPr>
-              <w:t>astor, pastores, pastorear, cuida, atiendan, cuidan</w:t>
+              <w:t>pastor, pastores, pastorear, cuida, atiendan, cuidan</w:t>
             </w:r>
           </w:p>
         </w:tc>
@@ -26007,15 +25837,7 @@
                 <w:bCs/>
                 <w:lang w:val="es-ES"/>
               </w:rPr>
-              <w:t>p</w:t>
-            </w:r>
-            <w:r>
-              <w:rPr>
-                <w:b/>
-                <w:bCs/>
-                <w:lang w:val="es-ES"/>
-              </w:rPr>
-              <w:t>az</w:t>
+              <w:t>paz</w:t>
             </w:r>
           </w:p>
         </w:tc>
@@ -26365,15 +26187,7 @@
                 <w:bCs/>
                 <w:lang w:val="es-MX"/>
               </w:rPr>
-              <w:t>p</w:t>
-            </w:r>
-            <w:r>
-              <w:rPr>
-                <w:b/>
-                <w:bCs/>
-                <w:lang w:val="es-MX"/>
-              </w:rPr>
-              <w:t>ecado, pecados</w:t>
+              <w:t>pecado, pecados</w:t>
             </w:r>
           </w:p>
         </w:tc>
@@ -26755,16 +26569,7 @@
                 <w:bCs/>
                 <w:lang w:val="es-MX"/>
               </w:rPr>
-              <w:t>p</w:t>
-            </w:r>
-            <w:r>
-              <w:rPr>
-                <w:rFonts w:ascii="Aptos" w:hAnsi="Aptos"/>
-                <w:b/>
-                <w:bCs/>
-                <w:lang w:val="es-MX"/>
-              </w:rPr>
-              <w:t>erdona, perdonar, perdonas, perdonados, perdonó, perdonen, perdonarte, perdonado, perdónense, perdonen, perdonará</w:t>
+              <w:t>perdona, perdonar, perdonas, perdonados, perdonó, perdonen, perdonarte, perdonado, perdónense, perdonen, perdonará</w:t>
             </w:r>
           </w:p>
         </w:tc>
@@ -27015,25 +26820,7 @@
                 <w:bCs/>
                 <w:lang w:val="es-MX"/>
               </w:rPr>
-              <w:t>p</w:t>
-            </w:r>
-            <w:r>
-              <w:rPr>
-                <w:rFonts w:ascii="Aptos" w:hAnsi="Aptos"/>
-                <w:b/>
-                <w:bCs/>
-                <w:lang w:val="es-MX"/>
-              </w:rPr>
-              <w:t xml:space="preserve">iedad, piadosa, santa, virtud, devoción, piadosos, </w:t>
-            </w:r>
-            <w:r>
-              <w:rPr>
-                <w:rFonts w:ascii="Aptos" w:hAnsi="Aptos"/>
-                <w:b/>
-                <w:bCs/>
-                <w:lang w:val="es-MX"/>
-              </w:rPr>
-              <w:t>devotas</w:t>
+              <w:t>piedad, piadosa, santa, virtud, devoción, piadosos, devotas</w:t>
             </w:r>
           </w:p>
         </w:tc>
@@ -27178,16 +26965,7 @@
                 <w:bCs/>
                 <w:lang w:val="es-MX"/>
               </w:rPr>
-              <w:t>p</w:t>
-            </w:r>
-            <w:r>
-              <w:rPr>
-                <w:rFonts w:ascii="Aptos" w:hAnsi="Aptos"/>
-                <w:b/>
-                <w:bCs/>
-                <w:lang w:val="es-MX"/>
-              </w:rPr>
-              <w:t>lan determinado, predestinó, conocía, con</w:t>
+              <w:t>plan determinado, predestinó, conocía, con</w:t>
             </w:r>
             <w:r>
               <w:rPr>
@@ -27233,21 +27011,7 @@
                 <w:bCs/>
               </w:rPr>
               <w:lastRenderedPageBreak/>
-              <w:t>profe</w:t>
-            </w:r>
-            <w:r>
-              <w:rPr>
-                <w:b/>
-                <w:bCs/>
-              </w:rPr>
-              <w:t>c</w:t>
-            </w:r>
-            <w:r>
-              <w:rPr>
-                <w:b/>
-                <w:bCs/>
-              </w:rPr>
-              <w:t>ía</w:t>
+              <w:t>profecía</w:t>
             </w:r>
             <w:proofErr w:type="spellEnd"/>
             <w:r>
@@ -27474,15 +27238,7 @@
                 <w:bCs/>
                 <w:lang w:val="es-ES"/>
               </w:rPr>
-              <w:t>p</w:t>
-            </w:r>
-            <w:r>
-              <w:rPr>
-                <w:b/>
-                <w:bCs/>
-                <w:lang w:val="es-ES"/>
-              </w:rPr>
-              <w:t>rofetizamos, profetizaron, profetizó, profetiza, profetizarán, profecía, profecías, profetas, profecía</w:t>
+              <w:t>profetizamos, profetizaron, profetizó, profetiza, profetizarán, profecía, profecías, profetas, profecía</w:t>
             </w:r>
             <w:r>
               <w:rPr>
@@ -27801,15 +27557,7 @@
                 <w:bCs/>
                 <w:lang w:val="es-ES"/>
               </w:rPr>
-              <w:t>p</w:t>
-            </w:r>
-            <w:r>
-              <w:rPr>
-                <w:b/>
-                <w:bCs/>
-                <w:lang w:val="es-ES"/>
-              </w:rPr>
-              <w:t xml:space="preserve">rometió, promesa, promesas </w:t>
+              <w:t xml:space="preserve">prometió, promesa, promesas </w:t>
             </w:r>
           </w:p>
         </w:tc>
@@ -28069,15 +27817,7 @@
                 <w:bCs/>
                 <w:lang w:val="es-ES"/>
               </w:rPr>
-              <w:t>r</w:t>
-            </w:r>
-            <w:r>
-              <w:rPr>
-                <w:b/>
-                <w:bCs/>
-                <w:lang w:val="es-ES"/>
-              </w:rPr>
-              <w:t>edimido, redención, liberación</w:t>
+              <w:t>redimido, redención, liberación</w:t>
             </w:r>
           </w:p>
         </w:tc>
@@ -28311,15 +28051,7 @@
                 <w:bCs/>
                 <w:lang w:val="es-ES"/>
               </w:rPr>
-              <w:t>l</w:t>
-            </w:r>
-            <w:r>
-              <w:rPr>
-                <w:b/>
-                <w:bCs/>
-                <w:lang w:val="es-ES"/>
-              </w:rPr>
-              <w:t>iberará, redimió, redimir, rediman, redimirnos, redimidos</w:t>
+              <w:t>liberará, redimió, redimir, rediman, redimirnos, redimidos</w:t>
             </w:r>
           </w:p>
         </w:tc>
@@ -28583,15 +28315,7 @@
                 <w:bCs/>
                 <w:lang w:val="es-ES"/>
               </w:rPr>
-              <w:t>r</w:t>
-            </w:r>
-            <w:r>
-              <w:rPr>
-                <w:b/>
-                <w:bCs/>
-                <w:lang w:val="es-ES"/>
-              </w:rPr>
-              <w:t>eino, reinos</w:t>
+              <w:t>reino, reinos</w:t>
             </w:r>
           </w:p>
         </w:tc>
@@ -29381,15 +29105,7 @@
                 <w:bCs/>
                 <w:lang w:val="es-MX"/>
               </w:rPr>
-              <w:t>s</w:t>
-            </w:r>
-            <w:r>
-              <w:rPr>
-                <w:b/>
-                <w:bCs/>
-                <w:lang w:val="es-MX"/>
-              </w:rPr>
-              <w:t>abiduría</w:t>
+              <w:t>sabiduría</w:t>
             </w:r>
           </w:p>
         </w:tc>
@@ -29705,23 +29421,7 @@
                 <w:bCs/>
                 <w:lang w:val="es-MX"/>
               </w:rPr>
-              <w:t>s</w:t>
-            </w:r>
-            <w:r>
-              <w:rPr>
-                <w:b/>
-                <w:bCs/>
-                <w:lang w:val="es-MX"/>
-              </w:rPr>
-              <w:t xml:space="preserve">abio, sabias, </w:t>
-            </w:r>
-            <w:r>
-              <w:rPr>
-                <w:b/>
-                <w:bCs/>
-                <w:lang w:val="es-MX"/>
-              </w:rPr>
-              <w:t>sabios</w:t>
+              <w:t>sabio, sabias, sabios</w:t>
             </w:r>
             <w:r>
               <w:rPr>
@@ -30121,15 +29821,7 @@
                 <w:bCs/>
                 <w:lang w:val="es-MX"/>
               </w:rPr>
-              <w:t>s</w:t>
-            </w:r>
-            <w:r>
-              <w:rPr>
-                <w:b/>
-                <w:bCs/>
-                <w:lang w:val="es-MX"/>
-              </w:rPr>
-              <w:t>acrificio, sacrificios, sacrificado, sacrificados, sacrifican</w:t>
+              <w:t>sacrificio, sacrificios, sacrificado, sacrificados, sacrifican</w:t>
             </w:r>
           </w:p>
         </w:tc>
@@ -30479,15 +30171,7 @@
                 <w:bCs/>
                 <w:lang w:val="es-MX"/>
               </w:rPr>
-              <w:t>s</w:t>
-            </w:r>
-            <w:r>
-              <w:rPr>
-                <w:b/>
-                <w:bCs/>
-                <w:lang w:val="es-MX"/>
-              </w:rPr>
-              <w:t>alvación</w:t>
+              <w:t>salvación</w:t>
             </w:r>
           </w:p>
         </w:tc>
@@ -30840,47 +30524,7 @@
                 <w:bCs/>
                 <w:lang w:val="es-MX"/>
               </w:rPr>
-              <w:t>s</w:t>
-            </w:r>
-            <w:r>
-              <w:rPr>
-                <w:b/>
-                <w:bCs/>
-                <w:lang w:val="es-MX"/>
-              </w:rPr>
-              <w:t>alvar, s</w:t>
-            </w:r>
-            <w:r>
-              <w:rPr>
-                <w:b/>
-                <w:bCs/>
-                <w:lang w:val="es-MX"/>
-              </w:rPr>
-              <w:t>á</w:t>
-            </w:r>
-            <w:r>
-              <w:rPr>
-                <w:b/>
-                <w:bCs/>
-                <w:lang w:val="es-MX"/>
-              </w:rPr>
-              <w:t>lva</w:t>
-            </w:r>
-            <w:r>
-              <w:rPr>
-                <w:b/>
-                <w:bCs/>
-                <w:lang w:val="es-MX"/>
-              </w:rPr>
-              <w:t>me</w:t>
-            </w:r>
-            <w:r>
-              <w:rPr>
-                <w:b/>
-                <w:bCs/>
-                <w:lang w:val="es-MX"/>
-              </w:rPr>
-              <w:t>, salvo, salvando, salvan, salvos, salvados, salven, salvó</w:t>
+              <w:t>salvar, sálvame, salvo, salvando, salvan, salvos, salvados, salven, salvó</w:t>
             </w:r>
           </w:p>
         </w:tc>
@@ -31405,15 +31049,7 @@
                 <w:bCs/>
                 <w:lang w:val="es-ES"/>
               </w:rPr>
-              <w:t>s</w:t>
-            </w:r>
-            <w:r>
-              <w:rPr>
-                <w:b/>
-                <w:bCs/>
-                <w:lang w:val="es-ES"/>
-              </w:rPr>
-              <w:t xml:space="preserve">angre </w:t>
+              <w:t xml:space="preserve">sangre </w:t>
             </w:r>
           </w:p>
         </w:tc>
@@ -31736,23 +31372,7 @@
                 <w:bCs/>
                 <w:lang w:val="es-MX"/>
               </w:rPr>
-              <w:t>s</w:t>
-            </w:r>
-            <w:r>
-              <w:rPr>
-                <w:b/>
-                <w:bCs/>
-                <w:lang w:val="es-MX"/>
-              </w:rPr>
-              <w:t>antificación, santificados, consagrada, santifique,</w:t>
-            </w:r>
-            <w:r>
-              <w:rPr>
-                <w:b/>
-                <w:bCs/>
-                <w:lang w:val="es-MX"/>
-              </w:rPr>
-              <w:t xml:space="preserve"> santifica, santificar</w:t>
+              <w:t>santificación, santificados, consagrada, santifique, santifica, santificar</w:t>
             </w:r>
           </w:p>
         </w:tc>
@@ -32031,25 +31651,7 @@
                 <w:bCs/>
                 <w:lang w:val="es-MX"/>
               </w:rPr>
-              <w:t>s</w:t>
-            </w:r>
-            <w:r>
-              <w:rPr>
-                <w:rFonts w:ascii="Aptos" w:hAnsi="Aptos"/>
-                <w:b/>
-                <w:bCs/>
-                <w:lang w:val="es-MX"/>
-              </w:rPr>
-              <w:t>anto, santos, santidad</w:t>
-            </w:r>
-            <w:r>
-              <w:rPr>
-                <w:rFonts w:ascii="Aptos" w:hAnsi="Aptos"/>
-                <w:b/>
-                <w:bCs/>
-                <w:lang w:val="es-MX"/>
-              </w:rPr>
-              <w:t>, creyentes, santa</w:t>
+              <w:t>santo, santos, santidad, creyentes, santa</w:t>
             </w:r>
           </w:p>
         </w:tc>
@@ -32269,15 +31871,7 @@
                 <w:bCs/>
                 <w:lang w:val="es-ES"/>
               </w:rPr>
-              <w:t xml:space="preserve">Señor, </w:t>
-            </w:r>
-            <w:r>
-              <w:rPr>
-                <w:b/>
-                <w:bCs/>
-                <w:lang w:val="es-ES"/>
-              </w:rPr>
-              <w:t>señores</w:t>
+              <w:t>Señor, señores</w:t>
             </w:r>
           </w:p>
         </w:tc>
@@ -32300,34 +31894,14 @@
                 <w:lang w:val="es-ES"/>
               </w:rPr>
             </w:pPr>
-            <w:proofErr w:type="gramStart"/>
-            <w:r>
-              <w:rPr>
-                <w:rFonts w:ascii="Aptos" w:hAnsi="Aptos"/>
-                <w:b/>
-                <w:bCs/>
-                <w:lang w:val="es-ES"/>
-              </w:rPr>
-              <w:t xml:space="preserve">soportar </w:t>
-            </w:r>
-            <w:r>
-              <w:rPr>
-                <w:rFonts w:ascii="Aptos" w:hAnsi="Aptos"/>
-                <w:b/>
-                <w:bCs/>
-                <w:lang w:val="es-ES"/>
-              </w:rPr>
-              <w:t>,</w:t>
-            </w:r>
-            <w:proofErr w:type="gramEnd"/>
-            <w:r>
-              <w:rPr>
-                <w:rFonts w:ascii="Aptos" w:hAnsi="Aptos"/>
-                <w:b/>
-                <w:bCs/>
-                <w:lang w:val="es-ES"/>
-              </w:rPr>
-              <w:t xml:space="preserve"> pacien</w:t>
+            <w:r>
+              <w:rPr>
+                <w:rFonts w:ascii="Aptos" w:hAnsi="Aptos"/>
+                <w:b/>
+                <w:bCs/>
+                <w:lang w:val="es-ES"/>
+              </w:rPr>
+              <w:t>soportar, pacien</w:t>
             </w:r>
             <w:r>
               <w:rPr>
@@ -32565,61 +32139,7 @@
                 <w:bCs/>
                 <w:lang w:val="es-MX"/>
               </w:rPr>
-              <w:t>s</w:t>
-            </w:r>
-            <w:r>
-              <w:rPr>
-                <w:rFonts w:ascii="Aptos" w:hAnsi="Aptos"/>
-                <w:b/>
-                <w:bCs/>
-                <w:lang w:val="es-MX"/>
-              </w:rPr>
-              <w:t>e mantenga fiel, persevere, pacientes, soportar</w:t>
-            </w:r>
-            <w:r>
-              <w:rPr>
-                <w:rFonts w:ascii="Aptos" w:hAnsi="Aptos"/>
-                <w:b/>
-                <w:bCs/>
-                <w:lang w:val="es-MX"/>
-              </w:rPr>
-              <w:t>la</w:t>
-            </w:r>
-            <w:r>
-              <w:rPr>
-                <w:rFonts w:ascii="Aptos" w:hAnsi="Aptos"/>
-                <w:b/>
-                <w:bCs/>
-                <w:lang w:val="es-MX"/>
-              </w:rPr>
-              <w:t>, pacientemente, persever</w:t>
-            </w:r>
-            <w:r>
-              <w:rPr>
-                <w:rFonts w:ascii="Aptos" w:hAnsi="Aptos"/>
-                <w:b/>
-                <w:bCs/>
-                <w:lang w:val="es-MX"/>
-              </w:rPr>
-              <w:t>a</w:t>
-            </w:r>
-            <w:r>
-              <w:rPr>
-                <w:rFonts w:ascii="Aptos" w:hAnsi="Aptos"/>
-                <w:b/>
-                <w:bCs/>
-                <w:lang w:val="es-MX"/>
-              </w:rPr>
-              <w:t>ncia</w:t>
-            </w:r>
-            <w:r>
-              <w:rPr>
-                <w:rFonts w:ascii="Aptos" w:hAnsi="Aptos"/>
-                <w:b/>
-                <w:bCs/>
-                <w:lang w:val="es-MX"/>
-              </w:rPr>
-              <w:t>, paciencia, resistencia, resisto,</w:t>
+              <w:t>se mantenga fiel, persevere, pacientes, soportarla, pacientemente, perseverancia, paciencia, resistencia, resisto,</w:t>
             </w:r>
             <w:r>
               <w:rPr>
@@ -32994,31 +32514,7 @@
                 <w:bCs/>
                 <w:lang w:val="es-MX"/>
               </w:rPr>
-              <w:t>t</w:t>
-            </w:r>
-            <w:r>
-              <w:rPr>
-                <w:b/>
-                <w:bCs/>
-                <w:lang w:val="es-MX"/>
-              </w:rPr>
-              <w:t>entado, probando, poner a prueba, tentados, tentador, tienta</w:t>
-            </w:r>
-            <w:r>
-              <w:rPr>
-                <w:b/>
-                <w:bCs/>
-                <w:lang w:val="es-MX"/>
-              </w:rPr>
-              <w:t>, tentada, probar</w:t>
-            </w:r>
-            <w:r>
-              <w:rPr>
-                <w:b/>
-                <w:bCs/>
-                <w:lang w:val="es-MX"/>
-              </w:rPr>
-              <w:t>, tentación</w:t>
+              <w:t>tentado, probando, poner a prueba, tentados, tentador, tienta, tentada, probar, tentación</w:t>
             </w:r>
           </w:p>
         </w:tc>
@@ -33364,15 +32860,7 @@
                 <w:bCs/>
                 <w:lang w:val="es-MX"/>
               </w:rPr>
-              <w:t>t</w:t>
-            </w:r>
-            <w:r>
-              <w:rPr>
-                <w:b/>
-                <w:bCs/>
-                <w:lang w:val="es-MX"/>
-              </w:rPr>
-              <w:t>rono, tronos</w:t>
+              <w:t>trono, tronos</w:t>
             </w:r>
           </w:p>
         </w:tc>
@@ -33778,15 +33266,7 @@
                 <w:bCs/>
                 <w:lang w:val="es-MX"/>
               </w:rPr>
-              <w:t>v</w:t>
-            </w:r>
-            <w:r>
-              <w:rPr>
-                <w:b/>
-                <w:bCs/>
-                <w:lang w:val="es-MX"/>
-              </w:rPr>
-              <w:t xml:space="preserve">eraz, verdadera, verdad, cierta, verdadero, cierto </w:t>
+              <w:t xml:space="preserve">veraz, verdadera, verdad, cierta, verdadero, cierto </w:t>
             </w:r>
           </w:p>
         </w:tc>
@@ -34020,15 +33500,7 @@
                 <w:bCs/>
                 <w:lang w:val="es-MX"/>
               </w:rPr>
-              <w:t>v</w:t>
-            </w:r>
-            <w:r>
-              <w:rPr>
-                <w:b/>
-                <w:bCs/>
-                <w:lang w:val="es-MX"/>
-              </w:rPr>
-              <w:t>ergüenza, vergonzosos, avergonzados</w:t>
+              <w:t>vergüenza, vergonzosos, avergonzados</w:t>
             </w:r>
           </w:p>
         </w:tc>
@@ -34284,15 +33756,7 @@
                 <w:bCs/>
                 <w:lang w:val="es-ES"/>
               </w:rPr>
-              <w:t>v</w:t>
-            </w:r>
-            <w:r>
-              <w:rPr>
-                <w:b/>
-                <w:bCs/>
-                <w:lang w:val="es-ES"/>
-              </w:rPr>
-              <w:t>ida</w:t>
+              <w:t>vida</w:t>
             </w:r>
           </w:p>
         </w:tc>
@@ -34661,15 +34125,7 @@
                 <w:bCs/>
                 <w:lang w:val="es-MX"/>
               </w:rPr>
-              <w:t>v</w:t>
-            </w:r>
-            <w:r>
-              <w:rPr>
-                <w:b/>
-                <w:bCs/>
-                <w:lang w:val="es-MX"/>
-              </w:rPr>
-              <w:t>oluntad</w:t>
+              <w:t>voluntad</w:t>
             </w:r>
           </w:p>
         </w:tc>

--- a/backend/stet/data/stet_es-419.docx
+++ b/backend/stet/data/stet_es-419.docx
@@ -1,6 +1,6 @@
 
 <file path=word/document.xml><?xml version="1.0" encoding="utf-8"?>
-<w:document xmlns:wpc="http://schemas.microsoft.com/office/word/2010/wordprocessingCanvas" xmlns:cx="http://schemas.microsoft.com/office/drawing/2014/chartex" xmlns:cx1="http://schemas.microsoft.com/office/drawing/2015/9/8/chartex" xmlns:cx2="http://schemas.microsoft.com/office/drawing/2015/10/21/chartex" xmlns:cx3="http://schemas.microsoft.com/office/drawing/2016/5/9/chartex" xmlns:cx4="http://schemas.microsoft.com/office/drawing/2016/5/10/chartex" xmlns:cx5="http://schemas.microsoft.com/office/drawing/2016/5/11/chartex" xmlns:cx6="http://schemas.microsoft.com/office/drawing/2016/5/12/chartex" xmlns:cx7="http://schemas.microsoft.com/office/drawing/2016/5/13/chartex" xmlns:cx8="http://schemas.microsoft.com/office/drawing/2016/5/14/chartex" xmlns:mc="http://schemas.openxmlformats.org/markup-compatibility/2006" xmlns:aink="http://schemas.microsoft.com/office/drawing/2016/ink" xmlns:am3d="http://schemas.microsoft.com/office/drawing/2017/model3d" xmlns:o="urn:schemas-microsoft-com:office:office" xmlns:oel="http://schemas.microsoft.com/office/2019/extlst" xmlns:r="http://schemas.openxmlformats.org/officeDocument/2006/relationships" xmlns:m="http://schemas.openxmlformats.org/officeDocument/2006/math" xmlns:v="urn:schemas-microsoft-com:vml" xmlns:wp14="http://schemas.microsoft.com/office/word/2010/wordprocessingDrawing" xmlns:wp="http://schemas.openxmlformats.org/drawingml/2006/wordprocessingDrawing" xmlns:w10="urn:schemas-microsoft-com:office:word" xmlns:w="http://schemas.openxmlformats.org/wordprocessingml/2006/main" xmlns:w14="http://schemas.microsoft.com/office/word/2010/wordml" xmlns:w15="http://schemas.microsoft.com/office/word/2012/wordml" xmlns:w16cex="http://schemas.microsoft.com/office/word/2018/wordml/cex" xmlns:w16cid="http://schemas.microsoft.com/office/word/2016/wordml/cid" xmlns:w16="http://schemas.microsoft.com/office/word/2018/wordml" xmlns:w16du="http://schemas.microsoft.com/office/word/2023/wordml/word16du" xmlns:w16sdtdh="http://schemas.microsoft.com/office/word/2020/wordml/sdtdatahash" xmlns:w16sdtfl="http://schemas.microsoft.com/office/word/2024/wordml/sdtformatlock" xmlns:w16se="http://schemas.microsoft.com/office/word/2015/wordml/symex" xmlns:wpg="http://schemas.microsoft.com/office/word/2010/wordprocessingGroup" xmlns:wpi="http://schemas.microsoft.com/office/word/2010/wordprocessingInk" xmlns:wne="http://schemas.microsoft.com/office/word/2006/wordml" xmlns:wps="http://schemas.microsoft.com/office/word/2010/wordprocessingShape" mc:Ignorable="w14 w15 w16se w16cid w16 w16cex w16sdtdh w16sdtfl w16du wp14">
+<w:document xmlns:wpc="http://schemas.microsoft.com/office/word/2010/wordprocessingCanvas" xmlns:cx="http://schemas.microsoft.com/office/drawing/2014/chartex" xmlns:cx1="http://schemas.microsoft.com/office/drawing/2015/9/8/chartex" xmlns:cx2="http://schemas.microsoft.com/office/drawing/2015/10/21/chartex" xmlns:cx3="http://schemas.microsoft.com/office/drawing/2016/5/9/chartex" xmlns:cx4="http://schemas.microsoft.com/office/drawing/2016/5/10/chartex" xmlns:cx5="http://schemas.microsoft.com/office/drawing/2016/5/11/chartex" xmlns:cx6="http://schemas.microsoft.com/office/drawing/2016/5/12/chartex" xmlns:cx7="http://schemas.microsoft.com/office/drawing/2016/5/13/chartex" xmlns:cx8="http://schemas.microsoft.com/office/drawing/2016/5/14/chartex" xmlns:mc="http://schemas.openxmlformats.org/markup-compatibility/2006" xmlns:m="http://schemas.openxmlformats.org/officeDocument/2006/math" xmlns:aink="http://schemas.microsoft.com/office/drawing/2016/ink" xmlns:am3d="http://schemas.microsoft.com/office/drawing/2017/model3d" xmlns:oel="http://schemas.microsoft.com/office/2019/extlst" xmlns:r="http://schemas.openxmlformats.org/officeDocument/2006/relationships" xmlns:wp14="http://schemas.microsoft.com/office/word/2010/wordprocessingDrawing" xmlns:wp="http://schemas.openxmlformats.org/drawingml/2006/wordprocessingDrawing" xmlns:wpg="http://schemas.microsoft.com/office/word/2010/wordprocessingGroup" xmlns:wpi="http://schemas.microsoft.com/office/word/2010/wordprocessingInk" xmlns:wps="http://schemas.microsoft.com/office/word/2010/wordprocessingShape" xmlns:o="urn:schemas-microsoft-com:office:office" xmlns:v="urn:schemas-microsoft-com:vml" xmlns:w10="urn:schemas-microsoft-com:office:word" xmlns:w="http://schemas.openxmlformats.org/wordprocessingml/2006/main" xmlns:w14="http://schemas.microsoft.com/office/word/2010/wordml" xmlns:w15="http://schemas.microsoft.com/office/word/2012/wordml" xmlns:w16cex="http://schemas.microsoft.com/office/word/2018/wordml/cex" xmlns:w16cid="http://schemas.microsoft.com/office/word/2016/wordml/cid" xmlns:w16="http://schemas.microsoft.com/office/word/2018/wordml" xmlns:w16sdtdh="http://schemas.microsoft.com/office/word/2020/wordml/sdtdatahash" xmlns:w16sdtfl="http://schemas.microsoft.com/office/word/2024/wordml/sdtformatlock" xmlns:w16se="http://schemas.microsoft.com/office/word/2015/wordml/symex" xmlns:w16du="http://schemas.microsoft.com/office/word/2023/wordml/word16du" xmlns:wne="http://schemas.microsoft.com/office/word/2006/wordml" mc:Ignorable="w14 w15 w16se w16cid w16 w16cex w16sdtdh w16sdtfl w16du wp14">
   <w:body>
     <w:tbl>
       <w:tblPr>
@@ -438,7 +438,7 @@
             <w:pPr>
               <w:numPr>
                 <w:ilvl w:val="0"/>
-                <w:numId w:val="72"/>
+                <w:numId w:val="70"/>
               </w:numPr>
               <w:rPr>
                 <w:lang w:val="es-MX"/>
@@ -455,7 +455,7 @@
             <w:pPr>
               <w:numPr>
                 <w:ilvl w:val="0"/>
-                <w:numId w:val="72"/>
+                <w:numId w:val="70"/>
               </w:numPr>
               <w:rPr>
                 <w:lang w:val="es-MX"/>
@@ -1315,7 +1315,7 @@
               <w:pStyle w:val="ListParagraph"/>
               <w:numPr>
                 <w:ilvl w:val="0"/>
-                <w:numId w:val="64"/>
+                <w:numId w:val="62"/>
               </w:numPr>
               <w:rPr>
                 <w:lang w:val="es-MX"/>
@@ -1351,7 +1351,7 @@
               <w:pStyle w:val="ListParagraph"/>
               <w:numPr>
                 <w:ilvl w:val="0"/>
-                <w:numId w:val="64"/>
+                <w:numId w:val="62"/>
               </w:numPr>
             </w:pPr>
             <w:r>
@@ -1363,7 +1363,7 @@
               <w:pStyle w:val="ListParagraph"/>
               <w:numPr>
                 <w:ilvl w:val="0"/>
-                <w:numId w:val="64"/>
+                <w:numId w:val="62"/>
               </w:numPr>
             </w:pPr>
             <w:r>
@@ -1375,7 +1375,7 @@
               <w:pStyle w:val="ListParagraph"/>
               <w:numPr>
                 <w:ilvl w:val="0"/>
-                <w:numId w:val="64"/>
+                <w:numId w:val="62"/>
               </w:numPr>
             </w:pPr>
             <w:r>
@@ -1387,7 +1387,7 @@
               <w:pStyle w:val="ListParagraph"/>
               <w:numPr>
                 <w:ilvl w:val="0"/>
-                <w:numId w:val="64"/>
+                <w:numId w:val="62"/>
               </w:numPr>
               <w:rPr>
                 <w:lang w:val="es-ES"/>
@@ -2155,7 +2155,7 @@
               <w:t>G26, G2</w:t>
             </w:r>
             <w:r>
-              <w:t>5</w:t>
+              <w:t>7</w:t>
             </w:r>
           </w:p>
         </w:tc>
@@ -3581,7 +3581,7 @@
             <w:pPr>
               <w:numPr>
                 <w:ilvl w:val="0"/>
-                <w:numId w:val="52"/>
+                <w:numId w:val="50"/>
               </w:numPr>
               <w:rPr>
                 <w:lang w:val="es-MX"/>
@@ -3598,7 +3598,7 @@
             <w:pPr>
               <w:numPr>
                 <w:ilvl w:val="0"/>
-                <w:numId w:val="52"/>
+                <w:numId w:val="50"/>
               </w:numPr>
               <w:rPr>
                 <w:lang w:val="es-MX"/>
@@ -6055,7 +6055,6 @@
               </w:rPr>
               <w:t xml:space="preserve"> </w:t>
             </w:r>
-            <w:proofErr w:type="spellStart"/>
             <w:r>
               <w:rPr>
                 <w:rFonts w:ascii="Aptos" w:hAnsi="Aptos"/>
@@ -6072,7 +6071,6 @@
               </w:rPr>
               <w:t>uevas</w:t>
             </w:r>
-            <w:proofErr w:type="spellEnd"/>
           </w:p>
           <w:p>
             <w:pPr>
@@ -6354,7 +6352,7 @@
               <w:pStyle w:val="greekwordinfosubcategoryvalue"/>
               <w:numPr>
                 <w:ilvl w:val="0"/>
-                <w:numId w:val="48"/>
+                <w:numId w:val="46"/>
               </w:numPr>
               <w:spacing w:before="0" w:beforeAutospacing="0" w:after="30" w:afterAutospacing="0"/>
               <w:rPr>
@@ -6375,7 +6373,7 @@
               <w:pStyle w:val="greekwordinfosubcategoryvalue"/>
               <w:numPr>
                 <w:ilvl w:val="0"/>
-                <w:numId w:val="48"/>
+                <w:numId w:val="46"/>
               </w:numPr>
               <w:spacing w:before="0" w:beforeAutospacing="0" w:after="30" w:afterAutospacing="0"/>
               <w:rPr>
@@ -6396,7 +6394,7 @@
               <w:pStyle w:val="greekwordinfosubcategoryvalue"/>
               <w:numPr>
                 <w:ilvl w:val="0"/>
-                <w:numId w:val="48"/>
+                <w:numId w:val="46"/>
               </w:numPr>
               <w:spacing w:before="0" w:beforeAutospacing="0" w:after="30" w:afterAutospacing="0"/>
               <w:rPr>
@@ -6417,7 +6415,7 @@
               <w:pStyle w:val="greekwordinfosubcategoryvalue"/>
               <w:numPr>
                 <w:ilvl w:val="0"/>
-                <w:numId w:val="48"/>
+                <w:numId w:val="46"/>
               </w:numPr>
               <w:spacing w:before="0" w:beforeAutospacing="0" w:after="30" w:afterAutospacing="0"/>
               <w:rPr>
@@ -6438,7 +6436,7 @@
               <w:pStyle w:val="greekwordinfosubcategoryvalue"/>
               <w:numPr>
                 <w:ilvl w:val="0"/>
-                <w:numId w:val="48"/>
+                <w:numId w:val="46"/>
               </w:numPr>
               <w:spacing w:before="0" w:beforeAutospacing="0" w:after="30" w:afterAutospacing="0"/>
               <w:rPr>
@@ -6459,7 +6457,7 @@
               <w:pStyle w:val="greekwordinfosubcategoryvalue"/>
               <w:numPr>
                 <w:ilvl w:val="0"/>
-                <w:numId w:val="48"/>
+                <w:numId w:val="46"/>
               </w:numPr>
               <w:spacing w:before="0" w:beforeAutospacing="0" w:after="30" w:afterAutospacing="0"/>
               <w:rPr>
@@ -6743,7 +6741,7 @@
               <w:pStyle w:val="greekwordinfosubcategoryvalue"/>
               <w:numPr>
                 <w:ilvl w:val="0"/>
-                <w:numId w:val="44"/>
+                <w:numId w:val="42"/>
               </w:numPr>
               <w:spacing w:before="0" w:beforeAutospacing="0" w:after="30" w:afterAutospacing="0"/>
               <w:rPr>
@@ -6764,7 +6762,7 @@
               <w:pStyle w:val="greekwordinfosubcategoryvalue"/>
               <w:numPr>
                 <w:ilvl w:val="0"/>
-                <w:numId w:val="44"/>
+                <w:numId w:val="42"/>
               </w:numPr>
               <w:spacing w:before="0" w:beforeAutospacing="0" w:after="30" w:afterAutospacing="0"/>
               <w:rPr>
@@ -6785,7 +6783,7 @@
               <w:pStyle w:val="greekwordinfosubcategoryvalue"/>
               <w:numPr>
                 <w:ilvl w:val="0"/>
-                <w:numId w:val="44"/>
+                <w:numId w:val="42"/>
               </w:numPr>
               <w:spacing w:before="0" w:beforeAutospacing="0" w:after="30" w:afterAutospacing="0"/>
               <w:rPr>
@@ -6806,7 +6804,7 @@
               <w:pStyle w:val="greekwordinfosubcategoryvalue"/>
               <w:numPr>
                 <w:ilvl w:val="0"/>
-                <w:numId w:val="44"/>
+                <w:numId w:val="42"/>
               </w:numPr>
               <w:spacing w:before="0" w:beforeAutospacing="0" w:after="30" w:afterAutospacing="0"/>
               <w:rPr>
@@ -6827,7 +6825,7 @@
               <w:pStyle w:val="greekwordinfosubcategoryvalue"/>
               <w:numPr>
                 <w:ilvl w:val="0"/>
-                <w:numId w:val="44"/>
+                <w:numId w:val="42"/>
               </w:numPr>
               <w:spacing w:before="0" w:beforeAutospacing="0" w:after="30" w:afterAutospacing="0"/>
               <w:rPr>
@@ -6848,7 +6846,7 @@
               <w:pStyle w:val="greekwordinfosubcategoryvalue"/>
               <w:numPr>
                 <w:ilvl w:val="0"/>
-                <w:numId w:val="44"/>
+                <w:numId w:val="42"/>
               </w:numPr>
               <w:spacing w:before="0" w:beforeAutospacing="0" w:after="30" w:afterAutospacing="0"/>
               <w:rPr>
@@ -7183,7 +7181,7 @@
               <w:pStyle w:val="greekwordinfosubcategoryvalue"/>
               <w:numPr>
                 <w:ilvl w:val="0"/>
-                <w:numId w:val="51"/>
+                <w:numId w:val="49"/>
               </w:numPr>
               <w:spacing w:before="0" w:beforeAutospacing="0" w:after="30" w:afterAutospacing="0"/>
               <w:rPr>
@@ -7204,7 +7202,7 @@
               <w:pStyle w:val="greekwordinfosubcategoryvalue"/>
               <w:numPr>
                 <w:ilvl w:val="0"/>
-                <w:numId w:val="51"/>
+                <w:numId w:val="49"/>
               </w:numPr>
               <w:spacing w:before="0" w:beforeAutospacing="0" w:after="30" w:afterAutospacing="0"/>
               <w:rPr>
@@ -7225,7 +7223,7 @@
               <w:pStyle w:val="greekwordinfosubcategoryvalue"/>
               <w:numPr>
                 <w:ilvl w:val="0"/>
-                <w:numId w:val="51"/>
+                <w:numId w:val="49"/>
               </w:numPr>
               <w:spacing w:before="0" w:beforeAutospacing="0" w:after="30" w:afterAutospacing="0"/>
               <w:rPr>
@@ -7246,7 +7244,7 @@
               <w:pStyle w:val="greekwordinfosubcategoryvalue"/>
               <w:numPr>
                 <w:ilvl w:val="0"/>
-                <w:numId w:val="51"/>
+                <w:numId w:val="49"/>
               </w:numPr>
               <w:spacing w:before="0" w:beforeAutospacing="0" w:after="30" w:afterAutospacing="0"/>
               <w:rPr>
@@ -8768,7 +8766,7 @@
               <w:pStyle w:val="greekwordinfosubcategoryvalue"/>
               <w:numPr>
                 <w:ilvl w:val="0"/>
-                <w:numId w:val="50"/>
+                <w:numId w:val="48"/>
               </w:numPr>
               <w:spacing w:before="0" w:beforeAutospacing="0" w:after="30" w:afterAutospacing="0"/>
               <w:rPr>
@@ -8789,7 +8787,7 @@
               <w:pStyle w:val="greekwordinfosubcategoryvalue"/>
               <w:numPr>
                 <w:ilvl w:val="0"/>
-                <w:numId w:val="50"/>
+                <w:numId w:val="48"/>
               </w:numPr>
               <w:spacing w:before="0" w:beforeAutospacing="0" w:after="30" w:afterAutospacing="0"/>
               <w:rPr>
@@ -8810,7 +8808,7 @@
               <w:pStyle w:val="greekwordinfosubcategoryvalue"/>
               <w:numPr>
                 <w:ilvl w:val="0"/>
-                <w:numId w:val="50"/>
+                <w:numId w:val="48"/>
               </w:numPr>
               <w:spacing w:before="0" w:beforeAutospacing="0" w:after="30" w:afterAutospacing="0"/>
               <w:rPr>
@@ -11197,7 +11195,7 @@
               <w:pStyle w:val="greekwordinfosubcategoryvalue"/>
               <w:numPr>
                 <w:ilvl w:val="0"/>
-                <w:numId w:val="46"/>
+                <w:numId w:val="44"/>
               </w:numPr>
               <w:spacing w:before="0" w:beforeAutospacing="0" w:after="30" w:afterAutospacing="0"/>
               <w:rPr>
@@ -11218,7 +11216,7 @@
               <w:pStyle w:val="greekwordinfosubcategoryvalue"/>
               <w:numPr>
                 <w:ilvl w:val="0"/>
-                <w:numId w:val="46"/>
+                <w:numId w:val="44"/>
               </w:numPr>
               <w:spacing w:before="0" w:beforeAutospacing="0" w:after="30" w:afterAutospacing="0"/>
               <w:rPr>
@@ -11239,7 +11237,7 @@
               <w:pStyle w:val="greekwordinfosubcategoryvalue"/>
               <w:numPr>
                 <w:ilvl w:val="0"/>
-                <w:numId w:val="46"/>
+                <w:numId w:val="44"/>
               </w:numPr>
               <w:spacing w:before="0" w:beforeAutospacing="0" w:after="30" w:afterAutospacing="0"/>
               <w:rPr>
@@ -11260,7 +11258,7 @@
               <w:pStyle w:val="greekwordinfosubcategoryvalue"/>
               <w:numPr>
                 <w:ilvl w:val="0"/>
-                <w:numId w:val="46"/>
+                <w:numId w:val="44"/>
               </w:numPr>
               <w:spacing w:before="0" w:beforeAutospacing="0" w:after="30" w:afterAutospacing="0"/>
               <w:rPr>
@@ -12314,7 +12312,7 @@
             <w:pPr>
               <w:numPr>
                 <w:ilvl w:val="0"/>
-                <w:numId w:val="73"/>
+                <w:numId w:val="71"/>
               </w:numPr>
             </w:pPr>
             <w:proofErr w:type="spellStart"/>
@@ -12330,23 +12328,18 @@
             <w:pPr>
               <w:numPr>
                 <w:ilvl w:val="0"/>
-                <w:numId w:val="73"/>
+                <w:numId w:val="71"/>
               </w:numPr>
             </w:pPr>
-            <w:proofErr w:type="spellStart"/>
-            <w:r>
-              <w:t>Valioso</w:t>
-            </w:r>
-            <w:proofErr w:type="spellEnd"/>
-            <w:r>
-              <w:t>.</w:t>
+            <w:r>
+              <w:t>Valioso.</w:t>
             </w:r>
           </w:p>
           <w:p>
             <w:pPr>
               <w:numPr>
                 <w:ilvl w:val="0"/>
-                <w:numId w:val="73"/>
+                <w:numId w:val="71"/>
               </w:numPr>
             </w:pPr>
             <w:r>
@@ -12357,7 +12350,7 @@
             <w:pPr>
               <w:numPr>
                 <w:ilvl w:val="0"/>
-                <w:numId w:val="73"/>
+                <w:numId w:val="71"/>
               </w:numPr>
             </w:pPr>
             <w:proofErr w:type="spellStart"/>
@@ -12373,7 +12366,7 @@
             <w:pPr>
               <w:numPr>
                 <w:ilvl w:val="0"/>
-                <w:numId w:val="73"/>
+                <w:numId w:val="71"/>
               </w:numPr>
             </w:pPr>
             <w:proofErr w:type="spellStart"/>
@@ -13194,7 +13187,7 @@
               <w:pStyle w:val="greekwordinfosubcategoryvalue"/>
               <w:numPr>
                 <w:ilvl w:val="0"/>
-                <w:numId w:val="37"/>
+                <w:numId w:val="35"/>
               </w:numPr>
               <w:spacing w:before="0" w:beforeAutospacing="0" w:after="30" w:afterAutospacing="0"/>
               <w:rPr>
@@ -13215,7 +13208,7 @@
               <w:pStyle w:val="greekwordinfosubcategoryvalue"/>
               <w:numPr>
                 <w:ilvl w:val="0"/>
-                <w:numId w:val="37"/>
+                <w:numId w:val="35"/>
               </w:numPr>
               <w:spacing w:before="0" w:beforeAutospacing="0" w:after="30" w:afterAutospacing="0"/>
               <w:rPr>
@@ -13754,7 +13747,7 @@
             <w:pPr>
               <w:numPr>
                 <w:ilvl w:val="0"/>
-                <w:numId w:val="59"/>
+                <w:numId w:val="57"/>
               </w:numPr>
               <w:rPr>
                 <w:lang w:val="es-MX"/>
@@ -13771,7 +13764,7 @@
             <w:pPr>
               <w:numPr>
                 <w:ilvl w:val="0"/>
-                <w:numId w:val="59"/>
+                <w:numId w:val="57"/>
               </w:numPr>
               <w:rPr>
                 <w:lang w:val="es-MX"/>
@@ -13788,7 +13781,7 @@
             <w:pPr>
               <w:numPr>
                 <w:ilvl w:val="0"/>
-                <w:numId w:val="59"/>
+                <w:numId w:val="57"/>
               </w:numPr>
               <w:rPr>
                 <w:lang w:val="es-MX"/>
@@ -14433,7 +14426,7 @@
               <w:pStyle w:val="ListParagraph"/>
               <w:numPr>
                 <w:ilvl w:val="0"/>
-                <w:numId w:val="64"/>
+                <w:numId w:val="62"/>
               </w:numPr>
               <w:rPr>
                 <w:lang w:val="es-MX"/>
@@ -14451,7 +14444,7 @@
               <w:pStyle w:val="ListParagraph"/>
               <w:numPr>
                 <w:ilvl w:val="0"/>
-                <w:numId w:val="64"/>
+                <w:numId w:val="62"/>
               </w:numPr>
               <w:rPr>
                 <w:lang w:val="es-MX"/>
@@ -14475,7 +14468,7 @@
               <w:pStyle w:val="ListParagraph"/>
               <w:numPr>
                 <w:ilvl w:val="0"/>
-                <w:numId w:val="64"/>
+                <w:numId w:val="62"/>
               </w:numPr>
               <w:rPr>
                 <w:lang w:val="es-MX"/>
@@ -14493,7 +14486,7 @@
               <w:pStyle w:val="ListParagraph"/>
               <w:numPr>
                 <w:ilvl w:val="0"/>
-                <w:numId w:val="64"/>
+                <w:numId w:val="62"/>
               </w:numPr>
               <w:rPr>
                 <w:lang w:val="es-MX"/>
@@ -14989,7 +14982,7 @@
               <w:pStyle w:val="greekwordinfosubcategoryvalue"/>
               <w:numPr>
                 <w:ilvl w:val="0"/>
-                <w:numId w:val="39"/>
+                <w:numId w:val="37"/>
               </w:numPr>
               <w:spacing w:before="0" w:beforeAutospacing="0" w:after="30" w:afterAutospacing="0"/>
               <w:rPr>
@@ -15010,7 +15003,7 @@
               <w:pStyle w:val="greekwordinfosubcategoryvalue"/>
               <w:numPr>
                 <w:ilvl w:val="0"/>
-                <w:numId w:val="39"/>
+                <w:numId w:val="37"/>
               </w:numPr>
               <w:spacing w:before="0" w:beforeAutospacing="0" w:after="30" w:afterAutospacing="0"/>
               <w:rPr>
@@ -15031,7 +15024,7 @@
               <w:pStyle w:val="greekwordinfosubcategoryvalue"/>
               <w:numPr>
                 <w:ilvl w:val="0"/>
-                <w:numId w:val="39"/>
+                <w:numId w:val="37"/>
               </w:numPr>
               <w:spacing w:before="0" w:beforeAutospacing="0" w:after="30" w:afterAutospacing="0"/>
               <w:rPr>
@@ -15335,7 +15328,7 @@
               <w:pStyle w:val="greekwordinfosubcategoryvalue"/>
               <w:numPr>
                 <w:ilvl w:val="0"/>
-                <w:numId w:val="41"/>
+                <w:numId w:val="39"/>
               </w:numPr>
               <w:spacing w:before="0" w:beforeAutospacing="0" w:after="30" w:afterAutospacing="0"/>
               <w:rPr>
@@ -15356,7 +15349,7 @@
               <w:pStyle w:val="greekwordinfosubcategoryvalue"/>
               <w:numPr>
                 <w:ilvl w:val="0"/>
-                <w:numId w:val="41"/>
+                <w:numId w:val="39"/>
               </w:numPr>
               <w:spacing w:before="0" w:beforeAutospacing="0" w:after="30" w:afterAutospacing="0"/>
               <w:rPr>
@@ -15669,7 +15662,7 @@
               <w:pStyle w:val="greekwordinfosubcategoryvalue"/>
               <w:numPr>
                 <w:ilvl w:val="0"/>
-                <w:numId w:val="42"/>
+                <w:numId w:val="40"/>
               </w:numPr>
               <w:spacing w:before="0" w:beforeAutospacing="0" w:after="30" w:afterAutospacing="0"/>
               <w:rPr>
@@ -15690,7 +15683,7 @@
               <w:pStyle w:val="greekwordinfosubcategoryvalue"/>
               <w:numPr>
                 <w:ilvl w:val="0"/>
-                <w:numId w:val="42"/>
+                <w:numId w:val="40"/>
               </w:numPr>
               <w:spacing w:before="0" w:beforeAutospacing="0" w:after="30" w:afterAutospacing="0"/>
               <w:rPr>
@@ -15711,7 +15704,7 @@
               <w:pStyle w:val="greekwordinfosubcategoryvalue"/>
               <w:numPr>
                 <w:ilvl w:val="0"/>
-                <w:numId w:val="42"/>
+                <w:numId w:val="40"/>
               </w:numPr>
               <w:spacing w:before="0" w:beforeAutospacing="0" w:after="30" w:afterAutospacing="0"/>
               <w:rPr>
@@ -15958,7 +15951,7 @@
               <w:pStyle w:val="greekwordinfosubcategoryvalue"/>
               <w:numPr>
                 <w:ilvl w:val="0"/>
-                <w:numId w:val="47"/>
+                <w:numId w:val="45"/>
               </w:numPr>
               <w:spacing w:before="0" w:beforeAutospacing="0" w:after="30" w:afterAutospacing="0"/>
               <w:rPr>
@@ -15979,7 +15972,7 @@
               <w:pStyle w:val="greekwordinfosubcategoryvalue"/>
               <w:numPr>
                 <w:ilvl w:val="0"/>
-                <w:numId w:val="47"/>
+                <w:numId w:val="45"/>
               </w:numPr>
               <w:spacing w:before="0" w:beforeAutospacing="0" w:after="30" w:afterAutospacing="0"/>
               <w:rPr>
@@ -16499,7 +16492,7 @@
               <w:pStyle w:val="greekwordinfosubcategoryvalue"/>
               <w:numPr>
                 <w:ilvl w:val="0"/>
-                <w:numId w:val="49"/>
+                <w:numId w:val="47"/>
               </w:numPr>
               <w:spacing w:before="0" w:beforeAutospacing="0" w:after="30" w:afterAutospacing="0"/>
               <w:rPr>
@@ -16520,7 +16513,7 @@
               <w:pStyle w:val="greekwordinfosubcategoryvalue"/>
               <w:numPr>
                 <w:ilvl w:val="0"/>
-                <w:numId w:val="49"/>
+                <w:numId w:val="47"/>
               </w:numPr>
               <w:spacing w:before="0" w:beforeAutospacing="0" w:after="30" w:afterAutospacing="0"/>
               <w:rPr>
@@ -16555,7 +16548,7 @@
               <w:pStyle w:val="greekwordinfosubcategoryvalue"/>
               <w:numPr>
                 <w:ilvl w:val="0"/>
-                <w:numId w:val="49"/>
+                <w:numId w:val="47"/>
               </w:numPr>
               <w:spacing w:before="0" w:beforeAutospacing="0" w:after="30" w:afterAutospacing="0"/>
               <w:rPr>
@@ -16576,7 +16569,7 @@
               <w:pStyle w:val="greekwordinfosubcategoryvalue"/>
               <w:numPr>
                 <w:ilvl w:val="0"/>
-                <w:numId w:val="49"/>
+                <w:numId w:val="47"/>
               </w:numPr>
               <w:spacing w:before="0" w:beforeAutospacing="0" w:after="30" w:afterAutospacing="0"/>
               <w:rPr>
@@ -16597,7 +16590,7 @@
               <w:pStyle w:val="greekwordinfosubcategoryvalue"/>
               <w:numPr>
                 <w:ilvl w:val="0"/>
-                <w:numId w:val="49"/>
+                <w:numId w:val="47"/>
               </w:numPr>
               <w:spacing w:before="0" w:beforeAutospacing="0" w:after="30" w:afterAutospacing="0"/>
               <w:rPr>
@@ -16860,7 +16853,7 @@
               <w:pStyle w:val="greekwordinfosubcategoryvalue"/>
               <w:numPr>
                 <w:ilvl w:val="0"/>
-                <w:numId w:val="36"/>
+                <w:numId w:val="34"/>
               </w:numPr>
               <w:spacing w:before="0" w:beforeAutospacing="0" w:after="30" w:afterAutospacing="0"/>
               <w:rPr>
@@ -16881,7 +16874,7 @@
               <w:pStyle w:val="greekwordinfosubcategoryvalue"/>
               <w:numPr>
                 <w:ilvl w:val="0"/>
-                <w:numId w:val="36"/>
+                <w:numId w:val="34"/>
               </w:numPr>
               <w:spacing w:before="0" w:beforeAutospacing="0" w:after="30" w:afterAutospacing="0"/>
               <w:rPr>
@@ -18018,7 +18011,7 @@
               <w:pStyle w:val="ListParagraph"/>
               <w:numPr>
                 <w:ilvl w:val="0"/>
-                <w:numId w:val="34"/>
+                <w:numId w:val="32"/>
               </w:numPr>
               <w:rPr>
                 <w:lang w:val="es-ES"/>
@@ -18036,7 +18029,7 @@
               <w:pStyle w:val="ListParagraph"/>
               <w:numPr>
                 <w:ilvl w:val="0"/>
-                <w:numId w:val="34"/>
+                <w:numId w:val="32"/>
               </w:numPr>
               <w:rPr>
                 <w:lang w:val="es-ES"/>
@@ -18054,7 +18047,7 @@
               <w:pStyle w:val="ListParagraph"/>
               <w:numPr>
                 <w:ilvl w:val="0"/>
-                <w:numId w:val="34"/>
+                <w:numId w:val="32"/>
               </w:numPr>
               <w:rPr>
                 <w:lang w:val="es-ES"/>
@@ -18812,7 +18805,7 @@
               <w:pStyle w:val="ListParagraph"/>
               <w:numPr>
                 <w:ilvl w:val="0"/>
-                <w:numId w:val="68"/>
+                <w:numId w:val="66"/>
               </w:numPr>
               <w:rPr>
                 <w:lang w:val="es-MX"/>
@@ -18830,7 +18823,7 @@
               <w:pStyle w:val="ListParagraph"/>
               <w:numPr>
                 <w:ilvl w:val="0"/>
-                <w:numId w:val="68"/>
+                <w:numId w:val="66"/>
               </w:numPr>
               <w:rPr>
                 <w:lang w:val="es-MX"/>
@@ -18848,7 +18841,7 @@
               <w:pStyle w:val="ListParagraph"/>
               <w:numPr>
                 <w:ilvl w:val="0"/>
-                <w:numId w:val="68"/>
+                <w:numId w:val="66"/>
               </w:numPr>
               <w:rPr>
                 <w:lang w:val="es-MX"/>
@@ -18866,7 +18859,7 @@
               <w:pStyle w:val="ListParagraph"/>
               <w:numPr>
                 <w:ilvl w:val="0"/>
-                <w:numId w:val="68"/>
+                <w:numId w:val="66"/>
               </w:numPr>
               <w:rPr>
                 <w:lang w:val="es-MX"/>
@@ -20649,7 +20642,7 @@
             <w:pPr>
               <w:numPr>
                 <w:ilvl w:val="0"/>
-                <w:numId w:val="54"/>
+                <w:numId w:val="52"/>
               </w:numPr>
               <w:rPr>
                 <w:lang w:val="es-MX"/>
@@ -20666,7 +20659,7 @@
             <w:pPr>
               <w:numPr>
                 <w:ilvl w:val="0"/>
-                <w:numId w:val="54"/>
+                <w:numId w:val="52"/>
               </w:numPr>
               <w:rPr>
                 <w:lang w:val="es-MX"/>
@@ -20683,7 +20676,7 @@
             <w:pPr>
               <w:numPr>
                 <w:ilvl w:val="0"/>
-                <w:numId w:val="54"/>
+                <w:numId w:val="52"/>
               </w:numPr>
               <w:rPr>
                 <w:lang w:val="es-MX"/>
@@ -20700,7 +20693,7 @@
             <w:pPr>
               <w:numPr>
                 <w:ilvl w:val="0"/>
-                <w:numId w:val="54"/>
+                <w:numId w:val="52"/>
               </w:numPr>
               <w:rPr>
                 <w:lang w:val="es-MX"/>
@@ -20717,7 +20710,7 @@
             <w:pPr>
               <w:numPr>
                 <w:ilvl w:val="0"/>
-                <w:numId w:val="54"/>
+                <w:numId w:val="52"/>
               </w:numPr>
               <w:rPr>
                 <w:lang w:val="es-MX"/>
@@ -21066,13 +21059,8 @@
                 <w:numId w:val="17"/>
               </w:numPr>
             </w:pPr>
-            <w:proofErr w:type="spellStart"/>
-            <w:r>
-              <w:t>Pensar</w:t>
-            </w:r>
-            <w:proofErr w:type="spellEnd"/>
-            <w:r>
-              <w:t xml:space="preserve">, </w:t>
+            <w:r>
+              <w:t xml:space="preserve">Pensar, </w:t>
             </w:r>
             <w:proofErr w:type="spellStart"/>
             <w:r>
@@ -21429,15 +21417,7 @@
               </w:numPr>
             </w:pPr>
             <w:r>
-              <w:t xml:space="preserve">Todo </w:t>
-            </w:r>
-            <w:proofErr w:type="spellStart"/>
-            <w:r>
-              <w:t>el</w:t>
-            </w:r>
-            <w:proofErr w:type="spellEnd"/>
-            <w:r>
-              <w:t xml:space="preserve"> Antiguo </w:t>
+              <w:t xml:space="preserve">Todo el Antiguo </w:t>
             </w:r>
             <w:proofErr w:type="spellStart"/>
             <w:r>
@@ -21878,7 +21858,7 @@
               <w:pStyle w:val="greekwordinfosubcategoryvalue"/>
               <w:numPr>
                 <w:ilvl w:val="0"/>
-                <w:numId w:val="40"/>
+                <w:numId w:val="38"/>
               </w:numPr>
               <w:spacing w:before="0" w:beforeAutospacing="0" w:after="30" w:afterAutospacing="0"/>
               <w:rPr>
@@ -21906,7 +21886,7 @@
               <w:pStyle w:val="greekwordinfosubcategoryvalue"/>
               <w:numPr>
                 <w:ilvl w:val="0"/>
-                <w:numId w:val="40"/>
+                <w:numId w:val="38"/>
               </w:numPr>
               <w:spacing w:before="0" w:beforeAutospacing="0" w:after="30" w:afterAutospacing="0"/>
               <w:rPr>
@@ -21927,7 +21907,7 @@
               <w:pStyle w:val="greekwordinfosubcategoryvalue"/>
               <w:numPr>
                 <w:ilvl w:val="0"/>
-                <w:numId w:val="40"/>
+                <w:numId w:val="38"/>
               </w:numPr>
               <w:spacing w:before="0" w:beforeAutospacing="0" w:after="30" w:afterAutospacing="0"/>
               <w:rPr>
@@ -24182,7 +24162,7 @@
               <w:pStyle w:val="ListParagraph"/>
               <w:numPr>
                 <w:ilvl w:val="0"/>
-                <w:numId w:val="61"/>
+                <w:numId w:val="59"/>
               </w:numPr>
               <w:rPr>
                 <w:lang w:val="es-MX"/>
@@ -24218,7 +24198,7 @@
               <w:pStyle w:val="ListParagraph"/>
               <w:numPr>
                 <w:ilvl w:val="0"/>
-                <w:numId w:val="61"/>
+                <w:numId w:val="59"/>
               </w:numPr>
               <w:rPr>
                 <w:lang w:val="es-MX"/>
@@ -24542,7 +24522,7 @@
               <w:pStyle w:val="greekwordinfosubcategoryvalue"/>
               <w:numPr>
                 <w:ilvl w:val="0"/>
-                <w:numId w:val="43"/>
+                <w:numId w:val="41"/>
               </w:numPr>
               <w:spacing w:before="0" w:beforeAutospacing="0" w:after="30" w:afterAutospacing="0"/>
               <w:rPr>
@@ -24563,7 +24543,7 @@
               <w:pStyle w:val="greekwordinfosubcategoryvalue"/>
               <w:numPr>
                 <w:ilvl w:val="0"/>
-                <w:numId w:val="43"/>
+                <w:numId w:val="41"/>
               </w:numPr>
               <w:spacing w:before="0" w:beforeAutospacing="0" w:after="30" w:afterAutospacing="0"/>
               <w:rPr>
@@ -24612,7 +24592,7 @@
               <w:pStyle w:val="greekwordinfosubcategoryvalue"/>
               <w:numPr>
                 <w:ilvl w:val="0"/>
-                <w:numId w:val="43"/>
+                <w:numId w:val="41"/>
               </w:numPr>
               <w:spacing w:before="0" w:beforeAutospacing="0" w:after="30" w:afterAutospacing="0"/>
               <w:rPr>
@@ -24633,7 +24613,7 @@
               <w:pStyle w:val="greekwordinfosubcategoryvalue"/>
               <w:numPr>
                 <w:ilvl w:val="0"/>
-                <w:numId w:val="43"/>
+                <w:numId w:val="41"/>
               </w:numPr>
               <w:spacing w:before="0" w:beforeAutospacing="0" w:after="30" w:afterAutospacing="0"/>
               <w:rPr>
@@ -24654,7 +24634,7 @@
               <w:pStyle w:val="greekwordinfosubcategoryvalue"/>
               <w:numPr>
                 <w:ilvl w:val="0"/>
-                <w:numId w:val="43"/>
+                <w:numId w:val="41"/>
               </w:numPr>
               <w:spacing w:before="0" w:beforeAutospacing="0" w:after="30" w:afterAutospacing="0"/>
               <w:rPr>
@@ -24946,7 +24926,7 @@
             <w:pPr>
               <w:numPr>
                 <w:ilvl w:val="0"/>
-                <w:numId w:val="71"/>
+                <w:numId w:val="69"/>
               </w:numPr>
             </w:pPr>
             <w:r>
@@ -24973,7 +24953,7 @@
             <w:pPr>
               <w:numPr>
                 <w:ilvl w:val="0"/>
-                <w:numId w:val="71"/>
+                <w:numId w:val="69"/>
               </w:numPr>
               <w:rPr>
                 <w:lang w:val="es-MX"/>
@@ -24990,7 +24970,7 @@
             <w:pPr>
               <w:numPr>
                 <w:ilvl w:val="0"/>
-                <w:numId w:val="71"/>
+                <w:numId w:val="69"/>
               </w:numPr>
             </w:pPr>
             <w:r>
@@ -25015,7 +24995,7 @@
             <w:pPr>
               <w:numPr>
                 <w:ilvl w:val="0"/>
-                <w:numId w:val="71"/>
+                <w:numId w:val="69"/>
               </w:numPr>
               <w:rPr>
                 <w:lang w:val="es-MX"/>
@@ -25313,7 +25293,7 @@
               <w:pStyle w:val="ListParagraph"/>
               <w:numPr>
                 <w:ilvl w:val="0"/>
-                <w:numId w:val="62"/>
+                <w:numId w:val="60"/>
               </w:numPr>
               <w:rPr>
                 <w:lang w:val="es-MX"/>
@@ -25331,7 +25311,7 @@
               <w:pStyle w:val="ListParagraph"/>
               <w:numPr>
                 <w:ilvl w:val="0"/>
-                <w:numId w:val="62"/>
+                <w:numId w:val="60"/>
               </w:numPr>
               <w:rPr>
                 <w:lang w:val="es-MX"/>
@@ -25349,7 +25329,7 @@
               <w:pStyle w:val="ListParagraph"/>
               <w:numPr>
                 <w:ilvl w:val="0"/>
-                <w:numId w:val="62"/>
+                <w:numId w:val="60"/>
               </w:numPr>
               <w:rPr>
                 <w:lang w:val="es-MX"/>
@@ -25913,7 +25893,7 @@
             <w:pPr>
               <w:numPr>
                 <w:ilvl w:val="0"/>
-                <w:numId w:val="63"/>
+                <w:numId w:val="61"/>
               </w:numPr>
               <w:rPr>
                 <w:lang w:val="es-MX"/>
@@ -25930,7 +25910,7 @@
             <w:pPr>
               <w:numPr>
                 <w:ilvl w:val="0"/>
-                <w:numId w:val="63"/>
+                <w:numId w:val="61"/>
               </w:numPr>
               <w:rPr>
                 <w:lang w:val="es-MX"/>
@@ -25947,7 +25927,7 @@
             <w:pPr>
               <w:numPr>
                 <w:ilvl w:val="0"/>
-                <w:numId w:val="63"/>
+                <w:numId w:val="61"/>
               </w:numPr>
               <w:rPr>
                 <w:lang w:val="es-MX"/>
@@ -26262,7 +26242,7 @@
               <w:pStyle w:val="greekwordinfosubcategoryvalue"/>
               <w:numPr>
                 <w:ilvl w:val="0"/>
-                <w:numId w:val="45"/>
+                <w:numId w:val="43"/>
               </w:numPr>
               <w:spacing w:before="0" w:beforeAutospacing="0" w:after="30" w:afterAutospacing="0"/>
               <w:rPr>
@@ -26283,7 +26263,7 @@
               <w:pStyle w:val="greekwordinfosubcategoryvalue"/>
               <w:numPr>
                 <w:ilvl w:val="0"/>
-                <w:numId w:val="45"/>
+                <w:numId w:val="43"/>
               </w:numPr>
               <w:spacing w:before="0" w:beforeAutospacing="0" w:after="30" w:afterAutospacing="0"/>
               <w:rPr>
@@ -26304,7 +26284,7 @@
               <w:pStyle w:val="greekwordinfosubcategoryvalue"/>
               <w:numPr>
                 <w:ilvl w:val="0"/>
-                <w:numId w:val="45"/>
+                <w:numId w:val="43"/>
               </w:numPr>
               <w:spacing w:before="0" w:beforeAutospacing="0" w:after="30" w:afterAutospacing="0"/>
               <w:rPr>
@@ -26325,7 +26305,7 @@
               <w:pStyle w:val="greekwordinfosubcategoryvalue"/>
               <w:numPr>
                 <w:ilvl w:val="0"/>
-                <w:numId w:val="45"/>
+                <w:numId w:val="43"/>
               </w:numPr>
               <w:spacing w:before="0" w:beforeAutospacing="0" w:after="30" w:afterAutospacing="0"/>
               <w:rPr>
@@ -26346,7 +26326,7 @@
               <w:pStyle w:val="greekwordinfosubcategoryvalue"/>
               <w:numPr>
                 <w:ilvl w:val="0"/>
-                <w:numId w:val="45"/>
+                <w:numId w:val="43"/>
               </w:numPr>
               <w:spacing w:before="0" w:beforeAutospacing="0" w:after="30" w:afterAutospacing="0"/>
               <w:rPr>
@@ -26367,7 +26347,7 @@
               <w:pStyle w:val="greekwordinfosubcategoryvalue"/>
               <w:numPr>
                 <w:ilvl w:val="0"/>
-                <w:numId w:val="45"/>
+                <w:numId w:val="43"/>
               </w:numPr>
               <w:spacing w:before="0" w:beforeAutospacing="0" w:after="30" w:afterAutospacing="0"/>
               <w:rPr>
@@ -27638,21 +27618,7 @@
               <w:rPr>
                 <w:rFonts w:asciiTheme="minorHAnsi" w:hAnsiTheme="minorHAnsi"/>
               </w:rPr>
-              <w:t xml:space="preserve"> es </w:t>
-            </w:r>
-            <w:proofErr w:type="spellStart"/>
-            <w:r>
-              <w:rPr>
-                <w:rFonts w:asciiTheme="minorHAnsi" w:hAnsiTheme="minorHAnsi"/>
-              </w:rPr>
-              <w:t>el</w:t>
-            </w:r>
-            <w:proofErr w:type="spellEnd"/>
-            <w:r>
-              <w:rPr>
-                <w:rFonts w:asciiTheme="minorHAnsi" w:hAnsiTheme="minorHAnsi"/>
-              </w:rPr>
-              <w:t xml:space="preserve"> </w:t>
+              <w:t xml:space="preserve"> es el </w:t>
             </w:r>
             <w:proofErr w:type="spellStart"/>
             <w:r>
@@ -28383,7 +28349,7 @@
             <w:pPr>
               <w:numPr>
                 <w:ilvl w:val="0"/>
-                <w:numId w:val="53"/>
+                <w:numId w:val="51"/>
               </w:numPr>
               <w:rPr>
                 <w:lang w:val="es-MX"/>
@@ -28400,7 +28366,7 @@
             <w:pPr>
               <w:numPr>
                 <w:ilvl w:val="0"/>
-                <w:numId w:val="53"/>
+                <w:numId w:val="51"/>
               </w:numPr>
               <w:rPr>
                 <w:lang w:val="es-MX"/>
@@ -28733,7 +28699,7 @@
             <w:pPr>
               <w:numPr>
                 <w:ilvl w:val="0"/>
-                <w:numId w:val="69"/>
+                <w:numId w:val="67"/>
               </w:numPr>
             </w:pPr>
             <w:proofErr w:type="spellStart"/>
@@ -28757,7 +28723,7 @@
             <w:pPr>
               <w:numPr>
                 <w:ilvl w:val="0"/>
-                <w:numId w:val="69"/>
+                <w:numId w:val="67"/>
               </w:numPr>
             </w:pPr>
             <w:proofErr w:type="spellStart"/>
@@ -28781,7 +28747,7 @@
             <w:pPr>
               <w:numPr>
                 <w:ilvl w:val="0"/>
-                <w:numId w:val="69"/>
+                <w:numId w:val="67"/>
               </w:numPr>
             </w:pPr>
             <w:proofErr w:type="spellStart"/>
@@ -28797,7 +28763,7 @@
             <w:pPr>
               <w:numPr>
                 <w:ilvl w:val="0"/>
-                <w:numId w:val="69"/>
+                <w:numId w:val="67"/>
               </w:numPr>
               <w:rPr>
                 <w:lang w:val="es-MX"/>
@@ -28814,7 +28780,7 @@
             <w:pPr>
               <w:numPr>
                 <w:ilvl w:val="0"/>
-                <w:numId w:val="69"/>
+                <w:numId w:val="67"/>
               </w:numPr>
               <w:rPr>
                 <w:lang w:val="es-MX"/>
@@ -29182,7 +29148,7 @@
             <w:pPr>
               <w:numPr>
                 <w:ilvl w:val="0"/>
-                <w:numId w:val="70"/>
+                <w:numId w:val="68"/>
               </w:numPr>
             </w:pPr>
             <w:r>
@@ -29209,7 +29175,7 @@
             <w:pPr>
               <w:numPr>
                 <w:ilvl w:val="0"/>
-                <w:numId w:val="70"/>
+                <w:numId w:val="68"/>
               </w:numPr>
             </w:pPr>
             <w:r>
@@ -29236,7 +29202,7 @@
             <w:pPr>
               <w:numPr>
                 <w:ilvl w:val="0"/>
-                <w:numId w:val="70"/>
+                <w:numId w:val="68"/>
               </w:numPr>
             </w:pPr>
             <w:r>
@@ -29504,7 +29470,7 @@
             <w:pPr>
               <w:numPr>
                 <w:ilvl w:val="0"/>
-                <w:numId w:val="55"/>
+                <w:numId w:val="53"/>
               </w:numPr>
               <w:rPr>
                 <w:lang w:val="es-MX"/>
@@ -29533,7 +29499,7 @@
             <w:pPr>
               <w:numPr>
                 <w:ilvl w:val="0"/>
-                <w:numId w:val="55"/>
+                <w:numId w:val="53"/>
               </w:numPr>
               <w:rPr>
                 <w:lang w:val="es-MX"/>
@@ -29550,7 +29516,7 @@
             <w:pPr>
               <w:numPr>
                 <w:ilvl w:val="0"/>
-                <w:numId w:val="55"/>
+                <w:numId w:val="53"/>
               </w:numPr>
               <w:rPr>
                 <w:lang w:val="es-MX"/>
@@ -29567,7 +29533,7 @@
             <w:pPr>
               <w:numPr>
                 <w:ilvl w:val="0"/>
-                <w:numId w:val="55"/>
+                <w:numId w:val="53"/>
               </w:numPr>
               <w:rPr>
                 <w:lang w:val="es-MX"/>
@@ -29889,7 +29855,7 @@
             <w:pPr>
               <w:numPr>
                 <w:ilvl w:val="0"/>
-                <w:numId w:val="56"/>
+                <w:numId w:val="54"/>
               </w:numPr>
               <w:rPr>
                 <w:lang w:val="es-MX"/>
@@ -29906,7 +29872,7 @@
             <w:pPr>
               <w:numPr>
                 <w:ilvl w:val="0"/>
-                <w:numId w:val="56"/>
+                <w:numId w:val="54"/>
               </w:numPr>
               <w:rPr>
                 <w:lang w:val="es-MX"/>
@@ -29923,7 +29889,7 @@
             <w:pPr>
               <w:numPr>
                 <w:ilvl w:val="0"/>
-                <w:numId w:val="56"/>
+                <w:numId w:val="54"/>
               </w:numPr>
               <w:rPr>
                 <w:lang w:val="es-MX"/>
@@ -30247,7 +30213,7 @@
             <w:pPr>
               <w:numPr>
                 <w:ilvl w:val="0"/>
-                <w:numId w:val="58"/>
+                <w:numId w:val="56"/>
               </w:numPr>
               <w:rPr>
                 <w:lang w:val="es-MX"/>
@@ -30264,7 +30230,7 @@
             <w:pPr>
               <w:numPr>
                 <w:ilvl w:val="0"/>
-                <w:numId w:val="58"/>
+                <w:numId w:val="56"/>
               </w:numPr>
               <w:rPr>
                 <w:lang w:val="es-MX"/>
@@ -31117,7 +31083,7 @@
             <w:pPr>
               <w:numPr>
                 <w:ilvl w:val="0"/>
-                <w:numId w:val="57"/>
+                <w:numId w:val="55"/>
               </w:numPr>
               <w:rPr>
                 <w:lang w:val="es-MX"/>
@@ -31134,7 +31100,7 @@
             <w:pPr>
               <w:numPr>
                 <w:ilvl w:val="0"/>
-                <w:numId w:val="57"/>
+                <w:numId w:val="55"/>
               </w:numPr>
               <w:rPr>
                 <w:lang w:val="es-MX"/>
@@ -31151,7 +31117,7 @@
             <w:pPr>
               <w:numPr>
                 <w:ilvl w:val="0"/>
-                <w:numId w:val="57"/>
+                <w:numId w:val="55"/>
               </w:numPr>
               <w:rPr>
                 <w:lang w:val="es-MX"/>
@@ -31168,7 +31134,7 @@
             <w:pPr>
               <w:numPr>
                 <w:ilvl w:val="0"/>
-                <w:numId w:val="57"/>
+                <w:numId w:val="55"/>
               </w:numPr>
               <w:rPr>
                 <w:lang w:val="es-MX"/>
@@ -31460,7 +31426,7 @@
               <w:pStyle w:val="greekwordinfosubcategoryvalue"/>
               <w:numPr>
                 <w:ilvl w:val="0"/>
-                <w:numId w:val="35"/>
+                <w:numId w:val="33"/>
               </w:numPr>
               <w:spacing w:before="0" w:beforeAutospacing="0" w:after="30" w:afterAutospacing="0"/>
               <w:rPr>
@@ -31481,7 +31447,7 @@
               <w:pStyle w:val="greekwordinfosubcategoryvalue"/>
               <w:numPr>
                 <w:ilvl w:val="0"/>
-                <w:numId w:val="35"/>
+                <w:numId w:val="33"/>
               </w:numPr>
               <w:spacing w:before="0" w:beforeAutospacing="0" w:after="30" w:afterAutospacing="0"/>
               <w:rPr>
@@ -31956,7 +31922,7 @@
               <w:pStyle w:val="greekwordinfosubcategoryvalue"/>
               <w:numPr>
                 <w:ilvl w:val="0"/>
-                <w:numId w:val="38"/>
+                <w:numId w:val="36"/>
               </w:numPr>
               <w:spacing w:before="0" w:beforeAutospacing="0" w:after="30" w:afterAutospacing="0"/>
               <w:rPr>
@@ -31977,7 +31943,7 @@
               <w:pStyle w:val="greekwordinfosubcategoryvalue"/>
               <w:numPr>
                 <w:ilvl w:val="0"/>
-                <w:numId w:val="38"/>
+                <w:numId w:val="36"/>
               </w:numPr>
               <w:spacing w:before="0" w:beforeAutospacing="0" w:after="30" w:afterAutospacing="0"/>
               <w:rPr>
@@ -32250,7 +32216,7 @@
             <w:pPr>
               <w:numPr>
                 <w:ilvl w:val="0"/>
-                <w:numId w:val="65"/>
+                <w:numId w:val="63"/>
               </w:numPr>
               <w:rPr>
                 <w:lang w:val="es-MX"/>
@@ -32267,7 +32233,7 @@
             <w:pPr>
               <w:numPr>
                 <w:ilvl w:val="0"/>
-                <w:numId w:val="65"/>
+                <w:numId w:val="63"/>
               </w:numPr>
               <w:rPr>
                 <w:lang w:val="es-MX"/>
@@ -32284,7 +32250,7 @@
             <w:pPr>
               <w:numPr>
                 <w:ilvl w:val="0"/>
-                <w:numId w:val="65"/>
+                <w:numId w:val="63"/>
               </w:numPr>
               <w:rPr>
                 <w:lang w:val="es-MX"/>
@@ -32590,7 +32556,7 @@
             <w:pPr>
               <w:numPr>
                 <w:ilvl w:val="0"/>
-                <w:numId w:val="66"/>
+                <w:numId w:val="64"/>
               </w:numPr>
               <w:rPr>
                 <w:lang w:val="es-MX"/>
@@ -32607,7 +32573,7 @@
             <w:pPr>
               <w:numPr>
                 <w:ilvl w:val="0"/>
-                <w:numId w:val="66"/>
+                <w:numId w:val="64"/>
               </w:numPr>
               <w:rPr>
                 <w:lang w:val="es-MX"/>
@@ -32624,7 +32590,7 @@
             <w:pPr>
               <w:numPr>
                 <w:ilvl w:val="0"/>
-                <w:numId w:val="66"/>
+                <w:numId w:val="64"/>
               </w:numPr>
               <w:rPr>
                 <w:lang w:val="es-MX"/>
@@ -32946,7 +32912,7 @@
               <w:pStyle w:val="ListParagraph"/>
               <w:numPr>
                 <w:ilvl w:val="0"/>
-                <w:numId w:val="67"/>
+                <w:numId w:val="65"/>
               </w:numPr>
               <w:rPr>
                 <w:lang w:val="es-MX"/>
@@ -32964,7 +32930,7 @@
               <w:pStyle w:val="ListParagraph"/>
               <w:numPr>
                 <w:ilvl w:val="0"/>
-                <w:numId w:val="67"/>
+                <w:numId w:val="65"/>
               </w:numPr>
               <w:rPr>
                 <w:lang w:val="es-MX"/>
@@ -32982,7 +32948,7 @@
               <w:pStyle w:val="ListParagraph"/>
               <w:numPr>
                 <w:ilvl w:val="0"/>
-                <w:numId w:val="67"/>
+                <w:numId w:val="65"/>
               </w:numPr>
               <w:rPr>
                 <w:lang w:val="es-MX"/>
@@ -33000,7 +32966,7 @@
               <w:pStyle w:val="ListParagraph"/>
               <w:numPr>
                 <w:ilvl w:val="0"/>
-                <w:numId w:val="67"/>
+                <w:numId w:val="65"/>
               </w:numPr>
               <w:rPr>
                 <w:lang w:val="es-MX"/>
@@ -33018,7 +32984,7 @@
               <w:pStyle w:val="ListParagraph"/>
               <w:numPr>
                 <w:ilvl w:val="0"/>
-                <w:numId w:val="67"/>
+                <w:numId w:val="65"/>
               </w:numPr>
               <w:rPr>
                 <w:lang w:val="es-MX"/>
@@ -33343,7 +33309,7 @@
             <w:pPr>
               <w:numPr>
                 <w:ilvl w:val="0"/>
-                <w:numId w:val="60"/>
+                <w:numId w:val="58"/>
               </w:numPr>
               <w:rPr>
                 <w:lang w:val="es-MX"/>
@@ -33360,7 +33326,7 @@
             <w:pPr>
               <w:numPr>
                 <w:ilvl w:val="0"/>
-                <w:numId w:val="60"/>
+                <w:numId w:val="58"/>
               </w:numPr>
               <w:rPr>
                 <w:lang w:val="es-MX"/>
@@ -33820,7 +33786,7 @@
               <w:pStyle w:val="ListParagraph"/>
               <w:numPr>
                 <w:ilvl w:val="0"/>
-                <w:numId w:val="68"/>
+                <w:numId w:val="66"/>
               </w:numPr>
               <w:rPr>
                 <w:lang w:val="es-MX"/>
@@ -33838,7 +33804,7 @@
               <w:pStyle w:val="ListParagraph"/>
               <w:numPr>
                 <w:ilvl w:val="0"/>
-                <w:numId w:val="68"/>
+                <w:numId w:val="66"/>
               </w:numPr>
               <w:rPr>
                 <w:lang w:val="es-MX"/>
@@ -33856,7 +33822,7 @@
               <w:pStyle w:val="ListParagraph"/>
               <w:numPr>
                 <w:ilvl w:val="0"/>
-                <w:numId w:val="68"/>
+                <w:numId w:val="66"/>
               </w:numPr>
               <w:rPr>
                 <w:lang w:val="es-MX"/>
@@ -33874,7 +33840,7 @@
               <w:pStyle w:val="ListParagraph"/>
               <w:numPr>
                 <w:ilvl w:val="0"/>
-                <w:numId w:val="68"/>
+                <w:numId w:val="66"/>
               </w:numPr>
               <w:rPr>
                 <w:lang w:val="es-MX"/>
@@ -33892,7 +33858,7 @@
               <w:pStyle w:val="ListParagraph"/>
               <w:numPr>
                 <w:ilvl w:val="0"/>
-                <w:numId w:val="68"/>
+                <w:numId w:val="66"/>
               </w:numPr>
               <w:rPr>
                 <w:lang w:val="es-MX"/>
@@ -34150,7 +34116,7 @@
 </file>
 
 <file path=word/endnotes.xml><?xml version="1.0" encoding="utf-8"?>
-<w:endnotes xmlns:wpc="http://schemas.microsoft.com/office/word/2010/wordprocessingCanvas" xmlns:cx="http://schemas.microsoft.com/office/drawing/2014/chartex" xmlns:cx1="http://schemas.microsoft.com/office/drawing/2015/9/8/chartex" xmlns:cx2="http://schemas.microsoft.com/office/drawing/2015/10/21/chartex" xmlns:cx3="http://schemas.microsoft.com/office/drawing/2016/5/9/chartex" xmlns:cx4="http://schemas.microsoft.com/office/drawing/2016/5/10/chartex" xmlns:cx5="http://schemas.microsoft.com/office/drawing/2016/5/11/chartex" xmlns:cx6="http://schemas.microsoft.com/office/drawing/2016/5/12/chartex" xmlns:cx7="http://schemas.microsoft.com/office/drawing/2016/5/13/chartex" xmlns:cx8="http://schemas.microsoft.com/office/drawing/2016/5/14/chartex" xmlns:mc="http://schemas.openxmlformats.org/markup-compatibility/2006" xmlns:aink="http://schemas.microsoft.com/office/drawing/2016/ink" xmlns:am3d="http://schemas.microsoft.com/office/drawing/2017/model3d" xmlns:o="urn:schemas-microsoft-com:office:office" xmlns:oel="http://schemas.microsoft.com/office/2019/extlst" xmlns:r="http://schemas.openxmlformats.org/officeDocument/2006/relationships" xmlns:m="http://schemas.openxmlformats.org/officeDocument/2006/math" xmlns:v="urn:schemas-microsoft-com:vml" xmlns:wp14="http://schemas.microsoft.com/office/word/2010/wordprocessingDrawing" xmlns:wp="http://schemas.openxmlformats.org/drawingml/2006/wordprocessingDrawing" xmlns:w10="urn:schemas-microsoft-com:office:word" xmlns:w="http://schemas.openxmlformats.org/wordprocessingml/2006/main" xmlns:w14="http://schemas.microsoft.com/office/word/2010/wordml" xmlns:w15="http://schemas.microsoft.com/office/word/2012/wordml" xmlns:w16cex="http://schemas.microsoft.com/office/word/2018/wordml/cex" xmlns:w16cid="http://schemas.microsoft.com/office/word/2016/wordml/cid" xmlns:w16="http://schemas.microsoft.com/office/word/2018/wordml" xmlns:w16du="http://schemas.microsoft.com/office/word/2023/wordml/word16du" xmlns:w16sdtdh="http://schemas.microsoft.com/office/word/2020/wordml/sdtdatahash" xmlns:w16sdtfl="http://schemas.microsoft.com/office/word/2024/wordml/sdtformatlock" xmlns:w16se="http://schemas.microsoft.com/office/word/2015/wordml/symex" xmlns:wpg="http://schemas.microsoft.com/office/word/2010/wordprocessingGroup" xmlns:wpi="http://schemas.microsoft.com/office/word/2010/wordprocessingInk" xmlns:wne="http://schemas.microsoft.com/office/word/2006/wordml" xmlns:wps="http://schemas.microsoft.com/office/word/2010/wordprocessingShape" mc:Ignorable="w14 w15 w16se w16cid w16 w16cex w16sdtdh w16sdtfl w16du wp14">
+<w:endnotes xmlns:wpc="http://schemas.microsoft.com/office/word/2010/wordprocessingCanvas" xmlns:cx="http://schemas.microsoft.com/office/drawing/2014/chartex" xmlns:cx1="http://schemas.microsoft.com/office/drawing/2015/9/8/chartex" xmlns:cx2="http://schemas.microsoft.com/office/drawing/2015/10/21/chartex" xmlns:cx3="http://schemas.microsoft.com/office/drawing/2016/5/9/chartex" xmlns:cx4="http://schemas.microsoft.com/office/drawing/2016/5/10/chartex" xmlns:cx5="http://schemas.microsoft.com/office/drawing/2016/5/11/chartex" xmlns:cx6="http://schemas.microsoft.com/office/drawing/2016/5/12/chartex" xmlns:cx7="http://schemas.microsoft.com/office/drawing/2016/5/13/chartex" xmlns:cx8="http://schemas.microsoft.com/office/drawing/2016/5/14/chartex" xmlns:mc="http://schemas.openxmlformats.org/markup-compatibility/2006" xmlns:m="http://schemas.openxmlformats.org/officeDocument/2006/math" xmlns:aink="http://schemas.microsoft.com/office/drawing/2016/ink" xmlns:am3d="http://schemas.microsoft.com/office/drawing/2017/model3d" xmlns:oel="http://schemas.microsoft.com/office/2019/extlst" xmlns:r="http://schemas.openxmlformats.org/officeDocument/2006/relationships" xmlns:wp14="http://schemas.microsoft.com/office/word/2010/wordprocessingDrawing" xmlns:wp="http://schemas.openxmlformats.org/drawingml/2006/wordprocessingDrawing" xmlns:wpg="http://schemas.microsoft.com/office/word/2010/wordprocessingGroup" xmlns:wpi="http://schemas.microsoft.com/office/word/2010/wordprocessingInk" xmlns:wps="http://schemas.microsoft.com/office/word/2010/wordprocessingShape" xmlns:o="urn:schemas-microsoft-com:office:office" xmlns:v="urn:schemas-microsoft-com:vml" xmlns:w10="urn:schemas-microsoft-com:office:word" xmlns:w="http://schemas.openxmlformats.org/wordprocessingml/2006/main" xmlns:w14="http://schemas.microsoft.com/office/word/2010/wordml" xmlns:w15="http://schemas.microsoft.com/office/word/2012/wordml" xmlns:w16cex="http://schemas.microsoft.com/office/word/2018/wordml/cex" xmlns:w16cid="http://schemas.microsoft.com/office/word/2016/wordml/cid" xmlns:w16="http://schemas.microsoft.com/office/word/2018/wordml" xmlns:w16sdtdh="http://schemas.microsoft.com/office/word/2020/wordml/sdtdatahash" xmlns:w16sdtfl="http://schemas.microsoft.com/office/word/2024/wordml/sdtformatlock" xmlns:w16se="http://schemas.microsoft.com/office/word/2015/wordml/symex" xmlns:w16du="http://schemas.microsoft.com/office/word/2023/wordml/word16du" xmlns:wne="http://schemas.microsoft.com/office/word/2006/wordml" mc:Ignorable="w14 w15 w16se w16cid w16 w16cex w16sdtdh w16sdtfl w16du wp14">
   <w:endnote w:type="separator" w:id="-1">
     <w:p>
       <w:r>
@@ -34169,7 +34135,7 @@
 </file>
 
 <file path=word/footer1.xml><?xml version="1.0" encoding="utf-8"?>
-<w:ftr xmlns:wpc="http://schemas.microsoft.com/office/word/2010/wordprocessingCanvas" xmlns:cx="http://schemas.microsoft.com/office/drawing/2014/chartex" xmlns:cx1="http://schemas.microsoft.com/office/drawing/2015/9/8/chartex" xmlns:cx2="http://schemas.microsoft.com/office/drawing/2015/10/21/chartex" xmlns:cx3="http://schemas.microsoft.com/office/drawing/2016/5/9/chartex" xmlns:cx4="http://schemas.microsoft.com/office/drawing/2016/5/10/chartex" xmlns:cx5="http://schemas.microsoft.com/office/drawing/2016/5/11/chartex" xmlns:cx6="http://schemas.microsoft.com/office/drawing/2016/5/12/chartex" xmlns:cx7="http://schemas.microsoft.com/office/drawing/2016/5/13/chartex" xmlns:cx8="http://schemas.microsoft.com/office/drawing/2016/5/14/chartex" xmlns:mc="http://schemas.openxmlformats.org/markup-compatibility/2006" xmlns:aink="http://schemas.microsoft.com/office/drawing/2016/ink" xmlns:am3d="http://schemas.microsoft.com/office/drawing/2017/model3d" xmlns:o="urn:schemas-microsoft-com:office:office" xmlns:oel="http://schemas.microsoft.com/office/2019/extlst" xmlns:r="http://schemas.openxmlformats.org/officeDocument/2006/relationships" xmlns:m="http://schemas.openxmlformats.org/officeDocument/2006/math" xmlns:v="urn:schemas-microsoft-com:vml" xmlns:wp14="http://schemas.microsoft.com/office/word/2010/wordprocessingDrawing" xmlns:wp="http://schemas.openxmlformats.org/drawingml/2006/wordprocessingDrawing" xmlns:w10="urn:schemas-microsoft-com:office:word" xmlns:w="http://schemas.openxmlformats.org/wordprocessingml/2006/main" xmlns:w14="http://schemas.microsoft.com/office/word/2010/wordml" xmlns:w15="http://schemas.microsoft.com/office/word/2012/wordml" xmlns:w16cex="http://schemas.microsoft.com/office/word/2018/wordml/cex" xmlns:w16cid="http://schemas.microsoft.com/office/word/2016/wordml/cid" xmlns:w16="http://schemas.microsoft.com/office/word/2018/wordml" xmlns:w16du="http://schemas.microsoft.com/office/word/2023/wordml/word16du" xmlns:w16sdtdh="http://schemas.microsoft.com/office/word/2020/wordml/sdtdatahash" xmlns:w16sdtfl="http://schemas.microsoft.com/office/word/2024/wordml/sdtformatlock" xmlns:w16se="http://schemas.microsoft.com/office/word/2015/wordml/symex" xmlns:wpg="http://schemas.microsoft.com/office/word/2010/wordprocessingGroup" xmlns:wpi="http://schemas.microsoft.com/office/word/2010/wordprocessingInk" xmlns:wne="http://schemas.microsoft.com/office/word/2006/wordml" xmlns:wps="http://schemas.microsoft.com/office/word/2010/wordprocessingShape" mc:Ignorable="w14 w15 w16se w16cid w16 w16cex w16sdtdh w16sdtfl w16du wp14">
+<w:ftr xmlns:wpc="http://schemas.microsoft.com/office/word/2010/wordprocessingCanvas" xmlns:cx="http://schemas.microsoft.com/office/drawing/2014/chartex" xmlns:cx1="http://schemas.microsoft.com/office/drawing/2015/9/8/chartex" xmlns:cx2="http://schemas.microsoft.com/office/drawing/2015/10/21/chartex" xmlns:cx3="http://schemas.microsoft.com/office/drawing/2016/5/9/chartex" xmlns:cx4="http://schemas.microsoft.com/office/drawing/2016/5/10/chartex" xmlns:cx5="http://schemas.microsoft.com/office/drawing/2016/5/11/chartex" xmlns:cx6="http://schemas.microsoft.com/office/drawing/2016/5/12/chartex" xmlns:cx7="http://schemas.microsoft.com/office/drawing/2016/5/13/chartex" xmlns:cx8="http://schemas.microsoft.com/office/drawing/2016/5/14/chartex" xmlns:mc="http://schemas.openxmlformats.org/markup-compatibility/2006" xmlns:m="http://schemas.openxmlformats.org/officeDocument/2006/math" xmlns:aink="http://schemas.microsoft.com/office/drawing/2016/ink" xmlns:am3d="http://schemas.microsoft.com/office/drawing/2017/model3d" xmlns:oel="http://schemas.microsoft.com/office/2019/extlst" xmlns:r="http://schemas.openxmlformats.org/officeDocument/2006/relationships" xmlns:wp14="http://schemas.microsoft.com/office/word/2010/wordprocessingDrawing" xmlns:wp="http://schemas.openxmlformats.org/drawingml/2006/wordprocessingDrawing" xmlns:wpg="http://schemas.microsoft.com/office/word/2010/wordprocessingGroup" xmlns:wpi="http://schemas.microsoft.com/office/word/2010/wordprocessingInk" xmlns:wps="http://schemas.microsoft.com/office/word/2010/wordprocessingShape" xmlns:o="urn:schemas-microsoft-com:office:office" xmlns:v="urn:schemas-microsoft-com:vml" xmlns:w10="urn:schemas-microsoft-com:office:word" xmlns:w="http://schemas.openxmlformats.org/wordprocessingml/2006/main" xmlns:w14="http://schemas.microsoft.com/office/word/2010/wordml" xmlns:w15="http://schemas.microsoft.com/office/word/2012/wordml" xmlns:w16cex="http://schemas.microsoft.com/office/word/2018/wordml/cex" xmlns:w16cid="http://schemas.microsoft.com/office/word/2016/wordml/cid" xmlns:w16="http://schemas.microsoft.com/office/word/2018/wordml" xmlns:w16sdtdh="http://schemas.microsoft.com/office/word/2020/wordml/sdtdatahash" xmlns:w16sdtfl="http://schemas.microsoft.com/office/word/2024/wordml/sdtformatlock" xmlns:w16se="http://schemas.microsoft.com/office/word/2015/wordml/symex" xmlns:w16du="http://schemas.microsoft.com/office/word/2023/wordml/word16du" xmlns:wne="http://schemas.microsoft.com/office/word/2006/wordml" mc:Ignorable="w14 w15 w16se w16cid w16 w16cex w16sdtdh w16sdtfl w16du wp14">
   <w:p>
     <w:r>
       <w:cr/>
@@ -34179,7 +34145,7 @@
 </file>
 
 <file path=word/footnotes.xml><?xml version="1.0" encoding="utf-8"?>
-<w:footnotes xmlns:wpc="http://schemas.microsoft.com/office/word/2010/wordprocessingCanvas" xmlns:cx="http://schemas.microsoft.com/office/drawing/2014/chartex" xmlns:cx1="http://schemas.microsoft.com/office/drawing/2015/9/8/chartex" xmlns:cx2="http://schemas.microsoft.com/office/drawing/2015/10/21/chartex" xmlns:cx3="http://schemas.microsoft.com/office/drawing/2016/5/9/chartex" xmlns:cx4="http://schemas.microsoft.com/office/drawing/2016/5/10/chartex" xmlns:cx5="http://schemas.microsoft.com/office/drawing/2016/5/11/chartex" xmlns:cx6="http://schemas.microsoft.com/office/drawing/2016/5/12/chartex" xmlns:cx7="http://schemas.microsoft.com/office/drawing/2016/5/13/chartex" xmlns:cx8="http://schemas.microsoft.com/office/drawing/2016/5/14/chartex" xmlns:mc="http://schemas.openxmlformats.org/markup-compatibility/2006" xmlns:aink="http://schemas.microsoft.com/office/drawing/2016/ink" xmlns:am3d="http://schemas.microsoft.com/office/drawing/2017/model3d" xmlns:o="urn:schemas-microsoft-com:office:office" xmlns:oel="http://schemas.microsoft.com/office/2019/extlst" xmlns:r="http://schemas.openxmlformats.org/officeDocument/2006/relationships" xmlns:m="http://schemas.openxmlformats.org/officeDocument/2006/math" xmlns:v="urn:schemas-microsoft-com:vml" xmlns:wp14="http://schemas.microsoft.com/office/word/2010/wordprocessingDrawing" xmlns:wp="http://schemas.openxmlformats.org/drawingml/2006/wordprocessingDrawing" xmlns:w10="urn:schemas-microsoft-com:office:word" xmlns:w="http://schemas.openxmlformats.org/wordprocessingml/2006/main" xmlns:w14="http://schemas.microsoft.com/office/word/2010/wordml" xmlns:w15="http://schemas.microsoft.com/office/word/2012/wordml" xmlns:w16cex="http://schemas.microsoft.com/office/word/2018/wordml/cex" xmlns:w16cid="http://schemas.microsoft.com/office/word/2016/wordml/cid" xmlns:w16="http://schemas.microsoft.com/office/word/2018/wordml" xmlns:w16du="http://schemas.microsoft.com/office/word/2023/wordml/word16du" xmlns:w16sdtdh="http://schemas.microsoft.com/office/word/2020/wordml/sdtdatahash" xmlns:w16sdtfl="http://schemas.microsoft.com/office/word/2024/wordml/sdtformatlock" xmlns:w16se="http://schemas.microsoft.com/office/word/2015/wordml/symex" xmlns:wpg="http://schemas.microsoft.com/office/word/2010/wordprocessingGroup" xmlns:wpi="http://schemas.microsoft.com/office/word/2010/wordprocessingInk" xmlns:wne="http://schemas.microsoft.com/office/word/2006/wordml" xmlns:wps="http://schemas.microsoft.com/office/word/2010/wordprocessingShape" mc:Ignorable="w14 w15 w16se w16cid w16 w16cex w16sdtdh w16sdtfl w16du wp14">
+<w:footnotes xmlns:wpc="http://schemas.microsoft.com/office/word/2010/wordprocessingCanvas" xmlns:cx="http://schemas.microsoft.com/office/drawing/2014/chartex" xmlns:cx1="http://schemas.microsoft.com/office/drawing/2015/9/8/chartex" xmlns:cx2="http://schemas.microsoft.com/office/drawing/2015/10/21/chartex" xmlns:cx3="http://schemas.microsoft.com/office/drawing/2016/5/9/chartex" xmlns:cx4="http://schemas.microsoft.com/office/drawing/2016/5/10/chartex" xmlns:cx5="http://schemas.microsoft.com/office/drawing/2016/5/11/chartex" xmlns:cx6="http://schemas.microsoft.com/office/drawing/2016/5/12/chartex" xmlns:cx7="http://schemas.microsoft.com/office/drawing/2016/5/13/chartex" xmlns:cx8="http://schemas.microsoft.com/office/drawing/2016/5/14/chartex" xmlns:mc="http://schemas.openxmlformats.org/markup-compatibility/2006" xmlns:m="http://schemas.openxmlformats.org/officeDocument/2006/math" xmlns:aink="http://schemas.microsoft.com/office/drawing/2016/ink" xmlns:am3d="http://schemas.microsoft.com/office/drawing/2017/model3d" xmlns:oel="http://schemas.microsoft.com/office/2019/extlst" xmlns:r="http://schemas.openxmlformats.org/officeDocument/2006/relationships" xmlns:wp14="http://schemas.microsoft.com/office/word/2010/wordprocessingDrawing" xmlns:wp="http://schemas.openxmlformats.org/drawingml/2006/wordprocessingDrawing" xmlns:wpg="http://schemas.microsoft.com/office/word/2010/wordprocessingGroup" xmlns:wpi="http://schemas.microsoft.com/office/word/2010/wordprocessingInk" xmlns:wps="http://schemas.microsoft.com/office/word/2010/wordprocessingShape" xmlns:o="urn:schemas-microsoft-com:office:office" xmlns:v="urn:schemas-microsoft-com:vml" xmlns:w10="urn:schemas-microsoft-com:office:word" xmlns:w="http://schemas.openxmlformats.org/wordprocessingml/2006/main" xmlns:w14="http://schemas.microsoft.com/office/word/2010/wordml" xmlns:w15="http://schemas.microsoft.com/office/word/2012/wordml" xmlns:w16cex="http://schemas.microsoft.com/office/word/2018/wordml/cex" xmlns:w16cid="http://schemas.microsoft.com/office/word/2016/wordml/cid" xmlns:w16="http://schemas.microsoft.com/office/word/2018/wordml" xmlns:w16sdtdh="http://schemas.microsoft.com/office/word/2020/wordml/sdtdatahash" xmlns:w16sdtfl="http://schemas.microsoft.com/office/word/2024/wordml/sdtformatlock" xmlns:w16se="http://schemas.microsoft.com/office/word/2015/wordml/symex" xmlns:w16du="http://schemas.microsoft.com/office/word/2023/wordml/word16du" xmlns:wne="http://schemas.microsoft.com/office/word/2006/wordml" mc:Ignorable="w14 w15 w16se w16cid w16 w16cex w16sdtdh w16sdtfl w16du wp14">
   <w:footnote w:type="separator" w:id="-1">
     <w:p>
       <w:r>
@@ -34198,7 +34164,7 @@
 </file>
 
 <file path=word/numbering.xml><?xml version="1.0" encoding="utf-8"?>
-<w:numbering xmlns:wpc="http://schemas.microsoft.com/office/word/2010/wordprocessingCanvas" xmlns:cx="http://schemas.microsoft.com/office/drawing/2014/chartex" xmlns:cx1="http://schemas.microsoft.com/office/drawing/2015/9/8/chartex" xmlns:cx2="http://schemas.microsoft.com/office/drawing/2015/10/21/chartex" xmlns:cx3="http://schemas.microsoft.com/office/drawing/2016/5/9/chartex" xmlns:cx4="http://schemas.microsoft.com/office/drawing/2016/5/10/chartex" xmlns:cx5="http://schemas.microsoft.com/office/drawing/2016/5/11/chartex" xmlns:cx6="http://schemas.microsoft.com/office/drawing/2016/5/12/chartex" xmlns:cx7="http://schemas.microsoft.com/office/drawing/2016/5/13/chartex" xmlns:cx8="http://schemas.microsoft.com/office/drawing/2016/5/14/chartex" xmlns:mc="http://schemas.openxmlformats.org/markup-compatibility/2006" xmlns:aink="http://schemas.microsoft.com/office/drawing/2016/ink" xmlns:am3d="http://schemas.microsoft.com/office/drawing/2017/model3d" xmlns:o="urn:schemas-microsoft-com:office:office" xmlns:oel="http://schemas.microsoft.com/office/2019/extlst" xmlns:r="http://schemas.openxmlformats.org/officeDocument/2006/relationships" xmlns:m="http://schemas.openxmlformats.org/officeDocument/2006/math" xmlns:v="urn:schemas-microsoft-com:vml" xmlns:wp14="http://schemas.microsoft.com/office/word/2010/wordprocessingDrawing" xmlns:wp="http://schemas.openxmlformats.org/drawingml/2006/wordprocessingDrawing" xmlns:w10="urn:schemas-microsoft-com:office:word" xmlns:w="http://schemas.openxmlformats.org/wordprocessingml/2006/main" xmlns:w14="http://schemas.microsoft.com/office/word/2010/wordml" xmlns:w15="http://schemas.microsoft.com/office/word/2012/wordml" xmlns:w16cex="http://schemas.microsoft.com/office/word/2018/wordml/cex" xmlns:w16cid="http://schemas.microsoft.com/office/word/2016/wordml/cid" xmlns:w16="http://schemas.microsoft.com/office/word/2018/wordml" xmlns:w16du="http://schemas.microsoft.com/office/word/2023/wordml/word16du" xmlns:w16sdtdh="http://schemas.microsoft.com/office/word/2020/wordml/sdtdatahash" xmlns:w16sdtfl="http://schemas.microsoft.com/office/word/2024/wordml/sdtformatlock" xmlns:w16se="http://schemas.microsoft.com/office/word/2015/wordml/symex" xmlns:wpg="http://schemas.microsoft.com/office/word/2010/wordprocessingGroup" xmlns:wpi="http://schemas.microsoft.com/office/word/2010/wordprocessingInk" xmlns:wne="http://schemas.microsoft.com/office/word/2006/wordml" xmlns:wps="http://schemas.microsoft.com/office/word/2010/wordprocessingShape" mc:Ignorable="w14 w15 w16se w16cid w16 w16cex w16sdtdh w16sdtfl w16du wp14">
+<w:numbering xmlns:wpc="http://schemas.microsoft.com/office/word/2010/wordprocessingCanvas" xmlns:cx="http://schemas.microsoft.com/office/drawing/2014/chartex" xmlns:cx1="http://schemas.microsoft.com/office/drawing/2015/9/8/chartex" xmlns:cx2="http://schemas.microsoft.com/office/drawing/2015/10/21/chartex" xmlns:cx3="http://schemas.microsoft.com/office/drawing/2016/5/9/chartex" xmlns:cx4="http://schemas.microsoft.com/office/drawing/2016/5/10/chartex" xmlns:cx5="http://schemas.microsoft.com/office/drawing/2016/5/11/chartex" xmlns:cx6="http://schemas.microsoft.com/office/drawing/2016/5/12/chartex" xmlns:cx7="http://schemas.microsoft.com/office/drawing/2016/5/13/chartex" xmlns:cx8="http://schemas.microsoft.com/office/drawing/2016/5/14/chartex" xmlns:mc="http://schemas.openxmlformats.org/markup-compatibility/2006" xmlns:m="http://schemas.openxmlformats.org/officeDocument/2006/math" xmlns:aink="http://schemas.microsoft.com/office/drawing/2016/ink" xmlns:am3d="http://schemas.microsoft.com/office/drawing/2017/model3d" xmlns:oel="http://schemas.microsoft.com/office/2019/extlst" xmlns:r="http://schemas.openxmlformats.org/officeDocument/2006/relationships" xmlns:wp14="http://schemas.microsoft.com/office/word/2010/wordprocessingDrawing" xmlns:wp="http://schemas.openxmlformats.org/drawingml/2006/wordprocessingDrawing" xmlns:wpg="http://schemas.microsoft.com/office/word/2010/wordprocessingGroup" xmlns:wpi="http://schemas.microsoft.com/office/word/2010/wordprocessingInk" xmlns:wps="http://schemas.microsoft.com/office/word/2010/wordprocessingShape" xmlns:o="urn:schemas-microsoft-com:office:office" xmlns:v="urn:schemas-microsoft-com:vml" xmlns:w10="urn:schemas-microsoft-com:office:word" xmlns:w="http://schemas.openxmlformats.org/wordprocessingml/2006/main" xmlns:w14="http://schemas.microsoft.com/office/word/2010/wordml" xmlns:w15="http://schemas.microsoft.com/office/word/2012/wordml" xmlns:w16cex="http://schemas.microsoft.com/office/word/2018/wordml/cex" xmlns:w16cid="http://schemas.microsoft.com/office/word/2016/wordml/cid" xmlns:w16="http://schemas.microsoft.com/office/word/2018/wordml" xmlns:w16sdtdh="http://schemas.microsoft.com/office/word/2020/wordml/sdtdatahash" xmlns:w16sdtfl="http://schemas.microsoft.com/office/word/2024/wordml/sdtformatlock" xmlns:w16se="http://schemas.microsoft.com/office/word/2015/wordml/symex" xmlns:w16du="http://schemas.microsoft.com/office/word/2023/wordml/word16du" xmlns:wne="http://schemas.microsoft.com/office/word/2006/wordml" mc:Ignorable="w14 w15 w16se w16cid w16 w16cex w16sdtdh w16sdtfl w16du wp14">
   <w:abstractNum w:abstractNumId="0" w15:restartNumberingAfterBreak="0">
     <w:nsid w:val="007E1DF4"/>
     <w:multiLevelType w:val="multilevel"/>
@@ -34462,119 +34428,6 @@
     </w:lvl>
   </w:abstractNum>
   <w:abstractNum w:abstractNumId="2" w15:restartNumberingAfterBreak="0">
-    <w:nsid w:val="01B93B6D"/>
-    <w:multiLevelType w:val="hybridMultilevel"/>
-    <w:tmpl w:val="17EE603E"/>
-    <w:lvl w:ilvl="0" w:tplc="04090001">
-      <w:start w:val="1"/>
-      <w:numFmt w:val="bullet"/>
-      <w:lvlText w:val=""/>
-      <w:lvlJc w:val="left"/>
-      <w:pPr>
-        <w:ind w:left="720" w:hanging="360"/>
-      </w:pPr>
-      <w:rPr>
-        <w:rFonts w:ascii="Symbol" w:hAnsi="Symbol" w:hint="default"/>
-      </w:rPr>
-    </w:lvl>
-    <w:lvl w:ilvl="1" w:tplc="04090003" w:tentative="1">
-      <w:start w:val="1"/>
-      <w:numFmt w:val="bullet"/>
-      <w:lvlText w:val="o"/>
-      <w:lvlJc w:val="left"/>
-      <w:pPr>
-        <w:ind w:left="1440" w:hanging="360"/>
-      </w:pPr>
-      <w:rPr>
-        <w:rFonts w:ascii="Courier New" w:hAnsi="Courier New" w:cs="Courier New" w:hint="default"/>
-      </w:rPr>
-    </w:lvl>
-    <w:lvl w:ilvl="2" w:tplc="04090005" w:tentative="1">
-      <w:start w:val="1"/>
-      <w:numFmt w:val="bullet"/>
-      <w:lvlText w:val=""/>
-      <w:lvlJc w:val="left"/>
-      <w:pPr>
-        <w:ind w:left="2160" w:hanging="360"/>
-      </w:pPr>
-      <w:rPr>
-        <w:rFonts w:ascii="Wingdings" w:hAnsi="Wingdings" w:hint="default"/>
-      </w:rPr>
-    </w:lvl>
-    <w:lvl w:ilvl="3" w:tplc="04090001" w:tentative="1">
-      <w:start w:val="1"/>
-      <w:numFmt w:val="bullet"/>
-      <w:lvlText w:val=""/>
-      <w:lvlJc w:val="left"/>
-      <w:pPr>
-        <w:ind w:left="2880" w:hanging="360"/>
-      </w:pPr>
-      <w:rPr>
-        <w:rFonts w:ascii="Symbol" w:hAnsi="Symbol" w:hint="default"/>
-      </w:rPr>
-    </w:lvl>
-    <w:lvl w:ilvl="4" w:tplc="04090003" w:tentative="1">
-      <w:start w:val="1"/>
-      <w:numFmt w:val="bullet"/>
-      <w:lvlText w:val="o"/>
-      <w:lvlJc w:val="left"/>
-      <w:pPr>
-        <w:ind w:left="3600" w:hanging="360"/>
-      </w:pPr>
-      <w:rPr>
-        <w:rFonts w:ascii="Courier New" w:hAnsi="Courier New" w:cs="Courier New" w:hint="default"/>
-      </w:rPr>
-    </w:lvl>
-    <w:lvl w:ilvl="5" w:tplc="04090005" w:tentative="1">
-      <w:start w:val="1"/>
-      <w:numFmt w:val="bullet"/>
-      <w:lvlText w:val=""/>
-      <w:lvlJc w:val="left"/>
-      <w:pPr>
-        <w:ind w:left="4320" w:hanging="360"/>
-      </w:pPr>
-      <w:rPr>
-        <w:rFonts w:ascii="Wingdings" w:hAnsi="Wingdings" w:hint="default"/>
-      </w:rPr>
-    </w:lvl>
-    <w:lvl w:ilvl="6" w:tplc="04090001" w:tentative="1">
-      <w:start w:val="1"/>
-      <w:numFmt w:val="bullet"/>
-      <w:lvlText w:val=""/>
-      <w:lvlJc w:val="left"/>
-      <w:pPr>
-        <w:ind w:left="5040" w:hanging="360"/>
-      </w:pPr>
-      <w:rPr>
-        <w:rFonts w:ascii="Symbol" w:hAnsi="Symbol" w:hint="default"/>
-      </w:rPr>
-    </w:lvl>
-    <w:lvl w:ilvl="7" w:tplc="04090003" w:tentative="1">
-      <w:start w:val="1"/>
-      <w:numFmt w:val="bullet"/>
-      <w:lvlText w:val="o"/>
-      <w:lvlJc w:val="left"/>
-      <w:pPr>
-        <w:ind w:left="5760" w:hanging="360"/>
-      </w:pPr>
-      <w:rPr>
-        <w:rFonts w:ascii="Courier New" w:hAnsi="Courier New" w:cs="Courier New" w:hint="default"/>
-      </w:rPr>
-    </w:lvl>
-    <w:lvl w:ilvl="8" w:tplc="04090005" w:tentative="1">
-      <w:start w:val="1"/>
-      <w:numFmt w:val="bullet"/>
-      <w:lvlText w:val=""/>
-      <w:lvlJc w:val="left"/>
-      <w:pPr>
-        <w:ind w:left="6480" w:hanging="360"/>
-      </w:pPr>
-      <w:rPr>
-        <w:rFonts w:ascii="Wingdings" w:hAnsi="Wingdings" w:hint="default"/>
-      </w:rPr>
-    </w:lvl>
-  </w:abstractNum>
-  <w:abstractNum w:abstractNumId="3" w15:restartNumberingAfterBreak="0">
     <w:nsid w:val="05832FDC"/>
     <w:multiLevelType w:val="hybridMultilevel"/>
     <w:tmpl w:val="7444B026"/>
@@ -34720,7 +34573,7 @@
       </w:rPr>
     </w:lvl>
   </w:abstractNum>
-  <w:abstractNum w:abstractNumId="4" w15:restartNumberingAfterBreak="0">
+  <w:abstractNum w:abstractNumId="3" w15:restartNumberingAfterBreak="0">
     <w:nsid w:val="0649574B"/>
     <w:multiLevelType w:val="multilevel"/>
     <w:tmpl w:val="30AA6460"/>
@@ -34869,7 +34722,7 @@
       </w:rPr>
     </w:lvl>
   </w:abstractNum>
-  <w:abstractNum w:abstractNumId="5" w15:restartNumberingAfterBreak="0">
+  <w:abstractNum w:abstractNumId="4" w15:restartNumberingAfterBreak="0">
     <w:nsid w:val="07FC0EC2"/>
     <w:multiLevelType w:val="multilevel"/>
     <w:tmpl w:val="C1E0293A"/>
@@ -35018,7 +34871,7 @@
       </w:rPr>
     </w:lvl>
   </w:abstractNum>
-  <w:abstractNum w:abstractNumId="6" w15:restartNumberingAfterBreak="0">
+  <w:abstractNum w:abstractNumId="5" w15:restartNumberingAfterBreak="0">
     <w:nsid w:val="0AD5485A"/>
     <w:multiLevelType w:val="hybridMultilevel"/>
     <w:tmpl w:val="E38020FA"/>
@@ -35131,7 +34984,7 @@
       </w:rPr>
     </w:lvl>
   </w:abstractNum>
-  <w:abstractNum w:abstractNumId="7" w15:restartNumberingAfterBreak="0">
+  <w:abstractNum w:abstractNumId="6" w15:restartNumberingAfterBreak="0">
     <w:nsid w:val="0D453EB7"/>
     <w:multiLevelType w:val="multilevel"/>
     <w:tmpl w:val="6870FADA"/>
@@ -35280,7 +35133,7 @@
       </w:rPr>
     </w:lvl>
   </w:abstractNum>
-  <w:abstractNum w:abstractNumId="8" w15:restartNumberingAfterBreak="0">
+  <w:abstractNum w:abstractNumId="7" w15:restartNumberingAfterBreak="0">
     <w:nsid w:val="0E0C06AA"/>
     <w:multiLevelType w:val="hybridMultilevel"/>
     <w:tmpl w:val="B4E414D4"/>
@@ -35393,7 +35246,7 @@
       </w:rPr>
     </w:lvl>
   </w:abstractNum>
-  <w:abstractNum w:abstractNumId="9" w15:restartNumberingAfterBreak="0">
+  <w:abstractNum w:abstractNumId="8" w15:restartNumberingAfterBreak="0">
     <w:nsid w:val="0EEF1C62"/>
     <w:multiLevelType w:val="hybridMultilevel"/>
     <w:tmpl w:val="3E4C4136"/>
@@ -35506,7 +35359,7 @@
       </w:rPr>
     </w:lvl>
   </w:abstractNum>
-  <w:abstractNum w:abstractNumId="10" w15:restartNumberingAfterBreak="0">
+  <w:abstractNum w:abstractNumId="9" w15:restartNumberingAfterBreak="0">
     <w:nsid w:val="14042118"/>
     <w:multiLevelType w:val="hybridMultilevel"/>
     <w:tmpl w:val="B01EFD6E"/>
@@ -35619,7 +35472,7 @@
       </w:rPr>
     </w:lvl>
   </w:abstractNum>
-  <w:abstractNum w:abstractNumId="11" w15:restartNumberingAfterBreak="0">
+  <w:abstractNum w:abstractNumId="10" w15:restartNumberingAfterBreak="0">
     <w:nsid w:val="154C48DA"/>
     <w:multiLevelType w:val="hybridMultilevel"/>
     <w:tmpl w:val="51F6A4E2"/>
@@ -35732,7 +35585,7 @@
       </w:rPr>
     </w:lvl>
   </w:abstractNum>
-  <w:abstractNum w:abstractNumId="12" w15:restartNumberingAfterBreak="0">
+  <w:abstractNum w:abstractNumId="11" w15:restartNumberingAfterBreak="0">
     <w:nsid w:val="16403B93"/>
     <w:multiLevelType w:val="multilevel"/>
     <w:tmpl w:val="89309CE2"/>
@@ -35881,7 +35734,7 @@
       </w:rPr>
     </w:lvl>
   </w:abstractNum>
-  <w:abstractNum w:abstractNumId="13" w15:restartNumberingAfterBreak="0">
+  <w:abstractNum w:abstractNumId="12" w15:restartNumberingAfterBreak="0">
     <w:nsid w:val="172769BD"/>
     <w:multiLevelType w:val="multilevel"/>
     <w:tmpl w:val="662ACA62"/>
@@ -36030,7 +35883,7 @@
       </w:rPr>
     </w:lvl>
   </w:abstractNum>
-  <w:abstractNum w:abstractNumId="14" w15:restartNumberingAfterBreak="0">
+  <w:abstractNum w:abstractNumId="13" w15:restartNumberingAfterBreak="0">
     <w:nsid w:val="17B81854"/>
     <w:multiLevelType w:val="multilevel"/>
     <w:tmpl w:val="EE04C9EC"/>
@@ -36179,7 +36032,7 @@
       </w:rPr>
     </w:lvl>
   </w:abstractNum>
-  <w:abstractNum w:abstractNumId="15" w15:restartNumberingAfterBreak="0">
+  <w:abstractNum w:abstractNumId="14" w15:restartNumberingAfterBreak="0">
     <w:nsid w:val="19B73919"/>
     <w:multiLevelType w:val="hybridMultilevel"/>
     <w:tmpl w:val="67D6ECB0"/>
@@ -36292,7 +36145,7 @@
       </w:rPr>
     </w:lvl>
   </w:abstractNum>
-  <w:abstractNum w:abstractNumId="16" w15:restartNumberingAfterBreak="0">
+  <w:abstractNum w:abstractNumId="15" w15:restartNumberingAfterBreak="0">
     <w:nsid w:val="1C0C2BB3"/>
     <w:multiLevelType w:val="multilevel"/>
     <w:tmpl w:val="69DECC4E"/>
@@ -36441,7 +36294,7 @@
       </w:rPr>
     </w:lvl>
   </w:abstractNum>
-  <w:abstractNum w:abstractNumId="17" w15:restartNumberingAfterBreak="0">
+  <w:abstractNum w:abstractNumId="16" w15:restartNumberingAfterBreak="0">
     <w:nsid w:val="1D7368E9"/>
     <w:multiLevelType w:val="hybridMultilevel"/>
     <w:tmpl w:val="06483952"/>
@@ -36554,7 +36407,7 @@
       </w:rPr>
     </w:lvl>
   </w:abstractNum>
-  <w:abstractNum w:abstractNumId="18" w15:restartNumberingAfterBreak="0">
+  <w:abstractNum w:abstractNumId="17" w15:restartNumberingAfterBreak="0">
     <w:nsid w:val="1E3A5FD5"/>
     <w:multiLevelType w:val="hybridMultilevel"/>
     <w:tmpl w:val="6DE6ADA8"/>
@@ -36667,7 +36520,7 @@
       </w:rPr>
     </w:lvl>
   </w:abstractNum>
-  <w:abstractNum w:abstractNumId="19" w15:restartNumberingAfterBreak="0">
+  <w:abstractNum w:abstractNumId="18" w15:restartNumberingAfterBreak="0">
     <w:nsid w:val="21416CD4"/>
     <w:multiLevelType w:val="hybridMultilevel"/>
     <w:tmpl w:val="7CB46526"/>
@@ -36780,7 +36633,7 @@
       </w:rPr>
     </w:lvl>
   </w:abstractNum>
-  <w:abstractNum w:abstractNumId="20" w15:restartNumberingAfterBreak="0">
+  <w:abstractNum w:abstractNumId="19" w15:restartNumberingAfterBreak="0">
     <w:nsid w:val="21CC4D21"/>
     <w:multiLevelType w:val="hybridMultilevel"/>
     <w:tmpl w:val="7F8219D6"/>
@@ -36893,7 +36746,7 @@
       </w:rPr>
     </w:lvl>
   </w:abstractNum>
-  <w:abstractNum w:abstractNumId="21" w15:restartNumberingAfterBreak="0">
+  <w:abstractNum w:abstractNumId="20" w15:restartNumberingAfterBreak="0">
     <w:nsid w:val="22B70848"/>
     <w:multiLevelType w:val="hybridMultilevel"/>
     <w:tmpl w:val="B420AB9A"/>
@@ -37006,7 +36859,7 @@
       </w:rPr>
     </w:lvl>
   </w:abstractNum>
-  <w:abstractNum w:abstractNumId="22" w15:restartNumberingAfterBreak="0">
+  <w:abstractNum w:abstractNumId="21" w15:restartNumberingAfterBreak="0">
     <w:nsid w:val="22DB5D61"/>
     <w:multiLevelType w:val="hybridMultilevel"/>
     <w:tmpl w:val="54744602"/>
@@ -37119,7 +36972,7 @@
       </w:rPr>
     </w:lvl>
   </w:abstractNum>
-  <w:abstractNum w:abstractNumId="23" w15:restartNumberingAfterBreak="0">
+  <w:abstractNum w:abstractNumId="22" w15:restartNumberingAfterBreak="0">
     <w:nsid w:val="2B516E25"/>
     <w:multiLevelType w:val="multilevel"/>
     <w:tmpl w:val="A0F4262E"/>
@@ -37268,7 +37121,7 @@
       </w:rPr>
     </w:lvl>
   </w:abstractNum>
-  <w:abstractNum w:abstractNumId="24" w15:restartNumberingAfterBreak="0">
+  <w:abstractNum w:abstractNumId="23" w15:restartNumberingAfterBreak="0">
     <w:nsid w:val="2F4069F5"/>
     <w:multiLevelType w:val="hybridMultilevel"/>
     <w:tmpl w:val="4EDE2C84"/>
@@ -37381,7 +37234,7 @@
       </w:rPr>
     </w:lvl>
   </w:abstractNum>
-  <w:abstractNum w:abstractNumId="25" w15:restartNumberingAfterBreak="0">
+  <w:abstractNum w:abstractNumId="24" w15:restartNumberingAfterBreak="0">
     <w:nsid w:val="2FCF5110"/>
     <w:multiLevelType w:val="multilevel"/>
     <w:tmpl w:val="4E56B192"/>
@@ -37530,7 +37383,7 @@
       </w:rPr>
     </w:lvl>
   </w:abstractNum>
-  <w:abstractNum w:abstractNumId="26" w15:restartNumberingAfterBreak="0">
+  <w:abstractNum w:abstractNumId="25" w15:restartNumberingAfterBreak="0">
     <w:nsid w:val="325E7039"/>
     <w:multiLevelType w:val="hybridMultilevel"/>
     <w:tmpl w:val="FB1ADB96"/>
@@ -37643,7 +37496,7 @@
       </w:rPr>
     </w:lvl>
   </w:abstractNum>
-  <w:abstractNum w:abstractNumId="27" w15:restartNumberingAfterBreak="0">
+  <w:abstractNum w:abstractNumId="26" w15:restartNumberingAfterBreak="0">
     <w:nsid w:val="347D5563"/>
     <w:multiLevelType w:val="hybridMultilevel"/>
     <w:tmpl w:val="A89049F0"/>
@@ -37756,7 +37609,7 @@
       </w:rPr>
     </w:lvl>
   </w:abstractNum>
-  <w:abstractNum w:abstractNumId="28" w15:restartNumberingAfterBreak="0">
+  <w:abstractNum w:abstractNumId="27" w15:restartNumberingAfterBreak="0">
     <w:nsid w:val="34A902A7"/>
     <w:multiLevelType w:val="multilevel"/>
     <w:tmpl w:val="CB3A257A"/>
@@ -37905,7 +37758,7 @@
       </w:rPr>
     </w:lvl>
   </w:abstractNum>
-  <w:abstractNum w:abstractNumId="29" w15:restartNumberingAfterBreak="0">
+  <w:abstractNum w:abstractNumId="28" w15:restartNumberingAfterBreak="0">
     <w:nsid w:val="360E6EDD"/>
     <w:multiLevelType w:val="hybridMultilevel"/>
     <w:tmpl w:val="E14A5CD4"/>
@@ -38018,7 +37871,7 @@
       </w:rPr>
     </w:lvl>
   </w:abstractNum>
-  <w:abstractNum w:abstractNumId="30" w15:restartNumberingAfterBreak="0">
+  <w:abstractNum w:abstractNumId="29" w15:restartNumberingAfterBreak="0">
     <w:nsid w:val="394723CA"/>
     <w:multiLevelType w:val="hybridMultilevel"/>
     <w:tmpl w:val="7D2A52B0"/>
@@ -38131,7 +37984,7 @@
       </w:rPr>
     </w:lvl>
   </w:abstractNum>
-  <w:abstractNum w:abstractNumId="31" w15:restartNumberingAfterBreak="0">
+  <w:abstractNum w:abstractNumId="30" w15:restartNumberingAfterBreak="0">
     <w:nsid w:val="3B3E7254"/>
     <w:multiLevelType w:val="hybridMultilevel"/>
     <w:tmpl w:val="C63C9D96"/>
@@ -38244,7 +38097,7 @@
       </w:rPr>
     </w:lvl>
   </w:abstractNum>
-  <w:abstractNum w:abstractNumId="32" w15:restartNumberingAfterBreak="0">
+  <w:abstractNum w:abstractNumId="31" w15:restartNumberingAfterBreak="0">
     <w:nsid w:val="3BB2594F"/>
     <w:multiLevelType w:val="multilevel"/>
     <w:tmpl w:val="C92E87D0"/>
@@ -38393,7 +38246,7 @@
       </w:rPr>
     </w:lvl>
   </w:abstractNum>
-  <w:abstractNum w:abstractNumId="33" w15:restartNumberingAfterBreak="0">
+  <w:abstractNum w:abstractNumId="32" w15:restartNumberingAfterBreak="0">
     <w:nsid w:val="3CA96E8E"/>
     <w:multiLevelType w:val="hybridMultilevel"/>
     <w:tmpl w:val="3DA08D3E"/>
@@ -38506,7 +38359,7 @@
       </w:rPr>
     </w:lvl>
   </w:abstractNum>
-  <w:abstractNum w:abstractNumId="34" w15:restartNumberingAfterBreak="0">
+  <w:abstractNum w:abstractNumId="33" w15:restartNumberingAfterBreak="0">
     <w:nsid w:val="3E4C2B5E"/>
     <w:multiLevelType w:val="hybridMultilevel"/>
     <w:tmpl w:val="007033B4"/>
@@ -38619,7 +38472,7 @@
       </w:rPr>
     </w:lvl>
   </w:abstractNum>
-  <w:abstractNum w:abstractNumId="35" w15:restartNumberingAfterBreak="0">
+  <w:abstractNum w:abstractNumId="34" w15:restartNumberingAfterBreak="0">
     <w:nsid w:val="40594C50"/>
     <w:multiLevelType w:val="multilevel"/>
     <w:tmpl w:val="A9521F54"/>
@@ -38768,119 +38621,7 @@
       </w:rPr>
     </w:lvl>
   </w:abstractNum>
-  <w:abstractNum w:abstractNumId="36" w15:restartNumberingAfterBreak="0">
-    <w:nsid w:val="428B0FE3"/>
-    <w:multiLevelType w:val="hybridMultilevel"/>
-    <w:tmpl w:val="2A14B35E"/>
-    <w:lvl w:ilvl="0" w:tplc="27821196">
-      <w:numFmt w:val="bullet"/>
-      <w:lvlText w:val="·"/>
-      <w:lvlJc w:val="left"/>
-      <w:pPr>
-        <w:ind w:left="720" w:hanging="360"/>
-      </w:pPr>
-      <w:rPr>
-        <w:rFonts w:ascii="Aptos" w:eastAsiaTheme="minorHAnsi" w:hAnsi="Aptos" w:cstheme="minorBidi" w:hint="default"/>
-      </w:rPr>
-    </w:lvl>
-    <w:lvl w:ilvl="1" w:tplc="04090003" w:tentative="1">
-      <w:start w:val="1"/>
-      <w:numFmt w:val="bullet"/>
-      <w:lvlText w:val="o"/>
-      <w:lvlJc w:val="left"/>
-      <w:pPr>
-        <w:ind w:left="1440" w:hanging="360"/>
-      </w:pPr>
-      <w:rPr>
-        <w:rFonts w:ascii="Courier New" w:hAnsi="Courier New" w:cs="Courier New" w:hint="default"/>
-      </w:rPr>
-    </w:lvl>
-    <w:lvl w:ilvl="2" w:tplc="04090005" w:tentative="1">
-      <w:start w:val="1"/>
-      <w:numFmt w:val="bullet"/>
-      <w:lvlText w:val=""/>
-      <w:lvlJc w:val="left"/>
-      <w:pPr>
-        <w:ind w:left="2160" w:hanging="360"/>
-      </w:pPr>
-      <w:rPr>
-        <w:rFonts w:ascii="Wingdings" w:hAnsi="Wingdings" w:hint="default"/>
-      </w:rPr>
-    </w:lvl>
-    <w:lvl w:ilvl="3" w:tplc="04090001" w:tentative="1">
-      <w:start w:val="1"/>
-      <w:numFmt w:val="bullet"/>
-      <w:lvlText w:val=""/>
-      <w:lvlJc w:val="left"/>
-      <w:pPr>
-        <w:ind w:left="2880" w:hanging="360"/>
-      </w:pPr>
-      <w:rPr>
-        <w:rFonts w:ascii="Symbol" w:hAnsi="Symbol" w:hint="default"/>
-      </w:rPr>
-    </w:lvl>
-    <w:lvl w:ilvl="4" w:tplc="04090003" w:tentative="1">
-      <w:start w:val="1"/>
-      <w:numFmt w:val="bullet"/>
-      <w:lvlText w:val="o"/>
-      <w:lvlJc w:val="left"/>
-      <w:pPr>
-        <w:ind w:left="3600" w:hanging="360"/>
-      </w:pPr>
-      <w:rPr>
-        <w:rFonts w:ascii="Courier New" w:hAnsi="Courier New" w:cs="Courier New" w:hint="default"/>
-      </w:rPr>
-    </w:lvl>
-    <w:lvl w:ilvl="5" w:tplc="04090005" w:tentative="1">
-      <w:start w:val="1"/>
-      <w:numFmt w:val="bullet"/>
-      <w:lvlText w:val=""/>
-      <w:lvlJc w:val="left"/>
-      <w:pPr>
-        <w:ind w:left="4320" w:hanging="360"/>
-      </w:pPr>
-      <w:rPr>
-        <w:rFonts w:ascii="Wingdings" w:hAnsi="Wingdings" w:hint="default"/>
-      </w:rPr>
-    </w:lvl>
-    <w:lvl w:ilvl="6" w:tplc="04090001" w:tentative="1">
-      <w:start w:val="1"/>
-      <w:numFmt w:val="bullet"/>
-      <w:lvlText w:val=""/>
-      <w:lvlJc w:val="left"/>
-      <w:pPr>
-        <w:ind w:left="5040" w:hanging="360"/>
-      </w:pPr>
-      <w:rPr>
-        <w:rFonts w:ascii="Symbol" w:hAnsi="Symbol" w:hint="default"/>
-      </w:rPr>
-    </w:lvl>
-    <w:lvl w:ilvl="7" w:tplc="04090003" w:tentative="1">
-      <w:start w:val="1"/>
-      <w:numFmt w:val="bullet"/>
-      <w:lvlText w:val="o"/>
-      <w:lvlJc w:val="left"/>
-      <w:pPr>
-        <w:ind w:left="5760" w:hanging="360"/>
-      </w:pPr>
-      <w:rPr>
-        <w:rFonts w:ascii="Courier New" w:hAnsi="Courier New" w:cs="Courier New" w:hint="default"/>
-      </w:rPr>
-    </w:lvl>
-    <w:lvl w:ilvl="8" w:tplc="04090005" w:tentative="1">
-      <w:start w:val="1"/>
-      <w:numFmt w:val="bullet"/>
-      <w:lvlText w:val=""/>
-      <w:lvlJc w:val="left"/>
-      <w:pPr>
-        <w:ind w:left="6480" w:hanging="360"/>
-      </w:pPr>
-      <w:rPr>
-        <w:rFonts w:ascii="Wingdings" w:hAnsi="Wingdings" w:hint="default"/>
-      </w:rPr>
-    </w:lvl>
-  </w:abstractNum>
-  <w:abstractNum w:abstractNumId="37" w15:restartNumberingAfterBreak="0">
+  <w:abstractNum w:abstractNumId="35" w15:restartNumberingAfterBreak="0">
     <w:nsid w:val="437513AA"/>
     <w:multiLevelType w:val="hybridMultilevel"/>
     <w:tmpl w:val="12269D7C"/>
@@ -38993,7 +38734,7 @@
       </w:rPr>
     </w:lvl>
   </w:abstractNum>
-  <w:abstractNum w:abstractNumId="38" w15:restartNumberingAfterBreak="0">
+  <w:abstractNum w:abstractNumId="36" w15:restartNumberingAfterBreak="0">
     <w:nsid w:val="443036DE"/>
     <w:multiLevelType w:val="multilevel"/>
     <w:tmpl w:val="60306570"/>
@@ -39142,7 +38883,7 @@
       </w:rPr>
     </w:lvl>
   </w:abstractNum>
-  <w:abstractNum w:abstractNumId="39" w15:restartNumberingAfterBreak="0">
+  <w:abstractNum w:abstractNumId="37" w15:restartNumberingAfterBreak="0">
     <w:nsid w:val="44967D6E"/>
     <w:multiLevelType w:val="multilevel"/>
     <w:tmpl w:val="5F48E8D6"/>
@@ -39291,7 +39032,7 @@
       </w:rPr>
     </w:lvl>
   </w:abstractNum>
-  <w:abstractNum w:abstractNumId="40" w15:restartNumberingAfterBreak="0">
+  <w:abstractNum w:abstractNumId="38" w15:restartNumberingAfterBreak="0">
     <w:nsid w:val="4C2E4D3E"/>
     <w:multiLevelType w:val="multilevel"/>
     <w:tmpl w:val="363CF4E6"/>
@@ -39440,7 +39181,7 @@
       </w:rPr>
     </w:lvl>
   </w:abstractNum>
-  <w:abstractNum w:abstractNumId="41" w15:restartNumberingAfterBreak="0">
+  <w:abstractNum w:abstractNumId="39" w15:restartNumberingAfterBreak="0">
     <w:nsid w:val="4CA06A39"/>
     <w:multiLevelType w:val="hybridMultilevel"/>
     <w:tmpl w:val="AEDCE32A"/>
@@ -39553,7 +39294,7 @@
       </w:rPr>
     </w:lvl>
   </w:abstractNum>
-  <w:abstractNum w:abstractNumId="42" w15:restartNumberingAfterBreak="0">
+  <w:abstractNum w:abstractNumId="40" w15:restartNumberingAfterBreak="0">
     <w:nsid w:val="4D51704D"/>
     <w:multiLevelType w:val="multilevel"/>
     <w:tmpl w:val="FEDE190A"/>
@@ -39702,7 +39443,7 @@
       </w:rPr>
     </w:lvl>
   </w:abstractNum>
-  <w:abstractNum w:abstractNumId="43" w15:restartNumberingAfterBreak="0">
+  <w:abstractNum w:abstractNumId="41" w15:restartNumberingAfterBreak="0">
     <w:nsid w:val="502E30F3"/>
     <w:multiLevelType w:val="hybridMultilevel"/>
     <w:tmpl w:val="1A72CF46"/>
@@ -39815,7 +39556,7 @@
       </w:rPr>
     </w:lvl>
   </w:abstractNum>
-  <w:abstractNum w:abstractNumId="44" w15:restartNumberingAfterBreak="0">
+  <w:abstractNum w:abstractNumId="42" w15:restartNumberingAfterBreak="0">
     <w:nsid w:val="518E0B18"/>
     <w:multiLevelType w:val="multilevel"/>
     <w:tmpl w:val="6ED21020"/>
@@ -39964,7 +39705,7 @@
       </w:rPr>
     </w:lvl>
   </w:abstractNum>
-  <w:abstractNum w:abstractNumId="45" w15:restartNumberingAfterBreak="0">
+  <w:abstractNum w:abstractNumId="43" w15:restartNumberingAfterBreak="0">
     <w:nsid w:val="51B25CCD"/>
     <w:multiLevelType w:val="multilevel"/>
     <w:tmpl w:val="D340C542"/>
@@ -40113,7 +39854,7 @@
       </w:rPr>
     </w:lvl>
   </w:abstractNum>
-  <w:abstractNum w:abstractNumId="46" w15:restartNumberingAfterBreak="0">
+  <w:abstractNum w:abstractNumId="44" w15:restartNumberingAfterBreak="0">
     <w:nsid w:val="55AD02FB"/>
     <w:multiLevelType w:val="hybridMultilevel"/>
     <w:tmpl w:val="0736EAC8"/>
@@ -40226,7 +39967,7 @@
       </w:rPr>
     </w:lvl>
   </w:abstractNum>
-  <w:abstractNum w:abstractNumId="47" w15:restartNumberingAfterBreak="0">
+  <w:abstractNum w:abstractNumId="45" w15:restartNumberingAfterBreak="0">
     <w:nsid w:val="57435EE1"/>
     <w:multiLevelType w:val="hybridMultilevel"/>
     <w:tmpl w:val="3A786692"/>
@@ -40339,7 +40080,7 @@
       </w:rPr>
     </w:lvl>
   </w:abstractNum>
-  <w:abstractNum w:abstractNumId="48" w15:restartNumberingAfterBreak="0">
+  <w:abstractNum w:abstractNumId="46" w15:restartNumberingAfterBreak="0">
     <w:nsid w:val="59B1339B"/>
     <w:multiLevelType w:val="multilevel"/>
     <w:tmpl w:val="E85497BC"/>
@@ -40488,7 +40229,7 @@
       </w:rPr>
     </w:lvl>
   </w:abstractNum>
-  <w:abstractNum w:abstractNumId="49" w15:restartNumberingAfterBreak="0">
+  <w:abstractNum w:abstractNumId="47" w15:restartNumberingAfterBreak="0">
     <w:nsid w:val="5C50405F"/>
     <w:multiLevelType w:val="multilevel"/>
     <w:tmpl w:val="83E214DE"/>
@@ -40637,7 +40378,7 @@
       </w:rPr>
     </w:lvl>
   </w:abstractNum>
-  <w:abstractNum w:abstractNumId="50" w15:restartNumberingAfterBreak="0">
+  <w:abstractNum w:abstractNumId="48" w15:restartNumberingAfterBreak="0">
     <w:nsid w:val="5CE75503"/>
     <w:multiLevelType w:val="hybridMultilevel"/>
     <w:tmpl w:val="5AB65834"/>
@@ -40750,7 +40491,7 @@
       </w:rPr>
     </w:lvl>
   </w:abstractNum>
-  <w:abstractNum w:abstractNumId="51" w15:restartNumberingAfterBreak="0">
+  <w:abstractNum w:abstractNumId="49" w15:restartNumberingAfterBreak="0">
     <w:nsid w:val="5DCE7CE0"/>
     <w:multiLevelType w:val="hybridMultilevel"/>
     <w:tmpl w:val="D75EDCB6"/>
@@ -40863,7 +40604,7 @@
       </w:rPr>
     </w:lvl>
   </w:abstractNum>
-  <w:abstractNum w:abstractNumId="52" w15:restartNumberingAfterBreak="0">
+  <w:abstractNum w:abstractNumId="50" w15:restartNumberingAfterBreak="0">
     <w:nsid w:val="5F0874CC"/>
     <w:multiLevelType w:val="hybridMultilevel"/>
     <w:tmpl w:val="05EC9D9E"/>
@@ -40976,7 +40717,7 @@
       </w:rPr>
     </w:lvl>
   </w:abstractNum>
-  <w:abstractNum w:abstractNumId="53" w15:restartNumberingAfterBreak="0">
+  <w:abstractNum w:abstractNumId="51" w15:restartNumberingAfterBreak="0">
     <w:nsid w:val="5F3A09A3"/>
     <w:multiLevelType w:val="hybridMultilevel"/>
     <w:tmpl w:val="D17638F2"/>
@@ -41089,7 +40830,7 @@
       </w:rPr>
     </w:lvl>
   </w:abstractNum>
-  <w:abstractNum w:abstractNumId="54" w15:restartNumberingAfterBreak="0">
+  <w:abstractNum w:abstractNumId="52" w15:restartNumberingAfterBreak="0">
     <w:nsid w:val="5F85375A"/>
     <w:multiLevelType w:val="hybridMultilevel"/>
     <w:tmpl w:val="5798F8D8"/>
@@ -41202,7 +40943,7 @@
       </w:rPr>
     </w:lvl>
   </w:abstractNum>
-  <w:abstractNum w:abstractNumId="55" w15:restartNumberingAfterBreak="0">
+  <w:abstractNum w:abstractNumId="53" w15:restartNumberingAfterBreak="0">
     <w:nsid w:val="60637923"/>
     <w:multiLevelType w:val="hybridMultilevel"/>
     <w:tmpl w:val="0A301A78"/>
@@ -41315,7 +41056,7 @@
       </w:rPr>
     </w:lvl>
   </w:abstractNum>
-  <w:abstractNum w:abstractNumId="56" w15:restartNumberingAfterBreak="0">
+  <w:abstractNum w:abstractNumId="54" w15:restartNumberingAfterBreak="0">
     <w:nsid w:val="60C113AA"/>
     <w:multiLevelType w:val="multilevel"/>
     <w:tmpl w:val="46C21040"/>
@@ -41464,7 +41205,7 @@
       </w:rPr>
     </w:lvl>
   </w:abstractNum>
-  <w:abstractNum w:abstractNumId="57" w15:restartNumberingAfterBreak="0">
+  <w:abstractNum w:abstractNumId="55" w15:restartNumberingAfterBreak="0">
     <w:nsid w:val="627D2416"/>
     <w:multiLevelType w:val="hybridMultilevel"/>
     <w:tmpl w:val="9796C30E"/>
@@ -41577,7 +41318,7 @@
       </w:rPr>
     </w:lvl>
   </w:abstractNum>
-  <w:abstractNum w:abstractNumId="58" w15:restartNumberingAfterBreak="0">
+  <w:abstractNum w:abstractNumId="56" w15:restartNumberingAfterBreak="0">
     <w:nsid w:val="6595544C"/>
     <w:multiLevelType w:val="multilevel"/>
     <w:tmpl w:val="46989E54"/>
@@ -41726,7 +41467,7 @@
       </w:rPr>
     </w:lvl>
   </w:abstractNum>
-  <w:abstractNum w:abstractNumId="59" w15:restartNumberingAfterBreak="0">
+  <w:abstractNum w:abstractNumId="57" w15:restartNumberingAfterBreak="0">
     <w:nsid w:val="688038F7"/>
     <w:multiLevelType w:val="multilevel"/>
     <w:tmpl w:val="3CD056E2"/>
@@ -41875,7 +41616,7 @@
       </w:rPr>
     </w:lvl>
   </w:abstractNum>
-  <w:abstractNum w:abstractNumId="60" w15:restartNumberingAfterBreak="0">
+  <w:abstractNum w:abstractNumId="58" w15:restartNumberingAfterBreak="0">
     <w:nsid w:val="6C6E7EC2"/>
     <w:multiLevelType w:val="hybridMultilevel"/>
     <w:tmpl w:val="388E0458"/>
@@ -41988,7 +41729,7 @@
       </w:rPr>
     </w:lvl>
   </w:abstractNum>
-  <w:abstractNum w:abstractNumId="61" w15:restartNumberingAfterBreak="0">
+  <w:abstractNum w:abstractNumId="59" w15:restartNumberingAfterBreak="0">
     <w:nsid w:val="6D244E6A"/>
     <w:multiLevelType w:val="hybridMultilevel"/>
     <w:tmpl w:val="0D1EB25C"/>
@@ -42101,7 +41842,7 @@
       </w:rPr>
     </w:lvl>
   </w:abstractNum>
-  <w:abstractNum w:abstractNumId="62" w15:restartNumberingAfterBreak="0">
+  <w:abstractNum w:abstractNumId="60" w15:restartNumberingAfterBreak="0">
     <w:nsid w:val="6F723194"/>
     <w:multiLevelType w:val="hybridMultilevel"/>
     <w:tmpl w:val="7C204EBE"/>
@@ -42214,7 +41955,7 @@
       </w:rPr>
     </w:lvl>
   </w:abstractNum>
-  <w:abstractNum w:abstractNumId="63" w15:restartNumberingAfterBreak="0">
+  <w:abstractNum w:abstractNumId="61" w15:restartNumberingAfterBreak="0">
     <w:nsid w:val="6F9C0858"/>
     <w:multiLevelType w:val="multilevel"/>
     <w:tmpl w:val="9A4A7AE2"/>
@@ -42363,7 +42104,7 @@
       </w:rPr>
     </w:lvl>
   </w:abstractNum>
-  <w:abstractNum w:abstractNumId="64" w15:restartNumberingAfterBreak="0">
+  <w:abstractNum w:abstractNumId="62" w15:restartNumberingAfterBreak="0">
     <w:nsid w:val="71120D8C"/>
     <w:multiLevelType w:val="multilevel"/>
     <w:tmpl w:val="BC2C9C34"/>
@@ -42512,7 +42253,7 @@
       </w:rPr>
     </w:lvl>
   </w:abstractNum>
-  <w:abstractNum w:abstractNumId="65" w15:restartNumberingAfterBreak="0">
+  <w:abstractNum w:abstractNumId="63" w15:restartNumberingAfterBreak="0">
     <w:nsid w:val="72754268"/>
     <w:multiLevelType w:val="hybridMultilevel"/>
     <w:tmpl w:val="A042845E"/>
@@ -42625,7 +42366,7 @@
       </w:rPr>
     </w:lvl>
   </w:abstractNum>
-  <w:abstractNum w:abstractNumId="66" w15:restartNumberingAfterBreak="0">
+  <w:abstractNum w:abstractNumId="64" w15:restartNumberingAfterBreak="0">
     <w:nsid w:val="75297B85"/>
     <w:multiLevelType w:val="hybridMultilevel"/>
     <w:tmpl w:val="03CAB93E"/>
@@ -42738,7 +42479,7 @@
       </w:rPr>
     </w:lvl>
   </w:abstractNum>
-  <w:abstractNum w:abstractNumId="67" w15:restartNumberingAfterBreak="0">
+  <w:abstractNum w:abstractNumId="65" w15:restartNumberingAfterBreak="0">
     <w:nsid w:val="766C4C35"/>
     <w:multiLevelType w:val="hybridMultilevel"/>
     <w:tmpl w:val="848460B6"/>
@@ -42851,7 +42592,7 @@
       </w:rPr>
     </w:lvl>
   </w:abstractNum>
-  <w:abstractNum w:abstractNumId="68" w15:restartNumberingAfterBreak="0">
+  <w:abstractNum w:abstractNumId="66" w15:restartNumberingAfterBreak="0">
     <w:nsid w:val="7867498C"/>
     <w:multiLevelType w:val="hybridMultilevel"/>
     <w:tmpl w:val="7990F792"/>
@@ -42964,7 +42705,7 @@
       </w:rPr>
     </w:lvl>
   </w:abstractNum>
-  <w:abstractNum w:abstractNumId="69" w15:restartNumberingAfterBreak="0">
+  <w:abstractNum w:abstractNumId="67" w15:restartNumberingAfterBreak="0">
     <w:nsid w:val="7A8503C7"/>
     <w:multiLevelType w:val="multilevel"/>
     <w:tmpl w:val="506A41C6"/>
@@ -43113,7 +42854,7 @@
       </w:rPr>
     </w:lvl>
   </w:abstractNum>
-  <w:abstractNum w:abstractNumId="70" w15:restartNumberingAfterBreak="0">
+  <w:abstractNum w:abstractNumId="68" w15:restartNumberingAfterBreak="0">
     <w:nsid w:val="7ACA6A33"/>
     <w:multiLevelType w:val="hybridMultilevel"/>
     <w:tmpl w:val="0D56D7BA"/>
@@ -43226,7 +42967,7 @@
       </w:rPr>
     </w:lvl>
   </w:abstractNum>
-  <w:abstractNum w:abstractNumId="71" w15:restartNumberingAfterBreak="0">
+  <w:abstractNum w:abstractNumId="69" w15:restartNumberingAfterBreak="0">
     <w:nsid w:val="7B8D1CE4"/>
     <w:multiLevelType w:val="hybridMultilevel"/>
     <w:tmpl w:val="36C6D87C"/>
@@ -43339,7 +43080,7 @@
       </w:rPr>
     </w:lvl>
   </w:abstractNum>
-  <w:abstractNum w:abstractNumId="72" w15:restartNumberingAfterBreak="0">
+  <w:abstractNum w:abstractNumId="70" w15:restartNumberingAfterBreak="0">
     <w:nsid w:val="7D230BDF"/>
     <w:multiLevelType w:val="hybridMultilevel"/>
     <w:tmpl w:val="4ACCF946"/>
@@ -43453,230 +43194,224 @@
     </w:lvl>
   </w:abstractNum>
   <w:num w:numId="1" w16cid:durableId="744301886">
-    <w:abstractNumId w:val="34"/>
+    <w:abstractNumId w:val="33"/>
   </w:num>
   <w:num w:numId="2" w16cid:durableId="1455901075">
-    <w:abstractNumId w:val="52"/>
+    <w:abstractNumId w:val="50"/>
   </w:num>
   <w:num w:numId="3" w16cid:durableId="618418263">
-    <w:abstractNumId w:val="20"/>
+    <w:abstractNumId w:val="19"/>
   </w:num>
   <w:num w:numId="4" w16cid:durableId="1435979185">
-    <w:abstractNumId w:val="66"/>
+    <w:abstractNumId w:val="64"/>
   </w:num>
   <w:num w:numId="5" w16cid:durableId="1422872448">
+    <w:abstractNumId w:val="63"/>
+  </w:num>
+  <w:num w:numId="6" w16cid:durableId="361786530">
+    <w:abstractNumId w:val="51"/>
+  </w:num>
+  <w:num w:numId="7" w16cid:durableId="97723019">
     <w:abstractNumId w:val="65"/>
   </w:num>
-  <w:num w:numId="6" w16cid:durableId="361786530">
-    <w:abstractNumId w:val="53"/>
-  </w:num>
-  <w:num w:numId="7" w16cid:durableId="97723019">
-    <w:abstractNumId w:val="67"/>
-  </w:num>
   <w:num w:numId="8" w16cid:durableId="1462574644">
-    <w:abstractNumId w:val="37"/>
+    <w:abstractNumId w:val="35"/>
   </w:num>
   <w:num w:numId="9" w16cid:durableId="1639336687">
-    <w:abstractNumId w:val="71"/>
+    <w:abstractNumId w:val="69"/>
   </w:num>
   <w:num w:numId="10" w16cid:durableId="63652200">
     <w:abstractNumId w:val="1"/>
   </w:num>
   <w:num w:numId="11" w16cid:durableId="588932987">
+    <w:abstractNumId w:val="45"/>
+  </w:num>
+  <w:num w:numId="12" w16cid:durableId="668410693">
+    <w:abstractNumId w:val="2"/>
+  </w:num>
+  <w:num w:numId="13" w16cid:durableId="1105345346">
+    <w:abstractNumId w:val="39"/>
+  </w:num>
+  <w:num w:numId="14" w16cid:durableId="791022625">
+    <w:abstractNumId w:val="41"/>
+  </w:num>
+  <w:num w:numId="15" w16cid:durableId="2117360430">
+    <w:abstractNumId w:val="30"/>
+  </w:num>
+  <w:num w:numId="16" w16cid:durableId="2142378498">
+    <w:abstractNumId w:val="55"/>
+  </w:num>
+  <w:num w:numId="17" w16cid:durableId="1897736788">
+    <w:abstractNumId w:val="62"/>
+  </w:num>
+  <w:num w:numId="18" w16cid:durableId="635961693">
+    <w:abstractNumId w:val="60"/>
+  </w:num>
+  <w:num w:numId="19" w16cid:durableId="793598948">
+    <w:abstractNumId w:val="9"/>
+  </w:num>
+  <w:num w:numId="20" w16cid:durableId="2025356426">
+    <w:abstractNumId w:val="8"/>
+  </w:num>
+  <w:num w:numId="21" w16cid:durableId="1892450275">
+    <w:abstractNumId w:val="42"/>
+  </w:num>
+  <w:num w:numId="22" w16cid:durableId="1489244495">
+    <w:abstractNumId w:val="54"/>
+  </w:num>
+  <w:num w:numId="23" w16cid:durableId="262609934">
+    <w:abstractNumId w:val="58"/>
+  </w:num>
+  <w:num w:numId="24" w16cid:durableId="21442187">
+    <w:abstractNumId w:val="43"/>
+  </w:num>
+  <w:num w:numId="25" w16cid:durableId="539361906">
+    <w:abstractNumId w:val="22"/>
+  </w:num>
+  <w:num w:numId="26" w16cid:durableId="1377706678">
+    <w:abstractNumId w:val="61"/>
+  </w:num>
+  <w:num w:numId="27" w16cid:durableId="896474799">
+    <w:abstractNumId w:val="52"/>
+  </w:num>
+  <w:num w:numId="28" w16cid:durableId="1140002099">
+    <w:abstractNumId w:val="12"/>
+  </w:num>
+  <w:num w:numId="29" w16cid:durableId="1666473988">
+    <w:abstractNumId w:val="67"/>
+  </w:num>
+  <w:num w:numId="30" w16cid:durableId="810096449">
+    <w:abstractNumId w:val="34"/>
+  </w:num>
+  <w:num w:numId="31" w16cid:durableId="2136675572">
+    <w:abstractNumId w:val="68"/>
+  </w:num>
+  <w:num w:numId="32" w16cid:durableId="1349209116">
+    <w:abstractNumId w:val="18"/>
+  </w:num>
+  <w:num w:numId="33" w16cid:durableId="30616687">
+    <w:abstractNumId w:val="49"/>
+  </w:num>
+  <w:num w:numId="34" w16cid:durableId="1321346153">
+    <w:abstractNumId w:val="7"/>
+  </w:num>
+  <w:num w:numId="35" w16cid:durableId="428359043">
+    <w:abstractNumId w:val="14"/>
+  </w:num>
+  <w:num w:numId="36" w16cid:durableId="288442560">
+    <w:abstractNumId w:val="32"/>
+  </w:num>
+  <w:num w:numId="37" w16cid:durableId="499538176">
+    <w:abstractNumId w:val="20"/>
+  </w:num>
+  <w:num w:numId="38" w16cid:durableId="785395408">
+    <w:abstractNumId w:val="5"/>
+  </w:num>
+  <w:num w:numId="39" w16cid:durableId="234701585">
+    <w:abstractNumId w:val="10"/>
+  </w:num>
+  <w:num w:numId="40" w16cid:durableId="1246961567">
+    <w:abstractNumId w:val="48"/>
+  </w:num>
+  <w:num w:numId="41" w16cid:durableId="1533152796">
+    <w:abstractNumId w:val="66"/>
+  </w:num>
+  <w:num w:numId="42" w16cid:durableId="1052538665">
+    <w:abstractNumId w:val="23"/>
+  </w:num>
+  <w:num w:numId="43" w16cid:durableId="1560167993">
+    <w:abstractNumId w:val="29"/>
+  </w:num>
+  <w:num w:numId="44" w16cid:durableId="1950962948">
+    <w:abstractNumId w:val="25"/>
+  </w:num>
+  <w:num w:numId="45" w16cid:durableId="280573119">
+    <w:abstractNumId w:val="28"/>
+  </w:num>
+  <w:num w:numId="46" w16cid:durableId="214632338">
+    <w:abstractNumId w:val="21"/>
+  </w:num>
+  <w:num w:numId="47" w16cid:durableId="379205335">
+    <w:abstractNumId w:val="16"/>
+  </w:num>
+  <w:num w:numId="48" w16cid:durableId="1931158916">
+    <w:abstractNumId w:val="70"/>
+  </w:num>
+  <w:num w:numId="49" w16cid:durableId="1198003568">
+    <w:abstractNumId w:val="17"/>
+  </w:num>
+  <w:num w:numId="50" w16cid:durableId="1876579270">
+    <w:abstractNumId w:val="36"/>
+  </w:num>
+  <w:num w:numId="51" w16cid:durableId="1164320645">
+    <w:abstractNumId w:val="56"/>
+  </w:num>
+  <w:num w:numId="52" w16cid:durableId="279385938">
+    <w:abstractNumId w:val="6"/>
+  </w:num>
+  <w:num w:numId="53" w16cid:durableId="1527206940">
+    <w:abstractNumId w:val="46"/>
+  </w:num>
+  <w:num w:numId="54" w16cid:durableId="1819298281">
+    <w:abstractNumId w:val="24"/>
+  </w:num>
+  <w:num w:numId="55" w16cid:durableId="422411204">
+    <w:abstractNumId w:val="0"/>
+  </w:num>
+  <w:num w:numId="56" w16cid:durableId="2145463593">
+    <w:abstractNumId w:val="4"/>
+  </w:num>
+  <w:num w:numId="57" w16cid:durableId="1941447907">
+    <w:abstractNumId w:val="37"/>
+  </w:num>
+  <w:num w:numId="58" w16cid:durableId="2100364499">
+    <w:abstractNumId w:val="40"/>
+  </w:num>
+  <w:num w:numId="59" w16cid:durableId="723021842">
+    <w:abstractNumId w:val="26"/>
+  </w:num>
+  <w:num w:numId="60" w16cid:durableId="1616209952">
+    <w:abstractNumId w:val="53"/>
+  </w:num>
+  <w:num w:numId="61" w16cid:durableId="603072305">
+    <w:abstractNumId w:val="15"/>
+  </w:num>
+  <w:num w:numId="62" w16cid:durableId="1327899524">
+    <w:abstractNumId w:val="38"/>
+  </w:num>
+  <w:num w:numId="63" w16cid:durableId="1213493461">
+    <w:abstractNumId w:val="57"/>
+  </w:num>
+  <w:num w:numId="64" w16cid:durableId="270207315">
+    <w:abstractNumId w:val="3"/>
+  </w:num>
+  <w:num w:numId="65" w16cid:durableId="1815219610">
+    <w:abstractNumId w:val="59"/>
+  </w:num>
+  <w:num w:numId="66" w16cid:durableId="1517110351">
+    <w:abstractNumId w:val="44"/>
+  </w:num>
+  <w:num w:numId="67" w16cid:durableId="136341114">
+    <w:abstractNumId w:val="27"/>
+  </w:num>
+  <w:num w:numId="68" w16cid:durableId="251284605">
+    <w:abstractNumId w:val="13"/>
+  </w:num>
+  <w:num w:numId="69" w16cid:durableId="39983808">
     <w:abstractNumId w:val="47"/>
   </w:num>
-  <w:num w:numId="12" w16cid:durableId="668410693">
-    <w:abstractNumId w:val="3"/>
+  <w:num w:numId="70" w16cid:durableId="15039870">
+    <w:abstractNumId w:val="11"/>
   </w:num>
-  <w:num w:numId="13" w16cid:durableId="1105345346">
-    <w:abstractNumId w:val="41"/>
-  </w:num>
-  <w:num w:numId="14" w16cid:durableId="791022625">
-    <w:abstractNumId w:val="43"/>
-  </w:num>
-  <w:num w:numId="15" w16cid:durableId="2117360430">
+  <w:num w:numId="71" w16cid:durableId="1889687185">
     <w:abstractNumId w:val="31"/>
   </w:num>
-  <w:num w:numId="16" w16cid:durableId="2142378498">
-    <w:abstractNumId w:val="57"/>
-  </w:num>
-  <w:num w:numId="17" w16cid:durableId="1897736788">
-    <w:abstractNumId w:val="64"/>
-  </w:num>
-  <w:num w:numId="18" w16cid:durableId="635961693">
-    <w:abstractNumId w:val="62"/>
-  </w:num>
-  <w:num w:numId="19" w16cid:durableId="793598948">
-    <w:abstractNumId w:val="10"/>
-  </w:num>
-  <w:num w:numId="20" w16cid:durableId="2025356426">
-    <w:abstractNumId w:val="9"/>
-  </w:num>
-  <w:num w:numId="21" w16cid:durableId="1892450275">
-    <w:abstractNumId w:val="44"/>
-  </w:num>
-  <w:num w:numId="22" w16cid:durableId="1489244495">
-    <w:abstractNumId w:val="56"/>
-  </w:num>
-  <w:num w:numId="23" w16cid:durableId="262609934">
-    <w:abstractNumId w:val="60"/>
-  </w:num>
-  <w:num w:numId="24" w16cid:durableId="21442187">
-    <w:abstractNumId w:val="45"/>
-  </w:num>
-  <w:num w:numId="25" w16cid:durableId="539361906">
-    <w:abstractNumId w:val="23"/>
-  </w:num>
-  <w:num w:numId="26" w16cid:durableId="1377706678">
-    <w:abstractNumId w:val="63"/>
-  </w:num>
-  <w:num w:numId="27" w16cid:durableId="896474799">
-    <w:abstractNumId w:val="54"/>
-  </w:num>
-  <w:num w:numId="28" w16cid:durableId="1140002099">
-    <w:abstractNumId w:val="13"/>
-  </w:num>
-  <w:num w:numId="29" w16cid:durableId="1666473988">
-    <w:abstractNumId w:val="69"/>
-  </w:num>
-  <w:num w:numId="30" w16cid:durableId="810096449">
-    <w:abstractNumId w:val="35"/>
-  </w:num>
-  <w:num w:numId="31" w16cid:durableId="2136675572">
-    <w:abstractNumId w:val="70"/>
-  </w:num>
-  <w:num w:numId="32" w16cid:durableId="151146317">
-    <w:abstractNumId w:val="2"/>
-  </w:num>
-  <w:num w:numId="33" w16cid:durableId="908346389">
-    <w:abstractNumId w:val="36"/>
-  </w:num>
-  <w:num w:numId="34" w16cid:durableId="1349209116">
-    <w:abstractNumId w:val="19"/>
-  </w:num>
-  <w:num w:numId="35" w16cid:durableId="30616687">
-    <w:abstractNumId w:val="51"/>
-  </w:num>
-  <w:num w:numId="36" w16cid:durableId="1321346153">
-    <w:abstractNumId w:val="8"/>
-  </w:num>
-  <w:num w:numId="37" w16cid:durableId="428359043">
-    <w:abstractNumId w:val="15"/>
-  </w:num>
-  <w:num w:numId="38" w16cid:durableId="288442560">
-    <w:abstractNumId w:val="33"/>
-  </w:num>
-  <w:num w:numId="39" w16cid:durableId="499538176">
-    <w:abstractNumId w:val="21"/>
-  </w:num>
-  <w:num w:numId="40" w16cid:durableId="785395408">
-    <w:abstractNumId w:val="6"/>
-  </w:num>
-  <w:num w:numId="41" w16cid:durableId="234701585">
-    <w:abstractNumId w:val="11"/>
-  </w:num>
-  <w:num w:numId="42" w16cid:durableId="1246961567">
-    <w:abstractNumId w:val="50"/>
-  </w:num>
-  <w:num w:numId="43" w16cid:durableId="1533152796">
-    <w:abstractNumId w:val="68"/>
-  </w:num>
-  <w:num w:numId="44" w16cid:durableId="1052538665">
-    <w:abstractNumId w:val="24"/>
-  </w:num>
-  <w:num w:numId="45" w16cid:durableId="1560167993">
-    <w:abstractNumId w:val="30"/>
-  </w:num>
-  <w:num w:numId="46" w16cid:durableId="1950962948">
-    <w:abstractNumId w:val="26"/>
-  </w:num>
-  <w:num w:numId="47" w16cid:durableId="280573119">
-    <w:abstractNumId w:val="29"/>
-  </w:num>
-  <w:num w:numId="48" w16cid:durableId="214632338">
-    <w:abstractNumId w:val="22"/>
-  </w:num>
-  <w:num w:numId="49" w16cid:durableId="379205335">
-    <w:abstractNumId w:val="17"/>
-  </w:num>
-  <w:num w:numId="50" w16cid:durableId="1931158916">
-    <w:abstractNumId w:val="72"/>
-  </w:num>
-  <w:num w:numId="51" w16cid:durableId="1198003568">
-    <w:abstractNumId w:val="18"/>
-  </w:num>
-  <w:num w:numId="52" w16cid:durableId="1876579270">
-    <w:abstractNumId w:val="38"/>
-  </w:num>
-  <w:num w:numId="53" w16cid:durableId="1164320645">
-    <w:abstractNumId w:val="58"/>
-  </w:num>
-  <w:num w:numId="54" w16cid:durableId="279385938">
-    <w:abstractNumId w:val="7"/>
-  </w:num>
-  <w:num w:numId="55" w16cid:durableId="1527206940">
-    <w:abstractNumId w:val="48"/>
-  </w:num>
-  <w:num w:numId="56" w16cid:durableId="1819298281">
-    <w:abstractNumId w:val="25"/>
-  </w:num>
-  <w:num w:numId="57" w16cid:durableId="422411204">
-    <w:abstractNumId w:val="0"/>
-  </w:num>
-  <w:num w:numId="58" w16cid:durableId="2145463593">
-    <w:abstractNumId w:val="5"/>
-  </w:num>
-  <w:num w:numId="59" w16cid:durableId="1941447907">
-    <w:abstractNumId w:val="39"/>
-  </w:num>
-  <w:num w:numId="60" w16cid:durableId="2100364499">
-    <w:abstractNumId w:val="42"/>
-  </w:num>
-  <w:num w:numId="61" w16cid:durableId="723021842">
-    <w:abstractNumId w:val="27"/>
-  </w:num>
-  <w:num w:numId="62" w16cid:durableId="1616209952">
-    <w:abstractNumId w:val="55"/>
-  </w:num>
-  <w:num w:numId="63" w16cid:durableId="603072305">
-    <w:abstractNumId w:val="16"/>
-  </w:num>
-  <w:num w:numId="64" w16cid:durableId="1327899524">
-    <w:abstractNumId w:val="40"/>
-  </w:num>
-  <w:num w:numId="65" w16cid:durableId="1213493461">
-    <w:abstractNumId w:val="59"/>
-  </w:num>
-  <w:num w:numId="66" w16cid:durableId="270207315">
-    <w:abstractNumId w:val="4"/>
-  </w:num>
-  <w:num w:numId="67" w16cid:durableId="1815219610">
-    <w:abstractNumId w:val="61"/>
-  </w:num>
-  <w:num w:numId="68" w16cid:durableId="1517110351">
-    <w:abstractNumId w:val="46"/>
-  </w:num>
-  <w:num w:numId="69" w16cid:durableId="136341114">
-    <w:abstractNumId w:val="28"/>
-  </w:num>
-  <w:num w:numId="70" w16cid:durableId="251284605">
-    <w:abstractNumId w:val="14"/>
-  </w:num>
-  <w:num w:numId="71" w16cid:durableId="39983808">
-    <w:abstractNumId w:val="49"/>
-  </w:num>
-  <w:num w:numId="72" w16cid:durableId="15039870">
-    <w:abstractNumId w:val="12"/>
-  </w:num>
-  <w:num w:numId="73" w16cid:durableId="1889687185">
-    <w:abstractNumId w:val="32"/>
-  </w:num>
-  <w:numIdMacAtCleanup w:val="14"/>
+  <w:numIdMacAtCleanup w:val="71"/>
 </w:numbering>
 </file>
 
 <file path=word/styles.xml><?xml version="1.0" encoding="utf-8"?>
-<w:styles xmlns:mc="http://schemas.openxmlformats.org/markup-compatibility/2006" xmlns:r="http://schemas.openxmlformats.org/officeDocument/2006/relationships" xmlns:w="http://schemas.openxmlformats.org/wordprocessingml/2006/main" xmlns:w14="http://schemas.microsoft.com/office/word/2010/wordml" xmlns:w15="http://schemas.microsoft.com/office/word/2012/wordml" xmlns:w16cex="http://schemas.microsoft.com/office/word/2018/wordml/cex" xmlns:w16cid="http://schemas.microsoft.com/office/word/2016/wordml/cid" xmlns:w16="http://schemas.microsoft.com/office/word/2018/wordml" xmlns:w16du="http://schemas.microsoft.com/office/word/2023/wordml/word16du" xmlns:w16sdtdh="http://schemas.microsoft.com/office/word/2020/wordml/sdtdatahash" xmlns:w16sdtfl="http://schemas.microsoft.com/office/word/2024/wordml/sdtformatlock" xmlns:w16se="http://schemas.microsoft.com/office/word/2015/wordml/symex" mc:Ignorable="w14 w15 w16se w16cid w16 w16cex w16sdtdh w16sdtfl w16du">
+<w:styles xmlns:mc="http://schemas.openxmlformats.org/markup-compatibility/2006" xmlns:r="http://schemas.openxmlformats.org/officeDocument/2006/relationships" xmlns:w="http://schemas.openxmlformats.org/wordprocessingml/2006/main" xmlns:w14="http://schemas.microsoft.com/office/word/2010/wordml" xmlns:w15="http://schemas.microsoft.com/office/word/2012/wordml" xmlns:w16cex="http://schemas.microsoft.com/office/word/2018/wordml/cex" xmlns:w16cid="http://schemas.microsoft.com/office/word/2016/wordml/cid" xmlns:w16="http://schemas.microsoft.com/office/word/2018/wordml" xmlns:w16sdtdh="http://schemas.microsoft.com/office/word/2020/wordml/sdtdatahash" xmlns:w16sdtfl="http://schemas.microsoft.com/office/word/2024/wordml/sdtformatlock" xmlns:w16se="http://schemas.microsoft.com/office/word/2015/wordml/symex" xmlns:w16du="http://schemas.microsoft.com/office/word/2023/wordml/word16du" mc:Ignorable="w14 w15 w16se w16cid w16 w16cex w16sdtdh w16sdtfl w16du">
   <w:docDefaults>
     <w:rPrDefault>
       <w:rPr>
